--- a/beginner dsa/st4 hash_prefix_suffix.docx
+++ b/beginner dsa/st4 hash_prefix_suffix.docx
@@ -207,15 +207,7 @@
         <w:spacing w:after="0"/>
       </w:pPr>
       <w:r>
-        <w:t xml:space="preserve">    for i, </w:t>
-      </w:r>
-      <w:proofErr w:type="spellStart"/>
-      <w:r>
-        <w:t>num</w:t>
-      </w:r>
-      <w:proofErr w:type="spellEnd"/>
-      <w:r>
-        <w:t xml:space="preserve"> in enumerate(</w:t>
+        <w:t xml:space="preserve">    for i, num in enumerate(</w:t>
       </w:r>
       <w:proofErr w:type="spellStart"/>
       <w:r>
@@ -231,15 +223,7 @@
         <w:spacing w:after="0"/>
       </w:pPr>
       <w:r>
-        <w:t xml:space="preserve">        if </w:t>
-      </w:r>
-      <w:proofErr w:type="spellStart"/>
-      <w:r>
-        <w:t>num</w:t>
-      </w:r>
-      <w:proofErr w:type="spellEnd"/>
-      <w:r>
-        <w:t xml:space="preserve"> in </w:t>
+        <w:t xml:space="preserve">        if num in </w:t>
       </w:r>
       <w:proofErr w:type="spellStart"/>
       <w:r>
@@ -255,15 +239,7 @@
       </w:r>
       <w:proofErr w:type="spellEnd"/>
       <w:r>
-        <w:t>[</w:t>
-      </w:r>
-      <w:proofErr w:type="spellStart"/>
-      <w:r>
-        <w:t>num</w:t>
-      </w:r>
-      <w:proofErr w:type="spellEnd"/>
-      <w:r>
-        <w:t>] &lt;= k:</w:t>
+        <w:t>[num] &lt;= k:</w:t>
       </w:r>
     </w:p>
     <w:p>
@@ -287,15 +263,7 @@
       </w:r>
       <w:proofErr w:type="spellEnd"/>
       <w:r>
-        <w:t>[</w:t>
-      </w:r>
-      <w:proofErr w:type="spellStart"/>
-      <w:r>
-        <w:t>num</w:t>
-      </w:r>
-      <w:proofErr w:type="spellEnd"/>
-      <w:r>
-        <w:t>] = i</w:t>
+        <w:t>[num] = i</w:t>
       </w:r>
     </w:p>
     <w:p>
@@ -438,31 +406,15 @@
         <w:contextualSpacing/>
       </w:pPr>
       <w:r>
-        <w:t xml:space="preserve">    for </w:t>
-      </w:r>
-      <w:proofErr w:type="spellStart"/>
-      <w:r>
-        <w:t>num</w:t>
-      </w:r>
-      <w:proofErr w:type="spellEnd"/>
-      <w:r>
-        <w:t xml:space="preserve"> in b:</w:t>
-      </w:r>
-    </w:p>
-    <w:p>
-      <w:pPr>
-        <w:contextualSpacing/>
-      </w:pPr>
-      <w:r>
-        <w:t xml:space="preserve">        target = </w:t>
-      </w:r>
-      <w:proofErr w:type="spellStart"/>
-      <w:r>
-        <w:t>num</w:t>
-      </w:r>
-      <w:proofErr w:type="spellEnd"/>
-      <w:r>
-        <w:t xml:space="preserve"> - k</w:t>
+        <w:t xml:space="preserve">    for num in b:</w:t>
+      </w:r>
+    </w:p>
+    <w:p>
+      <w:pPr>
+        <w:contextualSpacing/>
+      </w:pPr>
+      <w:r>
+        <w:t xml:space="preserve">        target = num - k</w:t>
       </w:r>
     </w:p>
     <w:p>
@@ -494,15 +446,7 @@
       </w:r>
       <w:proofErr w:type="spellEnd"/>
       <w:r>
-        <w:t>[</w:t>
-      </w:r>
-      <w:proofErr w:type="spellStart"/>
-      <w:r>
-        <w:t>num</w:t>
-      </w:r>
-      <w:proofErr w:type="spellEnd"/>
-      <w:r>
-        <w:t>] += 1</w:t>
+        <w:t>[num] += 1</w:t>
       </w:r>
     </w:p>
     <w:p>
@@ -536,40 +480,35 @@
         <w:contextualSpacing/>
       </w:pPr>
       <w:r>
+        <w:t xml:space="preserve">Optimised </w:t>
+      </w:r>
+      <w:proofErr w:type="gramStart"/>
+      <w:r>
+        <w:t>Approach:-</w:t>
+      </w:r>
+      <w:proofErr w:type="gramEnd"/>
+      <w:r>
+        <w:t xml:space="preserve"> Instead of Running 2 Nested For loops, we will create a </w:t>
+      </w:r>
+      <w:proofErr w:type="spellStart"/>
+      <w:r>
+        <w:t>Hashmap</w:t>
+      </w:r>
+      <w:proofErr w:type="spellEnd"/>
+      <w:r>
+        <w:t xml:space="preserve"> to Store the </w:t>
+      </w:r>
+      <w:proofErr w:type="spellStart"/>
+      <w:r>
+        <w:t>Occurences</w:t>
+      </w:r>
+      <w:proofErr w:type="spellEnd"/>
+      <w:r>
+        <w:t xml:space="preserve"> of the Elements which we have encountered in the past. At each index i, we will calculate </w:t>
+      </w:r>
+      <w:r>
         <w:lastRenderedPageBreak/>
-        <w:t xml:space="preserve">Optimised </w:t>
-      </w:r>
-      <w:proofErr w:type="gramStart"/>
-      <w:r>
-        <w:t>Approach:-</w:t>
-      </w:r>
-      <w:proofErr w:type="gramEnd"/>
-      <w:r>
-        <w:t xml:space="preserve"> Instead of Running 2 Nested For loops, we will create a </w:t>
-      </w:r>
-      <w:proofErr w:type="spellStart"/>
-      <w:r>
-        <w:t>Hashmap</w:t>
-      </w:r>
-      <w:proofErr w:type="spellEnd"/>
-      <w:r>
-        <w:t xml:space="preserve"> to Store the </w:t>
-      </w:r>
-      <w:proofErr w:type="spellStart"/>
-      <w:r>
-        <w:t>Occurences</w:t>
-      </w:r>
-      <w:proofErr w:type="spellEnd"/>
-      <w:r>
-        <w:t xml:space="preserve"> of the Elements which we have encountered in the past. At each index i, we will calculate the Required Element, = (</w:t>
-      </w:r>
-      <w:proofErr w:type="spellStart"/>
-      <w:r>
-        <w:t>arr</w:t>
-      </w:r>
-      <w:proofErr w:type="spellEnd"/>
-      <w:r>
-        <w:t xml:space="preserve">[i]+k), we </w:t>
+        <w:t xml:space="preserve">the Required Element, = (arr[i]+k), we </w:t>
       </w:r>
       <w:proofErr w:type="spellStart"/>
       <w:r>
@@ -664,23 +603,7 @@
         <w:contextualSpacing/>
       </w:pPr>
       <w:r>
-        <w:t xml:space="preserve">For each </w:t>
-      </w:r>
-      <w:proofErr w:type="spellStart"/>
-      <w:r>
-        <w:t>num</w:t>
-      </w:r>
-      <w:proofErr w:type="spellEnd"/>
-      <w:r>
-        <w:t>, check whether a matching value (</w:t>
-      </w:r>
-      <w:proofErr w:type="spellStart"/>
-      <w:r>
-        <w:t>num</w:t>
-      </w:r>
-      <w:proofErr w:type="spellEnd"/>
-      <w:r>
-        <w:t xml:space="preserve"> - k) has already been seen:</w:t>
+        <w:t>For each num, check whether a matching value (num - k) has already been seen:</w:t>
       </w:r>
     </w:p>
     <w:p>
@@ -703,14 +626,9 @@
       <w:r>
         <w:t>[</w:t>
       </w:r>
-      <w:proofErr w:type="spellStart"/>
-      <w:proofErr w:type="gramEnd"/>
-      <w:r>
-        <w:t>num</w:t>
-      </w:r>
-      <w:proofErr w:type="spellEnd"/>
-      <w:r>
-        <w:t xml:space="preserve"> - k]</w:t>
+      <w:proofErr w:type="gramEnd"/>
+      <w:r>
+        <w:t>num - k]</w:t>
       </w:r>
     </w:p>
     <w:p>
@@ -727,32 +645,15 @@
       </w:r>
       <w:proofErr w:type="spellEnd"/>
       <w:r>
-        <w:t>[</w:t>
-      </w:r>
-      <w:proofErr w:type="spellStart"/>
-      <w:r>
-        <w:t>num</w:t>
-      </w:r>
-      <w:proofErr w:type="spellEnd"/>
-      <w:r>
-        <w:t xml:space="preserve">-k] = 3, that means </w:t>
+        <w:t xml:space="preserve">[num-k] = 3, that means </w:t>
       </w:r>
       <w:r>
         <w:rPr>
           <w:b/>
           <w:bCs/>
         </w:rPr>
-        <w:t xml:space="preserve">3 previous numbers can pair with </w:t>
-      </w:r>
-      <w:proofErr w:type="spellStart"/>
-      <w:r>
-        <w:rPr>
-          <w:b/>
-          <w:bCs/>
-        </w:rPr>
-        <w:t>num</w:t>
-      </w:r>
-      <w:proofErr w:type="spellEnd"/>
+        <w:t>3 previous numbers can pair with num</w:t>
+      </w:r>
       <w:r>
         <w:t>, so count increases by 3 at once.</w:t>
       </w:r>
@@ -777,15 +678,7 @@
       </w:r>
       <w:proofErr w:type="spellEnd"/>
       <w:r>
-        <w:t>[</w:t>
-      </w:r>
-      <w:proofErr w:type="spellStart"/>
-      <w:r>
-        <w:t>num</w:t>
-      </w:r>
-      <w:proofErr w:type="spellEnd"/>
-      <w:r>
-        <w:t>] += 1</w:t>
+        <w:t>[num] += 1</w:t>
       </w:r>
     </w:p>
     <w:p>
@@ -1256,66 +1149,66 @@
         <w:contextualSpacing/>
       </w:pPr>
       <w:r>
+        <w:t xml:space="preserve">            count += </w:t>
+      </w:r>
+      <w:proofErr w:type="spellStart"/>
+      <w:r>
+        <w:t>freq</w:t>
+      </w:r>
+      <w:proofErr w:type="spellEnd"/>
+      <w:r>
+        <w:t>[b[j] - k]</w:t>
+      </w:r>
+    </w:p>
+    <w:p>
+      <w:pPr>
+        <w:spacing w:after="0"/>
+        <w:contextualSpacing/>
+      </w:pPr>
+      <w:r>
+        <w:t xml:space="preserve">        if </w:t>
+      </w:r>
+      <w:proofErr w:type="gramStart"/>
+      <w:r>
+        <w:t>k !</w:t>
+      </w:r>
+      <w:proofErr w:type="gramEnd"/>
+      <w:r>
+        <w:t xml:space="preserve">= 0 and b[j] + k in </w:t>
+      </w:r>
+      <w:proofErr w:type="spellStart"/>
+      <w:r>
+        <w:t>freq</w:t>
+      </w:r>
+      <w:proofErr w:type="spellEnd"/>
+      <w:r>
+        <w:t>:  # to avoid double counting when k = 0</w:t>
+      </w:r>
+    </w:p>
+    <w:p>
+      <w:pPr>
+        <w:spacing w:after="0"/>
+        <w:contextualSpacing/>
+      </w:pPr>
+      <w:r>
+        <w:t xml:space="preserve">            count += </w:t>
+      </w:r>
+      <w:proofErr w:type="spellStart"/>
+      <w:r>
+        <w:t>freq</w:t>
+      </w:r>
+      <w:proofErr w:type="spellEnd"/>
+      <w:r>
+        <w:t>[b[j] + k]</w:t>
+      </w:r>
+    </w:p>
+    <w:p>
+      <w:pPr>
+        <w:spacing w:after="0"/>
+        <w:contextualSpacing/>
+      </w:pPr>
+      <w:r>
         <w:lastRenderedPageBreak/>
-        <w:t xml:space="preserve">            count += </w:t>
-      </w:r>
-      <w:proofErr w:type="spellStart"/>
-      <w:r>
-        <w:t>freq</w:t>
-      </w:r>
-      <w:proofErr w:type="spellEnd"/>
-      <w:r>
-        <w:t>[b[j] - k]</w:t>
-      </w:r>
-    </w:p>
-    <w:p>
-      <w:pPr>
-        <w:spacing w:after="0"/>
-        <w:contextualSpacing/>
-      </w:pPr>
-      <w:r>
-        <w:t xml:space="preserve">        if </w:t>
-      </w:r>
-      <w:proofErr w:type="gramStart"/>
-      <w:r>
-        <w:t>k !</w:t>
-      </w:r>
-      <w:proofErr w:type="gramEnd"/>
-      <w:r>
-        <w:t xml:space="preserve">= 0 and b[j] + k in </w:t>
-      </w:r>
-      <w:proofErr w:type="spellStart"/>
-      <w:r>
-        <w:t>freq</w:t>
-      </w:r>
-      <w:proofErr w:type="spellEnd"/>
-      <w:r>
-        <w:t>:  # to avoid double counting when k = 0</w:t>
-      </w:r>
-    </w:p>
-    <w:p>
-      <w:pPr>
-        <w:spacing w:after="0"/>
-        <w:contextualSpacing/>
-      </w:pPr>
-      <w:r>
-        <w:t xml:space="preserve">            count += </w:t>
-      </w:r>
-      <w:proofErr w:type="spellStart"/>
-      <w:r>
-        <w:t>freq</w:t>
-      </w:r>
-      <w:proofErr w:type="spellEnd"/>
-      <w:r>
-        <w:t>[b[j] + k]</w:t>
-      </w:r>
-    </w:p>
-    <w:p>
-      <w:pPr>
-        <w:spacing w:after="0"/>
-        <w:contextualSpacing/>
-      </w:pPr>
-      <w:r>
         <w:t xml:space="preserve">        if b[j] in </w:t>
       </w:r>
       <w:proofErr w:type="spellStart"/>
@@ -1455,15 +1348,7 @@
       </w:r>
       <w:proofErr w:type="gramEnd"/>
       <w:r>
-        <w:t xml:space="preserve"> For each l and r, start our i pointer from l and i will go till r and for each i, we will update our sum by doing sum = sum + </w:t>
-      </w:r>
-      <w:proofErr w:type="spellStart"/>
-      <w:r>
-        <w:t>arr</w:t>
-      </w:r>
-      <w:proofErr w:type="spellEnd"/>
-      <w:r>
-        <w:t>[i]. Finally, print this sum.</w:t>
+        <w:t xml:space="preserve"> For each l and r, start our i pointer from l and i will go till r and for each i, we will update our sum by doing sum = sum + arr[i]. Finally, print this sum.</w:t>
       </w:r>
     </w:p>
     <w:p>
@@ -1555,15 +1440,7 @@
         <w:t xml:space="preserve"> </w:t>
       </w:r>
       <w:r>
-        <w:t xml:space="preserve">For given array, construct a prefix array of size n, and prefix[i] = prefix[i-1] + </w:t>
-      </w:r>
-      <w:proofErr w:type="spellStart"/>
-      <w:r>
-        <w:t>arr</w:t>
-      </w:r>
-      <w:proofErr w:type="spellEnd"/>
-      <w:r>
-        <w:t>[i]. After creating this prefix Array.</w:t>
+        <w:t>For given array, construct a prefix array of size n, and prefix[i] = prefix[i-1] + arr[i]. After creating this prefix Array.</w:t>
       </w:r>
     </w:p>
     <w:p>
@@ -1595,33 +1472,143 @@
           <w:b/>
           <w:bCs/>
         </w:rPr>
-        <w:t xml:space="preserve">Sum of the elements in </w:t>
-      </w:r>
-      <w:proofErr w:type="spellStart"/>
-      <w:r>
+        <w:t>Sum of the elements in arr in the Range of [l … r] = Prefix[r] - prefix[l-1]</w:t>
+      </w:r>
+    </w:p>
+    <w:p>
+      <w:pPr>
+        <w:spacing w:after="0"/>
+        <w:contextualSpacing/>
         <w:rPr>
           <w:b/>
           <w:bCs/>
         </w:rPr>
-        <w:t>arr</w:t>
-      </w:r>
-      <w:proofErr w:type="spellEnd"/>
-      <w:r>
-        <w:rPr>
-          <w:b/>
-          <w:bCs/>
-        </w:rPr>
-        <w:t xml:space="preserve"> in the Range of [l … r] = Prefix[r] - prefix[l-1]</w:t>
-      </w:r>
-    </w:p>
-    <w:p>
-      <w:pPr>
-        <w:spacing w:after="0"/>
-        <w:contextualSpacing/>
-        <w:rPr>
-          <w:b/>
-          <w:bCs/>
-        </w:rPr>
+      </w:pPr>
+    </w:p>
+    <w:p>
+      <w:pPr>
+        <w:spacing w:after="0"/>
+        <w:contextualSpacing/>
+      </w:pPr>
+      <w:r>
+        <w:t>def prefix_sum(</w:t>
+      </w:r>
+      <w:proofErr w:type="spellStart"/>
+      <w:r>
+        <w:t>nums</w:t>
+      </w:r>
+      <w:proofErr w:type="spellEnd"/>
+      <w:r>
+        <w:t>):</w:t>
+      </w:r>
+    </w:p>
+    <w:p>
+      <w:pPr>
+        <w:spacing w:after="0"/>
+        <w:contextualSpacing/>
+      </w:pPr>
+      <w:r>
+        <w:t xml:space="preserve">    prefix = [0] * (</w:t>
+      </w:r>
+      <w:proofErr w:type="spellStart"/>
+      <w:r>
+        <w:t>len</w:t>
+      </w:r>
+      <w:proofErr w:type="spellEnd"/>
+      <w:r>
+        <w:t>(</w:t>
+      </w:r>
+      <w:proofErr w:type="spellStart"/>
+      <w:r>
+        <w:t>nums</w:t>
+      </w:r>
+      <w:proofErr w:type="spellEnd"/>
+      <w:r>
+        <w:t>) + 1)</w:t>
+      </w:r>
+    </w:p>
+    <w:p>
+      <w:pPr>
+        <w:spacing w:after="0"/>
+        <w:contextualSpacing/>
+      </w:pPr>
+      <w:r>
+        <w:t xml:space="preserve">    for i in </w:t>
+      </w:r>
+      <w:proofErr w:type="gramStart"/>
+      <w:r>
+        <w:t>range(</w:t>
+      </w:r>
+      <w:proofErr w:type="gramEnd"/>
+      <w:r>
+        <w:t xml:space="preserve">1, </w:t>
+      </w:r>
+      <w:proofErr w:type="spellStart"/>
+      <w:r>
+        <w:t>len</w:t>
+      </w:r>
+      <w:proofErr w:type="spellEnd"/>
+      <w:r>
+        <w:t>(</w:t>
+      </w:r>
+      <w:proofErr w:type="spellStart"/>
+      <w:r>
+        <w:t>nums</w:t>
+      </w:r>
+      <w:proofErr w:type="spellEnd"/>
+      <w:r>
+        <w:t>) + 1):</w:t>
+      </w:r>
+    </w:p>
+    <w:p>
+      <w:pPr>
+        <w:spacing w:after="0"/>
+        <w:contextualSpacing/>
+      </w:pPr>
+      <w:r>
+        <w:t xml:space="preserve">        prefix[i] = </w:t>
+      </w:r>
+      <w:proofErr w:type="gramStart"/>
+      <w:r>
+        <w:t>prefix[</w:t>
+      </w:r>
+      <w:proofErr w:type="gramEnd"/>
+      <w:r>
+        <w:t xml:space="preserve">i - 1] + </w:t>
+      </w:r>
+      <w:proofErr w:type="spellStart"/>
+      <w:proofErr w:type="gramStart"/>
+      <w:r>
+        <w:t>nums</w:t>
+      </w:r>
+      <w:proofErr w:type="spellEnd"/>
+      <w:r>
+        <w:t>[</w:t>
+      </w:r>
+      <w:proofErr w:type="gramEnd"/>
+      <w:r>
+        <w:t>i - 1]</w:t>
+      </w:r>
+    </w:p>
+    <w:p>
+      <w:pPr>
+        <w:spacing w:after="0"/>
+        <w:contextualSpacing/>
+      </w:pPr>
+      <w:r>
+        <w:t xml:space="preserve">    return prefix</w:t>
+      </w:r>
+    </w:p>
+    <w:p>
+      <w:pPr>
+        <w:spacing w:after="0"/>
+        <w:contextualSpacing/>
+      </w:pPr>
+    </w:p>
+    <w:p>
+      <w:pPr>
+        <w:spacing w:after="0"/>
+        <w:contextualSpacing/>
       </w:pPr>
     </w:p>
     <w:p>
@@ -1634,86 +1621,28 @@
       </w:r>
       <w:proofErr w:type="spellStart"/>
       <w:r>
-        <w:t>prefix_sum</w:t>
+        <w:t>optimized_</w:t>
+      </w:r>
+      <w:proofErr w:type="gramStart"/>
+      <w:r>
+        <w:t>sum</w:t>
       </w:r>
       <w:proofErr w:type="spellEnd"/>
       <w:r>
         <w:t>(</w:t>
       </w:r>
-      <w:proofErr w:type="spellStart"/>
-      <w:r>
-        <w:t>nums</w:t>
-      </w:r>
-      <w:proofErr w:type="spellEnd"/>
-      <w:r>
-        <w:t>):</w:t>
-      </w:r>
-    </w:p>
-    <w:p>
-      <w:pPr>
-        <w:spacing w:after="0"/>
-        <w:contextualSpacing/>
-      </w:pPr>
-      <w:r>
-        <w:t xml:space="preserve">    prefix = [0] * (</w:t>
-      </w:r>
-      <w:proofErr w:type="spellStart"/>
-      <w:r>
-        <w:t>len</w:t>
-      </w:r>
-      <w:proofErr w:type="spellEnd"/>
-      <w:r>
-        <w:t>(</w:t>
-      </w:r>
-      <w:proofErr w:type="spellStart"/>
-      <w:r>
-        <w:t>nums</w:t>
-      </w:r>
-      <w:proofErr w:type="spellEnd"/>
-      <w:r>
-        <w:t>) + 1)</w:t>
-      </w:r>
-    </w:p>
-    <w:p>
-      <w:pPr>
-        <w:spacing w:after="0"/>
-        <w:contextualSpacing/>
-      </w:pPr>
-      <w:r>
-        <w:t xml:space="preserve">    for i in </w:t>
-      </w:r>
-      <w:proofErr w:type="gramStart"/>
-      <w:r>
-        <w:t>range(</w:t>
-      </w:r>
-      <w:proofErr w:type="gramEnd"/>
-      <w:r>
-        <w:t xml:space="preserve">1, </w:t>
-      </w:r>
-      <w:proofErr w:type="spellStart"/>
-      <w:r>
-        <w:t>len</w:t>
-      </w:r>
-      <w:proofErr w:type="spellEnd"/>
-      <w:r>
-        <w:t>(</w:t>
-      </w:r>
-      <w:proofErr w:type="spellStart"/>
-      <w:r>
-        <w:t>nums</w:t>
-      </w:r>
-      <w:proofErr w:type="spellEnd"/>
-      <w:r>
-        <w:t>) + 1):</w:t>
-      </w:r>
-    </w:p>
-    <w:p>
-      <w:pPr>
-        <w:spacing w:after="0"/>
-        <w:contextualSpacing/>
-      </w:pPr>
-      <w:r>
-        <w:t xml:space="preserve">        prefix[i] = </w:t>
+      <w:proofErr w:type="gramEnd"/>
+      <w:r>
+        <w:t>prefix, l, r):</w:t>
+      </w:r>
+    </w:p>
+    <w:p>
+      <w:pPr>
+        <w:spacing w:after="0"/>
+        <w:contextualSpacing/>
+      </w:pPr>
+      <w:r>
+        <w:t xml:space="preserve">    return prefix[r] - </w:t>
       </w:r>
       <w:proofErr w:type="gramStart"/>
       <w:r>
@@ -1721,110 +1650,68 @@
       </w:r>
       <w:proofErr w:type="gramEnd"/>
       <w:r>
-        <w:t xml:space="preserve">i - 1] + </w:t>
-      </w:r>
-      <w:proofErr w:type="spellStart"/>
-      <w:proofErr w:type="gramStart"/>
-      <w:r>
-        <w:t>nums</w:t>
-      </w:r>
-      <w:proofErr w:type="spellEnd"/>
-      <w:r>
-        <w:t>[</w:t>
-      </w:r>
-      <w:proofErr w:type="gramEnd"/>
-      <w:r>
-        <w:t>i - 1]</w:t>
-      </w:r>
-    </w:p>
-    <w:p>
-      <w:pPr>
-        <w:spacing w:after="0"/>
-        <w:contextualSpacing/>
-      </w:pPr>
-      <w:r>
-        <w:t xml:space="preserve">    return prefix</w:t>
-      </w:r>
-    </w:p>
-    <w:p>
-      <w:pPr>
-        <w:spacing w:after="0"/>
-        <w:contextualSpacing/>
-      </w:pPr>
-    </w:p>
-    <w:p>
-      <w:pPr>
-        <w:spacing w:after="0"/>
-        <w:contextualSpacing/>
-      </w:pPr>
-    </w:p>
-    <w:p>
-      <w:pPr>
-        <w:spacing w:after="0"/>
-        <w:contextualSpacing/>
-      </w:pPr>
-      <w:r>
-        <w:t xml:space="preserve">def </w:t>
-      </w:r>
-      <w:proofErr w:type="spellStart"/>
-      <w:r>
-        <w:t>optimized_</w:t>
-      </w:r>
-      <w:proofErr w:type="gramStart"/>
-      <w:r>
-        <w:t>sum</w:t>
-      </w:r>
-      <w:proofErr w:type="spellEnd"/>
-      <w:r>
-        <w:t>(</w:t>
-      </w:r>
-      <w:proofErr w:type="gramEnd"/>
-      <w:r>
-        <w:t>prefix, l, r):</w:t>
-      </w:r>
-    </w:p>
-    <w:p>
-      <w:pPr>
-        <w:spacing w:after="0"/>
-        <w:contextualSpacing/>
-      </w:pPr>
-      <w:r>
-        <w:t xml:space="preserve">    return prefix[r] - </w:t>
-      </w:r>
-      <w:proofErr w:type="gramStart"/>
-      <w:r>
+        <w:t>l - 1]</w:t>
+      </w:r>
+    </w:p>
+    <w:p>
+      <w:pPr>
+        <w:spacing w:after="0"/>
+        <w:contextualSpacing/>
+      </w:pPr>
+    </w:p>
+    <w:p>
+      <w:pPr>
+        <w:spacing w:after="0"/>
+        <w:contextualSpacing/>
+        <w:rPr>
+          <w:color w:val="00B050"/>
+        </w:rPr>
+      </w:pPr>
+      <w:r>
+        <w:rPr>
+          <w:color w:val="00B050"/>
+        </w:rPr>
+        <w:t xml:space="preserve">here </w:t>
+      </w:r>
+      <w:proofErr w:type="gramStart"/>
+      <w:r>
+        <w:rPr>
+          <w:color w:val="00B050"/>
+        </w:rPr>
         <w:t>prefix[</w:t>
       </w:r>
       <w:proofErr w:type="gramEnd"/>
       <w:r>
-        <w:t>l - 1]</w:t>
-      </w:r>
-    </w:p>
-    <w:p>
-      <w:pPr>
-        <w:spacing w:after="0"/>
-        <w:contextualSpacing/>
-      </w:pPr>
-    </w:p>
-    <w:p>
-      <w:pPr>
-        <w:spacing w:after="0"/>
-        <w:contextualSpacing/>
         <w:rPr>
           <w:color w:val="00B050"/>
         </w:rPr>
-      </w:pPr>
+        <w:t>0</w:t>
+      </w:r>
       <w:r>
         <w:rPr>
           <w:color w:val="00B050"/>
         </w:rPr>
-        <w:t xml:space="preserve">here </w:t>
+        <w:t xml:space="preserve">] will remain 0, </w:t>
       </w:r>
       <w:proofErr w:type="gramStart"/>
       <w:r>
         <w:rPr>
           <w:color w:val="00B050"/>
         </w:rPr>
+        <w:t>arr[</w:t>
+      </w:r>
+      <w:proofErr w:type="gramEnd"/>
+      <w:r>
+        <w:rPr>
+          <w:color w:val="00B050"/>
+        </w:rPr>
+        <w:t xml:space="preserve">0] will be stored in </w:t>
+      </w:r>
+      <w:proofErr w:type="gramStart"/>
+      <w:r>
+        <w:rPr>
+          <w:color w:val="00B050"/>
+        </w:rPr>
         <w:t>prefix[</w:t>
       </w:r>
       <w:proofErr w:type="gramEnd"/>
@@ -1832,70 +1719,28 @@
         <w:rPr>
           <w:color w:val="00B050"/>
         </w:rPr>
-        <w:t>0</w:t>
+        <w:t xml:space="preserve">1], because we are using users l and r value to fetch </w:t>
       </w:r>
       <w:r>
         <w:rPr>
           <w:color w:val="00B050"/>
         </w:rPr>
-        <w:t xml:space="preserve">] will remain 0, </w:t>
-      </w:r>
-      <w:proofErr w:type="spellStart"/>
-      <w:proofErr w:type="gramStart"/>
+        <w:t>answer</w:t>
+      </w:r>
       <w:r>
         <w:rPr>
           <w:color w:val="00B050"/>
         </w:rPr>
-        <w:t>arr</w:t>
-      </w:r>
-      <w:proofErr w:type="spellEnd"/>
-      <w:r>
+        <w:t xml:space="preserve"> </w:t>
+      </w:r>
+    </w:p>
+    <w:p>
+      <w:pPr>
+        <w:spacing w:after="0"/>
+        <w:contextualSpacing/>
         <w:rPr>
           <w:color w:val="00B050"/>
         </w:rPr>
-        <w:t>[</w:t>
-      </w:r>
-      <w:proofErr w:type="gramEnd"/>
-      <w:r>
-        <w:rPr>
-          <w:color w:val="00B050"/>
-        </w:rPr>
-        <w:t xml:space="preserve">0] will be stored in </w:t>
-      </w:r>
-      <w:proofErr w:type="gramStart"/>
-      <w:r>
-        <w:rPr>
-          <w:color w:val="00B050"/>
-        </w:rPr>
-        <w:t>prefix[</w:t>
-      </w:r>
-      <w:proofErr w:type="gramEnd"/>
-      <w:r>
-        <w:rPr>
-          <w:color w:val="00B050"/>
-        </w:rPr>
-        <w:t xml:space="preserve">1], because we are using users l and r value to fetch </w:t>
-      </w:r>
-      <w:r>
-        <w:rPr>
-          <w:color w:val="00B050"/>
-        </w:rPr>
-        <w:t>answer</w:t>
-      </w:r>
-      <w:r>
-        <w:rPr>
-          <w:color w:val="00B050"/>
-        </w:rPr>
-        <w:t xml:space="preserve"> </w:t>
-      </w:r>
-    </w:p>
-    <w:p>
-      <w:pPr>
-        <w:spacing w:after="0"/>
-        <w:contextualSpacing/>
-        <w:rPr>
-          <w:color w:val="00B050"/>
-        </w:rPr>
       </w:pPr>
     </w:p>
     <w:p>
@@ -1957,7 +1802,6 @@
         <w:pStyle w:val="Heading3"/>
       </w:pPr>
       <w:r>
-        <w:lastRenderedPageBreak/>
         <w:t>6]</w:t>
       </w:r>
       <w:r>
@@ -2001,6 +1845,7 @@
           <w:bCs/>
           <w:u w:val="single"/>
         </w:rPr>
+        <w:lastRenderedPageBreak/>
         <w:t xml:space="preserve">Brute force approach </w:t>
       </w:r>
       <w:proofErr w:type="gramStart"/>
@@ -2051,15 +1896,7 @@
       </w:r>
       <w:proofErr w:type="spellEnd"/>
       <w:r>
-        <w:t xml:space="preserve"> sum=</w:t>
-      </w:r>
-      <w:proofErr w:type="spellStart"/>
-      <w:r>
-        <w:t>arr</w:t>
-      </w:r>
-      <w:proofErr w:type="spellEnd"/>
-      <w:r>
-        <w:t>[j], if sum==k, count++</w:t>
+        <w:t xml:space="preserve"> sum=arr[j], if sum==k, count++</w:t>
       </w:r>
       <w:r>
         <w:t>,</w:t>
@@ -2071,15 +1908,7 @@
         <w:contextualSpacing/>
       </w:pPr>
       <w:r>
-        <w:t>Use backward iteration, sum+=</w:t>
-      </w:r>
-      <w:proofErr w:type="spellStart"/>
-      <w:r>
-        <w:t>arr</w:t>
-      </w:r>
-      <w:proofErr w:type="spellEnd"/>
-      <w:r>
-        <w:t>[</w:t>
+        <w:t>Use backward iteration, sum+=arr[</w:t>
       </w:r>
       <w:r>
         <w:t xml:space="preserve">i], sum==k? </w:t>
@@ -2356,14 +2185,9 @@
       <w:r>
         <w:t>(</w:t>
       </w:r>
-      <w:proofErr w:type="spellStart"/>
-      <w:proofErr w:type="gramEnd"/>
-      <w:r>
-        <w:t>arr</w:t>
-      </w:r>
-      <w:proofErr w:type="spellEnd"/>
-      <w:r>
-        <w:t>, k):</w:t>
+      <w:proofErr w:type="gramEnd"/>
+      <w:r>
+        <w:t>arr, k):</w:t>
       </w:r>
     </w:p>
     <w:p>
@@ -2480,19 +2304,51 @@
         <w:contextualSpacing/>
       </w:pPr>
       <w:r>
-        <w:t xml:space="preserve">    for </w:t>
-      </w:r>
-      <w:proofErr w:type="spellStart"/>
-      <w:r>
-        <w:t>num</w:t>
-      </w:r>
-      <w:proofErr w:type="spellEnd"/>
-      <w:r>
-        <w:t xml:space="preserve"> in </w:t>
-      </w:r>
-      <w:proofErr w:type="spellStart"/>
-      <w:r>
-        <w:t>arr</w:t>
+        <w:t xml:space="preserve">    for num in arr:</w:t>
+      </w:r>
+    </w:p>
+    <w:p>
+      <w:pPr>
+        <w:spacing w:after="0"/>
+        <w:contextualSpacing/>
+      </w:pPr>
+      <w:r>
+        <w:t xml:space="preserve">        </w:t>
+      </w:r>
+      <w:proofErr w:type="spellStart"/>
+      <w:r>
+        <w:t>current_sum</w:t>
+      </w:r>
+      <w:proofErr w:type="spellEnd"/>
+      <w:r>
+        <w:t xml:space="preserve"> += num</w:t>
+      </w:r>
+    </w:p>
+    <w:p>
+      <w:pPr>
+        <w:spacing w:after="0"/>
+        <w:contextualSpacing/>
+      </w:pPr>
+    </w:p>
+    <w:p>
+      <w:pPr>
+        <w:spacing w:after="0"/>
+        <w:contextualSpacing/>
+      </w:pPr>
+      <w:r>
+        <w:t xml:space="preserve">        if (</w:t>
+      </w:r>
+      <w:proofErr w:type="spellStart"/>
+      <w:r>
+        <w:t>current_sum</w:t>
+      </w:r>
+      <w:proofErr w:type="spellEnd"/>
+      <w:r>
+        <w:t xml:space="preserve"> - k) in </w:t>
+      </w:r>
+      <w:proofErr w:type="spellStart"/>
+      <w:r>
+        <w:t>prefix_sum_count</w:t>
       </w:r>
       <w:proofErr w:type="spellEnd"/>
       <w:r>
@@ -2505,47 +2361,578 @@
         <w:contextualSpacing/>
       </w:pPr>
       <w:r>
+        <w:t xml:space="preserve">            count += </w:t>
+      </w:r>
+      <w:proofErr w:type="spellStart"/>
+      <w:r>
+        <w:t>prefix_sum_</w:t>
+      </w:r>
+      <w:proofErr w:type="gramStart"/>
+      <w:r>
+        <w:t>count</w:t>
+      </w:r>
+      <w:proofErr w:type="spellEnd"/>
+      <w:r>
+        <w:t>[</w:t>
+      </w:r>
+      <w:proofErr w:type="spellStart"/>
+      <w:proofErr w:type="gramEnd"/>
+      <w:r>
+        <w:t>current_sum</w:t>
+      </w:r>
+      <w:proofErr w:type="spellEnd"/>
+      <w:r>
+        <w:t xml:space="preserve"> - k]</w:t>
+      </w:r>
+    </w:p>
+    <w:p>
+      <w:pPr>
+        <w:spacing w:after="0"/>
+        <w:contextualSpacing/>
+      </w:pPr>
+    </w:p>
+    <w:p>
+      <w:pPr>
+        <w:spacing w:after="0"/>
+        <w:contextualSpacing/>
+      </w:pPr>
+      <w:r>
         <w:t xml:space="preserve">        </w:t>
       </w:r>
       <w:proofErr w:type="spellStart"/>
       <w:r>
+        <w:t>prefix_sum_count</w:t>
+      </w:r>
+      <w:proofErr w:type="spellEnd"/>
+      <w:r>
+        <w:t>[</w:t>
+      </w:r>
+      <w:proofErr w:type="spellStart"/>
+      <w:r>
         <w:t>current_sum</w:t>
       </w:r>
       <w:proofErr w:type="spellEnd"/>
       <w:r>
-        <w:t xml:space="preserve"> += </w:t>
-      </w:r>
-      <w:proofErr w:type="spellStart"/>
-      <w:r>
-        <w:t>num</w:t>
-      </w:r>
-      <w:proofErr w:type="spellEnd"/>
-    </w:p>
-    <w:p>
-      <w:pPr>
-        <w:spacing w:after="0"/>
-        <w:contextualSpacing/>
-      </w:pPr>
-    </w:p>
-    <w:p>
-      <w:pPr>
-        <w:spacing w:after="0"/>
-        <w:contextualSpacing/>
-      </w:pPr>
-      <w:r>
-        <w:t xml:space="preserve">        if (</w:t>
-      </w:r>
-      <w:proofErr w:type="spellStart"/>
-      <w:r>
-        <w:t>current_sum</w:t>
-      </w:r>
-      <w:proofErr w:type="spellEnd"/>
-      <w:r>
-        <w:t xml:space="preserve"> - k) in </w:t>
-      </w:r>
-      <w:proofErr w:type="spellStart"/>
-      <w:r>
-        <w:t>prefix_sum_count</w:t>
+        <w:t>] += 1</w:t>
+      </w:r>
+    </w:p>
+    <w:p>
+      <w:pPr>
+        <w:spacing w:after="0"/>
+        <w:contextualSpacing/>
+      </w:pPr>
+    </w:p>
+    <w:p>
+      <w:pPr>
+        <w:spacing w:after="0"/>
+        <w:contextualSpacing/>
+      </w:pPr>
+      <w:r>
+        <w:t xml:space="preserve">    return count</w:t>
+      </w:r>
+    </w:p>
+    <w:p>
+      <w:pPr>
+        <w:spacing w:after="0"/>
+      </w:pPr>
+    </w:p>
+    <w:p>
+      <w:pPr>
+        <w:spacing w:after="0"/>
+      </w:pPr>
+      <w:r>
+        <w:t>Time Complexity - O(N)</w:t>
+      </w:r>
+    </w:p>
+    <w:p>
+      <w:pPr>
+        <w:spacing w:after="0"/>
+      </w:pPr>
+      <w:r>
+        <w:t>Space Complexity - O(N)</w:t>
+      </w:r>
+    </w:p>
+    <w:p>
+      <w:pPr>
+        <w:spacing w:after="0"/>
+      </w:pPr>
+    </w:p>
+    <w:p>
+      <w:pPr>
+        <w:spacing w:after="0"/>
+      </w:pPr>
+    </w:p>
+    <w:p>
+      <w:pPr>
+        <w:spacing w:after="0"/>
+      </w:pPr>
+    </w:p>
+    <w:p>
+      <w:pPr>
+        <w:spacing w:after="0"/>
+      </w:pPr>
+      <w:proofErr w:type="spellStart"/>
+      <w:r>
+        <w:t>Dsgcsuihd</w:t>
+      </w:r>
+      <w:proofErr w:type="spellEnd"/>
+    </w:p>
+    <w:p>
+      <w:pPr>
+        <w:spacing w:after="0"/>
+      </w:pPr>
+      <w:proofErr w:type="spellStart"/>
+      <w:r>
+        <w:t>Sqjdbhqiodjqs</w:t>
+      </w:r>
+      <w:proofErr w:type="spellEnd"/>
+    </w:p>
+    <w:p>
+      <w:pPr>
+        <w:spacing w:after="0"/>
+      </w:pPr>
+      <w:proofErr w:type="spellStart"/>
+      <w:r>
+        <w:t>Wqhsiqsjs</w:t>
+      </w:r>
+      <w:proofErr w:type="spellEnd"/>
+    </w:p>
+    <w:p>
+      <w:pPr>
+        <w:spacing w:after="0"/>
+      </w:pPr>
+      <w:proofErr w:type="spellStart"/>
+      <w:r>
+        <w:lastRenderedPageBreak/>
+        <w:t>Saidhqi</w:t>
+      </w:r>
+      <w:proofErr w:type="spellEnd"/>
+    </w:p>
+    <w:p>
+      <w:pPr>
+        <w:spacing w:after="0"/>
+      </w:pPr>
+    </w:p>
+    <w:p>
+      <w:pPr>
+        <w:pStyle w:val="Heading3"/>
+      </w:pPr>
+      <w:r>
+        <w:t>7]</w:t>
+      </w:r>
+      <w:r>
+        <w:rPr>
+          <w:rFonts w:ascii="Comic Sans MS" w:eastAsia="Times New Roman" w:hAnsi="Comic Sans MS" w:cs="Times New Roman"/>
+          <w:color w:val="000000"/>
+          <w:kern w:val="0"/>
+          <w:sz w:val="30"/>
+          <w:szCs w:val="30"/>
+          <w:lang w:eastAsia="en-IN"/>
+          <w14:ligatures w14:val="none"/>
+        </w:rPr>
+        <w:t xml:space="preserve"> </w:t>
+      </w:r>
+      <w:r>
+        <w:t>Find largest/smallest subarray with sum k in Given Array</w:t>
+      </w:r>
+    </w:p>
+    <w:p>
+      <w:pPr>
+        <w:spacing w:after="0"/>
+      </w:pPr>
+    </w:p>
+    <w:p>
+      <w:pPr>
+        <w:spacing w:after="0"/>
+      </w:pPr>
+      <w:r>
+        <w:t xml:space="preserve">Brute Force </w:t>
+      </w:r>
+      <w:proofErr w:type="gramStart"/>
+      <w:r>
+        <w:t>Approach:-</w:t>
+      </w:r>
+      <w:proofErr w:type="gramEnd"/>
+      <w:r>
+        <w:t xml:space="preserve"> We will use 2 Nested for loop and where i will start from index 1 and it will end at index N. similarly J will start from i it will end at N and I </w:t>
+      </w:r>
+      <w:proofErr w:type="gramStart"/>
+      <w:r>
+        <w:t>denotes</w:t>
+      </w:r>
+      <w:proofErr w:type="gramEnd"/>
+      <w:r>
+        <w:t xml:space="preserve"> the starting point of any subarray and J will denote the ending point of any subarray. </w:t>
+      </w:r>
+    </w:p>
+    <w:p>
+      <w:pPr>
+        <w:spacing w:after="0"/>
+      </w:pPr>
+    </w:p>
+    <w:p>
+      <w:pPr>
+        <w:spacing w:after="0"/>
+      </w:pPr>
+      <w:r>
+        <w:t xml:space="preserve">Now we will check if the sum of the elements present in the current sub array is equal to </w:t>
+      </w:r>
+      <w:proofErr w:type="gramStart"/>
+      <w:r>
+        <w:t>K</w:t>
+      </w:r>
+      <w:proofErr w:type="gramEnd"/>
+      <w:r>
+        <w:t xml:space="preserve"> we will update the maximum length with the current sub array's length</w:t>
+      </w:r>
+    </w:p>
+    <w:p>
+      <w:pPr>
+        <w:spacing w:after="0"/>
+      </w:pPr>
+    </w:p>
+    <w:p>
+      <w:pPr>
+        <w:spacing w:after="0"/>
+      </w:pPr>
+      <w:r>
+        <w:rPr>
+          <w:b/>
+          <w:bCs/>
+        </w:rPr>
+        <w:t xml:space="preserve">Optimised </w:t>
+      </w:r>
+      <w:proofErr w:type="gramStart"/>
+      <w:r>
+        <w:rPr>
+          <w:b/>
+          <w:bCs/>
+        </w:rPr>
+        <w:t>Approach</w:t>
+      </w:r>
+      <w:r>
+        <w:t>:-</w:t>
+      </w:r>
+      <w:proofErr w:type="gramEnd"/>
+      <w:r>
+        <w:t xml:space="preserve"> Use the </w:t>
+      </w:r>
+      <w:proofErr w:type="spellStart"/>
+      <w:r>
+        <w:t>Hashmap</w:t>
+      </w:r>
+      <w:proofErr w:type="spellEnd"/>
+      <w:r>
+        <w:t xml:space="preserve"> and for every j, we will calculate i using formula p[i-1] = p[j] - k. Now we will check in map for the index where p[i-1] has come. We will calculate current Length using j-i+1 and compare this length with Max and Min length and </w:t>
+      </w:r>
+      <w:proofErr w:type="gramStart"/>
+      <w:r>
+        <w:t>Update</w:t>
+      </w:r>
+      <w:proofErr w:type="gramEnd"/>
+      <w:r>
+        <w:t xml:space="preserve"> them if necessary.</w:t>
+      </w:r>
+    </w:p>
+    <w:p>
+      <w:pPr>
+        <w:spacing w:after="0"/>
+      </w:pPr>
+    </w:p>
+    <w:p>
+      <w:pPr>
+        <w:spacing w:after="0" w:line="240" w:lineRule="auto"/>
+        <w:contextualSpacing/>
+      </w:pPr>
+      <w:r>
+        <w:t>def largest_subarray_sum_</w:t>
+      </w:r>
+      <w:proofErr w:type="gramStart"/>
+      <w:r>
+        <w:t>k(</w:t>
+      </w:r>
+      <w:proofErr w:type="gramEnd"/>
+      <w:r>
+        <w:t>arr, k):</w:t>
+      </w:r>
+    </w:p>
+    <w:p>
+      <w:pPr>
+        <w:spacing w:after="0" w:line="240" w:lineRule="auto"/>
+        <w:contextualSpacing/>
+      </w:pPr>
+      <w:r>
+        <w:t xml:space="preserve">    prefix_sum = 0</w:t>
+      </w:r>
+    </w:p>
+    <w:p>
+      <w:pPr>
+        <w:spacing w:after="0" w:line="240" w:lineRule="auto"/>
+        <w:contextualSpacing/>
+      </w:pPr>
+      <w:r>
+        <w:t xml:space="preserve">    first_seen = {0: -1}</w:t>
+      </w:r>
+    </w:p>
+    <w:p>
+      <w:pPr>
+        <w:spacing w:after="0" w:line="240" w:lineRule="auto"/>
+        <w:contextualSpacing/>
+      </w:pPr>
+      <w:r>
+        <w:t xml:space="preserve">    </w:t>
+      </w:r>
+      <w:proofErr w:type="spellStart"/>
+      <w:r>
+        <w:t>max_len</w:t>
+      </w:r>
+      <w:proofErr w:type="spellEnd"/>
+      <w:r>
+        <w:t xml:space="preserve"> = 0</w:t>
+      </w:r>
+    </w:p>
+    <w:p>
+      <w:pPr>
+        <w:spacing w:after="0" w:line="240" w:lineRule="auto"/>
+        <w:contextualSpacing/>
+      </w:pPr>
+    </w:p>
+    <w:p>
+      <w:pPr>
+        <w:spacing w:after="0" w:line="240" w:lineRule="auto"/>
+        <w:contextualSpacing/>
+      </w:pPr>
+      <w:r>
+        <w:t xml:space="preserve">    for i, num in enumerate(arr):</w:t>
+      </w:r>
+    </w:p>
+    <w:p>
+      <w:pPr>
+        <w:spacing w:after="0" w:line="240" w:lineRule="auto"/>
+        <w:contextualSpacing/>
+      </w:pPr>
+      <w:r>
+        <w:t xml:space="preserve">        prefix_sum += num</w:t>
+      </w:r>
+    </w:p>
+    <w:p>
+      <w:pPr>
+        <w:spacing w:after="0" w:line="240" w:lineRule="auto"/>
+        <w:contextualSpacing/>
+      </w:pPr>
+    </w:p>
+    <w:p>
+      <w:pPr>
+        <w:spacing w:after="0" w:line="240" w:lineRule="auto"/>
+        <w:contextualSpacing/>
+      </w:pPr>
+      <w:r>
+        <w:t xml:space="preserve">        if (prefix_sum - k) in first_seen:</w:t>
+      </w:r>
+    </w:p>
+    <w:p>
+      <w:pPr>
+        <w:spacing w:after="0" w:line="240" w:lineRule="auto"/>
+        <w:contextualSpacing/>
+      </w:pPr>
+      <w:r>
+        <w:t xml:space="preserve">            </w:t>
+      </w:r>
+      <w:proofErr w:type="spellStart"/>
+      <w:r>
+        <w:t>max_len</w:t>
+      </w:r>
+      <w:proofErr w:type="spellEnd"/>
+      <w:r>
+        <w:t xml:space="preserve"> = </w:t>
+      </w:r>
+      <w:proofErr w:type="gramStart"/>
+      <w:r>
+        <w:t>max(</w:t>
+      </w:r>
+      <w:proofErr w:type="spellStart"/>
+      <w:proofErr w:type="gramEnd"/>
+      <w:r>
+        <w:t>max_len</w:t>
+      </w:r>
+      <w:proofErr w:type="spellEnd"/>
+      <w:r>
+        <w:t>, i - first_</w:t>
+      </w:r>
+      <w:proofErr w:type="gramStart"/>
+      <w:r>
+        <w:t>seen[</w:t>
+      </w:r>
+      <w:proofErr w:type="gramEnd"/>
+      <w:r>
+        <w:t>prefix_sum - k])</w:t>
+      </w:r>
+    </w:p>
+    <w:p>
+      <w:pPr>
+        <w:spacing w:after="0" w:line="240" w:lineRule="auto"/>
+        <w:contextualSpacing/>
+      </w:pPr>
+    </w:p>
+    <w:p>
+      <w:pPr>
+        <w:spacing w:after="0" w:line="240" w:lineRule="auto"/>
+        <w:contextualSpacing/>
+      </w:pPr>
+      <w:r>
+        <w:t xml:space="preserve">        if prefix_sum not in first_seen:</w:t>
+      </w:r>
+    </w:p>
+    <w:p>
+      <w:pPr>
+        <w:spacing w:after="0" w:line="240" w:lineRule="auto"/>
+        <w:contextualSpacing/>
+      </w:pPr>
+      <w:r>
+        <w:t xml:space="preserve">            first_seen[prefix_sum] = i</w:t>
+      </w:r>
+    </w:p>
+    <w:p>
+      <w:pPr>
+        <w:spacing w:after="0" w:line="240" w:lineRule="auto"/>
+        <w:contextualSpacing/>
+      </w:pPr>
+    </w:p>
+    <w:p>
+      <w:pPr>
+        <w:spacing w:after="0" w:line="240" w:lineRule="auto"/>
+        <w:contextualSpacing/>
+      </w:pPr>
+      <w:r>
+        <w:t xml:space="preserve">    return </w:t>
+      </w:r>
+      <w:proofErr w:type="spellStart"/>
+      <w:r>
+        <w:t>max_len</w:t>
+      </w:r>
+      <w:proofErr w:type="spellEnd"/>
+    </w:p>
+    <w:p>
+      <w:pPr>
+        <w:spacing w:after="0"/>
+        <w:contextualSpacing/>
+      </w:pPr>
+    </w:p>
+    <w:p>
+      <w:pPr>
+        <w:spacing w:after="0"/>
+        <w:contextualSpacing/>
+      </w:pPr>
+    </w:p>
+    <w:p>
+      <w:pPr>
+        <w:spacing w:after="0"/>
+        <w:contextualSpacing/>
+      </w:pPr>
+      <w:r>
+        <w:t xml:space="preserve">def </w:t>
+      </w:r>
+      <w:proofErr w:type="spellStart"/>
+      <w:r>
+        <w:t>smallest_subarray_sum_</w:t>
+      </w:r>
+      <w:proofErr w:type="gramStart"/>
+      <w:r>
+        <w:t>k</w:t>
+      </w:r>
+      <w:proofErr w:type="spellEnd"/>
+      <w:r>
+        <w:t>(</w:t>
+      </w:r>
+      <w:proofErr w:type="gramEnd"/>
+      <w:r>
+        <w:t>arr, k):</w:t>
+      </w:r>
+    </w:p>
+    <w:p>
+      <w:pPr>
+        <w:spacing w:after="0"/>
+        <w:contextualSpacing/>
+      </w:pPr>
+      <w:r>
+        <w:t xml:space="preserve">    prefix_sum = 0</w:t>
+      </w:r>
+    </w:p>
+    <w:p>
+      <w:pPr>
+        <w:spacing w:after="0"/>
+        <w:contextualSpacing/>
+      </w:pPr>
+      <w:r>
+        <w:t xml:space="preserve">    </w:t>
+      </w:r>
+      <w:proofErr w:type="spellStart"/>
+      <w:r>
+        <w:t>last_seen</w:t>
+      </w:r>
+      <w:proofErr w:type="spellEnd"/>
+      <w:r>
+        <w:t xml:space="preserve"> = {0: -1}</w:t>
+      </w:r>
+    </w:p>
+    <w:p>
+      <w:pPr>
+        <w:spacing w:after="0"/>
+        <w:contextualSpacing/>
+      </w:pPr>
+      <w:r>
+        <w:t xml:space="preserve">    </w:t>
+      </w:r>
+      <w:proofErr w:type="spellStart"/>
+      <w:r>
+        <w:t>min_len</w:t>
+      </w:r>
+      <w:proofErr w:type="spellEnd"/>
+      <w:r>
+        <w:t xml:space="preserve"> = float('inf')</w:t>
+      </w:r>
+    </w:p>
+    <w:p>
+      <w:pPr>
+        <w:spacing w:after="0"/>
+        <w:contextualSpacing/>
+      </w:pPr>
+    </w:p>
+    <w:p>
+      <w:pPr>
+        <w:spacing w:after="0"/>
+        <w:contextualSpacing/>
+      </w:pPr>
+      <w:r>
+        <w:t xml:space="preserve">    for i, num in enumerate(arr):</w:t>
+      </w:r>
+    </w:p>
+    <w:p>
+      <w:pPr>
+        <w:spacing w:after="0"/>
+        <w:contextualSpacing/>
+      </w:pPr>
+      <w:r>
+        <w:t xml:space="preserve">        prefix_sum += num</w:t>
+      </w:r>
+    </w:p>
+    <w:p>
+      <w:pPr>
+        <w:spacing w:after="0"/>
+        <w:contextualSpacing/>
+      </w:pPr>
+    </w:p>
+    <w:p>
+      <w:pPr>
+        <w:spacing w:after="0"/>
+        <w:contextualSpacing/>
+      </w:pPr>
+      <w:r>
+        <w:t xml:space="preserve">        if (prefix_sum - k) in </w:t>
+      </w:r>
+      <w:proofErr w:type="spellStart"/>
+      <w:r>
+        <w:t>last_seen</w:t>
       </w:r>
       <w:proofErr w:type="spellEnd"/>
       <w:r>
@@ -2558,28 +2945,44 @@
         <w:contextualSpacing/>
       </w:pPr>
       <w:r>
-        <w:t xml:space="preserve">            count += </w:t>
-      </w:r>
-      <w:proofErr w:type="spellStart"/>
-      <w:r>
-        <w:t>prefix_sum_</w:t>
-      </w:r>
-      <w:proofErr w:type="gramStart"/>
-      <w:r>
-        <w:t>count</w:t>
+        <w:t xml:space="preserve">            </w:t>
+      </w:r>
+      <w:proofErr w:type="spellStart"/>
+      <w:r>
+        <w:t>min_len</w:t>
+      </w:r>
+      <w:proofErr w:type="spellEnd"/>
+      <w:r>
+        <w:t xml:space="preserve"> = </w:t>
+      </w:r>
+      <w:proofErr w:type="gramStart"/>
+      <w:r>
+        <w:t>min(</w:t>
+      </w:r>
+      <w:proofErr w:type="spellStart"/>
+      <w:proofErr w:type="gramEnd"/>
+      <w:r>
+        <w:t>min_len</w:t>
+      </w:r>
+      <w:proofErr w:type="spellEnd"/>
+      <w:r>
+        <w:t xml:space="preserve">, i - </w:t>
+      </w:r>
+      <w:proofErr w:type="spellStart"/>
+      <w:r>
+        <w:t>last_</w:t>
+      </w:r>
+      <w:proofErr w:type="gramStart"/>
+      <w:r>
+        <w:t>seen</w:t>
       </w:r>
       <w:proofErr w:type="spellEnd"/>
       <w:r>
         <w:t>[</w:t>
       </w:r>
-      <w:proofErr w:type="spellStart"/>
-      <w:proofErr w:type="gramEnd"/>
-      <w:r>
-        <w:t>current_sum</w:t>
-      </w:r>
-      <w:proofErr w:type="spellEnd"/>
-      <w:r>
-        <w:t xml:space="preserve"> - k]</w:t>
+      <w:proofErr w:type="gramEnd"/>
+      <w:r>
+        <w:t>prefix_sum - k])</w:t>
       </w:r>
     </w:p>
     <w:p>
@@ -2598,31 +3001,512 @@
       </w:r>
       <w:proofErr w:type="spellStart"/>
       <w:r>
-        <w:t>prefix_sum_count</w:t>
-      </w:r>
-      <w:proofErr w:type="spellEnd"/>
-      <w:r>
-        <w:t>[</w:t>
-      </w:r>
-      <w:proofErr w:type="spellStart"/>
-      <w:r>
-        <w:t>current_sum</w:t>
-      </w:r>
-      <w:proofErr w:type="spellEnd"/>
-      <w:r>
-        <w:t>] += 1</w:t>
-      </w:r>
-    </w:p>
-    <w:p>
-      <w:pPr>
-        <w:spacing w:after="0"/>
-        <w:contextualSpacing/>
-      </w:pPr>
-    </w:p>
-    <w:p>
-      <w:pPr>
-        <w:spacing w:after="0"/>
-        <w:contextualSpacing/>
+        <w:t>last_seen</w:t>
+      </w:r>
+      <w:proofErr w:type="spellEnd"/>
+      <w:r>
+        <w:t>[prefix_sum] = i</w:t>
+      </w:r>
+    </w:p>
+    <w:p>
+      <w:pPr>
+        <w:spacing w:after="0"/>
+        <w:contextualSpacing/>
+      </w:pPr>
+    </w:p>
+    <w:p>
+      <w:pPr>
+        <w:spacing w:after="0"/>
+        <w:contextualSpacing/>
+      </w:pPr>
+    </w:p>
+    <w:p>
+      <w:pPr>
+        <w:spacing w:after="0"/>
+        <w:contextualSpacing/>
+      </w:pPr>
+      <w:r>
+        <w:t xml:space="preserve">    return 0 if </w:t>
+      </w:r>
+      <w:proofErr w:type="spellStart"/>
+      <w:r>
+        <w:t>min_len</w:t>
+      </w:r>
+      <w:proofErr w:type="spellEnd"/>
+      <w:r>
+        <w:t xml:space="preserve"> == float('inf') else </w:t>
+      </w:r>
+      <w:proofErr w:type="spellStart"/>
+      <w:r>
+        <w:t>min_len</w:t>
+      </w:r>
+      <w:proofErr w:type="spellEnd"/>
+    </w:p>
+    <w:p>
+      <w:pPr>
+        <w:spacing w:after="0"/>
+      </w:pPr>
+    </w:p>
+    <w:p>
+      <w:pPr>
+        <w:spacing w:after="0"/>
+      </w:pPr>
+    </w:p>
+    <w:p>
+      <w:pPr>
+        <w:pStyle w:val="Heading3"/>
+      </w:pPr>
+      <w:r>
+        <w:lastRenderedPageBreak/>
+        <w:t>8]</w:t>
+      </w:r>
+      <w:r>
+        <w:rPr>
+          <w:rFonts w:ascii="Comic Sans MS" w:eastAsia="Times New Roman" w:hAnsi="Comic Sans MS" w:cs="Times New Roman"/>
+          <w:color w:val="000000"/>
+          <w:kern w:val="0"/>
+          <w:lang w:eastAsia="en-IN"/>
+          <w14:ligatures w14:val="none"/>
+        </w:rPr>
+        <w:t xml:space="preserve"> </w:t>
+      </w:r>
+      <w:r>
+        <w:t>Find count of shortest/largest subarrays with sum k in given array</w:t>
+      </w:r>
+    </w:p>
+    <w:p>
+      <w:pPr>
+        <w:spacing w:after="0"/>
+      </w:pPr>
+    </w:p>
+    <w:p>
+      <w:pPr>
+        <w:spacing w:after="0"/>
+      </w:pPr>
+      <w:r>
+        <w:t xml:space="preserve">Brute Force </w:t>
+      </w:r>
+      <w:proofErr w:type="gramStart"/>
+      <w:r>
+        <w:t>Approach:-</w:t>
+      </w:r>
+      <w:proofErr w:type="gramEnd"/>
+      <w:r>
+        <w:t xml:space="preserve"> Use 2 Nested For loops, i will denote starting point of subarray and j will denote point of subarray, now we will check if sum of elements of current subarray is equal to k, we will compare its length with </w:t>
+      </w:r>
+      <w:proofErr w:type="spellStart"/>
+      <w:r>
+        <w:t>maxSize</w:t>
+      </w:r>
+      <w:proofErr w:type="spellEnd"/>
+      <w:r>
+        <w:t xml:space="preserve"> and </w:t>
+      </w:r>
+      <w:proofErr w:type="spellStart"/>
+      <w:r>
+        <w:t>minSize</w:t>
+      </w:r>
+      <w:proofErr w:type="spellEnd"/>
+      <w:r>
+        <w:t xml:space="preserve"> and update the count Accordingly</w:t>
+      </w:r>
+    </w:p>
+    <w:p>
+      <w:pPr>
+        <w:spacing w:after="0"/>
+      </w:pPr>
+    </w:p>
+    <w:p>
+      <w:pPr>
+        <w:spacing w:after="0"/>
+      </w:pPr>
+    </w:p>
+    <w:p>
+      <w:pPr>
+        <w:spacing w:after="0"/>
+      </w:pPr>
+      <w:r>
+        <w:t xml:space="preserve">Optimised </w:t>
+      </w:r>
+      <w:proofErr w:type="gramStart"/>
+      <w:r>
+        <w:t>Approach:-</w:t>
+      </w:r>
+      <w:proofErr w:type="gramEnd"/>
+      <w:r>
+        <w:t xml:space="preserve"> First Calculate size of </w:t>
+      </w:r>
+      <w:proofErr w:type="gramStart"/>
+      <w:r>
+        <w:t>Largest</w:t>
+      </w:r>
+      <w:proofErr w:type="gramEnd"/>
+      <w:r>
+        <w:t xml:space="preserve"> subarray and Smallest Subarray with sum of Elements as k using Maps. Now, just calculate the count of those subarrays which have size as calculated above and sum of elements as k.</w:t>
+      </w:r>
+    </w:p>
+    <w:p>
+      <w:pPr>
+        <w:spacing w:after="0"/>
+      </w:pPr>
+    </w:p>
+    <w:p>
+      <w:pPr>
+        <w:spacing w:after="0"/>
+      </w:pPr>
+      <w:r>
+        <w:t>def find_subarray_</w:t>
+      </w:r>
+      <w:proofErr w:type="gramStart"/>
+      <w:r>
+        <w:t>sizes(</w:t>
+      </w:r>
+      <w:proofErr w:type="gramEnd"/>
+      <w:r>
+        <w:t>n, k, arr):</w:t>
+      </w:r>
+    </w:p>
+    <w:p>
+      <w:pPr>
+        <w:spacing w:after="0"/>
+      </w:pPr>
+      <w:r>
+        <w:t xml:space="preserve">    mp = {0: 0}</w:t>
+      </w:r>
+    </w:p>
+    <w:p>
+      <w:pPr>
+        <w:spacing w:after="0"/>
+      </w:pPr>
+      <w:r>
+        <w:t xml:space="preserve">    mp2 = {0: 0}</w:t>
+      </w:r>
+    </w:p>
+    <w:p>
+      <w:pPr>
+        <w:spacing w:after="0"/>
+      </w:pPr>
+      <w:r>
+        <w:t xml:space="preserve">    pSum = 0</w:t>
+      </w:r>
+    </w:p>
+    <w:p>
+      <w:pPr>
+        <w:spacing w:after="0"/>
+      </w:pPr>
+      <w:r>
+        <w:t xml:space="preserve">    maxLength = 0</w:t>
+      </w:r>
+    </w:p>
+    <w:p>
+      <w:pPr>
+        <w:spacing w:after="0"/>
+      </w:pPr>
+      <w:r>
+        <w:t xml:space="preserve">    minLength = float('inf')</w:t>
+      </w:r>
+    </w:p>
+    <w:p>
+      <w:pPr>
+        <w:spacing w:after="0"/>
+      </w:pPr>
+      <w:r>
+        <w:t xml:space="preserve">    for j in </w:t>
+      </w:r>
+      <w:proofErr w:type="gramStart"/>
+      <w:r>
+        <w:t>range(</w:t>
+      </w:r>
+      <w:proofErr w:type="gramEnd"/>
+      <w:r>
+        <w:t>1, n + 1):</w:t>
+      </w:r>
+    </w:p>
+    <w:p>
+      <w:pPr>
+        <w:spacing w:after="0"/>
+      </w:pPr>
+      <w:r>
+        <w:t xml:space="preserve">        pSum += </w:t>
+      </w:r>
+      <w:proofErr w:type="gramStart"/>
+      <w:r>
+        <w:t>arr[</w:t>
+      </w:r>
+      <w:proofErr w:type="gramEnd"/>
+      <w:r>
+        <w:t>j - 1]</w:t>
+      </w:r>
+    </w:p>
+    <w:p>
+      <w:pPr>
+        <w:spacing w:after="0"/>
+      </w:pPr>
+      <w:r>
+        <w:t xml:space="preserve">        x = pSum - k</w:t>
+      </w:r>
+    </w:p>
+    <w:p>
+      <w:pPr>
+        <w:spacing w:after="0"/>
+      </w:pPr>
+      <w:r>
+        <w:t xml:space="preserve">        if x in mp:</w:t>
+      </w:r>
+    </w:p>
+    <w:p>
+      <w:pPr>
+        <w:spacing w:after="0"/>
+      </w:pPr>
+      <w:r>
+        <w:t xml:space="preserve">            i = mp[x] + 1</w:t>
+      </w:r>
+    </w:p>
+    <w:p>
+      <w:pPr>
+        <w:spacing w:after="0"/>
+      </w:pPr>
+      <w:r>
+        <w:t xml:space="preserve">            curLength = j - i + 1</w:t>
+      </w:r>
+    </w:p>
+    <w:p>
+      <w:pPr>
+        <w:spacing w:after="0"/>
+      </w:pPr>
+      <w:r>
+        <w:t xml:space="preserve">            if curLength &gt; maxLength:</w:t>
+      </w:r>
+    </w:p>
+    <w:p>
+      <w:pPr>
+        <w:spacing w:after="0"/>
+      </w:pPr>
+      <w:r>
+        <w:t xml:space="preserve">                maxLength = curLength</w:t>
+      </w:r>
+    </w:p>
+    <w:p>
+      <w:pPr>
+        <w:spacing w:after="0"/>
+      </w:pPr>
+    </w:p>
+    <w:p>
+      <w:pPr>
+        <w:spacing w:after="0"/>
+      </w:pPr>
+      <w:r>
+        <w:t xml:space="preserve">        if x in mp2:</w:t>
+      </w:r>
+    </w:p>
+    <w:p>
+      <w:pPr>
+        <w:spacing w:after="0"/>
+      </w:pPr>
+      <w:r>
+        <w:t xml:space="preserve">            i = mp2[x] + 1</w:t>
+      </w:r>
+    </w:p>
+    <w:p>
+      <w:pPr>
+        <w:spacing w:after="0"/>
+      </w:pPr>
+      <w:r>
+        <w:t xml:space="preserve">            curLength = j - i + 1</w:t>
+      </w:r>
+    </w:p>
+    <w:p>
+      <w:pPr>
+        <w:spacing w:after="0"/>
+      </w:pPr>
+      <w:r>
+        <w:t xml:space="preserve">            if curLength &lt; minLength:</w:t>
+      </w:r>
+    </w:p>
+    <w:p>
+      <w:pPr>
+        <w:spacing w:after="0"/>
+      </w:pPr>
+      <w:r>
+        <w:t xml:space="preserve">                minLength = curLength</w:t>
+      </w:r>
+    </w:p>
+    <w:p>
+      <w:pPr>
+        <w:spacing w:after="0"/>
+      </w:pPr>
+    </w:p>
+    <w:p>
+      <w:pPr>
+        <w:spacing w:after="0"/>
+      </w:pPr>
+      <w:r>
+        <w:t xml:space="preserve">        if pSum not in mp:</w:t>
+      </w:r>
+    </w:p>
+    <w:p>
+      <w:pPr>
+        <w:spacing w:after="0"/>
+      </w:pPr>
+      <w:r>
+        <w:t xml:space="preserve">            mp[pSum] = j</w:t>
+      </w:r>
+    </w:p>
+    <w:p>
+      <w:pPr>
+        <w:spacing w:after="0"/>
+      </w:pPr>
+      <w:r>
+        <w:t xml:space="preserve">        mp2[pSum] = j</w:t>
+      </w:r>
+    </w:p>
+    <w:p>
+      <w:pPr>
+        <w:spacing w:after="0"/>
+      </w:pPr>
+      <w:r>
+        <w:t xml:space="preserve">    return maxLength, minLength</w:t>
+      </w:r>
+    </w:p>
+    <w:p>
+      <w:pPr>
+        <w:spacing w:after="0"/>
+      </w:pPr>
+    </w:p>
+    <w:p>
+      <w:pPr>
+        <w:spacing w:after="0"/>
+      </w:pPr>
+    </w:p>
+    <w:p>
+      <w:pPr>
+        <w:spacing w:after="0"/>
+      </w:pPr>
+      <w:r>
+        <w:t>def count_subarrays_with_</w:t>
+      </w:r>
+      <w:proofErr w:type="gramStart"/>
+      <w:r>
+        <w:t>length(</w:t>
+      </w:r>
+      <w:proofErr w:type="gramEnd"/>
+      <w:r>
+        <w:t>n, k, arr, targetLength):</w:t>
+      </w:r>
+    </w:p>
+    <w:p>
+      <w:pPr>
+        <w:spacing w:after="0"/>
+      </w:pPr>
+      <w:r>
+        <w:t xml:space="preserve">    if targetLength == 0:</w:t>
+      </w:r>
+    </w:p>
+    <w:p>
+      <w:pPr>
+        <w:spacing w:after="0"/>
+      </w:pPr>
+      <w:r>
+        <w:t xml:space="preserve">        return 0</w:t>
+      </w:r>
+    </w:p>
+    <w:p>
+      <w:pPr>
+        <w:spacing w:after="0"/>
+      </w:pPr>
+      <w:r>
+        <w:t xml:space="preserve">    count = 0</w:t>
+      </w:r>
+    </w:p>
+    <w:p>
+      <w:pPr>
+        <w:spacing w:after="0"/>
+      </w:pPr>
+    </w:p>
+    <w:p>
+      <w:pPr>
+        <w:spacing w:after="0"/>
+      </w:pPr>
+      <w:r>
+        <w:t xml:space="preserve">    windowSum = sum(arr</w:t>
+      </w:r>
+      <w:proofErr w:type="gramStart"/>
+      <w:r>
+        <w:t>[:targetLength</w:t>
+      </w:r>
+      <w:proofErr w:type="gramEnd"/>
+      <w:r>
+        <w:t>])</w:t>
+      </w:r>
+    </w:p>
+    <w:p>
+      <w:pPr>
+        <w:spacing w:after="0"/>
+      </w:pPr>
+      <w:r>
+        <w:t xml:space="preserve">    if windowSum == k:</w:t>
+      </w:r>
+    </w:p>
+    <w:p>
+      <w:pPr>
+        <w:spacing w:after="0"/>
+      </w:pPr>
+      <w:r>
+        <w:t xml:space="preserve">        count += 1</w:t>
+      </w:r>
+    </w:p>
+    <w:p>
+      <w:pPr>
+        <w:spacing w:after="0"/>
+      </w:pPr>
+      <w:r>
+        <w:t xml:space="preserve">    for j in </w:t>
+      </w:r>
+      <w:proofErr w:type="gramStart"/>
+      <w:r>
+        <w:t>range(</w:t>
+      </w:r>
+      <w:proofErr w:type="gramEnd"/>
+      <w:r>
+        <w:t>targetLength, n):</w:t>
+      </w:r>
+    </w:p>
+    <w:p>
+      <w:pPr>
+        <w:spacing w:after="0"/>
+      </w:pPr>
+      <w:r>
+        <w:t xml:space="preserve">        windowSum += arr[j] - </w:t>
+      </w:r>
+      <w:proofErr w:type="gramStart"/>
+      <w:r>
+        <w:t>arr[</w:t>
+      </w:r>
+      <w:proofErr w:type="gramEnd"/>
+      <w:r>
+        <w:t>j - targetLength]</w:t>
+      </w:r>
+    </w:p>
+    <w:p>
+      <w:pPr>
+        <w:spacing w:after="0"/>
+      </w:pPr>
+      <w:r>
+        <w:t xml:space="preserve">        if windowSum == k:</w:t>
+      </w:r>
+    </w:p>
+    <w:p>
+      <w:pPr>
+        <w:spacing w:after="0"/>
+      </w:pPr>
+      <w:r>
+        <w:lastRenderedPageBreak/>
+        <w:t xml:space="preserve">            count += 1</w:t>
+      </w:r>
+    </w:p>
+    <w:p>
+      <w:pPr>
+        <w:spacing w:after="0"/>
       </w:pPr>
       <w:r>
         <w:t xml:space="preserve">    return count</w:t>
@@ -2632,107 +3516,99 @@
       <w:pPr>
         <w:spacing w:after="0"/>
       </w:pPr>
-    </w:p>
-    <w:p>
-      <w:pPr>
-        <w:spacing w:after="0"/>
-      </w:pPr>
-      <w:r>
-        <w:t>Time Complexity - O(N)</w:t>
-      </w:r>
-    </w:p>
-    <w:p>
-      <w:pPr>
-        <w:spacing w:after="0"/>
-      </w:pPr>
-      <w:r>
-        <w:t>Space Complexity - O(N)</w:t>
-      </w:r>
-    </w:p>
-    <w:p>
-      <w:pPr>
-        <w:spacing w:after="0"/>
-      </w:pPr>
-    </w:p>
-    <w:p>
-      <w:pPr>
-        <w:spacing w:after="0"/>
-      </w:pPr>
-    </w:p>
-    <w:p>
-      <w:pPr>
-        <w:spacing w:after="0"/>
-      </w:pPr>
-    </w:p>
-    <w:p>
-      <w:pPr>
-        <w:spacing w:after="0"/>
-      </w:pPr>
-      <w:proofErr w:type="spellStart"/>
-      <w:r>
-        <w:t>Dsgcsuihd</w:t>
-      </w:r>
-      <w:proofErr w:type="spellEnd"/>
-    </w:p>
-    <w:p>
-      <w:pPr>
-        <w:spacing w:after="0"/>
-      </w:pPr>
-      <w:proofErr w:type="spellStart"/>
-      <w:r>
-        <w:t>Sqjdbhqiodjqs</w:t>
-      </w:r>
-      <w:proofErr w:type="spellEnd"/>
-    </w:p>
-    <w:p>
-      <w:pPr>
-        <w:spacing w:after="0"/>
-      </w:pPr>
-      <w:proofErr w:type="spellStart"/>
-      <w:r>
-        <w:t>Wqhsiqsjs</w:t>
-      </w:r>
-      <w:proofErr w:type="spellEnd"/>
-    </w:p>
-    <w:p>
-      <w:pPr>
-        <w:spacing w:after="0"/>
-      </w:pPr>
-      <w:proofErr w:type="spellStart"/>
-      <w:r>
-        <w:t>Saidhqi</w:t>
-      </w:r>
-      <w:proofErr w:type="spellEnd"/>
-    </w:p>
-    <w:p>
-      <w:pPr>
-        <w:spacing w:after="0"/>
-      </w:pPr>
-    </w:p>
-    <w:p>
-      <w:pPr>
-        <w:spacing w:after="0"/>
-      </w:pPr>
-    </w:p>
-    <w:p>
-      <w:pPr>
-        <w:spacing w:after="0"/>
-      </w:pPr>
-    </w:p>
-    <w:p>
-      <w:pPr>
-        <w:spacing w:after="0"/>
-      </w:pPr>
-    </w:p>
-    <w:p>
-      <w:pPr>
-        <w:spacing w:after="0"/>
-      </w:pPr>
-    </w:p>
-    <w:p>
-      <w:pPr>
-        <w:spacing w:after="0"/>
-      </w:pPr>
+      <w:r>
+        <w:t>n = 6</w:t>
+      </w:r>
+    </w:p>
+    <w:p>
+      <w:pPr>
+        <w:spacing w:after="0"/>
+      </w:pPr>
+      <w:r>
+        <w:t>k = 5</w:t>
+      </w:r>
+    </w:p>
+    <w:p>
+      <w:pPr>
+        <w:spacing w:after="0"/>
+      </w:pPr>
+      <w:r>
+        <w:t>arr = [1, 2, 3, 4, 2, 5]</w:t>
+      </w:r>
+    </w:p>
+    <w:p>
+      <w:pPr>
+        <w:spacing w:after="0"/>
+      </w:pPr>
+      <w:r>
+        <w:t>maxLength, minLength = find_subarray_</w:t>
+      </w:r>
+      <w:proofErr w:type="gramStart"/>
+      <w:r>
+        <w:t>sizes(</w:t>
+      </w:r>
+      <w:proofErr w:type="gramEnd"/>
+      <w:r>
+        <w:t>n, k, arr)</w:t>
+      </w:r>
+    </w:p>
+    <w:p>
+      <w:pPr>
+        <w:spacing w:after="0"/>
+      </w:pPr>
+      <w:r>
+        <w:t>maxCount = count_subarrays_with_</w:t>
+      </w:r>
+      <w:proofErr w:type="gramStart"/>
+      <w:r>
+        <w:t>length(</w:t>
+      </w:r>
+      <w:proofErr w:type="gramEnd"/>
+      <w:r>
+        <w:t>n, k, arr, maxLength)</w:t>
+      </w:r>
+    </w:p>
+    <w:p>
+      <w:pPr>
+        <w:spacing w:after="0"/>
+      </w:pPr>
+      <w:r>
+        <w:t>minCount = count_subarrays_with_</w:t>
+      </w:r>
+      <w:proofErr w:type="gramStart"/>
+      <w:r>
+        <w:t>length(</w:t>
+      </w:r>
+      <w:proofErr w:type="gramEnd"/>
+      <w:r>
+        <w:t>n, k, arr, minLength)</w:t>
+      </w:r>
+    </w:p>
+    <w:p>
+      <w:pPr>
+        <w:spacing w:after="0"/>
+      </w:pPr>
+      <w:proofErr w:type="gramStart"/>
+      <w:r>
+        <w:t>print(</w:t>
+      </w:r>
+      <w:proofErr w:type="gramEnd"/>
+      <w:r>
+        <w:t>"Max Length:", maxLength, "Count:", maxCount)</w:t>
+      </w:r>
+    </w:p>
+    <w:p>
+      <w:pPr>
+        <w:spacing w:after="0"/>
+      </w:pPr>
+      <w:proofErr w:type="gramStart"/>
+      <w:r>
+        <w:t>print(</w:t>
+      </w:r>
+      <w:proofErr w:type="gramEnd"/>
+      <w:r>
+        <w:t>"Min Length:", minLength, "Count:", minCount)</w:t>
+      </w:r>
     </w:p>
     <w:p>
       <w:pPr>
@@ -2781,7 +3657,7 @@
     </w:p>
     <w:sectPr>
       <w:pgSz w:w="11906" w:h="16838"/>
-      <w:pgMar w:top="1440" w:right="1440" w:bottom="1440" w:left="1440" w:header="708" w:footer="708" w:gutter="0"/>
+      <w:pgMar w:top="1440" w:right="1440" w:bottom="993" w:left="1440" w:header="708" w:footer="708" w:gutter="0"/>
       <w:cols w:space="708"/>
       <w:docGrid w:linePitch="360"/>
     </w:sectPr>

--- a/beginner dsa/st4 hash_prefix_suffix.docx
+++ b/beginner dsa/st4 hash_prefix_suffix.docx
@@ -22,23 +22,7 @@
           <w:b/>
           <w:bCs/>
         </w:rPr>
-        <w:t xml:space="preserve">Brute </w:t>
-      </w:r>
-      <w:proofErr w:type="gramStart"/>
-      <w:r>
-        <w:rPr>
-          <w:b/>
-          <w:bCs/>
-        </w:rPr>
-        <w:t>Force :</w:t>
-      </w:r>
-      <w:proofErr w:type="gramEnd"/>
-      <w:r>
-        <w:rPr>
-          <w:b/>
-          <w:bCs/>
-        </w:rPr>
-        <w:t xml:space="preserve">- </w:t>
+        <w:t xml:space="preserve">Brute Force :- </w:t>
       </w:r>
       <w:r>
         <w:t>Just Use 2 For loops and check if distance between any 2 Equal elements is less than or equal to k, print(yes), otherwise, we will print (no)</w:t>
@@ -53,7 +37,6 @@
         <w:t xml:space="preserve">Optimised using </w:t>
       </w:r>
       <w:proofErr w:type="spellStart"/>
-      <w:proofErr w:type="gramStart"/>
       <w:r>
         <w:rPr>
           <w:b/>
@@ -69,7 +52,6 @@
         </w:rPr>
         <w:t>:-</w:t>
       </w:r>
-      <w:proofErr w:type="gramEnd"/>
       <w:r>
         <w:t> </w:t>
       </w:r>
@@ -118,15 +100,7 @@
     </w:p>
     <w:p>
       <w:r>
-        <w:t xml:space="preserve">If this Distance &lt;= k, we have found a valid pair. We will return true. Otherwise, </w:t>
-      </w:r>
-      <w:proofErr w:type="gramStart"/>
-      <w:r>
-        <w:t>We</w:t>
-      </w:r>
-      <w:proofErr w:type="gramEnd"/>
-      <w:r>
-        <w:t xml:space="preserve"> will return false because we are now sure that we have not found any valid pair of equal elements whose distance btw them is &lt;= k.</w:t>
+        <w:t>If this Distance &lt;= k, we have found a valid pair. We will return true. Otherwise, We will return false because we are now sure that we have not found any valid pair of equal elements whose distance btw them is &lt;= k.</w:t>
       </w:r>
     </w:p>
     <w:p>
@@ -150,15 +124,7 @@
           <w:b/>
           <w:bCs/>
         </w:rPr>
-        <w:t>contains_nearby_duplicate_</w:t>
-      </w:r>
-      <w:proofErr w:type="gramStart"/>
-      <w:r>
-        <w:rPr>
-          <w:b/>
-          <w:bCs/>
-        </w:rPr>
-        <w:t>optimized</w:t>
+        <w:t>contains_nearby_duplicate_optimized</w:t>
       </w:r>
       <w:proofErr w:type="spellEnd"/>
       <w:r>
@@ -169,7 +135,6 @@
         <w:t>(</w:t>
       </w:r>
       <w:proofErr w:type="spellStart"/>
-      <w:proofErr w:type="gramEnd"/>
       <w:r>
         <w:rPr>
           <w:b/>
@@ -207,7 +172,15 @@
         <w:spacing w:after="0"/>
       </w:pPr>
       <w:r>
-        <w:t xml:space="preserve">    for i, num in enumerate(</w:t>
+        <w:t xml:space="preserve">    for i, </w:t>
+      </w:r>
+      <w:proofErr w:type="spellStart"/>
+      <w:r>
+        <w:t>num</w:t>
+      </w:r>
+      <w:proofErr w:type="spellEnd"/>
+      <w:r>
+        <w:t xml:space="preserve"> in enumerate(</w:t>
       </w:r>
       <w:proofErr w:type="spellStart"/>
       <w:r>
@@ -223,7 +196,15 @@
         <w:spacing w:after="0"/>
       </w:pPr>
       <w:r>
-        <w:t xml:space="preserve">        if num in </w:t>
+        <w:t xml:space="preserve">        if </w:t>
+      </w:r>
+      <w:proofErr w:type="spellStart"/>
+      <w:r>
+        <w:t>num</w:t>
+      </w:r>
+      <w:proofErr w:type="spellEnd"/>
+      <w:r>
+        <w:t xml:space="preserve"> in </w:t>
       </w:r>
       <w:proofErr w:type="spellStart"/>
       <w:r>
@@ -239,7 +220,15 @@
       </w:r>
       <w:proofErr w:type="spellEnd"/>
       <w:r>
-        <w:t>[num] &lt;= k:</w:t>
+        <w:t>[</w:t>
+      </w:r>
+      <w:proofErr w:type="spellStart"/>
+      <w:r>
+        <w:t>num</w:t>
+      </w:r>
+      <w:proofErr w:type="spellEnd"/>
+      <w:r>
+        <w:t>] &lt;= k:</w:t>
       </w:r>
     </w:p>
     <w:p>
@@ -263,7 +252,15 @@
       </w:r>
       <w:proofErr w:type="spellEnd"/>
       <w:r>
-        <w:t>[num] = i</w:t>
+        <w:t>[</w:t>
+      </w:r>
+      <w:proofErr w:type="spellStart"/>
+      <w:r>
+        <w:t>num</w:t>
+      </w:r>
+      <w:proofErr w:type="spellEnd"/>
+      <w:r>
+        <w:t>] = i</w:t>
       </w:r>
     </w:p>
     <w:p>
@@ -318,12 +315,10 @@
         <w:t>Count All ((</w:t>
       </w:r>
       <w:proofErr w:type="spellStart"/>
-      <w:proofErr w:type="gramStart"/>
       <w:r>
         <w:t>i,j</w:t>
       </w:r>
       <w:proofErr w:type="spellEnd"/>
-      <w:proofErr w:type="gramEnd"/>
       <w:r>
         <w:t>) pairs such that b[i] - b[j] == k (count of such pairs.) [i&lt;j] </w:t>
       </w:r>
@@ -349,19 +344,11 @@
       </w:r>
       <w:proofErr w:type="spellStart"/>
       <w:r>
-        <w:t>count_pairs_</w:t>
-      </w:r>
-      <w:proofErr w:type="gramStart"/>
-      <w:r>
-        <w:t>optimized</w:t>
-      </w:r>
-      <w:proofErr w:type="spellEnd"/>
-      <w:r>
-        <w:t>(</w:t>
-      </w:r>
-      <w:proofErr w:type="gramEnd"/>
-      <w:r>
-        <w:t>b, k):</w:t>
+        <w:t>count_pairs_optimized</w:t>
+      </w:r>
+      <w:proofErr w:type="spellEnd"/>
+      <w:r>
+        <w:t>(b, k):</w:t>
       </w:r>
     </w:p>
     <w:p>
@@ -446,7 +433,15 @@
       </w:r>
       <w:proofErr w:type="spellEnd"/>
       <w:r>
-        <w:t>[num] += 1</w:t>
+        <w:t>[</w:t>
+      </w:r>
+      <w:proofErr w:type="spellStart"/>
+      <w:r>
+        <w:t>num</w:t>
+      </w:r>
+      <w:proofErr w:type="spellEnd"/>
+      <w:r>
+        <w:t>] += 1</w:t>
       </w:r>
     </w:p>
     <w:p>
@@ -480,15 +475,7 @@
         <w:contextualSpacing/>
       </w:pPr>
       <w:r>
-        <w:t xml:space="preserve">Optimised </w:t>
-      </w:r>
-      <w:proofErr w:type="gramStart"/>
-      <w:r>
-        <w:t>Approach:-</w:t>
-      </w:r>
-      <w:proofErr w:type="gramEnd"/>
-      <w:r>
-        <w:t xml:space="preserve"> Instead of Running 2 Nested For loops, we will create a </w:t>
+        <w:t xml:space="preserve">Optimised Approach:- Instead of Running 2 Nested For loops, we will create a </w:t>
       </w:r>
       <w:proofErr w:type="spellStart"/>
       <w:r>
@@ -504,82 +491,87 @@
       </w:r>
       <w:proofErr w:type="spellEnd"/>
       <w:r>
-        <w:t xml:space="preserve"> of the Elements which we have encountered in the past. At each index i, we will calculate </w:t>
-      </w:r>
+        <w:t xml:space="preserve"> of the Elements which we have encountered in the past. At each index i, we will calculate the Required Element, = (</w:t>
+      </w:r>
+      <w:proofErr w:type="spellStart"/>
+      <w:r>
+        <w:t>arr</w:t>
+      </w:r>
+      <w:proofErr w:type="spellEnd"/>
+      <w:r>
+        <w:t xml:space="preserve">[i]+k), we </w:t>
+      </w:r>
+      <w:proofErr w:type="spellStart"/>
+      <w:r>
+        <w:t>wil</w:t>
+      </w:r>
+      <w:proofErr w:type="spellEnd"/>
+      <w:r>
+        <w:t xml:space="preserve"> check if it is present in </w:t>
+      </w:r>
+      <w:proofErr w:type="spellStart"/>
+      <w:r>
+        <w:t>hashmap</w:t>
+      </w:r>
+      <w:proofErr w:type="spellEnd"/>
+      <w:r>
+        <w:t xml:space="preserve">, we will do </w:t>
+      </w:r>
+      <w:proofErr w:type="spellStart"/>
+      <w:r>
+        <w:t>cnt</w:t>
+      </w:r>
+      <w:proofErr w:type="spellEnd"/>
+      <w:r>
+        <w:t xml:space="preserve"> = </w:t>
+      </w:r>
+      <w:proofErr w:type="spellStart"/>
+      <w:r>
+        <w:t>cnt</w:t>
+      </w:r>
+      <w:proofErr w:type="spellEnd"/>
+      <w:r>
+        <w:t xml:space="preserve"> + </w:t>
+      </w:r>
+      <w:proofErr w:type="spellStart"/>
+      <w:r>
+        <w:t>freq</w:t>
+      </w:r>
+      <w:proofErr w:type="spellEnd"/>
+      <w:r>
+        <w:t>[</w:t>
+      </w:r>
+      <w:proofErr w:type="spellStart"/>
+      <w:r>
+        <w:t>requiredElement</w:t>
+      </w:r>
+      <w:proofErr w:type="spellEnd"/>
+      <w:r>
+        <w:t xml:space="preserve">]. We will update the frequency for current element in </w:t>
+      </w:r>
+      <w:proofErr w:type="spellStart"/>
+      <w:r>
+        <w:t>hashmap</w:t>
+      </w:r>
+      <w:proofErr w:type="spellEnd"/>
+      <w:r>
+        <w:t>.</w:t>
+      </w:r>
+    </w:p>
+    <w:p>
+      <w:pPr>
+        <w:spacing w:after="0"/>
+        <w:contextualSpacing/>
+      </w:pPr>
+    </w:p>
+    <w:p>
+      <w:pPr>
+        <w:spacing w:after="0"/>
+        <w:contextualSpacing/>
+      </w:pPr>
+      <w:proofErr w:type="spellStart"/>
       <w:r>
         <w:lastRenderedPageBreak/>
-        <w:t xml:space="preserve">the Required Element, = (arr[i]+k), we </w:t>
-      </w:r>
-      <w:proofErr w:type="spellStart"/>
-      <w:r>
-        <w:t>wil</w:t>
-      </w:r>
-      <w:proofErr w:type="spellEnd"/>
-      <w:r>
-        <w:t xml:space="preserve"> check if it is present in </w:t>
-      </w:r>
-      <w:proofErr w:type="spellStart"/>
-      <w:r>
-        <w:t>hashmap</w:t>
-      </w:r>
-      <w:proofErr w:type="spellEnd"/>
-      <w:r>
-        <w:t xml:space="preserve">, we will do </w:t>
-      </w:r>
-      <w:proofErr w:type="spellStart"/>
-      <w:r>
-        <w:t>cnt</w:t>
-      </w:r>
-      <w:proofErr w:type="spellEnd"/>
-      <w:r>
-        <w:t xml:space="preserve"> = </w:t>
-      </w:r>
-      <w:proofErr w:type="spellStart"/>
-      <w:r>
-        <w:t>cnt</w:t>
-      </w:r>
-      <w:proofErr w:type="spellEnd"/>
-      <w:r>
-        <w:t xml:space="preserve"> + </w:t>
-      </w:r>
-      <w:proofErr w:type="spellStart"/>
-      <w:r>
-        <w:t>freq</w:t>
-      </w:r>
-      <w:proofErr w:type="spellEnd"/>
-      <w:r>
-        <w:t>[</w:t>
-      </w:r>
-      <w:proofErr w:type="spellStart"/>
-      <w:r>
-        <w:t>requiredElement</w:t>
-      </w:r>
-      <w:proofErr w:type="spellEnd"/>
-      <w:r>
-        <w:t xml:space="preserve">]. We will update the frequency for current element in </w:t>
-      </w:r>
-      <w:proofErr w:type="spellStart"/>
-      <w:r>
-        <w:t>hashmap</w:t>
-      </w:r>
-      <w:proofErr w:type="spellEnd"/>
-      <w:r>
-        <w:t>.</w:t>
-      </w:r>
-    </w:p>
-    <w:p>
-      <w:pPr>
-        <w:spacing w:after="0"/>
-        <w:contextualSpacing/>
-      </w:pPr>
-    </w:p>
-    <w:p>
-      <w:pPr>
-        <w:spacing w:after="0"/>
-        <w:contextualSpacing/>
-      </w:pPr>
-      <w:proofErr w:type="spellStart"/>
-      <w:r>
         <w:t>freq_map</w:t>
       </w:r>
       <w:proofErr w:type="spellEnd"/>
@@ -616,19 +608,19 @@
       </w:r>
       <w:proofErr w:type="spellStart"/>
       <w:r>
-        <w:t>freq_</w:t>
-      </w:r>
-      <w:proofErr w:type="gramStart"/>
-      <w:r>
-        <w:t>map</w:t>
+        <w:t>freq_map</w:t>
       </w:r>
       <w:proofErr w:type="spellEnd"/>
       <w:r>
         <w:t>[</w:t>
       </w:r>
-      <w:proofErr w:type="gramEnd"/>
-      <w:r>
-        <w:t>num - k]</w:t>
+      <w:proofErr w:type="spellStart"/>
+      <w:r>
+        <w:t>num</w:t>
+      </w:r>
+      <w:proofErr w:type="spellEnd"/>
+      <w:r>
+        <w:t xml:space="preserve"> - k]</w:t>
       </w:r>
     </w:p>
     <w:p>
@@ -645,7 +637,15 @@
       </w:r>
       <w:proofErr w:type="spellEnd"/>
       <w:r>
-        <w:t xml:space="preserve">[num-k] = 3, that means </w:t>
+        <w:t>[</w:t>
+      </w:r>
+      <w:proofErr w:type="spellStart"/>
+      <w:r>
+        <w:t>num</w:t>
+      </w:r>
+      <w:proofErr w:type="spellEnd"/>
+      <w:r>
+        <w:t xml:space="preserve">-k] = 3, that means </w:t>
       </w:r>
       <w:r>
         <w:rPr>
@@ -678,7 +678,15 @@
       </w:r>
       <w:proofErr w:type="spellEnd"/>
       <w:r>
-        <w:t>[num] += 1</w:t>
+        <w:t>[</w:t>
+      </w:r>
+      <w:proofErr w:type="spellStart"/>
+      <w:r>
+        <w:t>num</w:t>
+      </w:r>
+      <w:proofErr w:type="spellEnd"/>
+      <w:r>
+        <w:t>] += 1</w:t>
       </w:r>
     </w:p>
     <w:p>
@@ -739,12 +747,10 @@
         <w:t xml:space="preserve">Count all </w:t>
       </w:r>
       <w:proofErr w:type="spellStart"/>
-      <w:proofErr w:type="gramStart"/>
       <w:r>
         <w:t>i,j</w:t>
       </w:r>
       <w:proofErr w:type="spellEnd"/>
-      <w:proofErr w:type="gramEnd"/>
       <w:r>
         <w:t xml:space="preserve"> pairs where i&lt;j and abs(b[i]-b[j]) = k [k&gt;=0] </w:t>
       </w:r>
@@ -761,37 +767,10 @@
         <w:rPr>
           <w:u w:val="single"/>
         </w:rPr>
-        <w:t xml:space="preserve">Brute Force </w:t>
-      </w:r>
-      <w:proofErr w:type="gramStart"/>
-      <w:r>
-        <w:rPr>
-          <w:u w:val="single"/>
-        </w:rPr>
-        <w:t>Approach</w:t>
-      </w:r>
-      <w:r>
-        <w:t>:-</w:t>
-      </w:r>
-      <w:proofErr w:type="gramEnd"/>
-      <w:r>
-        <w:t xml:space="preserve"> Use 2 Nested </w:t>
-      </w:r>
-      <w:proofErr w:type="gramStart"/>
-      <w:r>
-        <w:t>For</w:t>
-      </w:r>
-      <w:proofErr w:type="gramEnd"/>
-      <w:r>
-        <w:t xml:space="preserve"> Loops and for every i, start j from i+1 and go till n-1 -&gt; because j&gt;</w:t>
-      </w:r>
-      <w:proofErr w:type="gramStart"/>
-      <w:r>
-        <w:t>i(</w:t>
-      </w:r>
-      <w:proofErr w:type="gramEnd"/>
-      <w:r>
-        <w:t>given in problem) -&gt; Check if Absolute Difference between (b[i] and b[j] == k) -&gt; If yes then do count = count + 1 -&gt; Finally Print this Count of All Valid Pairs in Output :)</w:t>
+        <w:t>Brute Force Approach</w:t>
+      </w:r>
+      <w:r>
+        <w:t>:- Use 2 Nested For Loops and for every i, start j from i+1 and go till n-1 -&gt; because j&gt;i(given in problem) -&gt; Check if Absolute Difference between (b[i] and b[j] == k) -&gt; If yes then do count = count + 1 -&gt; Finally Print this Count of All Valid Pairs in Output :)</w:t>
       </w:r>
     </w:p>
     <w:p>
@@ -813,71 +792,31 @@
         <w:t>Optimised Approach:-</w:t>
       </w:r>
       <w:r>
-        <w:t xml:space="preserve"> Fix each “b[j]” and for every b[j] -&gt; you have to find how many valid “i” exist in the range [0…..j-1] such that abs(b[i]-b[j</w:t>
-      </w:r>
-      <w:proofErr w:type="gramStart"/>
-      <w:r>
-        <w:t>])=</w:t>
-      </w:r>
-      <w:proofErr w:type="gramEnd"/>
-      <w:r>
-        <w:t>=k</w:t>
-      </w:r>
-    </w:p>
-    <w:p>
-      <w:pPr>
-        <w:spacing w:after="0"/>
-        <w:contextualSpacing/>
-      </w:pPr>
-    </w:p>
-    <w:p>
-      <w:pPr>
-        <w:spacing w:after="0"/>
-        <w:contextualSpacing/>
-      </w:pPr>
-      <w:r>
-        <w:t xml:space="preserve">Applying Maths -&gt; there are two possible cases for this </w:t>
-      </w:r>
-      <w:proofErr w:type="gramStart"/>
-      <w:r>
-        <w:t>equation :</w:t>
-      </w:r>
-      <w:proofErr w:type="gramEnd"/>
-      <w:r>
-        <w:t>- </w:t>
-      </w:r>
-    </w:p>
-    <w:p>
-      <w:pPr>
-        <w:spacing w:after="0"/>
-        <w:contextualSpacing/>
-      </w:pPr>
-      <w:r>
-        <w:t>-&gt; abs(b[i]-b[j</w:t>
-      </w:r>
-      <w:proofErr w:type="gramStart"/>
-      <w:r>
-        <w:t>])=</w:t>
-      </w:r>
-      <w:proofErr w:type="gramEnd"/>
-      <w:r>
-        <w:t xml:space="preserve">=k means -&gt; </w:t>
-      </w:r>
-      <w:proofErr w:type="gramStart"/>
-      <w:r>
-        <w:t>i)b</w:t>
-      </w:r>
-      <w:proofErr w:type="gramEnd"/>
-      <w:r>
-        <w:t>[i]-b[j]==&gt;k or ii) -1*(b[i]-b[j</w:t>
-      </w:r>
-      <w:proofErr w:type="gramStart"/>
-      <w:r>
-        <w:t>])=</w:t>
-      </w:r>
-      <w:proofErr w:type="gramEnd"/>
-      <w:r>
-        <w:t>=&gt;k</w:t>
+        <w:t xml:space="preserve"> Fix each “b[j]” and for every b[j] -&gt; you have to find how many valid “i” exist in the range [0…..j-1] such that abs(b[i]-b[j])==k</w:t>
+      </w:r>
+    </w:p>
+    <w:p>
+      <w:pPr>
+        <w:spacing w:after="0"/>
+        <w:contextualSpacing/>
+      </w:pPr>
+    </w:p>
+    <w:p>
+      <w:pPr>
+        <w:spacing w:after="0"/>
+        <w:contextualSpacing/>
+      </w:pPr>
+      <w:r>
+        <w:t>Applying Maths -&gt; there are two possible cases for this equation :- </w:t>
+      </w:r>
+    </w:p>
+    <w:p>
+      <w:pPr>
+        <w:spacing w:after="0"/>
+        <w:contextualSpacing/>
+      </w:pPr>
+      <w:r>
+        <w:t>-&gt; abs(b[i]-b[j])==k means -&gt; i)b[i]-b[j]==&gt;k or ii) -1*(b[i]-b[j])==&gt;k</w:t>
       </w:r>
     </w:p>
     <w:p>
@@ -963,29 +902,14 @@
         <w:spacing w:after="0"/>
         <w:contextualSpacing/>
       </w:pPr>
-      <w:proofErr w:type="gramStart"/>
-      <w:r>
-        <w:t>So</w:t>
-      </w:r>
-      <w:proofErr w:type="gramEnd"/>
-      <w:r>
-        <w:t xml:space="preserve"> if you are able to find such a b[i] in range {0……j-1} then knowing the frequency of such b[i] in range [0</w:t>
-      </w:r>
-      <w:proofErr w:type="gramStart"/>
-      <w:r>
-        <w:t>…..</w:t>
-      </w:r>
-      <w:proofErr w:type="gramEnd"/>
-      <w:r>
-        <w:t>j-1] tells you many valid pairs are possible (</w:t>
-      </w:r>
-      <w:proofErr w:type="spellStart"/>
-      <w:proofErr w:type="gramStart"/>
+      <w:r>
+        <w:t>So if you are able to find such a b[i] in range {0……j-1} then knowing the frequency of such b[i] in range [0…..j-1] tells you many valid pairs are possible (</w:t>
+      </w:r>
+      <w:proofErr w:type="spellStart"/>
       <w:r>
         <w:t>i,j</w:t>
       </w:r>
       <w:proofErr w:type="spellEnd"/>
-      <w:proofErr w:type="gramEnd"/>
       <w:r>
         <w:t>) where “j” is fixed currently and i goes from 0 to j-1</w:t>
       </w:r>
@@ -1002,13 +926,8 @@
         <w:contextualSpacing/>
       </w:pPr>
       <w:r>
-        <w:t xml:space="preserve">B[i] will be calculated using following 2 </w:t>
-      </w:r>
-      <w:proofErr w:type="gramStart"/>
-      <w:r>
-        <w:t>formulas:-</w:t>
-      </w:r>
-      <w:proofErr w:type="gramEnd"/>
+        <w:t>B[i] will be calculated using following 2 formulas:-</w:t>
+      </w:r>
     </w:p>
     <w:p>
       <w:pPr>
@@ -1068,19 +987,11 @@
       </w:r>
       <w:proofErr w:type="spellStart"/>
       <w:r>
-        <w:t>count_pairs_with_difference_</w:t>
-      </w:r>
-      <w:proofErr w:type="gramStart"/>
-      <w:r>
-        <w:t>k</w:t>
-      </w:r>
-      <w:proofErr w:type="spellEnd"/>
-      <w:r>
-        <w:t>(</w:t>
-      </w:r>
-      <w:proofErr w:type="gramEnd"/>
-      <w:r>
-        <w:t>b, k):</w:t>
+        <w:t>count_pairs_with_difference_k</w:t>
+      </w:r>
+      <w:proofErr w:type="spellEnd"/>
+      <w:r>
+        <w:t>(b, k):</w:t>
       </w:r>
     </w:p>
     <w:p>
@@ -1166,15 +1077,7 @@
         <w:contextualSpacing/>
       </w:pPr>
       <w:r>
-        <w:t xml:space="preserve">        if </w:t>
-      </w:r>
-      <w:proofErr w:type="gramStart"/>
-      <w:r>
-        <w:t>k !</w:t>
-      </w:r>
-      <w:proofErr w:type="gramEnd"/>
-      <w:r>
-        <w:t xml:space="preserve">= 0 and b[j] + k in </w:t>
+        <w:t xml:space="preserve">        if k != 0 and b[j] + k in </w:t>
       </w:r>
       <w:proofErr w:type="spellStart"/>
       <w:r>
@@ -1208,7 +1111,6 @@
         <w:contextualSpacing/>
       </w:pPr>
       <w:r>
-        <w:lastRenderedPageBreak/>
         <w:t xml:space="preserve">        if b[j] in </w:t>
       </w:r>
       <w:proofErr w:type="spellStart"/>
@@ -1298,23 +1200,7 @@
         <w:t>5]</w:t>
       </w:r>
       <w:r>
-        <w:t xml:space="preserve">Find Sum of </w:t>
-      </w:r>
-      <w:proofErr w:type="gramStart"/>
-      <w:r>
-        <w:t>Range  [</w:t>
-      </w:r>
-      <w:proofErr w:type="gramEnd"/>
-      <w:r>
-        <w:t>l……</w:t>
-      </w:r>
-      <w:proofErr w:type="gramStart"/>
-      <w:r>
-        <w:t>….r</w:t>
-      </w:r>
-      <w:proofErr w:type="gramEnd"/>
-      <w:r>
-        <w:t>] where(l&lt;=r) using Prefix sum. </w:t>
+        <w:t>Find Sum of Range  [l……….r] where(l&lt;=r) using Prefix sum. </w:t>
       </w:r>
     </w:p>
     <w:p>
@@ -1333,111 +1219,70 @@
           <w:b/>
           <w:bCs/>
         </w:rPr>
-        <w:t xml:space="preserve">Brute </w:t>
-      </w:r>
-      <w:proofErr w:type="gramStart"/>
+        <w:t>Brute Force</w:t>
+      </w:r>
+      <w:r>
+        <w:t>:- For each l and r, start our i pointer from l and i will go till r and for each i, we will update our sum by doing sum = sum + arr[i]. Finally, print this sum.</w:t>
+      </w:r>
+    </w:p>
+    <w:p>
+      <w:pPr>
+        <w:spacing w:after="0"/>
+        <w:contextualSpacing/>
+      </w:pPr>
+      <w:r>
+        <w:t>Time Complexity - O(N*Q) </w:t>
+      </w:r>
+    </w:p>
+    <w:p>
+      <w:pPr>
+        <w:spacing w:after="0"/>
+        <w:contextualSpacing/>
+      </w:pPr>
+      <w:r>
+        <w:t xml:space="preserve">For each query of l and r, we will call this </w:t>
+      </w:r>
+      <w:proofErr w:type="spellStart"/>
+      <w:r>
+        <w:t>getSum</w:t>
+      </w:r>
+      <w:proofErr w:type="spellEnd"/>
+      <w:r>
+        <w:t>(), so Time Complexity will be O(n*q) where, q is the size of queries array containing different l and r values.</w:t>
+      </w:r>
+    </w:p>
+    <w:p>
+      <w:pPr>
+        <w:spacing w:after="0"/>
+        <w:contextualSpacing/>
+      </w:pPr>
+    </w:p>
+    <w:p>
+      <w:pPr>
+        <w:spacing w:after="0"/>
+        <w:contextualSpacing/>
+      </w:pPr>
+      <w:r>
+        <w:t>Space Complexity - O(1)</w:t>
+      </w:r>
+    </w:p>
+    <w:p>
+      <w:pPr>
+        <w:spacing w:after="0"/>
+        <w:contextualSpacing/>
+      </w:pPr>
+    </w:p>
+    <w:p>
+      <w:pPr>
+        <w:spacing w:after="0"/>
+        <w:contextualSpacing/>
+      </w:pPr>
       <w:r>
         <w:rPr>
           <w:b/>
           <w:bCs/>
         </w:rPr>
-        <w:t>Force</w:t>
-      </w:r>
-      <w:r>
-        <w:t>:-</w:t>
-      </w:r>
-      <w:proofErr w:type="gramEnd"/>
-      <w:r>
-        <w:t xml:space="preserve"> For each l and r, start our i pointer from l and i will go till r and for each i, we will update our sum by doing sum = sum + arr[i]. Finally, print this sum.</w:t>
-      </w:r>
-    </w:p>
-    <w:p>
-      <w:pPr>
-        <w:spacing w:after="0"/>
-        <w:contextualSpacing/>
-      </w:pPr>
-      <w:r>
-        <w:t>Time Complexity - O(N*Q) </w:t>
-      </w:r>
-    </w:p>
-    <w:p>
-      <w:pPr>
-        <w:spacing w:after="0"/>
-        <w:contextualSpacing/>
-      </w:pPr>
-      <w:r>
-        <w:t xml:space="preserve">For each query of l and r, we will call this </w:t>
-      </w:r>
-      <w:proofErr w:type="spellStart"/>
-      <w:proofErr w:type="gramStart"/>
-      <w:r>
-        <w:t>getSum</w:t>
-      </w:r>
-      <w:proofErr w:type="spellEnd"/>
-      <w:r>
-        <w:t>(</w:t>
-      </w:r>
-      <w:proofErr w:type="gramEnd"/>
-      <w:r>
-        <w:t>), so Time Complexity will be O(n*q) where, q is the size of queries array containing different l and r values.</w:t>
-      </w:r>
-    </w:p>
-    <w:p>
-      <w:pPr>
-        <w:spacing w:after="0"/>
-        <w:contextualSpacing/>
-      </w:pPr>
-    </w:p>
-    <w:p>
-      <w:pPr>
-        <w:spacing w:after="0"/>
-        <w:contextualSpacing/>
-      </w:pPr>
-      <w:r>
-        <w:t xml:space="preserve">Space Complexity - </w:t>
-      </w:r>
-      <w:proofErr w:type="gramStart"/>
-      <w:r>
-        <w:t>O(</w:t>
-      </w:r>
-      <w:proofErr w:type="gramEnd"/>
-      <w:r>
-        <w:t>1)</w:t>
-      </w:r>
-    </w:p>
-    <w:p>
-      <w:pPr>
-        <w:spacing w:after="0"/>
-        <w:contextualSpacing/>
-      </w:pPr>
-    </w:p>
-    <w:p>
-      <w:pPr>
-        <w:spacing w:after="0"/>
-        <w:contextualSpacing/>
-      </w:pPr>
-      <w:r>
-        <w:rPr>
-          <w:b/>
-          <w:bCs/>
-        </w:rPr>
-        <w:t xml:space="preserve">Optimised </w:t>
-      </w:r>
-      <w:proofErr w:type="gramStart"/>
-      <w:r>
-        <w:rPr>
-          <w:b/>
-          <w:bCs/>
-        </w:rPr>
-        <w:t>Approach:-</w:t>
-      </w:r>
-      <w:proofErr w:type="gramEnd"/>
-      <w:r>
-        <w:rPr>
-          <w:b/>
-          <w:bCs/>
-        </w:rPr>
-        <w:t xml:space="preserve"> </w:t>
+        <w:t xml:space="preserve">Optimised Approach:- </w:t>
       </w:r>
       <w:r>
         <w:t>For given array, construct a prefix array of size n, and prefix[i] = prefix[i-1] + arr[i]. After creating this prefix Array.</w:t>
@@ -1491,7 +1336,15 @@
         <w:contextualSpacing/>
       </w:pPr>
       <w:r>
-        <w:t>def prefix_sum(</w:t>
+        <w:t xml:space="preserve">def </w:t>
+      </w:r>
+      <w:proofErr w:type="spellStart"/>
+      <w:r>
+        <w:t>prefix_sum</w:t>
+      </w:r>
+      <w:proofErr w:type="spellEnd"/>
+      <w:r>
+        <w:t>(</w:t>
       </w:r>
       <w:proofErr w:type="spellStart"/>
       <w:r>
@@ -1533,15 +1386,7 @@
         <w:contextualSpacing/>
       </w:pPr>
       <w:r>
-        <w:t xml:space="preserve">    for i in </w:t>
-      </w:r>
-      <w:proofErr w:type="gramStart"/>
-      <w:r>
-        <w:t>range(</w:t>
-      </w:r>
-      <w:proofErr w:type="gramEnd"/>
-      <w:r>
-        <w:t xml:space="preserve">1, </w:t>
+        <w:t xml:space="preserve">    for i in range(1, </w:t>
       </w:r>
       <w:proofErr w:type="spellStart"/>
       <w:r>
@@ -1566,28 +1411,15 @@
         <w:contextualSpacing/>
       </w:pPr>
       <w:r>
-        <w:t xml:space="preserve">        prefix[i] = </w:t>
-      </w:r>
-      <w:proofErr w:type="gramStart"/>
-      <w:r>
-        <w:t>prefix[</w:t>
-      </w:r>
-      <w:proofErr w:type="gramEnd"/>
-      <w:r>
-        <w:t xml:space="preserve">i - 1] + </w:t>
-      </w:r>
-      <w:proofErr w:type="spellStart"/>
-      <w:proofErr w:type="gramStart"/>
+        <w:t xml:space="preserve">        prefix[i] = prefix[i - 1] + </w:t>
+      </w:r>
+      <w:proofErr w:type="spellStart"/>
       <w:r>
         <w:t>nums</w:t>
       </w:r>
       <w:proofErr w:type="spellEnd"/>
       <w:r>
-        <w:t>[</w:t>
-      </w:r>
-      <w:proofErr w:type="gramEnd"/>
-      <w:r>
-        <w:t>i - 1]</w:t>
+        <w:t>[i - 1]</w:t>
       </w:r>
     </w:p>
     <w:p>
@@ -1621,36 +1453,20 @@
       </w:r>
       <w:proofErr w:type="spellStart"/>
       <w:r>
-        <w:t>optimized_</w:t>
-      </w:r>
-      <w:proofErr w:type="gramStart"/>
-      <w:r>
-        <w:t>sum</w:t>
-      </w:r>
-      <w:proofErr w:type="spellEnd"/>
-      <w:r>
-        <w:t>(</w:t>
-      </w:r>
-      <w:proofErr w:type="gramEnd"/>
-      <w:r>
-        <w:t>prefix, l, r):</w:t>
-      </w:r>
-    </w:p>
-    <w:p>
-      <w:pPr>
-        <w:spacing w:after="0"/>
-        <w:contextualSpacing/>
-      </w:pPr>
-      <w:r>
-        <w:t xml:space="preserve">    return prefix[r] - </w:t>
-      </w:r>
-      <w:proofErr w:type="gramStart"/>
-      <w:r>
-        <w:t>prefix[</w:t>
-      </w:r>
-      <w:proofErr w:type="gramEnd"/>
-      <w:r>
-        <w:t>l - 1]</w:t>
+        <w:t>optimized_sum</w:t>
+      </w:r>
+      <w:proofErr w:type="spellEnd"/>
+      <w:r>
+        <w:t>(prefix, l, r):</w:t>
+      </w:r>
+    </w:p>
+    <w:p>
+      <w:pPr>
+        <w:spacing w:after="0"/>
+        <w:contextualSpacing/>
+      </w:pPr>
+      <w:r>
+        <w:t xml:space="preserve">    return prefix[r] - prefix[l - 1]</w:t>
       </w:r>
     </w:p>
     <w:p>
@@ -1671,16 +1487,8 @@
         <w:rPr>
           <w:color w:val="00B050"/>
         </w:rPr>
-        <w:t xml:space="preserve">here </w:t>
-      </w:r>
-      <w:proofErr w:type="gramStart"/>
-      <w:r>
-        <w:rPr>
-          <w:color w:val="00B050"/>
-        </w:rPr>
-        <w:t>prefix[</w:t>
-      </w:r>
-      <w:proofErr w:type="gramEnd"/>
+        <w:t>here prefix[</w:t>
+      </w:r>
       <w:r>
         <w:rPr>
           <w:color w:val="00B050"/>
@@ -1691,35 +1499,7 @@
         <w:rPr>
           <w:color w:val="00B050"/>
         </w:rPr>
-        <w:t xml:space="preserve">] will remain 0, </w:t>
-      </w:r>
-      <w:proofErr w:type="gramStart"/>
-      <w:r>
-        <w:rPr>
-          <w:color w:val="00B050"/>
-        </w:rPr>
-        <w:t>arr[</w:t>
-      </w:r>
-      <w:proofErr w:type="gramEnd"/>
-      <w:r>
-        <w:rPr>
-          <w:color w:val="00B050"/>
-        </w:rPr>
-        <w:t xml:space="preserve">0] will be stored in </w:t>
-      </w:r>
-      <w:proofErr w:type="gramStart"/>
-      <w:r>
-        <w:rPr>
-          <w:color w:val="00B050"/>
-        </w:rPr>
-        <w:t>prefix[</w:t>
-      </w:r>
-      <w:proofErr w:type="gramEnd"/>
-      <w:r>
-        <w:rPr>
-          <w:color w:val="00B050"/>
-        </w:rPr>
-        <w:t xml:space="preserve">1], because we are using users l and r value to fetch </w:t>
+        <w:t xml:space="preserve">] will remain 0, arr[0] will be stored in prefix[1], because we are using users l and r value to fetch </w:t>
       </w:r>
       <w:r>
         <w:rPr>
@@ -1817,27 +1597,126 @@
         <w:t xml:space="preserve"> </w:t>
       </w:r>
       <w:r>
-        <w:t>Find count of number of subarrays with sum =</w:t>
-      </w:r>
-      <w:proofErr w:type="gramStart"/>
-      <w:r>
-        <w:t>=  k</w:t>
-      </w:r>
-      <w:proofErr w:type="gramEnd"/>
-      <w:r>
-        <w:t> </w:t>
-      </w:r>
-    </w:p>
-    <w:p>
-      <w:pPr>
-        <w:spacing w:after="0"/>
-        <w:contextualSpacing/>
-      </w:pPr>
-    </w:p>
-    <w:p>
-      <w:pPr>
-        <w:spacing w:after="0"/>
-        <w:contextualSpacing/>
+        <w:t>Find count of number of subarrays with sum ==  k </w:t>
+      </w:r>
+    </w:p>
+    <w:p>
+      <w:pPr>
+        <w:spacing w:after="0"/>
+        <w:contextualSpacing/>
+      </w:pPr>
+    </w:p>
+    <w:p>
+      <w:pPr>
+        <w:spacing w:after="0"/>
+        <w:contextualSpacing/>
+      </w:pPr>
+      <w:r>
+        <w:rPr>
+          <w:b/>
+          <w:bCs/>
+          <w:u w:val="single"/>
+        </w:rPr>
+        <w:t>Brute force approach 1</w:t>
+      </w:r>
+      <w:r>
+        <w:t>:- For Every Index j, We will count the number of Valid Subarrays which have Sum as K and Ending at index j.</w:t>
+      </w:r>
+    </w:p>
+    <w:p>
+      <w:pPr>
+        <w:spacing w:after="0"/>
+        <w:contextualSpacing/>
+      </w:pPr>
+      <w:r>
+        <w:t xml:space="preserve"> </w:t>
+      </w:r>
+    </w:p>
+    <w:p>
+      <w:pPr>
+        <w:spacing w:after="0"/>
+        <w:contextualSpacing/>
+      </w:pPr>
+      <w:r>
+        <w:t xml:space="preserve">After landing at j, we will </w:t>
+      </w:r>
+      <w:proofErr w:type="spellStart"/>
+      <w:r>
+        <w:t>intiailize</w:t>
+      </w:r>
+      <w:proofErr w:type="spellEnd"/>
+      <w:r>
+        <w:t xml:space="preserve"> sum=</w:t>
+      </w:r>
+      <w:proofErr w:type="spellStart"/>
+      <w:r>
+        <w:t>arr</w:t>
+      </w:r>
+      <w:proofErr w:type="spellEnd"/>
+      <w:r>
+        <w:t>[j], if sum==k, count++</w:t>
+      </w:r>
+      <w:r>
+        <w:t>,</w:t>
+      </w:r>
+    </w:p>
+    <w:p>
+      <w:pPr>
+        <w:spacing w:after="0"/>
+        <w:contextualSpacing/>
+      </w:pPr>
+      <w:r>
+        <w:t>Use backward iteration, sum+=arr[</w:t>
+      </w:r>
+      <w:r>
+        <w:t>i], sum==k? ,count++</w:t>
+      </w:r>
+    </w:p>
+    <w:p>
+      <w:pPr>
+        <w:spacing w:after="0"/>
+        <w:contextualSpacing/>
+      </w:pPr>
+    </w:p>
+    <w:p>
+      <w:pPr>
+        <w:spacing w:after="0"/>
+        <w:contextualSpacing/>
+      </w:pPr>
+    </w:p>
+    <w:p>
+      <w:pPr>
+        <w:spacing w:after="0"/>
+        <w:contextualSpacing/>
+      </w:pPr>
+      <w:r>
+        <w:t>Time Complexity - O(N*N)</w:t>
+      </w:r>
+    </w:p>
+    <w:p>
+      <w:pPr>
+        <w:spacing w:after="0"/>
+        <w:contextualSpacing/>
+      </w:pPr>
+      <w:r>
+        <w:t>Space Complexity - O(1)</w:t>
+      </w:r>
+    </w:p>
+    <w:p>
+      <w:pPr>
+        <w:spacing w:after="0"/>
+        <w:contextualSpacing/>
+      </w:pPr>
+    </w:p>
+    <w:p>
+      <w:pPr>
+        <w:spacing w:after="0"/>
+        <w:contextualSpacing/>
+        <w:rPr>
+          <w:b/>
+          <w:bCs/>
+          <w:u w:val="single"/>
+        </w:rPr>
       </w:pPr>
       <w:r>
         <w:rPr>
@@ -1846,142 +1725,6 @@
           <w:u w:val="single"/>
         </w:rPr>
         <w:lastRenderedPageBreak/>
-        <w:t xml:space="preserve">Brute force approach </w:t>
-      </w:r>
-      <w:proofErr w:type="gramStart"/>
-      <w:r>
-        <w:rPr>
-          <w:b/>
-          <w:bCs/>
-          <w:u w:val="single"/>
-        </w:rPr>
-        <w:t>1</w:t>
-      </w:r>
-      <w:r>
-        <w:t>:-</w:t>
-      </w:r>
-      <w:proofErr w:type="gramEnd"/>
-      <w:r>
-        <w:t xml:space="preserve"> For Every Index j, </w:t>
-      </w:r>
-      <w:proofErr w:type="gramStart"/>
-      <w:r>
-        <w:t>We</w:t>
-      </w:r>
-      <w:proofErr w:type="gramEnd"/>
-      <w:r>
-        <w:t xml:space="preserve"> will count the number of Valid Subarrays which have Sum as K and Ending at index j.</w:t>
-      </w:r>
-    </w:p>
-    <w:p>
-      <w:pPr>
-        <w:spacing w:after="0"/>
-        <w:contextualSpacing/>
-      </w:pPr>
-      <w:r>
-        <w:t xml:space="preserve"> </w:t>
-      </w:r>
-    </w:p>
-    <w:p>
-      <w:pPr>
-        <w:spacing w:after="0"/>
-        <w:contextualSpacing/>
-      </w:pPr>
-      <w:r>
-        <w:t xml:space="preserve">After landing at j, we will </w:t>
-      </w:r>
-      <w:proofErr w:type="spellStart"/>
-      <w:r>
-        <w:t>intiailize</w:t>
-      </w:r>
-      <w:proofErr w:type="spellEnd"/>
-      <w:r>
-        <w:t xml:space="preserve"> sum=arr[j], if sum==k, count++</w:t>
-      </w:r>
-      <w:r>
-        <w:t>,</w:t>
-      </w:r>
-    </w:p>
-    <w:p>
-      <w:pPr>
-        <w:spacing w:after="0"/>
-        <w:contextualSpacing/>
-      </w:pPr>
-      <w:r>
-        <w:t>Use backward iteration, sum+=arr[</w:t>
-      </w:r>
-      <w:r>
-        <w:t xml:space="preserve">i], sum==k? </w:t>
-      </w:r>
-      <w:proofErr w:type="gramStart"/>
-      <w:r>
-        <w:t>,count</w:t>
-      </w:r>
-      <w:proofErr w:type="gramEnd"/>
-      <w:r>
-        <w:t>++</w:t>
-      </w:r>
-    </w:p>
-    <w:p>
-      <w:pPr>
-        <w:spacing w:after="0"/>
-        <w:contextualSpacing/>
-      </w:pPr>
-    </w:p>
-    <w:p>
-      <w:pPr>
-        <w:spacing w:after="0"/>
-        <w:contextualSpacing/>
-      </w:pPr>
-    </w:p>
-    <w:p>
-      <w:pPr>
-        <w:spacing w:after="0"/>
-        <w:contextualSpacing/>
-      </w:pPr>
-      <w:r>
-        <w:t>Time Complexity - O(N*N)</w:t>
-      </w:r>
-    </w:p>
-    <w:p>
-      <w:pPr>
-        <w:spacing w:after="0"/>
-        <w:contextualSpacing/>
-      </w:pPr>
-      <w:r>
-        <w:t xml:space="preserve">Space Complexity - </w:t>
-      </w:r>
-      <w:proofErr w:type="gramStart"/>
-      <w:r>
-        <w:t>O(</w:t>
-      </w:r>
-      <w:proofErr w:type="gramEnd"/>
-      <w:r>
-        <w:t>1)</w:t>
-      </w:r>
-    </w:p>
-    <w:p>
-      <w:pPr>
-        <w:spacing w:after="0"/>
-        <w:contextualSpacing/>
-      </w:pPr>
-    </w:p>
-    <w:p>
-      <w:pPr>
-        <w:spacing w:after="0"/>
-        <w:contextualSpacing/>
-        <w:rPr>
-          <w:b/>
-          <w:bCs/>
-          <w:u w:val="single"/>
-        </w:rPr>
-      </w:pPr>
-      <w:r>
-        <w:rPr>
-          <w:b/>
-          <w:bCs/>
-          <w:u w:val="single"/>
-        </w:rPr>
         <w:t xml:space="preserve">Brute Force Approach 2 </w:t>
       </w:r>
       <w:r>
@@ -2025,21 +1768,7 @@
         <w:rPr>
           <w:u w:val="single"/>
         </w:rPr>
-        <w:t xml:space="preserve">upon landing in j in prefix array, iterate backwards </w:t>
-      </w:r>
-      <w:proofErr w:type="gramStart"/>
-      <w:r>
-        <w:rPr>
-          <w:u w:val="single"/>
-        </w:rPr>
-        <w:t>too</w:t>
-      </w:r>
-      <w:proofErr w:type="gramEnd"/>
-      <w:r>
-        <w:rPr>
-          <w:u w:val="single"/>
-        </w:rPr>
-        <w:t xml:space="preserve"> see if p[i]-k is present</w:t>
+        <w:t>upon landing in j in prefix array, iterate backwards too see if p[i]-k is present</w:t>
       </w:r>
     </w:p>
     <w:p>
@@ -2085,23 +1814,10 @@
           <w:bCs/>
           <w:u w:val="single"/>
         </w:rPr>
-        <w:t xml:space="preserve">Optimised </w:t>
-      </w:r>
-      <w:proofErr w:type="gramStart"/>
-      <w:r>
-        <w:rPr>
-          <w:b/>
-          <w:bCs/>
-          <w:u w:val="single"/>
-        </w:rPr>
-        <w:t>Approach</w:t>
-      </w:r>
-      <w:r>
-        <w:t>:-</w:t>
-      </w:r>
-      <w:proofErr w:type="gramEnd"/>
-      <w:r>
-        <w:t xml:space="preserve"> Maintain the Prefix sum array and for every index J we will calculate X which will be equal to sum of elements till index j - k (X = P[j]-k). Now, do </w:t>
+        <w:t>Optimised Approach</w:t>
+      </w:r>
+      <w:r>
+        <w:t xml:space="preserve">:- Maintain the Prefix sum array and for every index J we will calculate X which will be equal to sum of elements till index j - k (X = P[j]-k). Now, do </w:t>
       </w:r>
       <w:proofErr w:type="spellStart"/>
       <w:r>
@@ -2175,19 +1891,19 @@
       </w:r>
       <w:proofErr w:type="spellStart"/>
       <w:r>
-        <w:t>count_subarrays_</w:t>
-      </w:r>
-      <w:proofErr w:type="gramStart"/>
-      <w:r>
-        <w:t>optimized</w:t>
+        <w:t>count_subarrays_optimized</w:t>
       </w:r>
       <w:proofErr w:type="spellEnd"/>
       <w:r>
         <w:t>(</w:t>
       </w:r>
-      <w:proofErr w:type="gramEnd"/>
-      <w:r>
-        <w:t>arr, k):</w:t>
+      <w:proofErr w:type="spellStart"/>
+      <w:r>
+        <w:t>arr</w:t>
+      </w:r>
+      <w:proofErr w:type="spellEnd"/>
+      <w:r>
+        <w:t>, k):</w:t>
       </w:r>
     </w:p>
     <w:p>
@@ -2277,35 +1993,111 @@
       </w:r>
       <w:proofErr w:type="spellStart"/>
       <w:r>
-        <w:t>prefix_sum_</w:t>
-      </w:r>
-      <w:proofErr w:type="gramStart"/>
-      <w:r>
-        <w:t>count</w:t>
+        <w:t>prefix_sum_count</w:t>
+      </w:r>
+      <w:proofErr w:type="spellEnd"/>
+      <w:r>
+        <w:t>[0] = 1</w:t>
+      </w:r>
+    </w:p>
+    <w:p>
+      <w:pPr>
+        <w:spacing w:after="0"/>
+        <w:contextualSpacing/>
+      </w:pPr>
+    </w:p>
+    <w:p>
+      <w:pPr>
+        <w:spacing w:after="0"/>
+        <w:contextualSpacing/>
+      </w:pPr>
+      <w:r>
+        <w:t xml:space="preserve">    for num in arr:</w:t>
+      </w:r>
+    </w:p>
+    <w:p>
+      <w:pPr>
+        <w:spacing w:after="0"/>
+        <w:contextualSpacing/>
+      </w:pPr>
+      <w:r>
+        <w:t xml:space="preserve">        </w:t>
+      </w:r>
+      <w:proofErr w:type="spellStart"/>
+      <w:r>
+        <w:t>current_sum</w:t>
+      </w:r>
+      <w:proofErr w:type="spellEnd"/>
+      <w:r>
+        <w:t xml:space="preserve"> += </w:t>
+      </w:r>
+      <w:proofErr w:type="spellStart"/>
+      <w:r>
+        <w:t>num</w:t>
+      </w:r>
+      <w:proofErr w:type="spellEnd"/>
+    </w:p>
+    <w:p>
+      <w:pPr>
+        <w:spacing w:after="0"/>
+        <w:contextualSpacing/>
+      </w:pPr>
+    </w:p>
+    <w:p>
+      <w:pPr>
+        <w:spacing w:after="0"/>
+        <w:contextualSpacing/>
+      </w:pPr>
+      <w:r>
+        <w:t xml:space="preserve">        if (</w:t>
+      </w:r>
+      <w:proofErr w:type="spellStart"/>
+      <w:r>
+        <w:t>current_sum</w:t>
+      </w:r>
+      <w:proofErr w:type="spellEnd"/>
+      <w:r>
+        <w:t xml:space="preserve"> - k) in </w:t>
+      </w:r>
+      <w:proofErr w:type="spellStart"/>
+      <w:r>
+        <w:t>prefix_sum_count</w:t>
+      </w:r>
+      <w:proofErr w:type="spellEnd"/>
+      <w:r>
+        <w:t>:</w:t>
+      </w:r>
+    </w:p>
+    <w:p>
+      <w:pPr>
+        <w:spacing w:after="0"/>
+        <w:contextualSpacing/>
+      </w:pPr>
+      <w:r>
+        <w:t xml:space="preserve">            count += </w:t>
+      </w:r>
+      <w:proofErr w:type="spellStart"/>
+      <w:r>
+        <w:t>prefix_sum_count</w:t>
       </w:r>
       <w:proofErr w:type="spellEnd"/>
       <w:r>
         <w:t>[</w:t>
       </w:r>
-      <w:proofErr w:type="gramEnd"/>
-      <w:r>
-        <w:t>0] = 1</w:t>
-      </w:r>
-    </w:p>
-    <w:p>
-      <w:pPr>
-        <w:spacing w:after="0"/>
-        <w:contextualSpacing/>
-      </w:pPr>
-    </w:p>
-    <w:p>
-      <w:pPr>
-        <w:spacing w:after="0"/>
-        <w:contextualSpacing/>
-      </w:pPr>
-      <w:r>
-        <w:t xml:space="preserve">    for num in arr:</w:t>
-      </w:r>
+      <w:proofErr w:type="spellStart"/>
+      <w:r>
+        <w:t>current_sum</w:t>
+      </w:r>
+      <w:proofErr w:type="spellEnd"/>
+      <w:r>
+        <w:t xml:space="preserve"> - k]</w:t>
+      </w:r>
+    </w:p>
+    <w:p>
+      <w:pPr>
+        <w:spacing w:after="0"/>
+        <w:contextualSpacing/>
+      </w:pPr>
     </w:p>
     <w:p>
       <w:pPr>
@@ -2317,102 +2109,18 @@
       </w:r>
       <w:proofErr w:type="spellStart"/>
       <w:r>
+        <w:t>prefix_sum_count</w:t>
+      </w:r>
+      <w:proofErr w:type="spellEnd"/>
+      <w:r>
+        <w:t>[</w:t>
+      </w:r>
+      <w:proofErr w:type="spellStart"/>
+      <w:r>
         <w:t>current_sum</w:t>
       </w:r>
       <w:proofErr w:type="spellEnd"/>
       <w:r>
-        <w:t xml:space="preserve"> += num</w:t>
-      </w:r>
-    </w:p>
-    <w:p>
-      <w:pPr>
-        <w:spacing w:after="0"/>
-        <w:contextualSpacing/>
-      </w:pPr>
-    </w:p>
-    <w:p>
-      <w:pPr>
-        <w:spacing w:after="0"/>
-        <w:contextualSpacing/>
-      </w:pPr>
-      <w:r>
-        <w:t xml:space="preserve">        if (</w:t>
-      </w:r>
-      <w:proofErr w:type="spellStart"/>
-      <w:r>
-        <w:t>current_sum</w:t>
-      </w:r>
-      <w:proofErr w:type="spellEnd"/>
-      <w:r>
-        <w:t xml:space="preserve"> - k) in </w:t>
-      </w:r>
-      <w:proofErr w:type="spellStart"/>
-      <w:r>
-        <w:t>prefix_sum_count</w:t>
-      </w:r>
-      <w:proofErr w:type="spellEnd"/>
-      <w:r>
-        <w:t>:</w:t>
-      </w:r>
-    </w:p>
-    <w:p>
-      <w:pPr>
-        <w:spacing w:after="0"/>
-        <w:contextualSpacing/>
-      </w:pPr>
-      <w:r>
-        <w:t xml:space="preserve">            count += </w:t>
-      </w:r>
-      <w:proofErr w:type="spellStart"/>
-      <w:r>
-        <w:t>prefix_sum_</w:t>
-      </w:r>
-      <w:proofErr w:type="gramStart"/>
-      <w:r>
-        <w:t>count</w:t>
-      </w:r>
-      <w:proofErr w:type="spellEnd"/>
-      <w:r>
-        <w:t>[</w:t>
-      </w:r>
-      <w:proofErr w:type="spellStart"/>
-      <w:proofErr w:type="gramEnd"/>
-      <w:r>
-        <w:t>current_sum</w:t>
-      </w:r>
-      <w:proofErr w:type="spellEnd"/>
-      <w:r>
-        <w:t xml:space="preserve"> - k]</w:t>
-      </w:r>
-    </w:p>
-    <w:p>
-      <w:pPr>
-        <w:spacing w:after="0"/>
-        <w:contextualSpacing/>
-      </w:pPr>
-    </w:p>
-    <w:p>
-      <w:pPr>
-        <w:spacing w:after="0"/>
-        <w:contextualSpacing/>
-      </w:pPr>
-      <w:r>
-        <w:t xml:space="preserve">        </w:t>
-      </w:r>
-      <w:proofErr w:type="spellStart"/>
-      <w:r>
-        <w:t>prefix_sum_count</w:t>
-      </w:r>
-      <w:proofErr w:type="spellEnd"/>
-      <w:r>
-        <w:t>[</w:t>
-      </w:r>
-      <w:proofErr w:type="spellStart"/>
-      <w:r>
-        <w:t>current_sum</w:t>
-      </w:r>
-      <w:proofErr w:type="spellEnd"/>
-      <w:r>
         <w:t>] += 1</w:t>
       </w:r>
     </w:p>
@@ -2503,7 +2211,6 @@
       </w:pPr>
       <w:proofErr w:type="spellStart"/>
       <w:r>
-        <w:lastRenderedPageBreak/>
         <w:t>Saidhqi</w:t>
       </w:r>
       <w:proofErr w:type="spellEnd"/>
@@ -2546,44 +2253,20 @@
         <w:spacing w:after="0"/>
       </w:pPr>
       <w:r>
-        <w:t xml:space="preserve">Brute Force </w:t>
-      </w:r>
-      <w:proofErr w:type="gramStart"/>
-      <w:r>
-        <w:t>Approach:-</w:t>
-      </w:r>
-      <w:proofErr w:type="gramEnd"/>
-      <w:r>
-        <w:t xml:space="preserve"> We will use 2 Nested for loop and where i will start from index 1 and it will end at index N. similarly J will start from i it will end at N and I </w:t>
-      </w:r>
-      <w:proofErr w:type="gramStart"/>
-      <w:r>
-        <w:t>denotes</w:t>
-      </w:r>
-      <w:proofErr w:type="gramEnd"/>
-      <w:r>
-        <w:t xml:space="preserve"> the starting point of any subarray and J will denote the ending point of any subarray. </w:t>
-      </w:r>
-    </w:p>
-    <w:p>
-      <w:pPr>
-        <w:spacing w:after="0"/>
-      </w:pPr>
-    </w:p>
-    <w:p>
-      <w:pPr>
-        <w:spacing w:after="0"/>
-      </w:pPr>
-      <w:r>
-        <w:t xml:space="preserve">Now we will check if the sum of the elements present in the current sub array is equal to </w:t>
-      </w:r>
-      <w:proofErr w:type="gramStart"/>
-      <w:r>
-        <w:t>K</w:t>
-      </w:r>
-      <w:proofErr w:type="gramEnd"/>
-      <w:r>
-        <w:t xml:space="preserve"> we will update the maximum length with the current sub array's length</w:t>
+        <w:t>Brute Force Approach:- We will use 2 Nested for loop and where i will start from index 1 and it will end at index N. similarly J will start from i it will end at N and I denotes the starting point of any subarray and J will denote the ending point of any subarray. </w:t>
+      </w:r>
+    </w:p>
+    <w:p>
+      <w:pPr>
+        <w:spacing w:after="0"/>
+      </w:pPr>
+    </w:p>
+    <w:p>
+      <w:pPr>
+        <w:spacing w:after="0"/>
+      </w:pPr>
+      <w:r>
+        <w:t>Now we will check if the sum of the elements present in the current sub array is equal to K we will update the maximum length with the current sub array's length</w:t>
       </w:r>
     </w:p>
     <w:p>
@@ -2600,22 +2283,11 @@
           <w:b/>
           <w:bCs/>
         </w:rPr>
-        <w:t xml:space="preserve">Optimised </w:t>
-      </w:r>
-      <w:proofErr w:type="gramStart"/>
-      <w:r>
-        <w:rPr>
-          <w:b/>
-          <w:bCs/>
-        </w:rPr>
-        <w:t>Approach</w:t>
-      </w:r>
-      <w:r>
-        <w:t>:-</w:t>
-      </w:r>
-      <w:proofErr w:type="gramEnd"/>
-      <w:r>
-        <w:t xml:space="preserve"> Use the </w:t>
+        <w:lastRenderedPageBreak/>
+        <w:t>Optimised Approach</w:t>
+      </w:r>
+      <w:r>
+        <w:t xml:space="preserve">:- Use the </w:t>
       </w:r>
       <w:proofErr w:type="spellStart"/>
       <w:r>
@@ -2623,15 +2295,7 @@
       </w:r>
       <w:proofErr w:type="spellEnd"/>
       <w:r>
-        <w:t xml:space="preserve"> and for every j, we will calculate i using formula p[i-1] = p[j] - k. Now we will check in map for the index where p[i-1] has come. We will calculate current Length using j-i+1 and compare this length with Max and Min length and </w:t>
-      </w:r>
-      <w:proofErr w:type="gramStart"/>
-      <w:r>
-        <w:t>Update</w:t>
-      </w:r>
-      <w:proofErr w:type="gramEnd"/>
-      <w:r>
-        <w:t xml:space="preserve"> them if necessary.</w:t>
+        <w:t xml:space="preserve"> and for every j, we will calculate i using formula p[i-1] = p[j] - k. Now we will check in map for the index where p[i-1] has come. We will calculate current Length using j-i+1 and compare this length with Max and Min length and Update them if necessary.</w:t>
       </w:r>
     </w:p>
     <w:p>
@@ -2645,15 +2309,7 @@
         <w:contextualSpacing/>
       </w:pPr>
       <w:r>
-        <w:t>def largest_subarray_sum_</w:t>
-      </w:r>
-      <w:proofErr w:type="gramStart"/>
-      <w:r>
-        <w:t>k(</w:t>
-      </w:r>
-      <w:proofErr w:type="gramEnd"/>
-      <w:r>
-        <w:t>arr, k):</w:t>
+        <w:t>def largest_subarray_sum_k(arr, k):</w:t>
       </w:r>
     </w:p>
     <w:p>
@@ -2744,28 +2400,15 @@
       </w:r>
       <w:proofErr w:type="spellEnd"/>
       <w:r>
-        <w:t xml:space="preserve"> = </w:t>
-      </w:r>
-      <w:proofErr w:type="gramStart"/>
-      <w:r>
-        <w:t>max(</w:t>
-      </w:r>
-      <w:proofErr w:type="spellStart"/>
-      <w:proofErr w:type="gramEnd"/>
+        <w:t xml:space="preserve"> = max(</w:t>
+      </w:r>
+      <w:proofErr w:type="spellStart"/>
       <w:r>
         <w:t>max_len</w:t>
       </w:r>
       <w:proofErr w:type="spellEnd"/>
       <w:r>
-        <w:t>, i - first_</w:t>
-      </w:r>
-      <w:proofErr w:type="gramStart"/>
-      <w:r>
-        <w:t>seen[</w:t>
-      </w:r>
-      <w:proofErr w:type="gramEnd"/>
-      <w:r>
-        <w:t>prefix_sum - k])</w:t>
+        <w:t>, i - first_seen[prefix_sum - k])</w:t>
       </w:r>
     </w:p>
     <w:p>
@@ -2834,19 +2477,19 @@
       </w:r>
       <w:proofErr w:type="spellStart"/>
       <w:r>
-        <w:t>smallest_subarray_sum_</w:t>
-      </w:r>
-      <w:proofErr w:type="gramStart"/>
-      <w:r>
-        <w:t>k</w:t>
+        <w:t>smallest_subarray_sum_k</w:t>
       </w:r>
       <w:proofErr w:type="spellEnd"/>
       <w:r>
         <w:t>(</w:t>
       </w:r>
-      <w:proofErr w:type="gramEnd"/>
-      <w:r>
-        <w:t>arr, k):</w:t>
+      <w:proofErr w:type="spellStart"/>
+      <w:r>
+        <w:t>arr</w:t>
+      </w:r>
+      <w:proofErr w:type="spellEnd"/>
+      <w:r>
+        <w:t>, k):</w:t>
       </w:r>
     </w:p>
     <w:p>
@@ -2953,14 +2596,9 @@
       </w:r>
       <w:proofErr w:type="spellEnd"/>
       <w:r>
-        <w:t xml:space="preserve"> = </w:t>
-      </w:r>
-      <w:proofErr w:type="gramStart"/>
-      <w:r>
-        <w:t>min(</w:t>
-      </w:r>
-      <w:proofErr w:type="spellStart"/>
-      <w:proofErr w:type="gramEnd"/>
+        <w:t xml:space="preserve"> = min(</w:t>
+      </w:r>
+      <w:proofErr w:type="spellStart"/>
       <w:r>
         <w:t>min_len</w:t>
       </w:r>
@@ -2970,19 +2608,19 @@
       </w:r>
       <w:proofErr w:type="spellStart"/>
       <w:r>
-        <w:t>last_</w:t>
-      </w:r>
-      <w:proofErr w:type="gramStart"/>
-      <w:r>
-        <w:t>seen</w:t>
+        <w:t>last_seen</w:t>
       </w:r>
       <w:proofErr w:type="spellEnd"/>
       <w:r>
         <w:t>[</w:t>
       </w:r>
-      <w:proofErr w:type="gramEnd"/>
-      <w:r>
-        <w:t>prefix_sum - k])</w:t>
+      <w:proofErr w:type="spellStart"/>
+      <w:r>
+        <w:t>prefix_sum</w:t>
+      </w:r>
+      <w:proofErr w:type="spellEnd"/>
+      <w:r>
+        <w:t xml:space="preserve"> - k])</w:t>
       </w:r>
     </w:p>
     <w:p>
@@ -3005,7 +2643,15 @@
       </w:r>
       <w:proofErr w:type="spellEnd"/>
       <w:r>
-        <w:t>[prefix_sum] = i</w:t>
+        <w:t>[</w:t>
+      </w:r>
+      <w:proofErr w:type="spellStart"/>
+      <w:r>
+        <w:t>prefix_sum</w:t>
+      </w:r>
+      <w:proofErr w:type="spellEnd"/>
+      <w:r>
+        <w:t>] = i</w:t>
       </w:r>
     </w:p>
     <w:p>
@@ -3057,7 +2703,6 @@
         <w:pStyle w:val="Heading3"/>
       </w:pPr>
       <w:r>
-        <w:lastRenderedPageBreak/>
         <w:t>8]</w:t>
       </w:r>
       <w:r>
@@ -3084,15 +2729,7 @@
         <w:spacing w:after="0"/>
       </w:pPr>
       <w:r>
-        <w:t xml:space="preserve">Brute Force </w:t>
-      </w:r>
-      <w:proofErr w:type="gramStart"/>
-      <w:r>
-        <w:t>Approach:-</w:t>
-      </w:r>
-      <w:proofErr w:type="gramEnd"/>
-      <w:r>
-        <w:t xml:space="preserve"> Use 2 Nested For loops, i will denote starting point of subarray and j will denote point of subarray, now we will check if sum of elements of current subarray is equal to k, we will compare its length with </w:t>
+        <w:t xml:space="preserve">Brute Force Approach:- Use 2 Nested For loops, i will denote starting point of subarray and j will denote point of subarray, now we will check if sum of elements of current subarray is equal to k, we will compare its length with </w:t>
       </w:r>
       <w:proofErr w:type="spellStart"/>
       <w:r>
@@ -3126,44 +2763,20 @@
         <w:spacing w:after="0"/>
       </w:pPr>
       <w:r>
-        <w:t xml:space="preserve">Optimised </w:t>
-      </w:r>
-      <w:proofErr w:type="gramStart"/>
-      <w:r>
-        <w:t>Approach:-</w:t>
-      </w:r>
-      <w:proofErr w:type="gramEnd"/>
-      <w:r>
-        <w:t xml:space="preserve"> First Calculate size of </w:t>
-      </w:r>
-      <w:proofErr w:type="gramStart"/>
-      <w:r>
-        <w:t>Largest</w:t>
-      </w:r>
-      <w:proofErr w:type="gramEnd"/>
-      <w:r>
-        <w:t xml:space="preserve"> subarray and Smallest Subarray with sum of Elements as k using Maps. Now, just calculate the count of those subarrays which have size as calculated above and sum of elements as k.</w:t>
-      </w:r>
-    </w:p>
-    <w:p>
-      <w:pPr>
-        <w:spacing w:after="0"/>
-      </w:pPr>
-    </w:p>
-    <w:p>
-      <w:pPr>
-        <w:spacing w:after="0"/>
-      </w:pPr>
-      <w:r>
-        <w:t>def find_subarray_</w:t>
-      </w:r>
-      <w:proofErr w:type="gramStart"/>
-      <w:r>
-        <w:t>sizes(</w:t>
-      </w:r>
-      <w:proofErr w:type="gramEnd"/>
-      <w:r>
-        <w:t>n, k, arr):</w:t>
+        <w:t>Optimised Approach:- First Calculate size of Largest subarray and Smallest Subarray with sum of Elements as k using Maps. Now, just calculate the count of those subarrays which have size as calculated above and sum of elements as k.</w:t>
+      </w:r>
+    </w:p>
+    <w:p>
+      <w:pPr>
+        <w:spacing w:after="0"/>
+      </w:pPr>
+    </w:p>
+    <w:p>
+      <w:pPr>
+        <w:spacing w:after="0"/>
+      </w:pPr>
+      <w:r>
+        <w:t>def find_subarray_sizes(n, k, arr):</w:t>
       </w:r>
     </w:p>
     <w:p>
@@ -3187,6 +2800,7 @@
         <w:spacing w:after="0"/>
       </w:pPr>
       <w:r>
+        <w:lastRenderedPageBreak/>
         <w:t xml:space="preserve">    pSum = 0</w:t>
       </w:r>
     </w:p>
@@ -3211,31 +2825,15 @@
         <w:spacing w:after="0"/>
       </w:pPr>
       <w:r>
-        <w:t xml:space="preserve">    for j in </w:t>
-      </w:r>
-      <w:proofErr w:type="gramStart"/>
-      <w:r>
-        <w:t>range(</w:t>
-      </w:r>
-      <w:proofErr w:type="gramEnd"/>
-      <w:r>
-        <w:t>1, n + 1):</w:t>
-      </w:r>
-    </w:p>
-    <w:p>
-      <w:pPr>
-        <w:spacing w:after="0"/>
-      </w:pPr>
-      <w:r>
-        <w:t xml:space="preserve">        pSum += </w:t>
-      </w:r>
-      <w:proofErr w:type="gramStart"/>
-      <w:r>
-        <w:t>arr[</w:t>
-      </w:r>
-      <w:proofErr w:type="gramEnd"/>
-      <w:r>
-        <w:t>j - 1]</w:t>
+        <w:t xml:space="preserve">    for j in range(1, n + 1):</w:t>
+      </w:r>
+    </w:p>
+    <w:p>
+      <w:pPr>
+        <w:spacing w:after="0"/>
+      </w:pPr>
+      <w:r>
+        <w:t xml:space="preserve">        pSum += arr[j - 1]</w:t>
       </w:r>
     </w:p>
     <w:p>
@@ -3383,15 +2981,7 @@
         <w:spacing w:after="0"/>
       </w:pPr>
       <w:r>
-        <w:t>def count_subarrays_with_</w:t>
-      </w:r>
-      <w:proofErr w:type="gramStart"/>
-      <w:r>
-        <w:t>length(</w:t>
-      </w:r>
-      <w:proofErr w:type="gramEnd"/>
-      <w:r>
-        <w:t>n, k, arr, targetLength):</w:t>
+        <w:t>def count_subarrays_with_length(n, k, arr, targetLength):</w:t>
       </w:r>
     </w:p>
     <w:p>
@@ -3428,15 +3018,7 @@
         <w:spacing w:after="0"/>
       </w:pPr>
       <w:r>
-        <w:t xml:space="preserve">    windowSum = sum(arr</w:t>
-      </w:r>
-      <w:proofErr w:type="gramStart"/>
-      <w:r>
-        <w:t>[:targetLength</w:t>
-      </w:r>
-      <w:proofErr w:type="gramEnd"/>
-      <w:r>
-        <w:t>])</w:t>
+        <w:t xml:space="preserve">    windowSum = sum(arr[:targetLength])</w:t>
       </w:r>
     </w:p>
     <w:p>
@@ -3460,31 +3042,15 @@
         <w:spacing w:after="0"/>
       </w:pPr>
       <w:r>
-        <w:t xml:space="preserve">    for j in </w:t>
-      </w:r>
-      <w:proofErr w:type="gramStart"/>
-      <w:r>
-        <w:t>range(</w:t>
-      </w:r>
-      <w:proofErr w:type="gramEnd"/>
-      <w:r>
-        <w:t>targetLength, n):</w:t>
-      </w:r>
-    </w:p>
-    <w:p>
-      <w:pPr>
-        <w:spacing w:after="0"/>
-      </w:pPr>
-      <w:r>
-        <w:t xml:space="preserve">        windowSum += arr[j] - </w:t>
-      </w:r>
-      <w:proofErr w:type="gramStart"/>
-      <w:r>
-        <w:t>arr[</w:t>
-      </w:r>
-      <w:proofErr w:type="gramEnd"/>
-      <w:r>
-        <w:t>j - targetLength]</w:t>
+        <w:t xml:space="preserve">    for j in range(targetLength, n):</w:t>
+      </w:r>
+    </w:p>
+    <w:p>
+      <w:pPr>
+        <w:spacing w:after="0"/>
+      </w:pPr>
+      <w:r>
+        <w:t xml:space="preserve">        windowSum += arr[j] - arr[j - targetLength]</w:t>
       </w:r>
     </w:p>
     <w:p>
@@ -3500,164 +3066,2491 @@
         <w:spacing w:after="0"/>
       </w:pPr>
       <w:r>
+        <w:t xml:space="preserve">            count += 1</w:t>
+      </w:r>
+    </w:p>
+    <w:p>
+      <w:pPr>
+        <w:spacing w:after="0"/>
+      </w:pPr>
+      <w:r>
+        <w:t xml:space="preserve">    return count</w:t>
+      </w:r>
+    </w:p>
+    <w:p>
+      <w:pPr>
+        <w:spacing w:after="0"/>
+      </w:pPr>
+      <w:r>
+        <w:t>n = 6</w:t>
+      </w:r>
+    </w:p>
+    <w:p>
+      <w:pPr>
+        <w:spacing w:after="0"/>
+      </w:pPr>
+      <w:r>
+        <w:t>k = 5</w:t>
+      </w:r>
+    </w:p>
+    <w:p>
+      <w:pPr>
+        <w:spacing w:after="0"/>
+      </w:pPr>
+      <w:r>
+        <w:t>arr = [1, 2, 3, 4, 2, 5]</w:t>
+      </w:r>
+    </w:p>
+    <w:p>
+      <w:pPr>
+        <w:spacing w:after="0"/>
+      </w:pPr>
+      <w:r>
+        <w:t>maxLength, minLength = find_subarray_sizes(n, k, arr)</w:t>
+      </w:r>
+    </w:p>
+    <w:p>
+      <w:pPr>
+        <w:spacing w:after="0"/>
+      </w:pPr>
+      <w:r>
+        <w:t>maxCount = count_subarrays_with_length(n, k, arr, maxLength)</w:t>
+      </w:r>
+    </w:p>
+    <w:p>
+      <w:pPr>
+        <w:spacing w:after="0"/>
+      </w:pPr>
+      <w:r>
+        <w:t>minCount = count_subarrays_with_length(n, k, arr, minLength)</w:t>
+      </w:r>
+    </w:p>
+    <w:p>
+      <w:pPr>
+        <w:spacing w:after="0"/>
+      </w:pPr>
+      <w:r>
+        <w:t>print("Max Length:", maxLength, "Count:", maxCount)</w:t>
+      </w:r>
+    </w:p>
+    <w:p>
+      <w:pPr>
+        <w:spacing w:after="0"/>
+      </w:pPr>
+      <w:r>
+        <w:t>print("Min Length:", minLength, "Count:", minCount)</w:t>
+      </w:r>
+    </w:p>
+    <w:p>
+      <w:pPr>
+        <w:spacing w:after="0"/>
+      </w:pPr>
+    </w:p>
+    <w:p>
+      <w:pPr>
+        <w:spacing w:after="0"/>
+      </w:pPr>
+    </w:p>
+    <w:p/>
+    <w:p>
+      <w:pPr>
+        <w:pStyle w:val="Heading3"/>
+      </w:pPr>
+      <w:r>
+        <w:t>9]</w:t>
+      </w:r>
+      <w:r>
+        <w:t>Valid Anagrams</w:t>
+      </w:r>
+    </w:p>
+    <w:p>
+      <w:r>
+        <w:rPr>
+          <w:rFonts w:ascii="Comic Sans MS" w:eastAsia="Times New Roman" w:hAnsi="Comic Sans MS" w:cs="Times New Roman"/>
+          <w:b/>
+          <w:bCs/>
+          <w:color w:val="000000"/>
+          <w:kern w:val="0"/>
+          <w:sz w:val="30"/>
+          <w:szCs w:val="30"/>
+          <w:lang w:eastAsia="en-IN"/>
+          <w14:ligatures w14:val="none"/>
+        </w:rPr>
+        <w:t xml:space="preserve"> </w:t>
+      </w:r>
+      <w:r>
+        <w:rPr>
+          <w:b/>
+          <w:bCs/>
+        </w:rPr>
+        <w:t xml:space="preserve">Problem Link - </w:t>
+      </w:r>
+      <w:hyperlink r:id="rId5" w:history="1">
+        <w:r>
+          <w:rPr>
+            <w:rStyle w:val="Hyperlink"/>
+          </w:rPr>
+          <w:t>https://leetcode.com/problems/valid-anagram/</w:t>
+        </w:r>
+      </w:hyperlink>
+    </w:p>
+    <w:p>
+      <w:pPr>
+        <w:spacing w:after="0"/>
+      </w:pPr>
+    </w:p>
+    <w:p>
+      <w:pPr>
+        <w:spacing w:after="0"/>
+      </w:pPr>
+      <w:r>
+        <w:rPr>
+          <w:b/>
+          <w:bCs/>
+          <w:u w:val="single"/>
+        </w:rPr>
+        <w:t>Observation</w:t>
+      </w:r>
+      <w:r>
+        <w:t xml:space="preserve"> - The Number of times a Particular Character is coming in String 1, Same no. of times it should come in string 2 also.</w:t>
+      </w:r>
+    </w:p>
+    <w:p>
+      <w:pPr>
+        <w:spacing w:after="0"/>
+      </w:pPr>
+      <w:r>
+        <w:t>Reason -&gt; It is mentioned in the problem statement that we cannot add or remove any characters from string 1, we can just rearrange it’s characters</w:t>
+      </w:r>
+    </w:p>
+    <w:p>
+      <w:pPr>
+        <w:spacing w:after="0"/>
+      </w:pPr>
+    </w:p>
+    <w:p>
+      <w:pPr>
+        <w:spacing w:after="0"/>
+      </w:pPr>
+      <w:r>
+        <w:rPr>
+          <w:b/>
+          <w:bCs/>
+          <w:u w:val="single"/>
+        </w:rPr>
+        <w:t>Understanding of the Problem</w:t>
+      </w:r>
+      <w:r>
+        <w:t xml:space="preserve"> → We want to check if count of all characters is Equal in both Strings, then these strings will be called Anagrams</w:t>
+      </w:r>
+    </w:p>
+    <w:p>
+      <w:pPr>
+        <w:spacing w:after="0"/>
+      </w:pPr>
+    </w:p>
+    <w:p>
+      <w:pPr>
+        <w:spacing w:after="0"/>
+      </w:pPr>
+      <w:r>
+        <w:t>Brute Force - Sorting Strings</w:t>
+      </w:r>
+    </w:p>
+    <w:p>
+      <w:pPr>
+        <w:spacing w:after="0"/>
+      </w:pPr>
+    </w:p>
+    <w:p>
+      <w:pPr>
+        <w:spacing w:after="0"/>
+      </w:pPr>
+    </w:p>
+    <w:p>
+      <w:pPr>
+        <w:spacing w:after="0"/>
+      </w:pPr>
+      <w:r>
+        <w:t>Time Complexity - O(</w:t>
+      </w:r>
+      <w:proofErr w:type="spellStart"/>
+      <w:r>
+        <w:t>NLogn</w:t>
+      </w:r>
+      <w:proofErr w:type="spellEnd"/>
+      <w:r>
+        <w:t>)</w:t>
+      </w:r>
+    </w:p>
+    <w:p>
+      <w:pPr>
+        <w:spacing w:after="0"/>
+      </w:pPr>
+      <w:r>
+        <w:t>Space Complexity - O(1) +  Space Complexity Used in Sorting Depending upon your Programming Language.</w:t>
+      </w:r>
+    </w:p>
+    <w:p>
+      <w:pPr>
+        <w:spacing w:after="0"/>
+      </w:pPr>
+    </w:p>
+    <w:p>
+      <w:pPr>
+        <w:spacing w:after="0"/>
+      </w:pPr>
+      <w:r>
+        <w:rPr>
+          <w:b/>
+          <w:bCs/>
+          <w:u w:val="single"/>
+        </w:rPr>
+        <w:t>Optimization - 1</w:t>
+      </w:r>
+    </w:p>
+    <w:p>
+      <w:pPr>
+        <w:spacing w:after="0"/>
+      </w:pPr>
+    </w:p>
+    <w:p>
+      <w:pPr>
+        <w:spacing w:after="0"/>
+        <w:rPr>
+          <w:b/>
+          <w:bCs/>
+        </w:rPr>
+      </w:pPr>
+      <w:r>
+        <w:rPr>
+          <w:b/>
+          <w:bCs/>
+        </w:rPr>
+        <w:t xml:space="preserve">Using 2 </w:t>
+      </w:r>
+      <w:proofErr w:type="spellStart"/>
+      <w:r>
+        <w:rPr>
+          <w:b/>
+          <w:bCs/>
+        </w:rPr>
+        <w:t>Hashmaps</w:t>
+      </w:r>
+      <w:proofErr w:type="spellEnd"/>
+    </w:p>
+    <w:p>
+      <w:pPr>
+        <w:spacing w:after="0"/>
+        <w:rPr>
+          <w:b/>
+          <w:bCs/>
+        </w:rPr>
+      </w:pPr>
+    </w:p>
+    <w:p>
+      <w:pPr>
+        <w:spacing w:after="0"/>
+      </w:pPr>
+    </w:p>
+    <w:p>
+      <w:pPr>
+        <w:spacing w:after="0"/>
+      </w:pPr>
+      <w:r>
+        <w:rPr>
+          <w:b/>
+          <w:bCs/>
+          <w:u w:val="single"/>
+        </w:rPr>
+        <w:t>Optimisation - 2</w:t>
+      </w:r>
+    </w:p>
+    <w:p>
+      <w:pPr>
+        <w:spacing w:after="0"/>
+      </w:pPr>
+    </w:p>
+    <w:p>
+      <w:pPr>
+        <w:spacing w:after="0"/>
+      </w:pPr>
+      <w:r>
+        <w:rPr>
+          <w:b/>
+          <w:bCs/>
+        </w:rPr>
+        <w:t xml:space="preserve">Using only 1 </w:t>
+      </w:r>
+      <w:proofErr w:type="spellStart"/>
+      <w:r>
+        <w:rPr>
+          <w:b/>
+          <w:bCs/>
+        </w:rPr>
+        <w:t>Hashmap</w:t>
+      </w:r>
+      <w:proofErr w:type="spellEnd"/>
+    </w:p>
+    <w:p>
+      <w:pPr>
+        <w:spacing w:after="0"/>
+      </w:pPr>
+    </w:p>
+    <w:p>
+      <w:pPr>
+        <w:spacing w:after="0"/>
+        <w:contextualSpacing/>
+      </w:pPr>
+      <w:r>
+        <w:t xml:space="preserve">def </w:t>
+      </w:r>
+      <w:proofErr w:type="spellStart"/>
+      <w:r>
+        <w:t>isAnagram</w:t>
+      </w:r>
+      <w:proofErr w:type="spellEnd"/>
+      <w:r>
+        <w:t>(s, t):</w:t>
+      </w:r>
+    </w:p>
+    <w:p>
+      <w:pPr>
+        <w:spacing w:after="0"/>
+        <w:contextualSpacing/>
+      </w:pPr>
+      <w:r>
+        <w:t xml:space="preserve">    if </w:t>
+      </w:r>
+      <w:proofErr w:type="spellStart"/>
+      <w:r>
+        <w:t>len</w:t>
+      </w:r>
+      <w:proofErr w:type="spellEnd"/>
+      <w:r>
+        <w:t xml:space="preserve">(s) != </w:t>
+      </w:r>
+      <w:proofErr w:type="spellStart"/>
+      <w:r>
+        <w:t>len</w:t>
+      </w:r>
+      <w:proofErr w:type="spellEnd"/>
+      <w:r>
+        <w:t>(t):</w:t>
+      </w:r>
+    </w:p>
+    <w:p>
+      <w:pPr>
+        <w:spacing w:after="0"/>
+        <w:contextualSpacing/>
+      </w:pPr>
+      <w:r>
+        <w:t xml:space="preserve">        return False</w:t>
+      </w:r>
+    </w:p>
+    <w:p>
+      <w:pPr>
+        <w:spacing w:after="0"/>
+        <w:contextualSpacing/>
+      </w:pPr>
+    </w:p>
+    <w:p>
+      <w:pPr>
+        <w:spacing w:after="0"/>
+        <w:contextualSpacing/>
+      </w:pPr>
+      <w:r>
+        <w:t xml:space="preserve">    </w:t>
+      </w:r>
+      <w:proofErr w:type="spellStart"/>
+      <w:r>
+        <w:t>freq</w:t>
+      </w:r>
+      <w:proofErr w:type="spellEnd"/>
+      <w:r>
+        <w:t xml:space="preserve"> = {}</w:t>
+      </w:r>
+    </w:p>
+    <w:p>
+      <w:pPr>
+        <w:spacing w:after="0"/>
+        <w:contextualSpacing/>
+      </w:pPr>
+    </w:p>
+    <w:p>
+      <w:pPr>
+        <w:spacing w:after="0"/>
+        <w:contextualSpacing/>
+      </w:pPr>
+      <w:r>
+        <w:t xml:space="preserve">    for </w:t>
+      </w:r>
+      <w:proofErr w:type="spellStart"/>
+      <w:r>
+        <w:t>ch</w:t>
+      </w:r>
+      <w:proofErr w:type="spellEnd"/>
+      <w:r>
+        <w:t xml:space="preserve"> in s:</w:t>
+      </w:r>
+    </w:p>
+    <w:p>
+      <w:pPr>
+        <w:spacing w:after="0"/>
+        <w:contextualSpacing/>
+      </w:pPr>
+      <w:r>
+        <w:t xml:space="preserve">        </w:t>
+      </w:r>
+      <w:proofErr w:type="spellStart"/>
+      <w:r>
+        <w:t>freq</w:t>
+      </w:r>
+      <w:proofErr w:type="spellEnd"/>
+      <w:r>
+        <w:t>[</w:t>
+      </w:r>
+      <w:proofErr w:type="spellStart"/>
+      <w:r>
+        <w:t>ch</w:t>
+      </w:r>
+      <w:proofErr w:type="spellEnd"/>
+      <w:r>
+        <w:t xml:space="preserve">] = </w:t>
+      </w:r>
+      <w:proofErr w:type="spellStart"/>
+      <w:r>
+        <w:t>freq.get</w:t>
+      </w:r>
+      <w:proofErr w:type="spellEnd"/>
+      <w:r>
+        <w:t>(</w:t>
+      </w:r>
+      <w:proofErr w:type="spellStart"/>
+      <w:r>
+        <w:t>ch</w:t>
+      </w:r>
+      <w:proofErr w:type="spellEnd"/>
+      <w:r>
+        <w:t>, 0) + 1</w:t>
+      </w:r>
+    </w:p>
+    <w:p>
+      <w:pPr>
+        <w:spacing w:after="0"/>
+        <w:contextualSpacing/>
+      </w:pPr>
+    </w:p>
+    <w:p>
+      <w:pPr>
+        <w:spacing w:after="0"/>
+        <w:contextualSpacing/>
+      </w:pPr>
+      <w:r>
+        <w:t xml:space="preserve">    for </w:t>
+      </w:r>
+      <w:proofErr w:type="spellStart"/>
+      <w:r>
+        <w:t>ch</w:t>
+      </w:r>
+      <w:proofErr w:type="spellEnd"/>
+      <w:r>
+        <w:t xml:space="preserve"> in t:</w:t>
+      </w:r>
+    </w:p>
+    <w:p>
+      <w:pPr>
+        <w:spacing w:after="0"/>
+        <w:contextualSpacing/>
+      </w:pPr>
+      <w:r>
+        <w:t xml:space="preserve">        if </w:t>
+      </w:r>
+      <w:proofErr w:type="spellStart"/>
+      <w:r>
+        <w:t>ch</w:t>
+      </w:r>
+      <w:proofErr w:type="spellEnd"/>
+      <w:r>
+        <w:t xml:space="preserve"> not in </w:t>
+      </w:r>
+      <w:proofErr w:type="spellStart"/>
+      <w:r>
+        <w:t>freq</w:t>
+      </w:r>
+      <w:proofErr w:type="spellEnd"/>
+      <w:r>
+        <w:t>:</w:t>
+      </w:r>
+    </w:p>
+    <w:p>
+      <w:pPr>
+        <w:spacing w:after="0"/>
+        <w:contextualSpacing/>
+      </w:pPr>
+      <w:r>
+        <w:t xml:space="preserve">            return False</w:t>
+      </w:r>
+    </w:p>
+    <w:p>
+      <w:pPr>
+        <w:spacing w:after="0"/>
+        <w:contextualSpacing/>
+      </w:pPr>
+    </w:p>
+    <w:p>
+      <w:pPr>
+        <w:spacing w:after="0"/>
+        <w:contextualSpacing/>
+      </w:pPr>
+      <w:r>
+        <w:t xml:space="preserve">        </w:t>
+      </w:r>
+      <w:proofErr w:type="spellStart"/>
+      <w:r>
+        <w:t>freq</w:t>
+      </w:r>
+      <w:proofErr w:type="spellEnd"/>
+      <w:r>
+        <w:t>[</w:t>
+      </w:r>
+      <w:proofErr w:type="spellStart"/>
+      <w:r>
+        <w:t>ch</w:t>
+      </w:r>
+      <w:proofErr w:type="spellEnd"/>
+      <w:r>
+        <w:t>] -= 1</w:t>
+      </w:r>
+    </w:p>
+    <w:p>
+      <w:pPr>
+        <w:spacing w:after="0"/>
+        <w:contextualSpacing/>
+      </w:pPr>
+    </w:p>
+    <w:p>
+      <w:pPr>
+        <w:spacing w:after="0"/>
+        <w:contextualSpacing/>
+      </w:pPr>
+      <w:r>
+        <w:t xml:space="preserve">        if </w:t>
+      </w:r>
+      <w:proofErr w:type="spellStart"/>
+      <w:r>
+        <w:t>freq</w:t>
+      </w:r>
+      <w:proofErr w:type="spellEnd"/>
+      <w:r>
+        <w:t>[</w:t>
+      </w:r>
+      <w:proofErr w:type="spellStart"/>
+      <w:r>
+        <w:t>ch</w:t>
+      </w:r>
+      <w:proofErr w:type="spellEnd"/>
+      <w:r>
+        <w:t>] &lt; 0:</w:t>
+      </w:r>
+    </w:p>
+    <w:p>
+      <w:pPr>
+        <w:spacing w:after="0"/>
+        <w:contextualSpacing/>
+      </w:pPr>
+      <w:r>
+        <w:t xml:space="preserve">            return False</w:t>
+      </w:r>
+    </w:p>
+    <w:p>
+      <w:pPr>
+        <w:spacing w:after="0"/>
+        <w:contextualSpacing/>
+      </w:pPr>
+    </w:p>
+    <w:p>
+      <w:pPr>
+        <w:spacing w:after="0"/>
+        <w:contextualSpacing/>
+      </w:pPr>
+      <w:r>
+        <w:t xml:space="preserve">        if </w:t>
+      </w:r>
+      <w:proofErr w:type="spellStart"/>
+      <w:r>
+        <w:t>freq</w:t>
+      </w:r>
+      <w:proofErr w:type="spellEnd"/>
+      <w:r>
+        <w:t>[</w:t>
+      </w:r>
+      <w:proofErr w:type="spellStart"/>
+      <w:r>
+        <w:t>ch</w:t>
+      </w:r>
+      <w:proofErr w:type="spellEnd"/>
+      <w:r>
+        <w:t>] == 0:</w:t>
+      </w:r>
+    </w:p>
+    <w:p>
+      <w:pPr>
+        <w:spacing w:after="0"/>
+        <w:contextualSpacing/>
+      </w:pPr>
+      <w:r>
+        <w:t xml:space="preserve">            del </w:t>
+      </w:r>
+      <w:proofErr w:type="spellStart"/>
+      <w:r>
+        <w:t>freq</w:t>
+      </w:r>
+      <w:proofErr w:type="spellEnd"/>
+      <w:r>
+        <w:t>[</w:t>
+      </w:r>
+      <w:proofErr w:type="spellStart"/>
+      <w:r>
+        <w:t>ch</w:t>
+      </w:r>
+      <w:proofErr w:type="spellEnd"/>
+      <w:r>
+        <w:t>]</w:t>
+      </w:r>
+    </w:p>
+    <w:p>
+      <w:pPr>
+        <w:spacing w:after="0"/>
+        <w:contextualSpacing/>
+      </w:pPr>
+    </w:p>
+    <w:p>
+      <w:pPr>
+        <w:spacing w:after="0"/>
+        <w:contextualSpacing/>
+      </w:pPr>
+      <w:r>
+        <w:t xml:space="preserve">    return not </w:t>
+      </w:r>
+      <w:proofErr w:type="spellStart"/>
+      <w:r>
+        <w:t>freq</w:t>
+      </w:r>
+      <w:proofErr w:type="spellEnd"/>
+    </w:p>
+    <w:p>
+      <w:pPr>
+        <w:spacing w:after="0"/>
+        <w:contextualSpacing/>
+      </w:pPr>
+    </w:p>
+    <w:p>
+      <w:pPr>
+        <w:spacing w:after="0"/>
+        <w:contextualSpacing/>
+      </w:pPr>
+    </w:p>
+    <w:p>
+      <w:pPr>
+        <w:spacing w:after="0"/>
+        <w:contextualSpacing/>
+      </w:pPr>
+    </w:p>
+    <w:p>
+      <w:pPr>
+        <w:pStyle w:val="Heading3"/>
+      </w:pPr>
+      <w:r>
         <w:lastRenderedPageBreak/>
-        <w:t xml:space="preserve">            count += 1</w:t>
-      </w:r>
-    </w:p>
-    <w:p>
-      <w:pPr>
-        <w:spacing w:after="0"/>
-      </w:pPr>
-      <w:r>
-        <w:t xml:space="preserve">    return count</w:t>
-      </w:r>
-    </w:p>
-    <w:p>
-      <w:pPr>
-        <w:spacing w:after="0"/>
-      </w:pPr>
-      <w:r>
-        <w:t>n = 6</w:t>
-      </w:r>
-    </w:p>
-    <w:p>
-      <w:pPr>
-        <w:spacing w:after="0"/>
-      </w:pPr>
-      <w:r>
-        <w:t>k = 5</w:t>
-      </w:r>
-    </w:p>
-    <w:p>
-      <w:pPr>
-        <w:spacing w:after="0"/>
-      </w:pPr>
-      <w:r>
-        <w:t>arr = [1, 2, 3, 4, 2, 5]</w:t>
-      </w:r>
-    </w:p>
-    <w:p>
-      <w:pPr>
-        <w:spacing w:after="0"/>
-      </w:pPr>
-      <w:r>
-        <w:t>maxLength, minLength = find_subarray_</w:t>
-      </w:r>
-      <w:proofErr w:type="gramStart"/>
-      <w:r>
-        <w:t>sizes(</w:t>
-      </w:r>
-      <w:proofErr w:type="gramEnd"/>
-      <w:r>
-        <w:t>n, k, arr)</w:t>
-      </w:r>
-    </w:p>
-    <w:p>
-      <w:pPr>
-        <w:spacing w:after="0"/>
-      </w:pPr>
-      <w:r>
-        <w:t>maxCount = count_subarrays_with_</w:t>
-      </w:r>
-      <w:proofErr w:type="gramStart"/>
-      <w:r>
-        <w:t>length(</w:t>
-      </w:r>
-      <w:proofErr w:type="gramEnd"/>
-      <w:r>
-        <w:t>n, k, arr, maxLength)</w:t>
-      </w:r>
-    </w:p>
-    <w:p>
-      <w:pPr>
-        <w:spacing w:after="0"/>
-      </w:pPr>
-      <w:r>
-        <w:t>minCount = count_subarrays_with_</w:t>
-      </w:r>
-      <w:proofErr w:type="gramStart"/>
-      <w:r>
-        <w:t>length(</w:t>
-      </w:r>
-      <w:proofErr w:type="gramEnd"/>
-      <w:r>
-        <w:t>n, k, arr, minLength)</w:t>
-      </w:r>
-    </w:p>
-    <w:p>
-      <w:pPr>
-        <w:spacing w:after="0"/>
-      </w:pPr>
-      <w:proofErr w:type="gramStart"/>
-      <w:r>
-        <w:t>print(</w:t>
-      </w:r>
-      <w:proofErr w:type="gramEnd"/>
-      <w:r>
-        <w:t>"Max Length:", maxLength, "Count:", maxCount)</w:t>
-      </w:r>
-    </w:p>
-    <w:p>
-      <w:pPr>
-        <w:spacing w:after="0"/>
-      </w:pPr>
-      <w:proofErr w:type="gramStart"/>
-      <w:r>
-        <w:t>print(</w:t>
-      </w:r>
-      <w:proofErr w:type="gramEnd"/>
-      <w:r>
-        <w:t>"Min Length:", minLength, "Count:", minCount)</w:t>
-      </w:r>
-    </w:p>
-    <w:p>
-      <w:pPr>
-        <w:spacing w:after="0"/>
-      </w:pPr>
-    </w:p>
-    <w:p>
-      <w:pPr>
-        <w:spacing w:after="0"/>
-      </w:pPr>
-    </w:p>
-    <w:p>
-      <w:pPr>
-        <w:spacing w:after="0"/>
-      </w:pPr>
-    </w:p>
-    <w:p>
-      <w:pPr>
-        <w:spacing w:after="0"/>
-        <w:contextualSpacing/>
-      </w:pPr>
-    </w:p>
-    <w:p>
-      <w:pPr>
-        <w:spacing w:after="0"/>
-        <w:contextualSpacing/>
-      </w:pPr>
-    </w:p>
-    <w:p>
-      <w:pPr>
-        <w:spacing w:after="0"/>
-        <w:contextualSpacing/>
-      </w:pPr>
-    </w:p>
-    <w:p>
-      <w:pPr>
-        <w:spacing w:after="0"/>
-        <w:contextualSpacing/>
-      </w:pPr>
-    </w:p>
-    <w:p>
-      <w:pPr>
-        <w:spacing w:after="0"/>
-        <w:contextualSpacing/>
-      </w:pPr>
+        <w:t>10]</w:t>
+      </w:r>
+      <w:r>
+        <w:t xml:space="preserve"> </w:t>
+      </w:r>
+      <w:r>
+        <w:t>Given an array find two subarrays of maximum sum which are not intersecting </w:t>
+      </w:r>
+    </w:p>
+    <w:p>
+      <w:r>
+        <w:t>(Both the subarrays are allowed to be 0) </w:t>
+      </w:r>
+    </w:p>
+    <w:p>
+      <w:pPr>
+        <w:spacing w:after="0"/>
+        <w:contextualSpacing/>
+      </w:pPr>
+    </w:p>
+    <w:p>
+      <w:pPr>
+        <w:spacing w:after="0"/>
+        <w:contextualSpacing/>
+      </w:pPr>
+    </w:p>
+    <w:p>
+      <w:pPr>
+        <w:spacing w:after="0"/>
+        <w:contextualSpacing/>
+      </w:pPr>
+    </w:p>
+    <w:p>
+      <w:pPr>
+        <w:spacing w:after="0"/>
+        <w:contextualSpacing/>
+      </w:pPr>
+      <w:r>
+        <w:t>B = [5 8 10 2 5 5] </w:t>
+      </w:r>
+    </w:p>
+    <w:p>
+      <w:pPr>
+        <w:spacing w:after="0"/>
+        <w:contextualSpacing/>
+      </w:pPr>
+    </w:p>
+    <w:p>
+      <w:pPr>
+        <w:spacing w:after="0"/>
+        <w:contextualSpacing/>
+      </w:pPr>
+      <w:r>
+        <w:t>P[i] = sum of the first “i” numbers in the array </w:t>
+      </w:r>
+    </w:p>
+    <w:p>
+      <w:pPr>
+        <w:spacing w:after="0"/>
+        <w:contextualSpacing/>
+      </w:pPr>
+    </w:p>
+    <w:p>
+      <w:pPr>
+        <w:spacing w:after="0"/>
+        <w:contextualSpacing/>
+      </w:pPr>
+      <w:r>
+        <w:t>for(i=1;i&lt;=</w:t>
+      </w:r>
+      <w:proofErr w:type="spellStart"/>
+      <w:r>
+        <w:t>n;i</w:t>
+      </w:r>
+      <w:proofErr w:type="spellEnd"/>
+      <w:r>
+        <w:t>++){</w:t>
+      </w:r>
+    </w:p>
+    <w:p>
+      <w:pPr>
+        <w:spacing w:after="0"/>
+        <w:contextualSpacing/>
+      </w:pPr>
+    </w:p>
+    <w:p>
+      <w:pPr>
+        <w:spacing w:after="0"/>
+        <w:contextualSpacing/>
+      </w:pPr>
+      <w:r>
+        <w:t>p[i] = p[i-1]+b[i]</w:t>
+      </w:r>
+    </w:p>
+    <w:p>
+      <w:pPr>
+        <w:spacing w:after="0"/>
+        <w:contextualSpacing/>
+      </w:pPr>
+    </w:p>
+    <w:p>
+      <w:pPr>
+        <w:spacing w:after="0"/>
+        <w:contextualSpacing/>
+      </w:pPr>
+      <w:r>
+        <w:t>}</w:t>
+      </w:r>
+    </w:p>
+    <w:p>
+      <w:pPr>
+        <w:spacing w:after="0"/>
+        <w:contextualSpacing/>
+      </w:pPr>
+    </w:p>
+    <w:p>
+      <w:pPr>
+        <w:spacing w:after="0"/>
+        <w:contextualSpacing/>
+      </w:pPr>
+      <w:r>
+        <w:t>For any integer “y” you can output p[y] in O(1) because all p have been pre-calculated from 1 to N.</w:t>
+      </w:r>
+    </w:p>
+    <w:p>
+      <w:pPr>
+        <w:spacing w:after="0"/>
+        <w:contextualSpacing/>
+      </w:pPr>
+    </w:p>
+    <w:p>
+      <w:pPr>
+        <w:spacing w:after="0"/>
+        <w:contextualSpacing/>
+      </w:pPr>
+      <w:r>
+        <w:t>P1[i] = maximum sum of subarray ending at index “i”</w:t>
+      </w:r>
+    </w:p>
+    <w:p>
+      <w:pPr>
+        <w:spacing w:after="0"/>
+        <w:contextualSpacing/>
+      </w:pPr>
+    </w:p>
+    <w:p>
+      <w:pPr>
+        <w:spacing w:after="0"/>
+        <w:contextualSpacing/>
+      </w:pPr>
+      <w:r>
+        <w:t>Can be calculated in O(N^2) using brute force. </w:t>
+      </w:r>
+    </w:p>
+    <w:p>
+      <w:pPr>
+        <w:spacing w:after="0"/>
+        <w:contextualSpacing/>
+      </w:pPr>
+      <w:r>
+        <w:br/>
+      </w:r>
+    </w:p>
+    <w:p>
+      <w:pPr>
+        <w:spacing w:after="0"/>
+        <w:contextualSpacing/>
+      </w:pPr>
+      <w:r>
+        <w:t>for(i=1;i&lt;=</w:t>
+      </w:r>
+      <w:proofErr w:type="spellStart"/>
+      <w:r>
+        <w:t>n;i</w:t>
+      </w:r>
+      <w:proofErr w:type="spellEnd"/>
+      <w:r>
+        <w:t>++){</w:t>
+      </w:r>
+    </w:p>
+    <w:p>
+      <w:pPr>
+        <w:spacing w:after="0"/>
+        <w:contextualSpacing/>
+      </w:pPr>
+      <w:r>
+        <w:t>     sum = 0</w:t>
+      </w:r>
+    </w:p>
+    <w:p>
+      <w:pPr>
+        <w:spacing w:after="0"/>
+        <w:contextualSpacing/>
+      </w:pPr>
+      <w:r>
+        <w:t>     t = 0 </w:t>
+      </w:r>
+    </w:p>
+    <w:p>
+      <w:pPr>
+        <w:spacing w:after="0"/>
+        <w:contextualSpacing/>
+      </w:pPr>
+      <w:r>
+        <w:t>     for(j=</w:t>
+      </w:r>
+      <w:proofErr w:type="spellStart"/>
+      <w:r>
+        <w:t>i;j</w:t>
+      </w:r>
+      <w:proofErr w:type="spellEnd"/>
+      <w:r>
+        <w:t>&gt;=1;j–){  </w:t>
+      </w:r>
+    </w:p>
+    <w:p>
+      <w:pPr>
+        <w:spacing w:after="0"/>
+        <w:contextualSpacing/>
+      </w:pPr>
+      <w:r>
+        <w:t>          sum = sum + b[j] </w:t>
+      </w:r>
+    </w:p>
+    <w:p>
+      <w:pPr>
+        <w:spacing w:after="0"/>
+        <w:contextualSpacing/>
+      </w:pPr>
+      <w:r>
+        <w:t>          //sum = sum(j…….i)</w:t>
+      </w:r>
+    </w:p>
+    <w:p>
+      <w:pPr>
+        <w:spacing w:after="0"/>
+        <w:contextualSpacing/>
+      </w:pPr>
+      <w:r>
+        <w:t>          t = max(</w:t>
+      </w:r>
+      <w:proofErr w:type="spellStart"/>
+      <w:r>
+        <w:t>t,sum</w:t>
+      </w:r>
+      <w:proofErr w:type="spellEnd"/>
+      <w:r>
+        <w:t>) </w:t>
+      </w:r>
+    </w:p>
+    <w:p>
+      <w:pPr>
+        <w:spacing w:after="0"/>
+        <w:contextualSpacing/>
+      </w:pPr>
+      <w:r>
+        <w:t>      }</w:t>
+      </w:r>
+    </w:p>
+    <w:p>
+      <w:pPr>
+        <w:spacing w:after="0"/>
+        <w:contextualSpacing/>
+      </w:pPr>
+      <w:r>
+        <w:t>      p1[i]=t</w:t>
+      </w:r>
+    </w:p>
+    <w:p>
+      <w:pPr>
+        <w:spacing w:after="0"/>
+        <w:contextualSpacing/>
+      </w:pPr>
+      <w:r>
+        <w:t>} </w:t>
+      </w:r>
+    </w:p>
+    <w:p>
+      <w:pPr>
+        <w:spacing w:after="0"/>
+        <w:contextualSpacing/>
+      </w:pPr>
+    </w:p>
+    <w:p>
+      <w:pPr>
+        <w:spacing w:after="0"/>
+        <w:contextualSpacing/>
+      </w:pPr>
+      <w:r>
+        <w:t>O(N) - </w:t>
+      </w:r>
+    </w:p>
+    <w:p>
+      <w:pPr>
+        <w:spacing w:after="0"/>
+        <w:contextualSpacing/>
+      </w:pPr>
+      <w:r>
+        <w:t>for(i=1;i&lt;=</w:t>
+      </w:r>
+      <w:proofErr w:type="spellStart"/>
+      <w:r>
+        <w:t>n;i</w:t>
+      </w:r>
+      <w:proofErr w:type="spellEnd"/>
+      <w:r>
+        <w:t>++){</w:t>
+      </w:r>
+    </w:p>
+    <w:p>
+      <w:pPr>
+        <w:spacing w:after="0"/>
+        <w:contextualSpacing/>
+      </w:pPr>
+      <w:r>
+        <w:t>      p1[i]=max(p1[i-1]+b[i],b[i],0)</w:t>
+      </w:r>
+    </w:p>
+    <w:p>
+      <w:pPr>
+        <w:spacing w:after="0"/>
+        <w:contextualSpacing/>
+      </w:pPr>
+      <w:r>
+        <w:t>} </w:t>
+      </w:r>
+    </w:p>
+    <w:p>
+      <w:pPr>
+        <w:spacing w:after="0"/>
+        <w:contextualSpacing/>
+      </w:pPr>
+    </w:p>
+    <w:p>
+      <w:pPr>
+        <w:spacing w:after="0"/>
+        <w:contextualSpacing/>
+      </w:pPr>
+      <w:r>
+        <w:t>Max(p1[1]......................p1[n]) = max sum subarray for the whole array </w:t>
+      </w:r>
+    </w:p>
+    <w:p>
+      <w:pPr>
+        <w:spacing w:after="0"/>
+        <w:contextualSpacing/>
+      </w:pPr>
+    </w:p>
+    <w:p>
+      <w:pPr>
+        <w:spacing w:after="0"/>
+        <w:contextualSpacing/>
+      </w:pPr>
+      <w:r>
+        <w:t xml:space="preserve">Py </w:t>
+      </w:r>
+      <w:hyperlink r:id="rId6" w:history="1">
+        <w:r>
+          <w:rPr>
+            <w:rStyle w:val="Hyperlink"/>
+          </w:rPr>
+          <w:t>https://ideone.com/5t6xcg</w:t>
+        </w:r>
+      </w:hyperlink>
+      <w:r>
+        <w:t> </w:t>
+      </w:r>
+    </w:p>
+    <w:p>
+      <w:pPr>
+        <w:spacing w:after="0"/>
+        <w:contextualSpacing/>
+      </w:pPr>
+      <w:r>
+        <w:t xml:space="preserve">def </w:t>
+      </w:r>
+      <w:proofErr w:type="spellStart"/>
+      <w:r>
+        <w:t>max_subarray_sum</w:t>
+      </w:r>
+      <w:proofErr w:type="spellEnd"/>
+      <w:r>
+        <w:t>(b):</w:t>
+      </w:r>
+    </w:p>
+    <w:p>
+      <w:pPr>
+        <w:spacing w:after="0"/>
+        <w:contextualSpacing/>
+      </w:pPr>
+      <w:r>
+        <w:t xml:space="preserve">    n = </w:t>
+      </w:r>
+      <w:proofErr w:type="spellStart"/>
+      <w:r>
+        <w:t>len</w:t>
+      </w:r>
+      <w:proofErr w:type="spellEnd"/>
+      <w:r>
+        <w:t>(b) - 1</w:t>
+      </w:r>
+    </w:p>
+    <w:p>
+      <w:pPr>
+        <w:spacing w:after="0"/>
+        <w:contextualSpacing/>
+      </w:pPr>
+      <w:r>
+        <w:t xml:space="preserve">    if n == 0:</w:t>
+      </w:r>
+    </w:p>
+    <w:p>
+      <w:pPr>
+        <w:spacing w:after="0"/>
+        <w:contextualSpacing/>
+      </w:pPr>
+      <w:r>
+        <w:t xml:space="preserve">        return 0</w:t>
+      </w:r>
+    </w:p>
+    <w:p>
+      <w:pPr>
+        <w:spacing w:after="0"/>
+        <w:contextualSpacing/>
+      </w:pPr>
+      <w:r>
+        <w:t xml:space="preserve">    p1 = [0] * (n + 1)</w:t>
+      </w:r>
+    </w:p>
+    <w:p>
+      <w:pPr>
+        <w:spacing w:after="0"/>
+        <w:contextualSpacing/>
+      </w:pPr>
+      <w:r>
+        <w:t xml:space="preserve">    for i in range(1, n + 1):</w:t>
+      </w:r>
+    </w:p>
+    <w:p>
+      <w:pPr>
+        <w:spacing w:after="0"/>
+        <w:contextualSpacing/>
+      </w:pPr>
+      <w:r>
+        <w:t xml:space="preserve">        p1[i] = max(p1[i - 1] + b[i], b[i], 0)</w:t>
+      </w:r>
+    </w:p>
+    <w:p>
+      <w:pPr>
+        <w:spacing w:after="0"/>
+        <w:contextualSpacing/>
+      </w:pPr>
+      <w:r>
+        <w:t xml:space="preserve">        print(p1[i])</w:t>
+      </w:r>
+    </w:p>
+    <w:p>
+      <w:pPr>
+        <w:spacing w:after="0"/>
+        <w:contextualSpacing/>
+      </w:pPr>
+      <w:r>
+        <w:lastRenderedPageBreak/>
+        <w:t xml:space="preserve">    </w:t>
+      </w:r>
+      <w:proofErr w:type="spellStart"/>
+      <w:r>
+        <w:t>max_sum</w:t>
+      </w:r>
+      <w:proofErr w:type="spellEnd"/>
+      <w:r>
+        <w:t xml:space="preserve"> = p1[1]</w:t>
+      </w:r>
+    </w:p>
+    <w:p>
+      <w:pPr>
+        <w:spacing w:after="0"/>
+        <w:contextualSpacing/>
+      </w:pPr>
+      <w:r>
+        <w:t xml:space="preserve">    for i in range(2, n + 1):</w:t>
+      </w:r>
+    </w:p>
+    <w:p>
+      <w:pPr>
+        <w:spacing w:after="0"/>
+        <w:contextualSpacing/>
+      </w:pPr>
+      <w:r>
+        <w:t xml:space="preserve">        if p1[i] &gt; </w:t>
+      </w:r>
+      <w:proofErr w:type="spellStart"/>
+      <w:r>
+        <w:t>max_sum</w:t>
+      </w:r>
+      <w:proofErr w:type="spellEnd"/>
+      <w:r>
+        <w:t>:</w:t>
+      </w:r>
+    </w:p>
+    <w:p>
+      <w:pPr>
+        <w:spacing w:after="0"/>
+        <w:contextualSpacing/>
+      </w:pPr>
+      <w:r>
+        <w:t xml:space="preserve">            </w:t>
+      </w:r>
+      <w:proofErr w:type="spellStart"/>
+      <w:r>
+        <w:t>max_sum</w:t>
+      </w:r>
+      <w:proofErr w:type="spellEnd"/>
+      <w:r>
+        <w:t xml:space="preserve"> = p1[i]</w:t>
+      </w:r>
+    </w:p>
+    <w:p>
+      <w:pPr>
+        <w:spacing w:after="0"/>
+        <w:contextualSpacing/>
+      </w:pPr>
+      <w:r>
+        <w:t xml:space="preserve">    return </w:t>
+      </w:r>
+      <w:proofErr w:type="spellStart"/>
+      <w:r>
+        <w:t>max_sum</w:t>
+      </w:r>
+      <w:proofErr w:type="spellEnd"/>
+    </w:p>
+    <w:p>
+      <w:pPr>
+        <w:spacing w:after="0"/>
+        <w:contextualSpacing/>
+      </w:pPr>
+    </w:p>
+    <w:p>
+      <w:pPr>
+        <w:spacing w:after="0"/>
+        <w:contextualSpacing/>
+      </w:pPr>
+    </w:p>
+    <w:p>
+      <w:pPr>
+        <w:spacing w:after="0"/>
+        <w:contextualSpacing/>
+      </w:pPr>
+      <w:proofErr w:type="spellStart"/>
+      <w:r>
+        <w:t>Kadane’s</w:t>
+      </w:r>
+      <w:proofErr w:type="spellEnd"/>
+      <w:r>
+        <w:t xml:space="preserve"> Algorithm:- Same as above just remove the p1[]</w:t>
+      </w:r>
+    </w:p>
+    <w:p>
+      <w:pPr>
+        <w:spacing w:after="0"/>
+        <w:contextualSpacing/>
+      </w:pPr>
+    </w:p>
+    <w:p>
+      <w:pPr>
+        <w:spacing w:after="0"/>
+        <w:contextualSpacing/>
+      </w:pPr>
+      <w:r>
+        <w:t>T = 0 </w:t>
+      </w:r>
+    </w:p>
+    <w:p>
+      <w:pPr>
+        <w:spacing w:after="0"/>
+        <w:contextualSpacing/>
+      </w:pPr>
+      <w:r>
+        <w:t>for(i=1;i&lt;=</w:t>
+      </w:r>
+      <w:proofErr w:type="spellStart"/>
+      <w:r>
+        <w:t>n;i</w:t>
+      </w:r>
+      <w:proofErr w:type="spellEnd"/>
+      <w:r>
+        <w:t>++){</w:t>
+      </w:r>
+    </w:p>
+    <w:p>
+      <w:pPr>
+        <w:spacing w:after="0"/>
+        <w:contextualSpacing/>
+      </w:pPr>
+      <w:r>
+        <w:t>      current=max(</w:t>
+      </w:r>
+      <w:proofErr w:type="spellStart"/>
+      <w:r>
+        <w:t>prv+b</w:t>
+      </w:r>
+      <w:proofErr w:type="spellEnd"/>
+      <w:r>
+        <w:t>[i],b[i],0)</w:t>
+      </w:r>
+    </w:p>
+    <w:p>
+      <w:pPr>
+        <w:spacing w:after="0"/>
+        <w:contextualSpacing/>
+      </w:pPr>
+      <w:r>
+        <w:t>      </w:t>
+      </w:r>
+      <w:proofErr w:type="spellStart"/>
+      <w:r>
+        <w:t>prv</w:t>
+      </w:r>
+      <w:proofErr w:type="spellEnd"/>
+      <w:r>
+        <w:t>=current  </w:t>
+      </w:r>
+    </w:p>
+    <w:p>
+      <w:pPr>
+        <w:spacing w:after="0"/>
+        <w:contextualSpacing/>
+      </w:pPr>
+      <w:r>
+        <w:t>      T=max(</w:t>
+      </w:r>
+      <w:proofErr w:type="spellStart"/>
+      <w:r>
+        <w:t>T,current</w:t>
+      </w:r>
+      <w:proofErr w:type="spellEnd"/>
+      <w:r>
+        <w:t>)</w:t>
+      </w:r>
+    </w:p>
+    <w:p>
+      <w:pPr>
+        <w:spacing w:after="0"/>
+        <w:contextualSpacing/>
+      </w:pPr>
+      <w:r>
+        <w:t>} </w:t>
+      </w:r>
+    </w:p>
+    <w:p>
+      <w:pPr>
+        <w:spacing w:after="0"/>
+        <w:contextualSpacing/>
+      </w:pPr>
+    </w:p>
+    <w:p>
+      <w:pPr>
+        <w:spacing w:after="0"/>
+        <w:contextualSpacing/>
+      </w:pPr>
+      <w:r>
+        <w:t>print(T)  = max sum subarray for the whole array </w:t>
+      </w:r>
+    </w:p>
+    <w:p>
+      <w:pPr>
+        <w:spacing w:after="0"/>
+        <w:contextualSpacing/>
+      </w:pPr>
+    </w:p>
+    <w:p>
+      <w:pPr>
+        <w:spacing w:after="0"/>
+        <w:contextualSpacing/>
+      </w:pPr>
+      <w:r>
+        <w:t xml:space="preserve">Py </w:t>
+      </w:r>
+      <w:hyperlink r:id="rId7" w:history="1">
+        <w:r>
+          <w:rPr>
+            <w:rStyle w:val="Hyperlink"/>
+          </w:rPr>
+          <w:t>https://ideone.com/PXZgi1</w:t>
+        </w:r>
+      </w:hyperlink>
+      <w:r>
+        <w:t> </w:t>
+      </w:r>
+    </w:p>
+    <w:p>
+      <w:pPr>
+        <w:spacing w:after="0"/>
+        <w:contextualSpacing/>
+      </w:pPr>
+    </w:p>
+    <w:p>
+      <w:pPr>
+        <w:spacing w:after="0"/>
+        <w:contextualSpacing/>
+      </w:pPr>
+    </w:p>
+    <w:p>
+      <w:pPr>
+        <w:spacing w:after="0"/>
+        <w:contextualSpacing/>
+      </w:pPr>
+      <w:r>
+        <w:t xml:space="preserve">def </w:t>
+      </w:r>
+      <w:proofErr w:type="spellStart"/>
+      <w:r>
+        <w:t>max_subarray_sum</w:t>
+      </w:r>
+      <w:proofErr w:type="spellEnd"/>
+      <w:r>
+        <w:t>(b):</w:t>
+      </w:r>
+    </w:p>
+    <w:p>
+      <w:pPr>
+        <w:spacing w:after="0"/>
+        <w:contextualSpacing/>
+      </w:pPr>
+      <w:r>
+        <w:t xml:space="preserve">    n = </w:t>
+      </w:r>
+      <w:proofErr w:type="spellStart"/>
+      <w:r>
+        <w:t>len</w:t>
+      </w:r>
+      <w:proofErr w:type="spellEnd"/>
+      <w:r>
+        <w:t>(b) - 1</w:t>
+      </w:r>
+    </w:p>
+    <w:p>
+      <w:pPr>
+        <w:spacing w:after="0"/>
+        <w:contextualSpacing/>
+      </w:pPr>
+      <w:r>
+        <w:t xml:space="preserve">    if n == 0:</w:t>
+      </w:r>
+    </w:p>
+    <w:p>
+      <w:pPr>
+        <w:spacing w:after="0"/>
+        <w:contextualSpacing/>
+      </w:pPr>
+      <w:r>
+        <w:t xml:space="preserve">        return 0</w:t>
+      </w:r>
+    </w:p>
+    <w:p>
+      <w:pPr>
+        <w:spacing w:after="0"/>
+        <w:contextualSpacing/>
+      </w:pPr>
+      <w:r>
+        <w:t xml:space="preserve">    T = 0</w:t>
+      </w:r>
+    </w:p>
+    <w:p>
+      <w:pPr>
+        <w:spacing w:after="0"/>
+        <w:contextualSpacing/>
+      </w:pPr>
+      <w:r>
+        <w:t xml:space="preserve">    </w:t>
+      </w:r>
+      <w:proofErr w:type="spellStart"/>
+      <w:r>
+        <w:t>prv</w:t>
+      </w:r>
+      <w:proofErr w:type="spellEnd"/>
+      <w:r>
+        <w:t xml:space="preserve"> = 0</w:t>
+      </w:r>
+    </w:p>
+    <w:p>
+      <w:pPr>
+        <w:spacing w:after="0"/>
+        <w:contextualSpacing/>
+      </w:pPr>
+      <w:r>
+        <w:t xml:space="preserve">    for i in range(1, n + 1):</w:t>
+      </w:r>
+    </w:p>
+    <w:p>
+      <w:pPr>
+        <w:spacing w:after="0"/>
+        <w:contextualSpacing/>
+      </w:pPr>
+      <w:r>
+        <w:t xml:space="preserve">        current = max(</w:t>
+      </w:r>
+      <w:proofErr w:type="spellStart"/>
+      <w:r>
+        <w:t>prv</w:t>
+      </w:r>
+      <w:proofErr w:type="spellEnd"/>
+      <w:r>
+        <w:t xml:space="preserve"> + b[i], b[i], 0)</w:t>
+      </w:r>
+    </w:p>
+    <w:p>
+      <w:pPr>
+        <w:spacing w:after="0"/>
+        <w:contextualSpacing/>
+      </w:pPr>
+      <w:r>
+        <w:t xml:space="preserve">        </w:t>
+      </w:r>
+      <w:proofErr w:type="spellStart"/>
+      <w:r>
+        <w:t>prv</w:t>
+      </w:r>
+      <w:proofErr w:type="spellEnd"/>
+      <w:r>
+        <w:t xml:space="preserve"> = current</w:t>
+      </w:r>
+    </w:p>
+    <w:p>
+      <w:pPr>
+        <w:spacing w:after="0"/>
+        <w:contextualSpacing/>
+      </w:pPr>
+      <w:r>
+        <w:t xml:space="preserve">        T = max(T, current)</w:t>
+      </w:r>
+    </w:p>
+    <w:p>
+      <w:pPr>
+        <w:spacing w:after="0"/>
+        <w:contextualSpacing/>
+      </w:pPr>
+      <w:r>
+        <w:t xml:space="preserve">    return T</w:t>
+      </w:r>
+    </w:p>
+    <w:p>
+      <w:pPr>
+        <w:spacing w:after="0"/>
+        <w:contextualSpacing/>
+      </w:pPr>
+    </w:p>
+    <w:p>
+      <w:pPr>
+        <w:spacing w:after="0"/>
+        <w:contextualSpacing/>
+      </w:pPr>
+      <w:r>
+        <w:t>—-------------------------------------------------------------------</w:t>
+      </w:r>
+    </w:p>
+    <w:p>
+      <w:pPr>
+        <w:spacing w:after="0" w:line="240" w:lineRule="auto"/>
+        <w:contextualSpacing/>
+      </w:pPr>
+    </w:p>
+    <w:p>
+      <w:pPr>
+        <w:spacing w:after="0" w:line="240" w:lineRule="auto"/>
+        <w:contextualSpacing/>
+      </w:pPr>
+      <w:r>
+        <w:t>Iterate over all possible partitions. </w:t>
+      </w:r>
+    </w:p>
+    <w:p>
+      <w:pPr>
+        <w:spacing w:after="0" w:line="240" w:lineRule="auto"/>
+        <w:contextualSpacing/>
+      </w:pPr>
+    </w:p>
+    <w:p>
+      <w:pPr>
+        <w:spacing w:after="0" w:line="240" w:lineRule="auto"/>
+        <w:contextualSpacing/>
+      </w:pPr>
+      <w:r>
+        <w:t>When stick is at end of first position answer is g1 </w:t>
+      </w:r>
+    </w:p>
+    <w:p>
+      <w:pPr>
+        <w:spacing w:after="0" w:line="240" w:lineRule="auto"/>
+        <w:contextualSpacing/>
+      </w:pPr>
+    </w:p>
+    <w:p>
+      <w:pPr>
+        <w:spacing w:after="0" w:line="240" w:lineRule="auto"/>
+        <w:contextualSpacing/>
+      </w:pPr>
+      <w:r>
+        <w:t>When stick is at end of second position answer is g2</w:t>
+      </w:r>
+    </w:p>
+    <w:p>
+      <w:pPr>
+        <w:spacing w:after="0"/>
+        <w:contextualSpacing/>
+      </w:pPr>
+      <w:r>
+        <w:t>.</w:t>
+      </w:r>
+    </w:p>
+    <w:p>
+      <w:pPr>
+        <w:spacing w:after="0"/>
+        <w:contextualSpacing/>
+      </w:pPr>
+      <w:r>
+        <w:t>.</w:t>
+      </w:r>
+    </w:p>
+    <w:p>
+      <w:pPr>
+        <w:spacing w:after="0"/>
+        <w:contextualSpacing/>
+      </w:pPr>
+      <w:r>
+        <w:t>.</w:t>
+      </w:r>
+    </w:p>
+    <w:p>
+      <w:pPr>
+        <w:spacing w:after="0"/>
+        <w:contextualSpacing/>
+      </w:pPr>
+      <w:r>
+        <w:t>.</w:t>
+      </w:r>
+    </w:p>
+    <w:p>
+      <w:pPr>
+        <w:spacing w:after="0"/>
+        <w:contextualSpacing/>
+      </w:pPr>
+      <w:r>
+        <w:t>.</w:t>
+      </w:r>
+    </w:p>
+    <w:p>
+      <w:pPr>
+        <w:spacing w:after="0"/>
+        <w:contextualSpacing/>
+      </w:pPr>
+      <w:r>
+        <w:t>.</w:t>
+      </w:r>
+    </w:p>
+    <w:p>
+      <w:pPr>
+        <w:spacing w:after="0"/>
+        <w:contextualSpacing/>
+      </w:pPr>
+      <w:r>
+        <w:t>.</w:t>
+      </w:r>
+    </w:p>
+    <w:p>
+      <w:pPr>
+        <w:spacing w:after="0"/>
+        <w:contextualSpacing/>
+      </w:pPr>
+      <w:r>
+        <w:t>.</w:t>
+      </w:r>
+    </w:p>
+    <w:p>
+      <w:pPr>
+        <w:spacing w:after="0"/>
+        <w:contextualSpacing/>
+      </w:pPr>
+      <w:r>
+        <w:t>.</w:t>
+      </w:r>
+    </w:p>
+    <w:p>
+      <w:pPr>
+        <w:spacing w:after="0"/>
+        <w:contextualSpacing/>
+      </w:pPr>
+      <w:r>
+        <w:t>.</w:t>
+      </w:r>
+    </w:p>
+    <w:p>
+      <w:pPr>
+        <w:spacing w:after="0"/>
+        <w:contextualSpacing/>
+      </w:pPr>
+    </w:p>
+    <w:p>
+      <w:pPr>
+        <w:spacing w:after="0"/>
+        <w:contextualSpacing/>
+      </w:pPr>
+      <w:r>
+        <w:t>……………………………………………………………………………………….</w:t>
+      </w:r>
+    </w:p>
+    <w:p>
+      <w:pPr>
+        <w:spacing w:after="0"/>
+        <w:contextualSpacing/>
+      </w:pPr>
+    </w:p>
+    <w:p>
+      <w:pPr>
+        <w:spacing w:after="0"/>
+        <w:contextualSpacing/>
+      </w:pPr>
+      <w:r>
+        <w:t>Max(g1,............................................)</w:t>
+      </w:r>
+    </w:p>
+    <w:p>
+      <w:pPr>
+        <w:spacing w:after="0"/>
+        <w:contextualSpacing/>
+      </w:pPr>
+    </w:p>
+    <w:p>
+      <w:pPr>
+        <w:spacing w:after="0"/>
+        <w:contextualSpacing/>
+      </w:pPr>
+      <w:r>
+        <w:t> G[i] = left best subarray + right best subarray </w:t>
+      </w:r>
+    </w:p>
+    <w:p>
+      <w:pPr>
+        <w:spacing w:after="0"/>
+        <w:contextualSpacing/>
+      </w:pPr>
+    </w:p>
+    <w:p>
+      <w:pPr>
+        <w:spacing w:after="0"/>
+        <w:contextualSpacing/>
+      </w:pPr>
+      <w:r>
+        <w:t>s1[i] = best sum subarray starting at index “i” (calculate from backwards.)</w:t>
+      </w:r>
+    </w:p>
+    <w:p>
+      <w:pPr>
+        <w:spacing w:after="0"/>
+        <w:contextualSpacing/>
+      </w:pPr>
+    </w:p>
+    <w:p>
+      <w:pPr>
+        <w:spacing w:after="0"/>
+        <w:contextualSpacing/>
+      </w:pPr>
+      <w:r>
+        <w:t>Left best subarray = max(p1[1],................p1[i]) </w:t>
+      </w:r>
+    </w:p>
+    <w:p>
+      <w:pPr>
+        <w:spacing w:after="0"/>
+        <w:contextualSpacing/>
+      </w:pPr>
+    </w:p>
+    <w:p>
+      <w:pPr>
+        <w:spacing w:after="0"/>
+        <w:contextualSpacing/>
+      </w:pPr>
+      <w:r>
+        <w:t>Right best subarray = max(s1[n],.............s1[i+1]) </w:t>
+      </w:r>
+    </w:p>
+    <w:p>
+      <w:pPr>
+        <w:spacing w:after="0"/>
+        <w:contextualSpacing/>
+      </w:pPr>
+    </w:p>
+    <w:p/>
+    <w:p/>
+    <w:p/>
+    <w:p/>
+    <w:p/>
+    <w:p/>
+    <w:p/>
+    <w:p/>
+    <w:p/>
+    <w:p/>
+    <w:p/>
+    <w:p/>
+    <w:p>
+      <w:pPr>
+        <w:pStyle w:val="Heading3"/>
+      </w:pPr>
+      <w:r>
+        <w:t>11] Zscaler question</w:t>
+      </w:r>
+    </w:p>
+    <w:p>
+      <w:pPr>
+        <w:spacing w:after="0"/>
+        <w:contextualSpacing/>
+      </w:pPr>
+      <w:r>
+        <w:rPr>
+          <w:rFonts w:ascii="Comic Sans MS" w:hAnsi="Comic Sans MS"/>
+          <w:noProof/>
+          <w:color w:val="000000"/>
+          <w:sz w:val="30"/>
+          <w:szCs w:val="30"/>
+          <w:bdr w:val="none" w:sz="0" w:space="0" w:color="auto" w:frame="1"/>
+        </w:rPr>
+        <w:drawing>
+          <wp:inline distT="0" distB="0" distL="0" distR="0" wp14:anchorId="08309DD7" wp14:editId="764C2E57">
+            <wp:extent cx="5731510" cy="3681095"/>
+            <wp:effectExtent l="0" t="0" r="2540" b="0"/>
+            <wp:docPr id="1666117456" name="Picture 1"/>
+            <wp:cNvGraphicFramePr>
+              <a:graphicFrameLocks xmlns:a="http://schemas.openxmlformats.org/drawingml/2006/main" noChangeAspect="1"/>
+            </wp:cNvGraphicFramePr>
+            <a:graphic xmlns:a="http://schemas.openxmlformats.org/drawingml/2006/main">
+              <a:graphicData uri="http://schemas.openxmlformats.org/drawingml/2006/picture">
+                <pic:pic xmlns:pic="http://schemas.openxmlformats.org/drawingml/2006/picture">
+                  <pic:nvPicPr>
+                    <pic:cNvPr id="0" name="Picture 1"/>
+                    <pic:cNvPicPr>
+                      <a:picLocks noChangeAspect="1" noChangeArrowheads="1"/>
+                    </pic:cNvPicPr>
+                  </pic:nvPicPr>
+                  <pic:blipFill>
+                    <a:blip r:embed="rId8">
+                      <a:extLst>
+                        <a:ext uri="{28A0092B-C50C-407E-A947-70E740481C1C}">
+                          <a14:useLocalDpi xmlns:a14="http://schemas.microsoft.com/office/drawing/2010/main" val="0"/>
+                        </a:ext>
+                      </a:extLst>
+                    </a:blip>
+                    <a:srcRect/>
+                    <a:stretch>
+                      <a:fillRect/>
+                    </a:stretch>
+                  </pic:blipFill>
+                  <pic:spPr bwMode="auto">
+                    <a:xfrm>
+                      <a:off x="0" y="0"/>
+                      <a:ext cx="5731510" cy="3681095"/>
+                    </a:xfrm>
+                    <a:prstGeom prst="rect">
+                      <a:avLst/>
+                    </a:prstGeom>
+                    <a:noFill/>
+                    <a:ln>
+                      <a:noFill/>
+                    </a:ln>
+                  </pic:spPr>
+                </pic:pic>
+              </a:graphicData>
+            </a:graphic>
+          </wp:inline>
+        </w:drawing>
+      </w:r>
+    </w:p>
+    <w:p>
+      <w:pPr>
+        <w:spacing w:after="0"/>
+        <w:contextualSpacing/>
+      </w:pPr>
+      <w:r>
+        <w:rPr>
+          <w:rFonts w:ascii="Comic Sans MS" w:hAnsi="Comic Sans MS"/>
+          <w:noProof/>
+          <w:color w:val="000000"/>
+          <w:sz w:val="30"/>
+          <w:szCs w:val="30"/>
+          <w:bdr w:val="none" w:sz="0" w:space="0" w:color="auto" w:frame="1"/>
+        </w:rPr>
+        <w:lastRenderedPageBreak/>
+        <w:drawing>
+          <wp:inline distT="0" distB="0" distL="0" distR="0" wp14:anchorId="1F3AF89E" wp14:editId="63EDC380">
+            <wp:extent cx="5731510" cy="6459220"/>
+            <wp:effectExtent l="0" t="0" r="2540" b="0"/>
+            <wp:docPr id="362841940" name="Picture 2"/>
+            <wp:cNvGraphicFramePr>
+              <a:graphicFrameLocks xmlns:a="http://schemas.openxmlformats.org/drawingml/2006/main" noChangeAspect="1"/>
+            </wp:cNvGraphicFramePr>
+            <a:graphic xmlns:a="http://schemas.openxmlformats.org/drawingml/2006/main">
+              <a:graphicData uri="http://schemas.openxmlformats.org/drawingml/2006/picture">
+                <pic:pic xmlns:pic="http://schemas.openxmlformats.org/drawingml/2006/picture">
+                  <pic:nvPicPr>
+                    <pic:cNvPr id="0" name="Picture 3"/>
+                    <pic:cNvPicPr>
+                      <a:picLocks noChangeAspect="1" noChangeArrowheads="1"/>
+                    </pic:cNvPicPr>
+                  </pic:nvPicPr>
+                  <pic:blipFill>
+                    <a:blip r:embed="rId9">
+                      <a:extLst>
+                        <a:ext uri="{28A0092B-C50C-407E-A947-70E740481C1C}">
+                          <a14:useLocalDpi xmlns:a14="http://schemas.microsoft.com/office/drawing/2010/main" val="0"/>
+                        </a:ext>
+                      </a:extLst>
+                    </a:blip>
+                    <a:srcRect/>
+                    <a:stretch>
+                      <a:fillRect/>
+                    </a:stretch>
+                  </pic:blipFill>
+                  <pic:spPr bwMode="auto">
+                    <a:xfrm>
+                      <a:off x="0" y="0"/>
+                      <a:ext cx="5731510" cy="6459220"/>
+                    </a:xfrm>
+                    <a:prstGeom prst="rect">
+                      <a:avLst/>
+                    </a:prstGeom>
+                    <a:noFill/>
+                    <a:ln>
+                      <a:noFill/>
+                    </a:ln>
+                  </pic:spPr>
+                </pic:pic>
+              </a:graphicData>
+            </a:graphic>
+          </wp:inline>
+        </w:drawing>
+      </w:r>
+    </w:p>
+    <w:p>
+      <w:pPr>
+        <w:spacing w:after="0"/>
+        <w:contextualSpacing/>
+      </w:pPr>
+      <w:r>
+        <w:t>Understanding :-&gt; You are given an array “A”; in one step select largest element of array and convert it to second largest element of the array </w:t>
+      </w:r>
+    </w:p>
+    <w:p>
+      <w:pPr>
+        <w:spacing w:after="0"/>
+        <w:contextualSpacing/>
+      </w:pPr>
+    </w:p>
+    <w:p>
+      <w:pPr>
+        <w:spacing w:after="0"/>
+        <w:contextualSpacing/>
+      </w:pPr>
+      <w:r>
+        <w:t>-&gt; Tell the minimum number of steps such that all elements become equal  </w:t>
+      </w:r>
+    </w:p>
+    <w:p>
+      <w:pPr>
+        <w:spacing w:after="0"/>
+        <w:contextualSpacing/>
+      </w:pPr>
+    </w:p>
+    <w:p>
+      <w:pPr>
+        <w:spacing w:after="0"/>
+        <w:contextualSpacing/>
+      </w:pPr>
+      <w:r>
+        <w:t>Observation :- All elements in final array will be equal to the smallest element of the array </w:t>
+      </w:r>
+    </w:p>
+    <w:p>
+      <w:pPr>
+        <w:spacing w:after="0"/>
+        <w:contextualSpacing/>
+      </w:pPr>
+    </w:p>
+    <w:p>
+      <w:pPr>
+        <w:spacing w:after="0"/>
+        <w:contextualSpacing/>
+      </w:pPr>
+      <w:r>
+        <w:t>Brute force solution :-&gt; </w:t>
+      </w:r>
+    </w:p>
+    <w:p>
+      <w:pPr>
+        <w:spacing w:after="0"/>
+        <w:contextualSpacing/>
+      </w:pPr>
+    </w:p>
+    <w:p>
+      <w:pPr>
+        <w:spacing w:after="0"/>
+        <w:contextualSpacing/>
+      </w:pPr>
+      <w:r>
+        <w:t>-&gt; Find largest element of array and second largest element of array -&gt; O(N.) </w:t>
+      </w:r>
+    </w:p>
+    <w:p>
+      <w:pPr>
+        <w:spacing w:after="0"/>
+        <w:contextualSpacing/>
+      </w:pPr>
+    </w:p>
+    <w:p>
+      <w:pPr>
+        <w:spacing w:after="0"/>
+        <w:contextualSpacing/>
+      </w:pPr>
+      <w:r>
+        <w:t>-&gt; Let say largest element is at index “i” -&gt; b[i] = second largest </w:t>
+      </w:r>
+    </w:p>
+    <w:p>
+      <w:pPr>
+        <w:spacing w:after="0"/>
+        <w:contextualSpacing/>
+      </w:pPr>
+    </w:p>
+    <w:p>
+      <w:pPr>
+        <w:spacing w:after="0"/>
+        <w:contextualSpacing/>
+      </w:pPr>
+      <w:r>
+        <w:t>-&gt; Keep doing this until all array elements become equal </w:t>
+      </w:r>
+    </w:p>
+    <w:p>
+      <w:pPr>
+        <w:spacing w:after="0"/>
+        <w:contextualSpacing/>
+      </w:pPr>
+    </w:p>
+    <w:p>
+      <w:pPr>
+        <w:spacing w:after="0"/>
+        <w:contextualSpacing/>
+      </w:pPr>
+      <w:r>
+        <w:t>-&gt; O(N*N.)  </w:t>
+      </w:r>
+    </w:p>
+    <w:p>
+      <w:pPr>
+        <w:spacing w:after="0"/>
+        <w:contextualSpacing/>
+      </w:pPr>
+      <w:r>
+        <w:t>-&gt; u = 0</w:t>
+      </w:r>
+    </w:p>
+    <w:p>
+      <w:pPr>
+        <w:spacing w:after="0"/>
+        <w:contextualSpacing/>
+      </w:pPr>
+      <w:r>
+        <w:lastRenderedPageBreak/>
+        <w:t>while(u==0){</w:t>
+      </w:r>
+    </w:p>
+    <w:p>
+      <w:pPr>
+        <w:spacing w:after="0"/>
+        <w:contextualSpacing/>
+      </w:pPr>
+      <w:r>
+        <w:t>  -&gt; largest(b) </w:t>
+      </w:r>
+    </w:p>
+    <w:p>
+      <w:pPr>
+        <w:spacing w:after="0"/>
+        <w:contextualSpacing/>
+      </w:pPr>
+      <w:r>
+        <w:t xml:space="preserve">  -&gt; </w:t>
+      </w:r>
+      <w:proofErr w:type="spellStart"/>
+      <w:r>
+        <w:t>second_largest</w:t>
+      </w:r>
+      <w:proofErr w:type="spellEnd"/>
+      <w:r>
+        <w:t>(b) </w:t>
+      </w:r>
+    </w:p>
+    <w:p>
+      <w:pPr>
+        <w:spacing w:after="0"/>
+        <w:contextualSpacing/>
+      </w:pPr>
+      <w:r>
+        <w:t xml:space="preserve">  -&gt; b[i] = </w:t>
+      </w:r>
+      <w:proofErr w:type="spellStart"/>
+      <w:r>
+        <w:t>second_largest</w:t>
+      </w:r>
+      <w:proofErr w:type="spellEnd"/>
+      <w:r>
+        <w:t> </w:t>
+      </w:r>
+    </w:p>
+    <w:p>
+      <w:pPr>
+        <w:spacing w:after="0"/>
+        <w:contextualSpacing/>
+      </w:pPr>
+    </w:p>
+    <w:p>
+      <w:pPr>
+        <w:spacing w:after="0"/>
+        <w:contextualSpacing/>
+      </w:pPr>
+      <w:r>
+        <w:t>  -&gt; if all array elements are equal u = 1  </w:t>
+      </w:r>
+    </w:p>
+    <w:p>
+      <w:pPr>
+        <w:spacing w:after="0"/>
+        <w:contextualSpacing/>
+      </w:pPr>
+    </w:p>
+    <w:p>
+      <w:pPr>
+        <w:spacing w:after="0"/>
+        <w:contextualSpacing/>
+      </w:pPr>
+      <w:r>
+        <w:t>}</w:t>
+      </w:r>
+    </w:p>
+    <w:p>
+      <w:pPr>
+        <w:spacing w:after="0"/>
+        <w:contextualSpacing/>
+      </w:pPr>
+    </w:p>
+    <w:p>
+      <w:pPr>
+        <w:spacing w:after="0"/>
+        <w:contextualSpacing/>
+      </w:pPr>
+      <w:r>
+        <w:t>Optimization. -&gt; Use map to track frequency of each number and do the simulation efficiently for all equal numbers in 1 go </w:t>
+      </w:r>
+    </w:p>
+    <w:p>
+      <w:pPr>
+        <w:spacing w:after="0"/>
+        <w:contextualSpacing/>
+      </w:pPr>
+    </w:p>
+    <w:p>
+      <w:pPr>
+        <w:spacing w:after="0"/>
+        <w:contextualSpacing/>
+      </w:pPr>
+      <w:r>
+        <w:t> </w:t>
+      </w:r>
+      <w:hyperlink r:id="rId10" w:history="1">
+        <w:r>
+          <w:rPr>
+            <w:rStyle w:val="Hyperlink"/>
+          </w:rPr>
+          <w:t>https://www.jdoodle.com/ia/1yOt</w:t>
+        </w:r>
+      </w:hyperlink>
+      <w:r>
+        <w:t> </w:t>
+      </w:r>
+    </w:p>
+    <w:p>
+      <w:pPr>
+        <w:spacing w:after="0"/>
+        <w:contextualSpacing/>
+      </w:pPr>
+    </w:p>
+    <w:p>
+      <w:pPr>
+        <w:spacing w:after="0"/>
+        <w:contextualSpacing/>
+      </w:pPr>
+      <w:r>
+        <w:t>TC - O(N*</w:t>
+      </w:r>
+      <w:proofErr w:type="spellStart"/>
+      <w:r>
+        <w:t>logn</w:t>
+      </w:r>
+      <w:proofErr w:type="spellEnd"/>
+      <w:r>
+        <w:t xml:space="preserve">) -&gt; </w:t>
+      </w:r>
+      <w:proofErr w:type="spellStart"/>
+      <w:r>
+        <w:t>SortedMap</w:t>
+      </w:r>
+      <w:proofErr w:type="spellEnd"/>
+      <w:r>
+        <w:t> </w:t>
+      </w:r>
+    </w:p>
+    <w:p>
+      <w:pPr>
+        <w:spacing w:after="0"/>
+        <w:contextualSpacing/>
+      </w:pPr>
+    </w:p>
+    <w:p>
+      <w:pPr>
+        <w:spacing w:after="0"/>
+        <w:contextualSpacing/>
+      </w:pPr>
+      <w:r>
+        <w:t>Takes O(N.) size space. </w:t>
+      </w:r>
+    </w:p>
+    <w:p>
+      <w:pPr>
+        <w:spacing w:after="0"/>
+        <w:contextualSpacing/>
+      </w:pPr>
+    </w:p>
+    <w:p>
+      <w:pPr>
+        <w:spacing w:after="0"/>
+        <w:contextualSpacing/>
+      </w:pPr>
+      <w:r>
+        <w:t xml:space="preserve">Py </w:t>
+      </w:r>
+      <w:hyperlink r:id="rId11" w:history="1">
+        <w:r>
+          <w:rPr>
+            <w:rStyle w:val="Hyperlink"/>
+          </w:rPr>
+          <w:t>https://ideone.com/QQiT0a</w:t>
+        </w:r>
+      </w:hyperlink>
+      <w:r>
+        <w:t>.  </w:t>
+      </w:r>
+    </w:p>
+    <w:p>
+      <w:pPr>
+        <w:spacing w:after="0"/>
+        <w:contextualSpacing/>
+      </w:pPr>
+    </w:p>
+    <w:p>
+      <w:pPr>
+        <w:spacing w:after="0"/>
+        <w:contextualSpacing/>
+      </w:pPr>
+      <w:r>
+        <w:t xml:space="preserve">def </w:t>
+      </w:r>
+      <w:proofErr w:type="spellStart"/>
+      <w:r>
+        <w:t>min_steps</w:t>
+      </w:r>
+      <w:proofErr w:type="spellEnd"/>
+      <w:r>
+        <w:t>(</w:t>
+      </w:r>
+      <w:proofErr w:type="spellStart"/>
+      <w:r>
+        <w:t>arr</w:t>
+      </w:r>
+      <w:proofErr w:type="spellEnd"/>
+      <w:r>
+        <w:t>):</w:t>
+      </w:r>
+    </w:p>
+    <w:p>
+      <w:pPr>
+        <w:spacing w:after="0"/>
+        <w:contextualSpacing/>
+      </w:pPr>
+      <w:r>
+        <w:t xml:space="preserve">    </w:t>
+      </w:r>
+      <w:proofErr w:type="spellStart"/>
+      <w:r>
+        <w:t>freq</w:t>
+      </w:r>
+      <w:proofErr w:type="spellEnd"/>
+      <w:r>
+        <w:t>={}</w:t>
+      </w:r>
+    </w:p>
+    <w:p>
+      <w:pPr>
+        <w:spacing w:after="0"/>
+        <w:contextualSpacing/>
+      </w:pPr>
+      <w:r>
+        <w:t xml:space="preserve">    for </w:t>
+      </w:r>
+      <w:proofErr w:type="spellStart"/>
+      <w:r>
+        <w:t>num</w:t>
+      </w:r>
+      <w:proofErr w:type="spellEnd"/>
+      <w:r>
+        <w:t xml:space="preserve"> in </w:t>
+      </w:r>
+      <w:proofErr w:type="spellStart"/>
+      <w:r>
+        <w:t>arr</w:t>
+      </w:r>
+      <w:proofErr w:type="spellEnd"/>
+      <w:r>
+        <w:t>:</w:t>
+      </w:r>
+    </w:p>
+    <w:p>
+      <w:pPr>
+        <w:spacing w:after="0"/>
+        <w:contextualSpacing/>
+      </w:pPr>
+      <w:r>
+        <w:t xml:space="preserve">        </w:t>
+      </w:r>
+      <w:proofErr w:type="spellStart"/>
+      <w:r>
+        <w:t>freq</w:t>
+      </w:r>
+      <w:proofErr w:type="spellEnd"/>
+      <w:r>
+        <w:t>[</w:t>
+      </w:r>
+      <w:proofErr w:type="spellStart"/>
+      <w:r>
+        <w:t>num</w:t>
+      </w:r>
+      <w:proofErr w:type="spellEnd"/>
+      <w:r>
+        <w:t>]=</w:t>
+      </w:r>
+      <w:proofErr w:type="spellStart"/>
+      <w:r>
+        <w:t>freq.get</w:t>
+      </w:r>
+      <w:proofErr w:type="spellEnd"/>
+      <w:r>
+        <w:t>(num,0)+1</w:t>
+      </w:r>
+    </w:p>
+    <w:p>
+      <w:pPr>
+        <w:spacing w:after="0"/>
+        <w:contextualSpacing/>
+      </w:pPr>
+      <w:r>
+        <w:t xml:space="preserve">    </w:t>
+      </w:r>
+      <w:proofErr w:type="spellStart"/>
+      <w:r>
+        <w:t>freq</w:t>
+      </w:r>
+      <w:proofErr w:type="spellEnd"/>
+      <w:r>
+        <w:t>=</w:t>
+      </w:r>
+      <w:proofErr w:type="spellStart"/>
+      <w:r>
+        <w:t>dict</w:t>
+      </w:r>
+      <w:proofErr w:type="spellEnd"/>
+      <w:r>
+        <w:t>(sorted(</w:t>
+      </w:r>
+      <w:proofErr w:type="spellStart"/>
+      <w:r>
+        <w:t>freq.items</w:t>
+      </w:r>
+      <w:proofErr w:type="spellEnd"/>
+      <w:r>
+        <w:t>(),reverse=True))</w:t>
+      </w:r>
+    </w:p>
+    <w:p>
+      <w:pPr>
+        <w:spacing w:after="0"/>
+        <w:contextualSpacing/>
+      </w:pPr>
+      <w:r>
+        <w:t xml:space="preserve">    cumulative=0</w:t>
+      </w:r>
+    </w:p>
+    <w:p>
+      <w:pPr>
+        <w:spacing w:after="0"/>
+        <w:contextualSpacing/>
+      </w:pPr>
+      <w:r>
+        <w:t xml:space="preserve">    operations=0</w:t>
+      </w:r>
+    </w:p>
+    <w:p>
+      <w:pPr>
+        <w:spacing w:after="0"/>
+        <w:contextualSpacing/>
+      </w:pPr>
+      <w:r>
+        <w:t xml:space="preserve">    values=list(</w:t>
+      </w:r>
+      <w:proofErr w:type="spellStart"/>
+      <w:r>
+        <w:t>freq.values</w:t>
+      </w:r>
+      <w:proofErr w:type="spellEnd"/>
+      <w:r>
+        <w:t>())</w:t>
+      </w:r>
+    </w:p>
+    <w:p>
+      <w:pPr>
+        <w:spacing w:after="0"/>
+        <w:contextualSpacing/>
+      </w:pPr>
+      <w:r>
+        <w:t xml:space="preserve">    for i in range(</w:t>
+      </w:r>
+      <w:proofErr w:type="spellStart"/>
+      <w:r>
+        <w:t>len</w:t>
+      </w:r>
+      <w:proofErr w:type="spellEnd"/>
+      <w:r>
+        <w:t>(values)-1):</w:t>
+      </w:r>
+    </w:p>
+    <w:p>
+      <w:pPr>
+        <w:spacing w:after="0"/>
+        <w:contextualSpacing/>
+      </w:pPr>
+      <w:r>
+        <w:t xml:space="preserve">        cumulative+=values[i]</w:t>
+      </w:r>
+    </w:p>
+    <w:p>
+      <w:pPr>
+        <w:spacing w:after="0"/>
+        <w:contextualSpacing/>
+      </w:pPr>
+      <w:r>
+        <w:t xml:space="preserve">        operations+=cumulative</w:t>
+      </w:r>
+    </w:p>
+    <w:p>
+      <w:pPr>
+        <w:spacing w:after="0"/>
+        <w:contextualSpacing/>
+      </w:pPr>
+      <w:r>
+        <w:t xml:space="preserve">    return operations</w:t>
+      </w:r>
+    </w:p>
+    <w:p>
+      <w:pPr>
+        <w:spacing w:after="0"/>
+        <w:contextualSpacing/>
+      </w:pPr>
+      <w:r>
+        <w:br/>
+      </w:r>
+      <w:r>
+        <w:br/>
+      </w:r>
     </w:p>
     <w:sectPr>
       <w:pgSz w:w="11906" w:h="16838"/>
-      <w:pgMar w:top="1440" w:right="1440" w:bottom="993" w:left="1440" w:header="708" w:footer="708" w:gutter="0"/>
+      <w:pgMar w:top="709" w:right="1440" w:bottom="993" w:left="1440" w:header="708" w:footer="708" w:gutter="0"/>
       <w:cols w:space="708"/>
       <w:docGrid w:linePitch="360"/>
     </w:sectPr>

--- a/beginner dsa/st4 hash_prefix_suffix.docx
+++ b/beginner dsa/st4 hash_prefix_suffix.docx
@@ -22,119 +22,154 @@
           <w:b/>
           <w:bCs/>
         </w:rPr>
-        <w:t xml:space="preserve">Brute Force :- </w:t>
-      </w:r>
-      <w:r>
-        <w:t>Just Use 2 For loops and check if distance between any 2 Equal elements is less than or equal to k, print(yes), otherwise, we will print (no)</w:t>
-      </w:r>
-    </w:p>
-    <w:p>
+        <w:t xml:space="preserve">Brute </w:t>
+      </w:r>
+      <w:proofErr w:type="gramStart"/>
       <w:r>
         <w:rPr>
           <w:b/>
           <w:bCs/>
         </w:rPr>
-        <w:t xml:space="preserve">Optimised using </w:t>
-      </w:r>
-      <w:proofErr w:type="spellStart"/>
+        <w:t>Force :</w:t>
+      </w:r>
+      <w:proofErr w:type="gramEnd"/>
       <w:r>
         <w:rPr>
           <w:b/>
           <w:bCs/>
         </w:rPr>
-        <w:t>Hashmaps</w:t>
-      </w:r>
-      <w:proofErr w:type="spellEnd"/>
+        <w:t xml:space="preserve">- </w:t>
+      </w:r>
+      <w:r>
+        <w:t>Just Use 2 For loops and check if distance between any 2 Equal elements is less than or equal to k, print(yes), otherwise, we will print (no)</w:t>
+      </w:r>
+    </w:p>
+    <w:p>
       <w:r>
         <w:rPr>
           <w:b/>
           <w:bCs/>
         </w:rPr>
-        <w:t>:-</w:t>
-      </w:r>
-      <w:r>
-        <w:t> </w:t>
-      </w:r>
-    </w:p>
-    <w:p>
-      <w:r>
-        <w:t xml:space="preserve">For every element, we need to check only the last </w:t>
-      </w:r>
-      <w:proofErr w:type="spellStart"/>
-      <w:r>
-        <w:t>Occurence</w:t>
-      </w:r>
-      <w:proofErr w:type="spellEnd"/>
-      <w:r>
-        <w:t xml:space="preserve"> or the Last index where this element has occurred before. We can use a </w:t>
-      </w:r>
-      <w:proofErr w:type="spellStart"/>
-      <w:r>
-        <w:t>hashmap</w:t>
-      </w:r>
-      <w:proofErr w:type="spellEnd"/>
-      <w:r>
-        <w:t xml:space="preserve"> which will tell us the Last occurrence where this element has occurred. </w:t>
-      </w:r>
-    </w:p>
-    <w:p>
-      <w:r>
-        <w:t xml:space="preserve">We just need to calculate the distance between current </w:t>
-      </w:r>
-      <w:proofErr w:type="spellStart"/>
-      <w:r>
-        <w:t>Occurence</w:t>
-      </w:r>
-      <w:proofErr w:type="spellEnd"/>
-      <w:r>
-        <w:t xml:space="preserve"> and Last </w:t>
-      </w:r>
-      <w:proofErr w:type="spellStart"/>
-      <w:r>
-        <w:t>Occurence</w:t>
-      </w:r>
-      <w:proofErr w:type="spellEnd"/>
-      <w:r>
-        <w:t xml:space="preserve"> of Current Element.</w:t>
-      </w:r>
-    </w:p>
-    <w:p>
-      <w:r>
-        <w:t>If this Distance &lt;= k, we have found a valid pair. We will return true. Otherwise, We will return false because we are now sure that we have not found any valid pair of equal elements whose distance btw them is &lt;= k.</w:t>
-      </w:r>
-    </w:p>
-    <w:p>
-      <w:pPr>
-        <w:spacing w:after="0"/>
+        <w:t xml:space="preserve">Optimised using </w:t>
+      </w:r>
+      <w:proofErr w:type="spellStart"/>
+      <w:proofErr w:type="gramStart"/>
+      <w:r>
         <w:rPr>
           <w:b/>
           <w:bCs/>
         </w:rPr>
-      </w:pPr>
+        <w:t>Hashmaps</w:t>
+      </w:r>
+      <w:proofErr w:type="spellEnd"/>
       <w:r>
         <w:rPr>
           <w:b/>
           <w:bCs/>
         </w:rPr>
-        <w:t xml:space="preserve">def </w:t>
-      </w:r>
-      <w:proofErr w:type="spellStart"/>
-      <w:r>
+        <w:t>:-</w:t>
+      </w:r>
+      <w:proofErr w:type="gramEnd"/>
+      <w:r>
+        <w:t> </w:t>
+      </w:r>
+    </w:p>
+    <w:p>
+      <w:r>
+        <w:t xml:space="preserve">For every element, we need to check only the last </w:t>
+      </w:r>
+      <w:proofErr w:type="spellStart"/>
+      <w:r>
+        <w:t>Occurence</w:t>
+      </w:r>
+      <w:proofErr w:type="spellEnd"/>
+      <w:r>
+        <w:t xml:space="preserve"> or the Last index where this element has occurred before. We can use a </w:t>
+      </w:r>
+      <w:proofErr w:type="spellStart"/>
+      <w:r>
+        <w:t>hashmap</w:t>
+      </w:r>
+      <w:proofErr w:type="spellEnd"/>
+      <w:r>
+        <w:t xml:space="preserve"> which will tell us the Last occurrence where this element has occurred. </w:t>
+      </w:r>
+    </w:p>
+    <w:p>
+      <w:r>
+        <w:t xml:space="preserve">We just need to calculate the distance between current </w:t>
+      </w:r>
+      <w:proofErr w:type="spellStart"/>
+      <w:r>
+        <w:t>Occurence</w:t>
+      </w:r>
+      <w:proofErr w:type="spellEnd"/>
+      <w:r>
+        <w:t xml:space="preserve"> and Last </w:t>
+      </w:r>
+      <w:proofErr w:type="spellStart"/>
+      <w:r>
+        <w:t>Occurence</w:t>
+      </w:r>
+      <w:proofErr w:type="spellEnd"/>
+      <w:r>
+        <w:t xml:space="preserve"> of Current Element.</w:t>
+      </w:r>
+    </w:p>
+    <w:p>
+      <w:r>
+        <w:t xml:space="preserve">If this Distance &lt;= k, we have found a valid pair. We will return true. Otherwise, </w:t>
+      </w:r>
+      <w:proofErr w:type="gramStart"/>
+      <w:r>
+        <w:t>We</w:t>
+      </w:r>
+      <w:proofErr w:type="gramEnd"/>
+      <w:r>
+        <w:t xml:space="preserve"> will return false because we are now sure that we have not found any valid pair of equal elements whose distance btw them is &lt;= k.</w:t>
+      </w:r>
+    </w:p>
+    <w:p>
+      <w:pPr>
+        <w:spacing w:after="0"/>
         <w:rPr>
           <w:b/>
           <w:bCs/>
         </w:rPr>
-        <w:t>contains_nearby_duplicate_optimized</w:t>
-      </w:r>
-      <w:proofErr w:type="spellEnd"/>
+      </w:pPr>
       <w:r>
         <w:rPr>
           <w:b/>
           <w:bCs/>
         </w:rPr>
+        <w:t xml:space="preserve">def </w:t>
+      </w:r>
+      <w:proofErr w:type="spellStart"/>
+      <w:r>
+        <w:rPr>
+          <w:b/>
+          <w:bCs/>
+        </w:rPr>
+        <w:t>contains_nearby_duplicate_</w:t>
+      </w:r>
+      <w:proofErr w:type="gramStart"/>
+      <w:r>
+        <w:rPr>
+          <w:b/>
+          <w:bCs/>
+        </w:rPr>
+        <w:t>optimized</w:t>
+      </w:r>
+      <w:proofErr w:type="spellEnd"/>
+      <w:r>
+        <w:rPr>
+          <w:b/>
+          <w:bCs/>
+        </w:rPr>
         <w:t>(</w:t>
       </w:r>
       <w:proofErr w:type="spellStart"/>
+      <w:proofErr w:type="gramEnd"/>
       <w:r>
         <w:rPr>
           <w:b/>
@@ -315,10 +350,12 @@
         <w:t>Count All ((</w:t>
       </w:r>
       <w:proofErr w:type="spellStart"/>
+      <w:proofErr w:type="gramStart"/>
       <w:r>
         <w:t>i,j</w:t>
       </w:r>
       <w:proofErr w:type="spellEnd"/>
+      <w:proofErr w:type="gramEnd"/>
       <w:r>
         <w:t>) pairs such that b[i] - b[j] == k (count of such pairs.) [i&lt;j] </w:t>
       </w:r>
@@ -344,11 +381,19 @@
       </w:r>
       <w:proofErr w:type="spellStart"/>
       <w:r>
-        <w:t>count_pairs_optimized</w:t>
-      </w:r>
-      <w:proofErr w:type="spellEnd"/>
-      <w:r>
-        <w:t>(b, k):</w:t>
+        <w:t>count_pairs_</w:t>
+      </w:r>
+      <w:proofErr w:type="gramStart"/>
+      <w:r>
+        <w:t>optimized</w:t>
+      </w:r>
+      <w:proofErr w:type="spellEnd"/>
+      <w:r>
+        <w:t>(</w:t>
+      </w:r>
+      <w:proofErr w:type="gramEnd"/>
+      <w:r>
+        <w:t>b, k):</w:t>
       </w:r>
     </w:p>
     <w:p>
@@ -475,7 +520,15 @@
         <w:contextualSpacing/>
       </w:pPr>
       <w:r>
-        <w:t xml:space="preserve">Optimised Approach:- Instead of Running 2 Nested For loops, we will create a </w:t>
+        <w:t xml:space="preserve">Optimised </w:t>
+      </w:r>
+      <w:proofErr w:type="gramStart"/>
+      <w:r>
+        <w:t>Approach:-</w:t>
+      </w:r>
+      <w:proofErr w:type="gramEnd"/>
+      <w:r>
+        <w:t xml:space="preserve"> Instead of Running 2 Nested For loops, we will create a </w:t>
       </w:r>
       <w:proofErr w:type="spellStart"/>
       <w:r>
@@ -608,13 +661,18 @@
       </w:r>
       <w:proofErr w:type="spellStart"/>
       <w:r>
-        <w:t>freq_map</w:t>
+        <w:t>freq_</w:t>
+      </w:r>
+      <w:proofErr w:type="gramStart"/>
+      <w:r>
+        <w:t>map</w:t>
       </w:r>
       <w:proofErr w:type="spellEnd"/>
       <w:r>
         <w:t>[</w:t>
       </w:r>
       <w:proofErr w:type="spellStart"/>
+      <w:proofErr w:type="gramEnd"/>
       <w:r>
         <w:t>num</w:t>
       </w:r>
@@ -747,10 +805,12 @@
         <w:t xml:space="preserve">Count all </w:t>
       </w:r>
       <w:proofErr w:type="spellStart"/>
+      <w:proofErr w:type="gramStart"/>
       <w:r>
         <w:t>i,j</w:t>
       </w:r>
       <w:proofErr w:type="spellEnd"/>
+      <w:proofErr w:type="gramEnd"/>
       <w:r>
         <w:t xml:space="preserve"> pairs where i&lt;j and abs(b[i]-b[j]) = k [k&gt;=0] </w:t>
       </w:r>
@@ -767,10 +827,37 @@
         <w:rPr>
           <w:u w:val="single"/>
         </w:rPr>
-        <w:t>Brute Force Approach</w:t>
-      </w:r>
-      <w:r>
-        <w:t>:- Use 2 Nested For Loops and for every i, start j from i+1 and go till n-1 -&gt; because j&gt;i(given in problem) -&gt; Check if Absolute Difference between (b[i] and b[j] == k) -&gt; If yes then do count = count + 1 -&gt; Finally Print this Count of All Valid Pairs in Output :)</w:t>
+        <w:t xml:space="preserve">Brute Force </w:t>
+      </w:r>
+      <w:proofErr w:type="gramStart"/>
+      <w:r>
+        <w:rPr>
+          <w:u w:val="single"/>
+        </w:rPr>
+        <w:t>Approach</w:t>
+      </w:r>
+      <w:r>
+        <w:t>:-</w:t>
+      </w:r>
+      <w:proofErr w:type="gramEnd"/>
+      <w:r>
+        <w:t xml:space="preserve"> Use 2 Nested </w:t>
+      </w:r>
+      <w:proofErr w:type="gramStart"/>
+      <w:r>
+        <w:t>For</w:t>
+      </w:r>
+      <w:proofErr w:type="gramEnd"/>
+      <w:r>
+        <w:t xml:space="preserve"> Loops and for every i, start j from i+1 and go till n-1 -&gt; because j&gt;</w:t>
+      </w:r>
+      <w:proofErr w:type="gramStart"/>
+      <w:r>
+        <w:t>i(</w:t>
+      </w:r>
+      <w:proofErr w:type="gramEnd"/>
+      <w:r>
+        <w:t>given in problem) -&gt; Check if Absolute Difference between (b[i] and b[j] == k) -&gt; If yes then do count = count + 1 -&gt; Finally Print this Count of All Valid Pairs in Output :)</w:t>
       </w:r>
     </w:p>
     <w:p>
@@ -789,481 +876,527 @@
           <w:b/>
           <w:bCs/>
         </w:rPr>
-        <w:t>Optimised Approach:-</w:t>
-      </w:r>
-      <w:r>
-        <w:t xml:space="preserve"> Fix each “b[j]” and for every b[j] -&gt; you have to find how many valid “i” exist in the range [0…..j-1] such that abs(b[i]-b[j])==k</w:t>
-      </w:r>
-    </w:p>
-    <w:p>
-      <w:pPr>
-        <w:spacing w:after="0"/>
-        <w:contextualSpacing/>
-      </w:pPr>
-    </w:p>
-    <w:p>
-      <w:pPr>
-        <w:spacing w:after="0"/>
-        <w:contextualSpacing/>
-      </w:pPr>
-      <w:r>
-        <w:t>Applying Maths -&gt; there are two possible cases for this equation :- </w:t>
-      </w:r>
-    </w:p>
-    <w:p>
-      <w:pPr>
-        <w:spacing w:after="0"/>
-        <w:contextualSpacing/>
-      </w:pPr>
-      <w:r>
-        <w:t>-&gt; abs(b[i]-b[j])==k means -&gt; i)b[i]-b[j]==&gt;k or ii) -1*(b[i]-b[j])==&gt;k</w:t>
-      </w:r>
-    </w:p>
-    <w:p>
-      <w:pPr>
-        <w:spacing w:after="0"/>
-        <w:contextualSpacing/>
-      </w:pPr>
-    </w:p>
-    <w:p>
-      <w:pPr>
-        <w:spacing w:after="0"/>
-        <w:contextualSpacing/>
-      </w:pPr>
-      <w:r>
-        <w:t xml:space="preserve">-&gt; b[i] - b[j] </w:t>
-      </w:r>
-      <w:r>
-        <w:rPr>
-          <w:rFonts w:ascii="Cambria Math" w:hAnsi="Cambria Math" w:cs="Cambria Math"/>
-        </w:rPr>
-        <w:t>⇒</w:t>
-      </w:r>
-      <w:r>
-        <w:t xml:space="preserve"> k or b[j] - b[i] </w:t>
-      </w:r>
-      <w:r>
-        <w:rPr>
-          <w:rFonts w:ascii="Cambria Math" w:hAnsi="Cambria Math" w:cs="Cambria Math"/>
-        </w:rPr>
-        <w:t>⇒</w:t>
-      </w:r>
-      <w:r>
-        <w:t xml:space="preserve"> k</w:t>
-      </w:r>
-    </w:p>
-    <w:p>
-      <w:pPr>
-        <w:spacing w:after="0"/>
-        <w:contextualSpacing/>
-      </w:pPr>
-    </w:p>
-    <w:p>
-      <w:pPr>
-        <w:spacing w:after="0"/>
-        <w:contextualSpacing/>
-      </w:pPr>
-      <w:r>
-        <w:t xml:space="preserve">-&gt; b[i] </w:t>
-      </w:r>
-      <w:r>
-        <w:rPr>
-          <w:rFonts w:ascii="Cambria Math" w:hAnsi="Cambria Math" w:cs="Cambria Math"/>
-        </w:rPr>
-        <w:t>⇒</w:t>
-      </w:r>
-      <w:r>
-        <w:t xml:space="preserve"> k + b[j] or b[i] </w:t>
-      </w:r>
-      <w:r>
-        <w:rPr>
-          <w:rFonts w:ascii="Cambria Math" w:hAnsi="Cambria Math" w:cs="Cambria Math"/>
-        </w:rPr>
-        <w:t>⇒</w:t>
-      </w:r>
-      <w:r>
-        <w:t xml:space="preserve"> b[j] - k</w:t>
-      </w:r>
-      <w:r>
-        <w:rPr>
-          <w:rFonts w:ascii="Calibri" w:hAnsi="Calibri" w:cs="Calibri"/>
-        </w:rPr>
-        <w:t> </w:t>
-      </w:r>
-    </w:p>
-    <w:p>
-      <w:pPr>
-        <w:spacing w:after="0"/>
-        <w:contextualSpacing/>
-      </w:pPr>
-    </w:p>
-    <w:p>
-      <w:pPr>
-        <w:spacing w:after="0"/>
-        <w:contextualSpacing/>
-      </w:pPr>
-      <w:r>
-        <w:t>So if you are able to find such a b[i] in range {0……j-1} then knowing the frequency of such b[i] in range [0…..j-1] tells you many valid pairs are possible (</w:t>
-      </w:r>
-      <w:proofErr w:type="spellStart"/>
-      <w:r>
-        <w:t>i,j</w:t>
-      </w:r>
-      <w:proofErr w:type="spellEnd"/>
-      <w:r>
-        <w:t>) where “j” is fixed currently and i goes from 0 to j-1</w:t>
-      </w:r>
-    </w:p>
-    <w:p>
-      <w:pPr>
-        <w:spacing w:after="0"/>
-        <w:contextualSpacing/>
-      </w:pPr>
-    </w:p>
-    <w:p>
-      <w:pPr>
-        <w:spacing w:after="0"/>
-        <w:contextualSpacing/>
-      </w:pPr>
-      <w:r>
-        <w:t>B[i] will be calculated using following 2 formulas:-</w:t>
-      </w:r>
-    </w:p>
-    <w:p>
-      <w:pPr>
-        <w:spacing w:after="0"/>
-        <w:contextualSpacing/>
-      </w:pPr>
-    </w:p>
-    <w:p>
-      <w:pPr>
-        <w:spacing w:after="0"/>
-        <w:contextualSpacing/>
-      </w:pPr>
-      <w:r>
-        <w:t>B[i] = b[j] + k</w:t>
-      </w:r>
-    </w:p>
-    <w:p>
-      <w:pPr>
-        <w:spacing w:after="0"/>
-        <w:contextualSpacing/>
-      </w:pPr>
-      <w:r>
-        <w:t xml:space="preserve">B[i] = b[j] </w:t>
-      </w:r>
-      <w:r>
-        <w:t>–</w:t>
-      </w:r>
-      <w:r>
-        <w:t xml:space="preserve"> k</w:t>
-      </w:r>
-    </w:p>
-    <w:p>
-      <w:pPr>
-        <w:spacing w:after="0"/>
-        <w:contextualSpacing/>
-      </w:pPr>
-    </w:p>
-    <w:p>
-      <w:pPr>
-        <w:spacing w:after="0"/>
-        <w:contextualSpacing/>
-      </w:pPr>
-    </w:p>
-    <w:p>
-      <w:pPr>
-        <w:spacing w:after="0"/>
-        <w:contextualSpacing/>
-      </w:pPr>
-    </w:p>
-    <w:p>
-      <w:pPr>
-        <w:spacing w:after="0"/>
-        <w:contextualSpacing/>
-      </w:pPr>
-      <w:r>
-        <w:t xml:space="preserve">def </w:t>
-      </w:r>
-      <w:proofErr w:type="spellStart"/>
-      <w:r>
-        <w:t>count_pairs_with_difference_k</w:t>
-      </w:r>
-      <w:proofErr w:type="spellEnd"/>
-      <w:r>
-        <w:t>(b, k):</w:t>
-      </w:r>
-    </w:p>
-    <w:p>
-      <w:pPr>
-        <w:spacing w:after="0"/>
-        <w:contextualSpacing/>
-      </w:pPr>
-      <w:r>
-        <w:t xml:space="preserve">    count = 0</w:t>
-      </w:r>
-    </w:p>
-    <w:p>
-      <w:pPr>
-        <w:spacing w:after="0"/>
-        <w:contextualSpacing/>
-      </w:pPr>
-      <w:r>
-        <w:t xml:space="preserve">    </w:t>
-      </w:r>
-      <w:proofErr w:type="spellStart"/>
-      <w:r>
-        <w:t>freq</w:t>
-      </w:r>
-      <w:proofErr w:type="spellEnd"/>
-      <w:r>
-        <w:t xml:space="preserve"> = {}</w:t>
-      </w:r>
-    </w:p>
-    <w:p>
-      <w:pPr>
-        <w:spacing w:after="0"/>
-        <w:contextualSpacing/>
-      </w:pPr>
-      <w:r>
-        <w:t xml:space="preserve">    for j in range(</w:t>
-      </w:r>
-      <w:proofErr w:type="spellStart"/>
-      <w:r>
-        <w:t>len</w:t>
-      </w:r>
-      <w:proofErr w:type="spellEnd"/>
-      <w:r>
-        <w:t>(b)):</w:t>
-      </w:r>
-    </w:p>
-    <w:p>
-      <w:pPr>
-        <w:spacing w:after="0"/>
-        <w:contextualSpacing/>
-      </w:pPr>
-      <w:r>
-        <w:t xml:space="preserve">        if b[j] - k in </w:t>
-      </w:r>
-      <w:proofErr w:type="spellStart"/>
-      <w:r>
-        <w:t>freq</w:t>
-      </w:r>
-      <w:proofErr w:type="spellEnd"/>
-      <w:r>
-        <w:t>:</w:t>
-      </w:r>
-    </w:p>
-    <w:p>
-      <w:pPr>
-        <w:spacing w:after="0"/>
-        <w:contextualSpacing/>
-      </w:pPr>
-      <w:r>
-        <w:t xml:space="preserve">            count += </w:t>
-      </w:r>
-      <w:proofErr w:type="spellStart"/>
-      <w:r>
-        <w:t>freq</w:t>
-      </w:r>
-      <w:proofErr w:type="spellEnd"/>
-      <w:r>
-        <w:t>[b[j] - k]</w:t>
-      </w:r>
-    </w:p>
-    <w:p>
-      <w:pPr>
-        <w:spacing w:after="0"/>
-        <w:contextualSpacing/>
-      </w:pPr>
-      <w:r>
-        <w:t xml:space="preserve">        if k != 0 and b[j] + k in </w:t>
-      </w:r>
-      <w:proofErr w:type="spellStart"/>
-      <w:r>
-        <w:t>freq</w:t>
-      </w:r>
-      <w:proofErr w:type="spellEnd"/>
-      <w:r>
-        <w:t>:  # to avoid double counting when k = 0</w:t>
-      </w:r>
-    </w:p>
-    <w:p>
-      <w:pPr>
-        <w:spacing w:after="0"/>
-        <w:contextualSpacing/>
-      </w:pPr>
-      <w:r>
-        <w:t xml:space="preserve">            count += </w:t>
-      </w:r>
-      <w:proofErr w:type="spellStart"/>
-      <w:r>
-        <w:t>freq</w:t>
-      </w:r>
-      <w:proofErr w:type="spellEnd"/>
-      <w:r>
-        <w:t>[b[j] + k]</w:t>
-      </w:r>
-    </w:p>
-    <w:p>
-      <w:pPr>
-        <w:spacing w:after="0"/>
-        <w:contextualSpacing/>
-      </w:pPr>
-      <w:r>
-        <w:t xml:space="preserve">        if b[j] in </w:t>
-      </w:r>
-      <w:proofErr w:type="spellStart"/>
-      <w:r>
-        <w:t>freq</w:t>
-      </w:r>
-      <w:proofErr w:type="spellEnd"/>
-      <w:r>
-        <w:t>:</w:t>
-      </w:r>
-    </w:p>
-    <w:p>
-      <w:pPr>
-        <w:spacing w:after="0"/>
-        <w:contextualSpacing/>
-      </w:pPr>
-      <w:r>
-        <w:t xml:space="preserve">            </w:t>
-      </w:r>
-      <w:proofErr w:type="spellStart"/>
-      <w:r>
-        <w:t>freq</w:t>
-      </w:r>
-      <w:proofErr w:type="spellEnd"/>
-      <w:r>
-        <w:t>[b[j]] += 1</w:t>
-      </w:r>
-    </w:p>
-    <w:p>
-      <w:pPr>
-        <w:spacing w:after="0"/>
-        <w:contextualSpacing/>
-      </w:pPr>
-      <w:r>
-        <w:t xml:space="preserve">        else:</w:t>
-      </w:r>
-    </w:p>
-    <w:p>
-      <w:pPr>
-        <w:spacing w:after="0"/>
-        <w:contextualSpacing/>
-      </w:pPr>
-      <w:r>
-        <w:t xml:space="preserve">            </w:t>
-      </w:r>
-      <w:proofErr w:type="spellStart"/>
-      <w:r>
-        <w:t>freq</w:t>
-      </w:r>
-      <w:proofErr w:type="spellEnd"/>
-      <w:r>
-        <w:t>[b[j]] = 1</w:t>
-      </w:r>
-    </w:p>
-    <w:p>
-      <w:pPr>
-        <w:spacing w:after="0"/>
-        <w:contextualSpacing/>
-      </w:pPr>
-      <w:r>
-        <w:t xml:space="preserve">    return count</w:t>
-      </w:r>
-    </w:p>
-    <w:p>
-      <w:pPr>
-        <w:spacing w:after="0"/>
-        <w:contextualSpacing/>
-      </w:pPr>
-    </w:p>
-    <w:p>
-      <w:pPr>
-        <w:spacing w:after="0"/>
-        <w:contextualSpacing/>
-      </w:pPr>
-    </w:p>
-    <w:p>
-      <w:pPr>
-        <w:spacing w:after="0"/>
-        <w:contextualSpacing/>
-      </w:pPr>
-    </w:p>
-    <w:p>
-      <w:pPr>
-        <w:pStyle w:val="Heading3"/>
-      </w:pPr>
-      <w:r>
-        <w:t>5]</w:t>
-      </w:r>
-      <w:r>
-        <w:t>Find Sum of Range  [l……….r] where(l&lt;=r) using Prefix sum. </w:t>
-      </w:r>
-    </w:p>
-    <w:p>
-      <w:pPr>
-        <w:spacing w:after="0"/>
-        <w:contextualSpacing/>
-      </w:pPr>
-    </w:p>
-    <w:p>
-      <w:pPr>
-        <w:spacing w:after="0"/>
-        <w:contextualSpacing/>
-      </w:pPr>
+        <w:t xml:space="preserve">Optimised </w:t>
+      </w:r>
+      <w:proofErr w:type="gramStart"/>
       <w:r>
         <w:rPr>
           <w:b/>
           <w:bCs/>
         </w:rPr>
-        <w:t>Brute Force</w:t>
-      </w:r>
-      <w:r>
-        <w:t>:- For each l and r, start our i pointer from l and i will go till r and for each i, we will update our sum by doing sum = sum + arr[i]. Finally, print this sum.</w:t>
-      </w:r>
-    </w:p>
-    <w:p>
-      <w:pPr>
-        <w:spacing w:after="0"/>
-        <w:contextualSpacing/>
-      </w:pPr>
-      <w:r>
-        <w:t>Time Complexity - O(N*Q) </w:t>
-      </w:r>
-    </w:p>
-    <w:p>
-      <w:pPr>
-        <w:spacing w:after="0"/>
-        <w:contextualSpacing/>
-      </w:pPr>
-      <w:r>
-        <w:t xml:space="preserve">For each query of l and r, we will call this </w:t>
-      </w:r>
-      <w:proofErr w:type="spellStart"/>
-      <w:r>
-        <w:t>getSum</w:t>
-      </w:r>
-      <w:proofErr w:type="spellEnd"/>
-      <w:r>
-        <w:t>(), so Time Complexity will be O(n*q) where, q is the size of queries array containing different l and r values.</w:t>
-      </w:r>
-    </w:p>
-    <w:p>
-      <w:pPr>
-        <w:spacing w:after="0"/>
-        <w:contextualSpacing/>
-      </w:pPr>
-    </w:p>
-    <w:p>
-      <w:pPr>
-        <w:spacing w:after="0"/>
-        <w:contextualSpacing/>
-      </w:pPr>
-      <w:r>
-        <w:t>Space Complexity - O(1)</w:t>
+        <w:t>Approach:-</w:t>
+      </w:r>
+      <w:proofErr w:type="gramEnd"/>
+      <w:r>
+        <w:t xml:space="preserve"> Fix each “b[j]” and for every b[j] -&gt; you have to find how many valid “i” exist in the range [0</w:t>
+      </w:r>
+      <w:proofErr w:type="gramStart"/>
+      <w:r>
+        <w:t>…..</w:t>
+      </w:r>
+      <w:proofErr w:type="gramEnd"/>
+      <w:r>
+        <w:t>j-1] such that abs(b[i]-b[j</w:t>
+      </w:r>
+      <w:proofErr w:type="gramStart"/>
+      <w:r>
+        <w:t>])=</w:t>
+      </w:r>
+      <w:proofErr w:type="gramEnd"/>
+      <w:r>
+        <w:t>=k</w:t>
+      </w:r>
+    </w:p>
+    <w:p>
+      <w:pPr>
+        <w:spacing w:after="0"/>
+        <w:contextualSpacing/>
+      </w:pPr>
+    </w:p>
+    <w:p>
+      <w:pPr>
+        <w:spacing w:after="0"/>
+        <w:contextualSpacing/>
+      </w:pPr>
+      <w:r>
+        <w:t xml:space="preserve">Applying Maths -&gt; there are two possible cases for this </w:t>
+      </w:r>
+      <w:proofErr w:type="gramStart"/>
+      <w:r>
+        <w:t>equation :</w:t>
+      </w:r>
+      <w:proofErr w:type="gramEnd"/>
+      <w:r>
+        <w:t>- </w:t>
+      </w:r>
+    </w:p>
+    <w:p>
+      <w:pPr>
+        <w:spacing w:after="0"/>
+        <w:contextualSpacing/>
+      </w:pPr>
+      <w:r>
+        <w:t>-&gt; abs(b[i]-b[j</w:t>
+      </w:r>
+      <w:proofErr w:type="gramStart"/>
+      <w:r>
+        <w:t>])=</w:t>
+      </w:r>
+      <w:proofErr w:type="gramEnd"/>
+      <w:r>
+        <w:t xml:space="preserve">=k means -&gt; </w:t>
+      </w:r>
+      <w:proofErr w:type="gramStart"/>
+      <w:r>
+        <w:t>i)b</w:t>
+      </w:r>
+      <w:proofErr w:type="gramEnd"/>
+      <w:r>
+        <w:t>[i]-b[j]==&gt;k or ii) -1*(b[i]-b[j</w:t>
+      </w:r>
+      <w:proofErr w:type="gramStart"/>
+      <w:r>
+        <w:t>])=</w:t>
+      </w:r>
+      <w:proofErr w:type="gramEnd"/>
+      <w:r>
+        <w:t>=&gt;k</w:t>
+      </w:r>
+    </w:p>
+    <w:p>
+      <w:pPr>
+        <w:spacing w:after="0"/>
+        <w:contextualSpacing/>
+      </w:pPr>
+    </w:p>
+    <w:p>
+      <w:pPr>
+        <w:spacing w:after="0"/>
+        <w:contextualSpacing/>
+      </w:pPr>
+      <w:r>
+        <w:t xml:space="preserve">-&gt; b[i] - b[j] </w:t>
+      </w:r>
+      <w:r>
+        <w:rPr>
+          <w:rFonts w:ascii="Cambria Math" w:hAnsi="Cambria Math" w:cs="Cambria Math"/>
+        </w:rPr>
+        <w:t>⇒</w:t>
+      </w:r>
+      <w:r>
+        <w:t xml:space="preserve"> k or b[j] - b[i] </w:t>
+      </w:r>
+      <w:r>
+        <w:rPr>
+          <w:rFonts w:ascii="Cambria Math" w:hAnsi="Cambria Math" w:cs="Cambria Math"/>
+        </w:rPr>
+        <w:t>⇒</w:t>
+      </w:r>
+      <w:r>
+        <w:t xml:space="preserve"> k</w:t>
+      </w:r>
+    </w:p>
+    <w:p>
+      <w:pPr>
+        <w:spacing w:after="0"/>
+        <w:contextualSpacing/>
+      </w:pPr>
+    </w:p>
+    <w:p>
+      <w:pPr>
+        <w:spacing w:after="0"/>
+        <w:contextualSpacing/>
+      </w:pPr>
+      <w:r>
+        <w:t xml:space="preserve">-&gt; b[i] </w:t>
+      </w:r>
+      <w:r>
+        <w:rPr>
+          <w:rFonts w:ascii="Cambria Math" w:hAnsi="Cambria Math" w:cs="Cambria Math"/>
+        </w:rPr>
+        <w:t>⇒</w:t>
+      </w:r>
+      <w:r>
+        <w:t xml:space="preserve"> k + b[j] or b[i] </w:t>
+      </w:r>
+      <w:r>
+        <w:rPr>
+          <w:rFonts w:ascii="Cambria Math" w:hAnsi="Cambria Math" w:cs="Cambria Math"/>
+        </w:rPr>
+        <w:t>⇒</w:t>
+      </w:r>
+      <w:r>
+        <w:t xml:space="preserve"> b[j] - k</w:t>
+      </w:r>
+      <w:r>
+        <w:rPr>
+          <w:rFonts w:ascii="Calibri" w:hAnsi="Calibri" w:cs="Calibri"/>
+        </w:rPr>
+        <w:t> </w:t>
+      </w:r>
+    </w:p>
+    <w:p>
+      <w:pPr>
+        <w:spacing w:after="0"/>
+        <w:contextualSpacing/>
+      </w:pPr>
+    </w:p>
+    <w:p>
+      <w:pPr>
+        <w:spacing w:after="0"/>
+        <w:contextualSpacing/>
+      </w:pPr>
+      <w:proofErr w:type="gramStart"/>
+      <w:r>
+        <w:t>So</w:t>
+      </w:r>
+      <w:proofErr w:type="gramEnd"/>
+      <w:r>
+        <w:t xml:space="preserve"> if you are able to find such a b[i] in range {0……j-1} then knowing the frequency of such b[i] in range [0</w:t>
+      </w:r>
+      <w:proofErr w:type="gramStart"/>
+      <w:r>
+        <w:t>…..</w:t>
+      </w:r>
+      <w:proofErr w:type="gramEnd"/>
+      <w:r>
+        <w:t>j-1] tells you many valid pairs are possible (</w:t>
+      </w:r>
+      <w:proofErr w:type="spellStart"/>
+      <w:proofErr w:type="gramStart"/>
+      <w:r>
+        <w:t>i,j</w:t>
+      </w:r>
+      <w:proofErr w:type="spellEnd"/>
+      <w:proofErr w:type="gramEnd"/>
+      <w:r>
+        <w:t>) where “j” is fixed currently and i goes from 0 to j-1</w:t>
+      </w:r>
+    </w:p>
+    <w:p>
+      <w:pPr>
+        <w:spacing w:after="0"/>
+        <w:contextualSpacing/>
+      </w:pPr>
+    </w:p>
+    <w:p>
+      <w:pPr>
+        <w:spacing w:after="0"/>
+        <w:contextualSpacing/>
+      </w:pPr>
+      <w:r>
+        <w:t xml:space="preserve">B[i] will be calculated using following 2 </w:t>
+      </w:r>
+      <w:proofErr w:type="gramStart"/>
+      <w:r>
+        <w:t>formulas:-</w:t>
+      </w:r>
+      <w:proofErr w:type="gramEnd"/>
+    </w:p>
+    <w:p>
+      <w:pPr>
+        <w:spacing w:after="0"/>
+        <w:contextualSpacing/>
+      </w:pPr>
+    </w:p>
+    <w:p>
+      <w:pPr>
+        <w:spacing w:after="0"/>
+        <w:contextualSpacing/>
+      </w:pPr>
+      <w:r>
+        <w:t>B[i] = b[j] + k</w:t>
+      </w:r>
+    </w:p>
+    <w:p>
+      <w:pPr>
+        <w:spacing w:after="0"/>
+        <w:contextualSpacing/>
+      </w:pPr>
+      <w:r>
+        <w:t xml:space="preserve">B[i] = b[j] </w:t>
+      </w:r>
+      <w:r>
+        <w:t>–</w:t>
+      </w:r>
+      <w:r>
+        <w:t xml:space="preserve"> k</w:t>
+      </w:r>
+    </w:p>
+    <w:p>
+      <w:pPr>
+        <w:spacing w:after="0"/>
+        <w:contextualSpacing/>
+      </w:pPr>
+    </w:p>
+    <w:p>
+      <w:pPr>
+        <w:spacing w:after="0"/>
+        <w:contextualSpacing/>
+      </w:pPr>
+    </w:p>
+    <w:p>
+      <w:pPr>
+        <w:spacing w:after="0"/>
+        <w:contextualSpacing/>
+      </w:pPr>
+    </w:p>
+    <w:p>
+      <w:pPr>
+        <w:spacing w:after="0"/>
+        <w:contextualSpacing/>
+      </w:pPr>
+      <w:r>
+        <w:t xml:space="preserve">def </w:t>
+      </w:r>
+      <w:proofErr w:type="spellStart"/>
+      <w:r>
+        <w:t>count_pairs_with_difference_</w:t>
+      </w:r>
+      <w:proofErr w:type="gramStart"/>
+      <w:r>
+        <w:t>k</w:t>
+      </w:r>
+      <w:proofErr w:type="spellEnd"/>
+      <w:r>
+        <w:t>(</w:t>
+      </w:r>
+      <w:proofErr w:type="gramEnd"/>
+      <w:r>
+        <w:t>b, k):</w:t>
+      </w:r>
+    </w:p>
+    <w:p>
+      <w:pPr>
+        <w:spacing w:after="0"/>
+        <w:contextualSpacing/>
+      </w:pPr>
+      <w:r>
+        <w:t xml:space="preserve">    count = 0</w:t>
+      </w:r>
+    </w:p>
+    <w:p>
+      <w:pPr>
+        <w:spacing w:after="0"/>
+        <w:contextualSpacing/>
+      </w:pPr>
+      <w:r>
+        <w:t xml:space="preserve">    </w:t>
+      </w:r>
+      <w:proofErr w:type="spellStart"/>
+      <w:r>
+        <w:t>freq</w:t>
+      </w:r>
+      <w:proofErr w:type="spellEnd"/>
+      <w:r>
+        <w:t xml:space="preserve"> = {}</w:t>
+      </w:r>
+    </w:p>
+    <w:p>
+      <w:pPr>
+        <w:spacing w:after="0"/>
+        <w:contextualSpacing/>
+      </w:pPr>
+      <w:r>
+        <w:t xml:space="preserve">    for j in range(</w:t>
+      </w:r>
+      <w:proofErr w:type="spellStart"/>
+      <w:r>
+        <w:t>len</w:t>
+      </w:r>
+      <w:proofErr w:type="spellEnd"/>
+      <w:r>
+        <w:t>(b)):</w:t>
+      </w:r>
+    </w:p>
+    <w:p>
+      <w:pPr>
+        <w:spacing w:after="0"/>
+        <w:contextualSpacing/>
+      </w:pPr>
+      <w:r>
+        <w:t xml:space="preserve">        if b[j] - k in </w:t>
+      </w:r>
+      <w:proofErr w:type="spellStart"/>
+      <w:r>
+        <w:t>freq</w:t>
+      </w:r>
+      <w:proofErr w:type="spellEnd"/>
+      <w:r>
+        <w:t>:</w:t>
+      </w:r>
+    </w:p>
+    <w:p>
+      <w:pPr>
+        <w:spacing w:after="0"/>
+        <w:contextualSpacing/>
+      </w:pPr>
+      <w:r>
+        <w:t xml:space="preserve">            count += </w:t>
+      </w:r>
+      <w:proofErr w:type="spellStart"/>
+      <w:r>
+        <w:t>freq</w:t>
+      </w:r>
+      <w:proofErr w:type="spellEnd"/>
+      <w:r>
+        <w:t>[b[j] - k]</w:t>
+      </w:r>
+    </w:p>
+    <w:p>
+      <w:pPr>
+        <w:spacing w:after="0"/>
+        <w:contextualSpacing/>
+      </w:pPr>
+      <w:r>
+        <w:t xml:space="preserve">        if </w:t>
+      </w:r>
+      <w:proofErr w:type="gramStart"/>
+      <w:r>
+        <w:t>k !</w:t>
+      </w:r>
+      <w:proofErr w:type="gramEnd"/>
+      <w:r>
+        <w:t xml:space="preserve">= 0 and b[j] + k in </w:t>
+      </w:r>
+      <w:proofErr w:type="spellStart"/>
+      <w:r>
+        <w:t>freq</w:t>
+      </w:r>
+      <w:proofErr w:type="spellEnd"/>
+      <w:r>
+        <w:t>:  # to avoid double counting when k = 0</w:t>
+      </w:r>
+    </w:p>
+    <w:p>
+      <w:pPr>
+        <w:spacing w:after="0"/>
+        <w:contextualSpacing/>
+      </w:pPr>
+      <w:r>
+        <w:t xml:space="preserve">            count += </w:t>
+      </w:r>
+      <w:proofErr w:type="spellStart"/>
+      <w:r>
+        <w:t>freq</w:t>
+      </w:r>
+      <w:proofErr w:type="spellEnd"/>
+      <w:r>
+        <w:t>[b[j] + k]</w:t>
+      </w:r>
+    </w:p>
+    <w:p>
+      <w:pPr>
+        <w:spacing w:after="0"/>
+        <w:contextualSpacing/>
+      </w:pPr>
+      <w:r>
+        <w:t xml:space="preserve">        if b[j] in </w:t>
+      </w:r>
+      <w:proofErr w:type="spellStart"/>
+      <w:r>
+        <w:t>freq</w:t>
+      </w:r>
+      <w:proofErr w:type="spellEnd"/>
+      <w:r>
+        <w:t>:</w:t>
+      </w:r>
+    </w:p>
+    <w:p>
+      <w:pPr>
+        <w:spacing w:after="0"/>
+        <w:contextualSpacing/>
+      </w:pPr>
+      <w:r>
+        <w:t xml:space="preserve">            </w:t>
+      </w:r>
+      <w:proofErr w:type="spellStart"/>
+      <w:r>
+        <w:t>freq</w:t>
+      </w:r>
+      <w:proofErr w:type="spellEnd"/>
+      <w:r>
+        <w:t>[b[j]] += 1</w:t>
+      </w:r>
+    </w:p>
+    <w:p>
+      <w:pPr>
+        <w:spacing w:after="0"/>
+        <w:contextualSpacing/>
+      </w:pPr>
+      <w:r>
+        <w:t xml:space="preserve">        else:</w:t>
+      </w:r>
+    </w:p>
+    <w:p>
+      <w:pPr>
+        <w:spacing w:after="0"/>
+        <w:contextualSpacing/>
+      </w:pPr>
+      <w:r>
+        <w:t xml:space="preserve">            </w:t>
+      </w:r>
+      <w:proofErr w:type="spellStart"/>
+      <w:r>
+        <w:t>freq</w:t>
+      </w:r>
+      <w:proofErr w:type="spellEnd"/>
+      <w:r>
+        <w:t>[b[j]] = 1</w:t>
+      </w:r>
+    </w:p>
+    <w:p>
+      <w:pPr>
+        <w:spacing w:after="0"/>
+        <w:contextualSpacing/>
+      </w:pPr>
+      <w:r>
+        <w:t xml:space="preserve">    return count</w:t>
+      </w:r>
+    </w:p>
+    <w:p>
+      <w:pPr>
+        <w:spacing w:after="0"/>
+        <w:contextualSpacing/>
+      </w:pPr>
+    </w:p>
+    <w:p>
+      <w:pPr>
+        <w:spacing w:after="0"/>
+        <w:contextualSpacing/>
+      </w:pPr>
+    </w:p>
+    <w:p>
+      <w:pPr>
+        <w:spacing w:after="0"/>
+        <w:contextualSpacing/>
+      </w:pPr>
+    </w:p>
+    <w:p>
+      <w:pPr>
+        <w:pStyle w:val="Heading3"/>
+      </w:pPr>
+      <w:r>
+        <w:t>5]</w:t>
+      </w:r>
+      <w:r>
+        <w:t xml:space="preserve">Find Sum of </w:t>
+      </w:r>
+      <w:proofErr w:type="gramStart"/>
+      <w:r>
+        <w:t>Range  [</w:t>
+      </w:r>
+      <w:proofErr w:type="gramEnd"/>
+      <w:r>
+        <w:t>l……</w:t>
+      </w:r>
+      <w:proofErr w:type="gramStart"/>
+      <w:r>
+        <w:t>….r</w:t>
+      </w:r>
+      <w:proofErr w:type="gramEnd"/>
+      <w:r>
+        <w:t>] where(l&lt;=r) using Prefix sum. </w:t>
       </w:r>
     </w:p>
     <w:p>
@@ -1282,52 +1415,156 @@
           <w:b/>
           <w:bCs/>
         </w:rPr>
-        <w:t xml:space="preserve">Optimised Approach:- </w:t>
-      </w:r>
-      <w:r>
-        <w:t>For given array, construct a prefix array of size n, and prefix[i] = prefix[i-1] + arr[i]. After creating this prefix Array.</w:t>
-      </w:r>
-    </w:p>
-    <w:p>
-      <w:pPr>
-        <w:spacing w:after="0"/>
-        <w:contextualSpacing/>
-      </w:pPr>
-    </w:p>
-    <w:p>
-      <w:pPr>
-        <w:spacing w:after="0"/>
-        <w:contextualSpacing/>
-      </w:pPr>
-      <w:r>
-        <w:t>For any given l and r, </w:t>
-      </w:r>
-    </w:p>
-    <w:p>
-      <w:pPr>
-        <w:spacing w:after="0"/>
-        <w:contextualSpacing/>
+        <w:t xml:space="preserve">Brute </w:t>
+      </w:r>
+      <w:proofErr w:type="gramStart"/>
+      <w:r>
         <w:rPr>
           <w:b/>
           <w:bCs/>
         </w:rPr>
+        <w:t>Force</w:t>
+      </w:r>
+      <w:r>
+        <w:t>:-</w:t>
+      </w:r>
+      <w:proofErr w:type="gramEnd"/>
+      <w:r>
+        <w:t xml:space="preserve"> For each l and r, start our i pointer from l and i will go till r and for each i, we will update our sum by doing sum = sum + arr[i]. Finally, print this sum.</w:t>
+      </w:r>
+    </w:p>
+    <w:p>
+      <w:pPr>
+        <w:spacing w:after="0"/>
+        <w:contextualSpacing/>
+      </w:pPr>
+      <w:r>
+        <w:t>Time Complexity - O(N*Q) </w:t>
+      </w:r>
+    </w:p>
+    <w:p>
+      <w:pPr>
+        <w:spacing w:after="0"/>
+        <w:contextualSpacing/>
+      </w:pPr>
+      <w:r>
+        <w:t xml:space="preserve">For each query of l and r, we will call this </w:t>
+      </w:r>
+      <w:proofErr w:type="spellStart"/>
+      <w:proofErr w:type="gramStart"/>
+      <w:r>
+        <w:t>getSum</w:t>
+      </w:r>
+      <w:proofErr w:type="spellEnd"/>
+      <w:r>
+        <w:t>(</w:t>
+      </w:r>
+      <w:proofErr w:type="gramEnd"/>
+      <w:r>
+        <w:t>), so Time Complexity will be O(n*q) where, q is the size of queries array containing different l and r values.</w:t>
+      </w:r>
+    </w:p>
+    <w:p>
+      <w:pPr>
+        <w:spacing w:after="0"/>
+        <w:contextualSpacing/>
+      </w:pPr>
+    </w:p>
+    <w:p>
+      <w:pPr>
+        <w:spacing w:after="0"/>
+        <w:contextualSpacing/>
+      </w:pPr>
+      <w:r>
+        <w:t xml:space="preserve">Space Complexity - </w:t>
+      </w:r>
+      <w:proofErr w:type="gramStart"/>
+      <w:r>
+        <w:t>O(</w:t>
+      </w:r>
+      <w:proofErr w:type="gramEnd"/>
+      <w:r>
+        <w:t>1)</w:t>
+      </w:r>
+    </w:p>
+    <w:p>
+      <w:pPr>
+        <w:spacing w:after="0"/>
+        <w:contextualSpacing/>
+      </w:pPr>
+    </w:p>
+    <w:p>
+      <w:pPr>
+        <w:spacing w:after="0"/>
+        <w:contextualSpacing/>
       </w:pPr>
       <w:r>
         <w:rPr>
           <w:b/>
           <w:bCs/>
         </w:rPr>
-        <w:t>Sum of the elements in arr in the Range of [l … r] = Prefix[r] - prefix[l-1]</w:t>
-      </w:r>
-    </w:p>
-    <w:p>
-      <w:pPr>
-        <w:spacing w:after="0"/>
-        <w:contextualSpacing/>
+        <w:t xml:space="preserve">Optimised </w:t>
+      </w:r>
+      <w:proofErr w:type="gramStart"/>
+      <w:r>
         <w:rPr>
           <w:b/>
           <w:bCs/>
         </w:rPr>
+        <w:t>Approach:-</w:t>
+      </w:r>
+      <w:proofErr w:type="gramEnd"/>
+      <w:r>
+        <w:rPr>
+          <w:b/>
+          <w:bCs/>
+        </w:rPr>
+        <w:t xml:space="preserve"> </w:t>
+      </w:r>
+      <w:r>
+        <w:t>For given array, construct a prefix array of size n, and prefix[i] = prefix[i-1] + arr[i]. After creating this prefix Array.</w:t>
+      </w:r>
+    </w:p>
+    <w:p>
+      <w:pPr>
+        <w:spacing w:after="0"/>
+        <w:contextualSpacing/>
+      </w:pPr>
+    </w:p>
+    <w:p>
+      <w:pPr>
+        <w:spacing w:after="0"/>
+        <w:contextualSpacing/>
+      </w:pPr>
+      <w:r>
+        <w:t>For any given l and r, </w:t>
+      </w:r>
+    </w:p>
+    <w:p>
+      <w:pPr>
+        <w:spacing w:after="0"/>
+        <w:contextualSpacing/>
+        <w:rPr>
+          <w:b/>
+          <w:bCs/>
+        </w:rPr>
+      </w:pPr>
+      <w:r>
+        <w:rPr>
+          <w:b/>
+          <w:bCs/>
+        </w:rPr>
+        <w:t>Sum of the elements in arr in the Range of [l … r] = Prefix[r] - prefix[l-1]</w:t>
+      </w:r>
+    </w:p>
+    <w:p>
+      <w:pPr>
+        <w:spacing w:after="0"/>
+        <w:contextualSpacing/>
+        <w:rPr>
+          <w:b/>
+          <w:bCs/>
+        </w:rPr>
       </w:pPr>
     </w:p>
     <w:p>
@@ -1386,7 +1623,15 @@
         <w:contextualSpacing/>
       </w:pPr>
       <w:r>
-        <w:t xml:space="preserve">    for i in range(1, </w:t>
+        <w:t xml:space="preserve">    for i in </w:t>
+      </w:r>
+      <w:proofErr w:type="gramStart"/>
+      <w:r>
+        <w:t>range(</w:t>
+      </w:r>
+      <w:proofErr w:type="gramEnd"/>
+      <w:r>
+        <w:t xml:space="preserve">1, </w:t>
       </w:r>
       <w:proofErr w:type="spellStart"/>
       <w:r>
@@ -1411,15 +1656,28 @@
         <w:contextualSpacing/>
       </w:pPr>
       <w:r>
-        <w:t xml:space="preserve">        prefix[i] = prefix[i - 1] + </w:t>
-      </w:r>
-      <w:proofErr w:type="spellStart"/>
+        <w:t xml:space="preserve">        prefix[i] = </w:t>
+      </w:r>
+      <w:proofErr w:type="gramStart"/>
+      <w:r>
+        <w:t>prefix[</w:t>
+      </w:r>
+      <w:proofErr w:type="gramEnd"/>
+      <w:r>
+        <w:t xml:space="preserve">i - 1] + </w:t>
+      </w:r>
+      <w:proofErr w:type="spellStart"/>
+      <w:proofErr w:type="gramStart"/>
       <w:r>
         <w:t>nums</w:t>
       </w:r>
       <w:proofErr w:type="spellEnd"/>
       <w:r>
-        <w:t>[i - 1]</w:t>
+        <w:t>[</w:t>
+      </w:r>
+      <w:proofErr w:type="gramEnd"/>
+      <w:r>
+        <w:t>i - 1]</w:t>
       </w:r>
     </w:p>
     <w:p>
@@ -1453,20 +1711,36 @@
       </w:r>
       <w:proofErr w:type="spellStart"/>
       <w:r>
-        <w:t>optimized_sum</w:t>
-      </w:r>
-      <w:proofErr w:type="spellEnd"/>
-      <w:r>
-        <w:t>(prefix, l, r):</w:t>
-      </w:r>
-    </w:p>
-    <w:p>
-      <w:pPr>
-        <w:spacing w:after="0"/>
-        <w:contextualSpacing/>
-      </w:pPr>
-      <w:r>
-        <w:t xml:space="preserve">    return prefix[r] - prefix[l - 1]</w:t>
+        <w:t>optimized_</w:t>
+      </w:r>
+      <w:proofErr w:type="gramStart"/>
+      <w:r>
+        <w:t>sum</w:t>
+      </w:r>
+      <w:proofErr w:type="spellEnd"/>
+      <w:r>
+        <w:t>(</w:t>
+      </w:r>
+      <w:proofErr w:type="gramEnd"/>
+      <w:r>
+        <w:t>prefix, l, r):</w:t>
+      </w:r>
+    </w:p>
+    <w:p>
+      <w:pPr>
+        <w:spacing w:after="0"/>
+        <w:contextualSpacing/>
+      </w:pPr>
+      <w:r>
+        <w:t xml:space="preserve">    return prefix[r] - </w:t>
+      </w:r>
+      <w:proofErr w:type="gramStart"/>
+      <w:r>
+        <w:t>prefix[</w:t>
+      </w:r>
+      <w:proofErr w:type="gramEnd"/>
+      <w:r>
+        <w:t>l - 1]</w:t>
       </w:r>
     </w:p>
     <w:p>
@@ -1487,19 +1761,55 @@
         <w:rPr>
           <w:color w:val="00B050"/>
         </w:rPr>
-        <w:t>here prefix[</w:t>
-      </w:r>
+        <w:t xml:space="preserve">here </w:t>
+      </w:r>
+      <w:proofErr w:type="gramStart"/>
       <w:r>
         <w:rPr>
           <w:color w:val="00B050"/>
         </w:rPr>
+        <w:t>prefix[</w:t>
+      </w:r>
+      <w:proofErr w:type="gramEnd"/>
+      <w:r>
+        <w:rPr>
+          <w:color w:val="00B050"/>
+        </w:rPr>
         <w:t>0</w:t>
       </w:r>
       <w:r>
         <w:rPr>
           <w:color w:val="00B050"/>
         </w:rPr>
-        <w:t xml:space="preserve">] will remain 0, arr[0] will be stored in prefix[1], because we are using users l and r value to fetch </w:t>
+        <w:t xml:space="preserve">] will remain 0, </w:t>
+      </w:r>
+      <w:proofErr w:type="gramStart"/>
+      <w:r>
+        <w:rPr>
+          <w:color w:val="00B050"/>
+        </w:rPr>
+        <w:t>arr[</w:t>
+      </w:r>
+      <w:proofErr w:type="gramEnd"/>
+      <w:r>
+        <w:rPr>
+          <w:color w:val="00B050"/>
+        </w:rPr>
+        <w:t xml:space="preserve">0] will be stored in </w:t>
+      </w:r>
+      <w:proofErr w:type="gramStart"/>
+      <w:r>
+        <w:rPr>
+          <w:color w:val="00B050"/>
+        </w:rPr>
+        <w:t>prefix[</w:t>
+      </w:r>
+      <w:proofErr w:type="gramEnd"/>
+      <w:r>
+        <w:rPr>
+          <w:color w:val="00B050"/>
+        </w:rPr>
+        <w:t xml:space="preserve">1], because we are using users l and r value to fetch </w:t>
       </w:r>
       <w:r>
         <w:rPr>
@@ -1597,7 +1907,15 @@
         <w:t xml:space="preserve"> </w:t>
       </w:r>
       <w:r>
-        <w:t>Find count of number of subarrays with sum ==  k </w:t>
+        <w:t>Find count of number of subarrays with sum =</w:t>
+      </w:r>
+      <w:proofErr w:type="gramStart"/>
+      <w:r>
+        <w:t>=  k</w:t>
+      </w:r>
+      <w:proofErr w:type="gramEnd"/>
+      <w:r>
+        <w:t> </w:t>
       </w:r>
     </w:p>
     <w:p>
@@ -1617,207 +1935,271 @@
           <w:bCs/>
           <w:u w:val="single"/>
         </w:rPr>
-        <w:t>Brute force approach 1</w:t>
-      </w:r>
-      <w:r>
-        <w:t>:- For Every Index j, We will count the number of Valid Subarrays which have Sum as K and Ending at index j.</w:t>
-      </w:r>
-    </w:p>
-    <w:p>
-      <w:pPr>
-        <w:spacing w:after="0"/>
-        <w:contextualSpacing/>
-      </w:pPr>
-      <w:r>
-        <w:t xml:space="preserve"> </w:t>
-      </w:r>
-    </w:p>
-    <w:p>
-      <w:pPr>
-        <w:spacing w:after="0"/>
-        <w:contextualSpacing/>
-      </w:pPr>
-      <w:r>
-        <w:t xml:space="preserve">After landing at j, we will </w:t>
-      </w:r>
-      <w:proofErr w:type="spellStart"/>
-      <w:r>
-        <w:t>intiailize</w:t>
-      </w:r>
-      <w:proofErr w:type="spellEnd"/>
-      <w:r>
-        <w:t xml:space="preserve"> sum=</w:t>
-      </w:r>
-      <w:proofErr w:type="spellStart"/>
-      <w:r>
-        <w:t>arr</w:t>
-      </w:r>
-      <w:proofErr w:type="spellEnd"/>
-      <w:r>
-        <w:t>[j], if sum==k, count++</w:t>
-      </w:r>
-      <w:r>
-        <w:t>,</w:t>
-      </w:r>
-    </w:p>
-    <w:p>
-      <w:pPr>
-        <w:spacing w:after="0"/>
-        <w:contextualSpacing/>
-      </w:pPr>
-      <w:r>
-        <w:t>Use backward iteration, sum+=arr[</w:t>
-      </w:r>
-      <w:r>
-        <w:t>i], sum==k? ,count++</w:t>
-      </w:r>
-    </w:p>
-    <w:p>
-      <w:pPr>
-        <w:spacing w:after="0"/>
-        <w:contextualSpacing/>
-      </w:pPr>
-    </w:p>
-    <w:p>
-      <w:pPr>
-        <w:spacing w:after="0"/>
-        <w:contextualSpacing/>
-      </w:pPr>
-    </w:p>
-    <w:p>
-      <w:pPr>
-        <w:spacing w:after="0"/>
-        <w:contextualSpacing/>
-      </w:pPr>
-      <w:r>
-        <w:t>Time Complexity - O(N*N)</w:t>
-      </w:r>
-    </w:p>
-    <w:p>
-      <w:pPr>
-        <w:spacing w:after="0"/>
-        <w:contextualSpacing/>
-      </w:pPr>
-      <w:r>
-        <w:t>Space Complexity - O(1)</w:t>
-      </w:r>
-    </w:p>
-    <w:p>
-      <w:pPr>
-        <w:spacing w:after="0"/>
-        <w:contextualSpacing/>
-      </w:pPr>
-    </w:p>
-    <w:p>
-      <w:pPr>
-        <w:spacing w:after="0"/>
-        <w:contextualSpacing/>
+        <w:t xml:space="preserve">Brute force approach </w:t>
+      </w:r>
+      <w:proofErr w:type="gramStart"/>
+      <w:r>
         <w:rPr>
           <w:b/>
           <w:bCs/>
           <w:u w:val="single"/>
         </w:rPr>
-      </w:pPr>
-      <w:r>
+        <w:t>1</w:t>
+      </w:r>
+      <w:r>
+        <w:t>:-</w:t>
+      </w:r>
+      <w:proofErr w:type="gramEnd"/>
+      <w:r>
+        <w:t xml:space="preserve"> For Every Index j, </w:t>
+      </w:r>
+      <w:proofErr w:type="gramStart"/>
+      <w:r>
+        <w:t>We</w:t>
+      </w:r>
+      <w:proofErr w:type="gramEnd"/>
+      <w:r>
+        <w:t xml:space="preserve"> will count the number of Valid Subarrays which have Sum as K and Ending at index j.</w:t>
+      </w:r>
+    </w:p>
+    <w:p>
+      <w:pPr>
+        <w:spacing w:after="0"/>
+        <w:contextualSpacing/>
+      </w:pPr>
+      <w:r>
+        <w:t xml:space="preserve"> </w:t>
+      </w:r>
+    </w:p>
+    <w:p>
+      <w:pPr>
+        <w:spacing w:after="0"/>
+        <w:contextualSpacing/>
+      </w:pPr>
+      <w:r>
+        <w:t xml:space="preserve">After landing at j, we will </w:t>
+      </w:r>
+      <w:proofErr w:type="spellStart"/>
+      <w:r>
+        <w:t>intiailize</w:t>
+      </w:r>
+      <w:proofErr w:type="spellEnd"/>
+      <w:r>
+        <w:t xml:space="preserve"> sum=</w:t>
+      </w:r>
+      <w:proofErr w:type="spellStart"/>
+      <w:r>
+        <w:t>arr</w:t>
+      </w:r>
+      <w:proofErr w:type="spellEnd"/>
+      <w:r>
+        <w:t>[j], if sum==k, count++</w:t>
+      </w:r>
+      <w:r>
+        <w:t>,</w:t>
+      </w:r>
+    </w:p>
+    <w:p>
+      <w:pPr>
+        <w:spacing w:after="0"/>
+        <w:contextualSpacing/>
+      </w:pPr>
+      <w:r>
+        <w:t>Use backward iteration, sum+=arr[</w:t>
+      </w:r>
+      <w:r>
+        <w:t xml:space="preserve">i], sum==k? </w:t>
+      </w:r>
+      <w:proofErr w:type="gramStart"/>
+      <w:r>
+        <w:t>,count</w:t>
+      </w:r>
+      <w:proofErr w:type="gramEnd"/>
+      <w:r>
+        <w:t>++</w:t>
+      </w:r>
+    </w:p>
+    <w:p>
+      <w:pPr>
+        <w:spacing w:after="0"/>
+        <w:contextualSpacing/>
+      </w:pPr>
+    </w:p>
+    <w:p>
+      <w:pPr>
+        <w:spacing w:after="0"/>
+        <w:contextualSpacing/>
+      </w:pPr>
+    </w:p>
+    <w:p>
+      <w:pPr>
+        <w:spacing w:after="0"/>
+        <w:contextualSpacing/>
+      </w:pPr>
+      <w:r>
+        <w:t>Time Complexity - O(N*N)</w:t>
+      </w:r>
+    </w:p>
+    <w:p>
+      <w:pPr>
+        <w:spacing w:after="0"/>
+        <w:contextualSpacing/>
+      </w:pPr>
+      <w:r>
+        <w:t xml:space="preserve">Space Complexity - </w:t>
+      </w:r>
+      <w:proofErr w:type="gramStart"/>
+      <w:r>
+        <w:t>O(</w:t>
+      </w:r>
+      <w:proofErr w:type="gramEnd"/>
+      <w:r>
+        <w:t>1)</w:t>
+      </w:r>
+    </w:p>
+    <w:p>
+      <w:pPr>
+        <w:spacing w:after="0"/>
+        <w:contextualSpacing/>
+      </w:pPr>
+    </w:p>
+    <w:p>
+      <w:pPr>
+        <w:spacing w:after="0"/>
+        <w:contextualSpacing/>
         <w:rPr>
           <w:b/>
           <w:bCs/>
           <w:u w:val="single"/>
         </w:rPr>
-        <w:lastRenderedPageBreak/>
-        <w:t xml:space="preserve">Brute Force Approach 2 </w:t>
-      </w:r>
+      </w:pPr>
       <w:r>
         <w:rPr>
           <w:b/>
           <w:bCs/>
           <w:u w:val="single"/>
         </w:rPr>
-        <w:t>–</w:t>
-      </w:r>
-    </w:p>
-    <w:p>
-      <w:pPr>
-        <w:spacing w:after="0"/>
-        <w:contextualSpacing/>
+        <w:lastRenderedPageBreak/>
+        <w:t xml:space="preserve">Brute Force Approach 2 </w:t>
+      </w:r>
+      <w:r>
         <w:rPr>
           <w:b/>
           <w:bCs/>
           <w:u w:val="single"/>
         </w:rPr>
-      </w:pPr>
-    </w:p>
-    <w:p>
-      <w:pPr>
-        <w:spacing w:after="0"/>
-        <w:contextualSpacing/>
-      </w:pPr>
-      <w:r>
-        <w:rPr>
-          <w:u w:val="single"/>
-        </w:rPr>
-        <w:t>use</w:t>
-      </w:r>
-      <w:r>
-        <w:rPr>
-          <w:u w:val="single"/>
-        </w:rPr>
-        <w:t xml:space="preserve"> prefix sum, </w:t>
-      </w:r>
-      <w:r>
-        <w:rPr>
-          <w:u w:val="single"/>
-        </w:rPr>
-        <w:t>upon landing in j in prefix array, iterate backwards too see if p[i]-k is present</w:t>
-      </w:r>
-    </w:p>
-    <w:p>
-      <w:pPr>
-        <w:spacing w:after="0"/>
-        <w:contextualSpacing/>
-      </w:pPr>
-      <w:r>
-        <w:br/>
-      </w:r>
-    </w:p>
-    <w:p>
-      <w:pPr>
-        <w:spacing w:after="0"/>
-        <w:contextualSpacing/>
-      </w:pPr>
-      <w:r>
-        <w:t>Time Complexity - O(N*N)</w:t>
-      </w:r>
-    </w:p>
-    <w:p>
-      <w:pPr>
-        <w:spacing w:after="0"/>
-        <w:contextualSpacing/>
-      </w:pPr>
-      <w:r>
-        <w:t>Space Complexity - O(N)</w:t>
-      </w:r>
-    </w:p>
-    <w:p>
-      <w:pPr>
-        <w:spacing w:after="0"/>
-        <w:contextualSpacing/>
-      </w:pPr>
-    </w:p>
-    <w:p>
-      <w:pPr>
-        <w:spacing w:after="0"/>
-      </w:pPr>
-      <w:r>
+        <w:t>–</w:t>
+      </w:r>
+    </w:p>
+    <w:p>
+      <w:pPr>
+        <w:spacing w:after="0"/>
+        <w:contextualSpacing/>
         <w:rPr>
           <w:b/>
           <w:bCs/>
           <w:u w:val="single"/>
         </w:rPr>
-        <w:t>Optimised Approach</w:t>
-      </w:r>
-      <w:r>
-        <w:t xml:space="preserve">:- Maintain the Prefix sum array and for every index J we will calculate X which will be equal to sum of elements till index j - k (X = P[j]-k). Now, do </w:t>
+      </w:pPr>
+    </w:p>
+    <w:p>
+      <w:pPr>
+        <w:spacing w:after="0"/>
+        <w:contextualSpacing/>
+      </w:pPr>
+      <w:r>
+        <w:rPr>
+          <w:u w:val="single"/>
+        </w:rPr>
+        <w:t>use</w:t>
+      </w:r>
+      <w:r>
+        <w:rPr>
+          <w:u w:val="single"/>
+        </w:rPr>
+        <w:t xml:space="preserve"> prefix sum, </w:t>
+      </w:r>
+      <w:r>
+        <w:rPr>
+          <w:u w:val="single"/>
+        </w:rPr>
+        <w:t xml:space="preserve">upon landing in j in prefix array, iterate backwards </w:t>
+      </w:r>
+      <w:proofErr w:type="gramStart"/>
+      <w:r>
+        <w:rPr>
+          <w:u w:val="single"/>
+        </w:rPr>
+        <w:t>too</w:t>
+      </w:r>
+      <w:proofErr w:type="gramEnd"/>
+      <w:r>
+        <w:rPr>
+          <w:u w:val="single"/>
+        </w:rPr>
+        <w:t xml:space="preserve"> see if p[i]-k is present</w:t>
+      </w:r>
+    </w:p>
+    <w:p>
+      <w:pPr>
+        <w:spacing w:after="0"/>
+        <w:contextualSpacing/>
+      </w:pPr>
+      <w:r>
+        <w:br/>
+      </w:r>
+    </w:p>
+    <w:p>
+      <w:pPr>
+        <w:spacing w:after="0"/>
+        <w:contextualSpacing/>
+      </w:pPr>
+      <w:r>
+        <w:t>Time Complexity - O(N*N)</w:t>
+      </w:r>
+    </w:p>
+    <w:p>
+      <w:pPr>
+        <w:spacing w:after="0"/>
+        <w:contextualSpacing/>
+      </w:pPr>
+      <w:r>
+        <w:t>Space Complexity - O(N)</w:t>
+      </w:r>
+    </w:p>
+    <w:p>
+      <w:pPr>
+        <w:spacing w:after="0"/>
+        <w:contextualSpacing/>
+      </w:pPr>
+    </w:p>
+    <w:p>
+      <w:pPr>
+        <w:spacing w:after="0"/>
+      </w:pPr>
+      <w:r>
+        <w:rPr>
+          <w:b/>
+          <w:bCs/>
+          <w:u w:val="single"/>
+        </w:rPr>
+        <w:t xml:space="preserve">Optimised </w:t>
+      </w:r>
+      <w:proofErr w:type="gramStart"/>
+      <w:r>
+        <w:rPr>
+          <w:b/>
+          <w:bCs/>
+          <w:u w:val="single"/>
+        </w:rPr>
+        <w:t>Approach</w:t>
+      </w:r>
+      <w:r>
+        <w:t>:-</w:t>
+      </w:r>
+      <w:proofErr w:type="gramEnd"/>
+      <w:r>
+        <w:t xml:space="preserve"> Maintain the Prefix sum array and for every index J we will calculate X which will be equal to sum of elements till index j - k (X = P[j]-k). Now, do </w:t>
       </w:r>
       <w:proofErr w:type="spellStart"/>
       <w:r>
@@ -1891,13 +2273,18 @@
       </w:r>
       <w:proofErr w:type="spellStart"/>
       <w:r>
-        <w:t>count_subarrays_optimized</w:t>
+        <w:t>count_subarrays_</w:t>
+      </w:r>
+      <w:proofErr w:type="gramStart"/>
+      <w:r>
+        <w:t>optimized</w:t>
       </w:r>
       <w:proofErr w:type="spellEnd"/>
       <w:r>
         <w:t>(</w:t>
       </w:r>
       <w:proofErr w:type="spellStart"/>
+      <w:proofErr w:type="gramEnd"/>
       <w:r>
         <w:t>arr</w:t>
       </w:r>
@@ -1993,78 +2380,86 @@
       </w:r>
       <w:proofErr w:type="spellStart"/>
       <w:r>
+        <w:t>prefix_sum_</w:t>
+      </w:r>
+      <w:proofErr w:type="gramStart"/>
+      <w:r>
+        <w:t>count</w:t>
+      </w:r>
+      <w:proofErr w:type="spellEnd"/>
+      <w:r>
+        <w:t>[</w:t>
+      </w:r>
+      <w:proofErr w:type="gramEnd"/>
+      <w:r>
+        <w:t>0] = 1</w:t>
+      </w:r>
+    </w:p>
+    <w:p>
+      <w:pPr>
+        <w:spacing w:after="0"/>
+        <w:contextualSpacing/>
+      </w:pPr>
+    </w:p>
+    <w:p>
+      <w:pPr>
+        <w:spacing w:after="0"/>
+        <w:contextualSpacing/>
+      </w:pPr>
+      <w:r>
+        <w:t xml:space="preserve">    for num in arr:</w:t>
+      </w:r>
+    </w:p>
+    <w:p>
+      <w:pPr>
+        <w:spacing w:after="0"/>
+        <w:contextualSpacing/>
+      </w:pPr>
+      <w:r>
+        <w:t xml:space="preserve">        </w:t>
+      </w:r>
+      <w:proofErr w:type="spellStart"/>
+      <w:r>
+        <w:t>current_sum</w:t>
+      </w:r>
+      <w:proofErr w:type="spellEnd"/>
+      <w:r>
+        <w:t xml:space="preserve"> += </w:t>
+      </w:r>
+      <w:proofErr w:type="spellStart"/>
+      <w:r>
+        <w:t>num</w:t>
+      </w:r>
+      <w:proofErr w:type="spellEnd"/>
+    </w:p>
+    <w:p>
+      <w:pPr>
+        <w:spacing w:after="0"/>
+        <w:contextualSpacing/>
+      </w:pPr>
+    </w:p>
+    <w:p>
+      <w:pPr>
+        <w:spacing w:after="0"/>
+        <w:contextualSpacing/>
+      </w:pPr>
+      <w:r>
+        <w:t xml:space="preserve">        if (</w:t>
+      </w:r>
+      <w:proofErr w:type="spellStart"/>
+      <w:r>
+        <w:t>current_sum</w:t>
+      </w:r>
+      <w:proofErr w:type="spellEnd"/>
+      <w:r>
+        <w:t xml:space="preserve"> - k) in </w:t>
+      </w:r>
+      <w:proofErr w:type="spellStart"/>
+      <w:r>
         <w:t>prefix_sum_count</w:t>
       </w:r>
       <w:proofErr w:type="spellEnd"/>
       <w:r>
-        <w:t>[0] = 1</w:t>
-      </w:r>
-    </w:p>
-    <w:p>
-      <w:pPr>
-        <w:spacing w:after="0"/>
-        <w:contextualSpacing/>
-      </w:pPr>
-    </w:p>
-    <w:p>
-      <w:pPr>
-        <w:spacing w:after="0"/>
-        <w:contextualSpacing/>
-      </w:pPr>
-      <w:r>
-        <w:t xml:space="preserve">    for num in arr:</w:t>
-      </w:r>
-    </w:p>
-    <w:p>
-      <w:pPr>
-        <w:spacing w:after="0"/>
-        <w:contextualSpacing/>
-      </w:pPr>
-      <w:r>
-        <w:t xml:space="preserve">        </w:t>
-      </w:r>
-      <w:proofErr w:type="spellStart"/>
-      <w:r>
-        <w:t>current_sum</w:t>
-      </w:r>
-      <w:proofErr w:type="spellEnd"/>
-      <w:r>
-        <w:t xml:space="preserve"> += </w:t>
-      </w:r>
-      <w:proofErr w:type="spellStart"/>
-      <w:r>
-        <w:t>num</w:t>
-      </w:r>
-      <w:proofErr w:type="spellEnd"/>
-    </w:p>
-    <w:p>
-      <w:pPr>
-        <w:spacing w:after="0"/>
-        <w:contextualSpacing/>
-      </w:pPr>
-    </w:p>
-    <w:p>
-      <w:pPr>
-        <w:spacing w:after="0"/>
-        <w:contextualSpacing/>
-      </w:pPr>
-      <w:r>
-        <w:t xml:space="preserve">        if (</w:t>
-      </w:r>
-      <w:proofErr w:type="spellStart"/>
-      <w:r>
-        <w:t>current_sum</w:t>
-      </w:r>
-      <w:proofErr w:type="spellEnd"/>
-      <w:r>
-        <w:t xml:space="preserve"> - k) in </w:t>
-      </w:r>
-      <w:proofErr w:type="spellStart"/>
-      <w:r>
-        <w:t>prefix_sum_count</w:t>
-      </w:r>
-      <w:proofErr w:type="spellEnd"/>
-      <w:r>
         <w:t>:</w:t>
       </w:r>
     </w:p>
@@ -2078,13 +2473,18 @@
       </w:r>
       <w:proofErr w:type="spellStart"/>
       <w:r>
-        <w:t>prefix_sum_count</w:t>
+        <w:t>prefix_sum_</w:t>
+      </w:r>
+      <w:proofErr w:type="gramStart"/>
+      <w:r>
+        <w:t>count</w:t>
       </w:r>
       <w:proofErr w:type="spellEnd"/>
       <w:r>
         <w:t>[</w:t>
       </w:r>
       <w:proofErr w:type="spellStart"/>
+      <w:proofErr w:type="gramEnd"/>
       <w:r>
         <w:t>current_sum</w:t>
       </w:r>
@@ -2253,20 +2653,44 @@
         <w:spacing w:after="0"/>
       </w:pPr>
       <w:r>
-        <w:t>Brute Force Approach:- We will use 2 Nested for loop and where i will start from index 1 and it will end at index N. similarly J will start from i it will end at N and I denotes the starting point of any subarray and J will denote the ending point of any subarray. </w:t>
-      </w:r>
-    </w:p>
-    <w:p>
-      <w:pPr>
-        <w:spacing w:after="0"/>
-      </w:pPr>
-    </w:p>
-    <w:p>
-      <w:pPr>
-        <w:spacing w:after="0"/>
-      </w:pPr>
-      <w:r>
-        <w:t>Now we will check if the sum of the elements present in the current sub array is equal to K we will update the maximum length with the current sub array's length</w:t>
+        <w:t xml:space="preserve">Brute Force </w:t>
+      </w:r>
+      <w:proofErr w:type="gramStart"/>
+      <w:r>
+        <w:t>Approach:-</w:t>
+      </w:r>
+      <w:proofErr w:type="gramEnd"/>
+      <w:r>
+        <w:t xml:space="preserve"> We will use 2 Nested for loop and where i will start from index 1 and it will end at index N. similarly J will start from i it will end at N and I </w:t>
+      </w:r>
+      <w:proofErr w:type="gramStart"/>
+      <w:r>
+        <w:t>denotes</w:t>
+      </w:r>
+      <w:proofErr w:type="gramEnd"/>
+      <w:r>
+        <w:t xml:space="preserve"> the starting point of any subarray and J will denote the ending point of any subarray. </w:t>
+      </w:r>
+    </w:p>
+    <w:p>
+      <w:pPr>
+        <w:spacing w:after="0"/>
+      </w:pPr>
+    </w:p>
+    <w:p>
+      <w:pPr>
+        <w:spacing w:after="0"/>
+      </w:pPr>
+      <w:r>
+        <w:t xml:space="preserve">Now we will check if the sum of the elements present in the current sub array is equal to </w:t>
+      </w:r>
+      <w:proofErr w:type="gramStart"/>
+      <w:r>
+        <w:t>K</w:t>
+      </w:r>
+      <w:proofErr w:type="gramEnd"/>
+      <w:r>
+        <w:t xml:space="preserve"> we will update the maximum length with the current sub array's length</w:t>
       </w:r>
     </w:p>
     <w:p>
@@ -2284,10 +2708,22 @@
           <w:bCs/>
         </w:rPr>
         <w:lastRenderedPageBreak/>
-        <w:t>Optimised Approach</w:t>
-      </w:r>
-      <w:r>
-        <w:t xml:space="preserve">:- Use the </w:t>
+        <w:t xml:space="preserve">Optimised </w:t>
+      </w:r>
+      <w:proofErr w:type="gramStart"/>
+      <w:r>
+        <w:rPr>
+          <w:b/>
+          <w:bCs/>
+        </w:rPr>
+        <w:t>Approach</w:t>
+      </w:r>
+      <w:r>
+        <w:t>:-</w:t>
+      </w:r>
+      <w:proofErr w:type="gramEnd"/>
+      <w:r>
+        <w:t xml:space="preserve"> Use the </w:t>
       </w:r>
       <w:proofErr w:type="spellStart"/>
       <w:r>
@@ -2295,7 +2731,15 @@
       </w:r>
       <w:proofErr w:type="spellEnd"/>
       <w:r>
-        <w:t xml:space="preserve"> and for every j, we will calculate i using formula p[i-1] = p[j] - k. Now we will check in map for the index where p[i-1] has come. We will calculate current Length using j-i+1 and compare this length with Max and Min length and Update them if necessary.</w:t>
+        <w:t xml:space="preserve"> and for every j, we will calculate i using formula p[i-1] = p[j] - k. Now we will check in map for the index where p[i-1] has come. We will calculate current Length using j-i+1 and compare this length with Max and Min length and </w:t>
+      </w:r>
+      <w:proofErr w:type="gramStart"/>
+      <w:r>
+        <w:t>Update</w:t>
+      </w:r>
+      <w:proofErr w:type="gramEnd"/>
+      <w:r>
+        <w:t xml:space="preserve"> them if necessary.</w:t>
       </w:r>
     </w:p>
     <w:p>
@@ -2309,7 +2753,15 @@
         <w:contextualSpacing/>
       </w:pPr>
       <w:r>
-        <w:t>def largest_subarray_sum_k(arr, k):</w:t>
+        <w:t>def largest_subarray_sum_</w:t>
+      </w:r>
+      <w:proofErr w:type="gramStart"/>
+      <w:r>
+        <w:t>k(</w:t>
+      </w:r>
+      <w:proofErr w:type="gramEnd"/>
+      <w:r>
+        <w:t>arr, k):</w:t>
       </w:r>
     </w:p>
     <w:p>
@@ -2400,15 +2852,28 @@
       </w:r>
       <w:proofErr w:type="spellEnd"/>
       <w:r>
-        <w:t xml:space="preserve"> = max(</w:t>
-      </w:r>
-      <w:proofErr w:type="spellStart"/>
+        <w:t xml:space="preserve"> = </w:t>
+      </w:r>
+      <w:proofErr w:type="gramStart"/>
+      <w:r>
+        <w:t>max(</w:t>
+      </w:r>
+      <w:proofErr w:type="spellStart"/>
+      <w:proofErr w:type="gramEnd"/>
       <w:r>
         <w:t>max_len</w:t>
       </w:r>
       <w:proofErr w:type="spellEnd"/>
       <w:r>
-        <w:t>, i - first_seen[prefix_sum - k])</w:t>
+        <w:t>, i - first_</w:t>
+      </w:r>
+      <w:proofErr w:type="gramStart"/>
+      <w:r>
+        <w:t>seen[</w:t>
+      </w:r>
+      <w:proofErr w:type="gramEnd"/>
+      <w:r>
+        <w:t>prefix_sum - k])</w:t>
       </w:r>
     </w:p>
     <w:p>
@@ -2477,13 +2942,18 @@
       </w:r>
       <w:proofErr w:type="spellStart"/>
       <w:r>
-        <w:t>smallest_subarray_sum_k</w:t>
+        <w:t>smallest_subarray_sum_</w:t>
+      </w:r>
+      <w:proofErr w:type="gramStart"/>
+      <w:r>
+        <w:t>k</w:t>
       </w:r>
       <w:proofErr w:type="spellEnd"/>
       <w:r>
         <w:t>(</w:t>
       </w:r>
       <w:proofErr w:type="spellStart"/>
+      <w:proofErr w:type="gramEnd"/>
       <w:r>
         <w:t>arr</w:t>
       </w:r>
@@ -2596,9 +3066,14 @@
       </w:r>
       <w:proofErr w:type="spellEnd"/>
       <w:r>
-        <w:t xml:space="preserve"> = min(</w:t>
-      </w:r>
-      <w:proofErr w:type="spellStart"/>
+        <w:t xml:space="preserve"> = </w:t>
+      </w:r>
+      <w:proofErr w:type="gramStart"/>
+      <w:r>
+        <w:t>min(</w:t>
+      </w:r>
+      <w:proofErr w:type="spellStart"/>
+      <w:proofErr w:type="gramEnd"/>
       <w:r>
         <w:t>min_len</w:t>
       </w:r>
@@ -2608,13 +3083,18 @@
       </w:r>
       <w:proofErr w:type="spellStart"/>
       <w:r>
-        <w:t>last_seen</w:t>
+        <w:t>last_</w:t>
+      </w:r>
+      <w:proofErr w:type="gramStart"/>
+      <w:r>
+        <w:t>seen</w:t>
       </w:r>
       <w:proofErr w:type="spellEnd"/>
       <w:r>
         <w:t>[</w:t>
       </w:r>
       <w:proofErr w:type="spellStart"/>
+      <w:proofErr w:type="gramEnd"/>
       <w:r>
         <w:t>prefix_sum</w:t>
       </w:r>
@@ -2729,7 +3209,15 @@
         <w:spacing w:after="0"/>
       </w:pPr>
       <w:r>
-        <w:t xml:space="preserve">Brute Force Approach:- Use 2 Nested For loops, i will denote starting point of subarray and j will denote point of subarray, now we will check if sum of elements of current subarray is equal to k, we will compare its length with </w:t>
+        <w:t xml:space="preserve">Brute Force </w:t>
+      </w:r>
+      <w:proofErr w:type="gramStart"/>
+      <w:r>
+        <w:t>Approach:-</w:t>
+      </w:r>
+      <w:proofErr w:type="gramEnd"/>
+      <w:r>
+        <w:t xml:space="preserve"> Use 2 Nested For loops, i will denote starting point of subarray and j will denote point of subarray, now we will check if sum of elements of current subarray is equal to k, we will compare its length with </w:t>
       </w:r>
       <w:proofErr w:type="spellStart"/>
       <w:r>
@@ -2763,20 +3251,44 @@
         <w:spacing w:after="0"/>
       </w:pPr>
       <w:r>
-        <w:t>Optimised Approach:- First Calculate size of Largest subarray and Smallest Subarray with sum of Elements as k using Maps. Now, just calculate the count of those subarrays which have size as calculated above and sum of elements as k.</w:t>
-      </w:r>
-    </w:p>
-    <w:p>
-      <w:pPr>
-        <w:spacing w:after="0"/>
-      </w:pPr>
-    </w:p>
-    <w:p>
-      <w:pPr>
-        <w:spacing w:after="0"/>
-      </w:pPr>
-      <w:r>
-        <w:t>def find_subarray_sizes(n, k, arr):</w:t>
+        <w:t xml:space="preserve">Optimised </w:t>
+      </w:r>
+      <w:proofErr w:type="gramStart"/>
+      <w:r>
+        <w:t>Approach:-</w:t>
+      </w:r>
+      <w:proofErr w:type="gramEnd"/>
+      <w:r>
+        <w:t xml:space="preserve"> First Calculate size of </w:t>
+      </w:r>
+      <w:proofErr w:type="gramStart"/>
+      <w:r>
+        <w:t>Largest</w:t>
+      </w:r>
+      <w:proofErr w:type="gramEnd"/>
+      <w:r>
+        <w:t xml:space="preserve"> subarray and Smallest Subarray with sum of Elements as k using Maps. Now, just calculate the count of those subarrays which have size as calculated above and sum of elements as k.</w:t>
+      </w:r>
+    </w:p>
+    <w:p>
+      <w:pPr>
+        <w:spacing w:after="0"/>
+      </w:pPr>
+    </w:p>
+    <w:p>
+      <w:pPr>
+        <w:spacing w:after="0"/>
+      </w:pPr>
+      <w:r>
+        <w:t>def find_subarray_</w:t>
+      </w:r>
+      <w:proofErr w:type="gramStart"/>
+      <w:r>
+        <w:t>sizes(</w:t>
+      </w:r>
+      <w:proofErr w:type="gramEnd"/>
+      <w:r>
+        <w:t>n, k, arr):</w:t>
       </w:r>
     </w:p>
     <w:p>
@@ -2825,15 +3337,31 @@
         <w:spacing w:after="0"/>
       </w:pPr>
       <w:r>
-        <w:t xml:space="preserve">    for j in range(1, n + 1):</w:t>
-      </w:r>
-    </w:p>
-    <w:p>
-      <w:pPr>
-        <w:spacing w:after="0"/>
-      </w:pPr>
-      <w:r>
-        <w:t xml:space="preserve">        pSum += arr[j - 1]</w:t>
+        <w:t xml:space="preserve">    for j in </w:t>
+      </w:r>
+      <w:proofErr w:type="gramStart"/>
+      <w:r>
+        <w:t>range(</w:t>
+      </w:r>
+      <w:proofErr w:type="gramEnd"/>
+      <w:r>
+        <w:t>1, n + 1):</w:t>
+      </w:r>
+    </w:p>
+    <w:p>
+      <w:pPr>
+        <w:spacing w:after="0"/>
+      </w:pPr>
+      <w:r>
+        <w:t xml:space="preserve">        pSum += </w:t>
+      </w:r>
+      <w:proofErr w:type="gramStart"/>
+      <w:r>
+        <w:t>arr[</w:t>
+      </w:r>
+      <w:proofErr w:type="gramEnd"/>
+      <w:r>
+        <w:t>j - 1]</w:t>
       </w:r>
     </w:p>
     <w:p>
@@ -2981,7 +3509,15 @@
         <w:spacing w:after="0"/>
       </w:pPr>
       <w:r>
-        <w:t>def count_subarrays_with_length(n, k, arr, targetLength):</w:t>
+        <w:t>def count_subarrays_with_</w:t>
+      </w:r>
+      <w:proofErr w:type="gramStart"/>
+      <w:r>
+        <w:t>length(</w:t>
+      </w:r>
+      <w:proofErr w:type="gramEnd"/>
+      <w:r>
+        <w:t>n, k, arr, targetLength):</w:t>
       </w:r>
     </w:p>
     <w:p>
@@ -3018,7 +3554,15 @@
         <w:spacing w:after="0"/>
       </w:pPr>
       <w:r>
-        <w:t xml:space="preserve">    windowSum = sum(arr[:targetLength])</w:t>
+        <w:t xml:space="preserve">    windowSum = sum(arr</w:t>
+      </w:r>
+      <w:proofErr w:type="gramStart"/>
+      <w:r>
+        <w:t>[:targetLength</w:t>
+      </w:r>
+      <w:proofErr w:type="gramEnd"/>
+      <w:r>
+        <w:t>])</w:t>
       </w:r>
     </w:p>
     <w:p>
@@ -3042,15 +3586,31 @@
         <w:spacing w:after="0"/>
       </w:pPr>
       <w:r>
-        <w:t xml:space="preserve">    for j in range(targetLength, n):</w:t>
-      </w:r>
-    </w:p>
-    <w:p>
-      <w:pPr>
-        <w:spacing w:after="0"/>
-      </w:pPr>
-      <w:r>
-        <w:t xml:space="preserve">        windowSum += arr[j] - arr[j - targetLength]</w:t>
+        <w:t xml:space="preserve">    for j in </w:t>
+      </w:r>
+      <w:proofErr w:type="gramStart"/>
+      <w:r>
+        <w:t>range(</w:t>
+      </w:r>
+      <w:proofErr w:type="gramEnd"/>
+      <w:r>
+        <w:t>targetLength, n):</w:t>
+      </w:r>
+    </w:p>
+    <w:p>
+      <w:pPr>
+        <w:spacing w:after="0"/>
+      </w:pPr>
+      <w:r>
+        <w:t xml:space="preserve">        windowSum += arr[j] - </w:t>
+      </w:r>
+      <w:proofErr w:type="gramStart"/>
+      <w:r>
+        <w:t>arr[</w:t>
+      </w:r>
+      <w:proofErr w:type="gramEnd"/>
+      <w:r>
+        <w:t>j - targetLength]</w:t>
       </w:r>
     </w:p>
     <w:p>
@@ -3106,39 +3666,73 @@
         <w:spacing w:after="0"/>
       </w:pPr>
       <w:r>
-        <w:t>maxLength, minLength = find_subarray_sizes(n, k, arr)</w:t>
-      </w:r>
-    </w:p>
-    <w:p>
-      <w:pPr>
-        <w:spacing w:after="0"/>
-      </w:pPr>
-      <w:r>
-        <w:t>maxCount = count_subarrays_with_length(n, k, arr, maxLength)</w:t>
-      </w:r>
-    </w:p>
-    <w:p>
-      <w:pPr>
-        <w:spacing w:after="0"/>
-      </w:pPr>
-      <w:r>
-        <w:t>minCount = count_subarrays_with_length(n, k, arr, minLength)</w:t>
-      </w:r>
-    </w:p>
-    <w:p>
-      <w:pPr>
-        <w:spacing w:after="0"/>
-      </w:pPr>
-      <w:r>
-        <w:t>print("Max Length:", maxLength, "Count:", maxCount)</w:t>
-      </w:r>
-    </w:p>
-    <w:p>
-      <w:pPr>
-        <w:spacing w:after="0"/>
-      </w:pPr>
-      <w:r>
-        <w:t>print("Min Length:", minLength, "Count:", minCount)</w:t>
+        <w:t>maxLength, minLength = find_subarray_</w:t>
+      </w:r>
+      <w:proofErr w:type="gramStart"/>
+      <w:r>
+        <w:t>sizes(</w:t>
+      </w:r>
+      <w:proofErr w:type="gramEnd"/>
+      <w:r>
+        <w:t>n, k, arr)</w:t>
+      </w:r>
+    </w:p>
+    <w:p>
+      <w:pPr>
+        <w:spacing w:after="0"/>
+      </w:pPr>
+      <w:r>
+        <w:t>maxCount = count_subarrays_with_</w:t>
+      </w:r>
+      <w:proofErr w:type="gramStart"/>
+      <w:r>
+        <w:t>length(</w:t>
+      </w:r>
+      <w:proofErr w:type="gramEnd"/>
+      <w:r>
+        <w:t>n, k, arr, maxLength)</w:t>
+      </w:r>
+    </w:p>
+    <w:p>
+      <w:pPr>
+        <w:spacing w:after="0"/>
+      </w:pPr>
+      <w:r>
+        <w:t>minCount = count_subarrays_with_</w:t>
+      </w:r>
+      <w:proofErr w:type="gramStart"/>
+      <w:r>
+        <w:t>length(</w:t>
+      </w:r>
+      <w:proofErr w:type="gramEnd"/>
+      <w:r>
+        <w:t>n, k, arr, minLength)</w:t>
+      </w:r>
+    </w:p>
+    <w:p>
+      <w:pPr>
+        <w:spacing w:after="0"/>
+      </w:pPr>
+      <w:proofErr w:type="gramStart"/>
+      <w:r>
+        <w:t>print(</w:t>
+      </w:r>
+      <w:proofErr w:type="gramEnd"/>
+      <w:r>
+        <w:t>"Max Length:", maxLength, "Count:", maxCount)</w:t>
+      </w:r>
+    </w:p>
+    <w:p>
+      <w:pPr>
+        <w:spacing w:after="0"/>
+      </w:pPr>
+      <w:proofErr w:type="gramStart"/>
+      <w:r>
+        <w:t>print(</w:t>
+      </w:r>
+      <w:proofErr w:type="gramEnd"/>
+      <w:r>
+        <w:t>"Min Length:", minLength, "Count:", minCount)</w:t>
       </w:r>
     </w:p>
     <w:p>
@@ -3220,7 +3814,15 @@
         <w:spacing w:after="0"/>
       </w:pPr>
       <w:r>
-        <w:t>Reason -&gt; It is mentioned in the problem statement that we cannot add or remove any characters from string 1, we can just rearrange it’s characters</w:t>
+        <w:t xml:space="preserve">Reason -&gt; It is mentioned in the problem statement that we cannot add or remove any characters from string 1, we can just rearrange </w:t>
+      </w:r>
+      <w:proofErr w:type="gramStart"/>
+      <w:r>
+        <w:t>it’s</w:t>
+      </w:r>
+      <w:proofErr w:type="gramEnd"/>
+      <w:r>
+        <w:t xml:space="preserve"> characters</w:t>
       </w:r>
     </w:p>
     <w:p>
@@ -3288,7 +3890,23 @@
         <w:spacing w:after="0"/>
       </w:pPr>
       <w:r>
-        <w:t>Space Complexity - O(1) +  Space Complexity Used in Sorting Depending upon your Programming Language.</w:t>
+        <w:t xml:space="preserve">Space Complexity - </w:t>
+      </w:r>
+      <w:proofErr w:type="gramStart"/>
+      <w:r>
+        <w:t>O(</w:t>
+      </w:r>
+      <w:proofErr w:type="gramEnd"/>
+      <w:r>
+        <w:t xml:space="preserve">1) </w:t>
+      </w:r>
+      <w:proofErr w:type="gramStart"/>
+      <w:r>
+        <w:t>+  Space</w:t>
+      </w:r>
+      <w:proofErr w:type="gramEnd"/>
+      <w:r>
+        <w:t xml:space="preserve"> Complexity Used in Sorting Depending upon your Programming Language.</w:t>
       </w:r>
     </w:p>
     <w:p>
@@ -3406,12 +4024,17 @@
         <w:t xml:space="preserve">def </w:t>
       </w:r>
       <w:proofErr w:type="spellStart"/>
+      <w:proofErr w:type="gramStart"/>
       <w:r>
         <w:t>isAnagram</w:t>
       </w:r>
       <w:proofErr w:type="spellEnd"/>
       <w:r>
-        <w:t>(s, t):</w:t>
+        <w:t>(</w:t>
+      </w:r>
+      <w:proofErr w:type="gramEnd"/>
+      <w:r>
+        <w:t>s, t):</w:t>
       </w:r>
     </w:p>
     <w:p>
@@ -3428,7 +4051,15 @@
       </w:r>
       <w:proofErr w:type="spellEnd"/>
       <w:r>
-        <w:t xml:space="preserve">(s) != </w:t>
+        <w:t>(s</w:t>
+      </w:r>
+      <w:proofErr w:type="gramStart"/>
+      <w:r>
+        <w:t>) !</w:t>
+      </w:r>
+      <w:proofErr w:type="gramEnd"/>
+      <w:r>
+        <w:t xml:space="preserve">= </w:t>
       </w:r>
       <w:proofErr w:type="spellStart"/>
       <w:r>
@@ -3519,6 +4150,7 @@
         <w:t xml:space="preserve">] = </w:t>
       </w:r>
       <w:proofErr w:type="spellStart"/>
+      <w:proofErr w:type="gramStart"/>
       <w:r>
         <w:t>freq.get</w:t>
       </w:r>
@@ -3527,6 +4159,7 @@
         <w:t>(</w:t>
       </w:r>
       <w:proofErr w:type="spellStart"/>
+      <w:proofErr w:type="gramEnd"/>
       <w:r>
         <w:t>ch</w:t>
       </w:r>
@@ -3831,30 +4464,53 @@
         <w:contextualSpacing/>
       </w:pPr>
       <w:r>
-        <w:t>for(i=1;i&lt;=</w:t>
-      </w:r>
-      <w:proofErr w:type="spellStart"/>
+        <w:t>for(i=</w:t>
+      </w:r>
+      <w:proofErr w:type="gramStart"/>
+      <w:r>
+        <w:t>1;i</w:t>
+      </w:r>
+      <w:proofErr w:type="gramEnd"/>
+      <w:r>
+        <w:t>&lt;=</w:t>
+      </w:r>
+      <w:proofErr w:type="spellStart"/>
+      <w:proofErr w:type="gramStart"/>
       <w:r>
         <w:t>n;i</w:t>
       </w:r>
       <w:proofErr w:type="spellEnd"/>
-      <w:r>
-        <w:t>++){</w:t>
-      </w:r>
-    </w:p>
-    <w:p>
-      <w:pPr>
-        <w:spacing w:after="0"/>
-        <w:contextualSpacing/>
-      </w:pPr>
-    </w:p>
-    <w:p>
-      <w:pPr>
-        <w:spacing w:after="0"/>
-        <w:contextualSpacing/>
-      </w:pPr>
-      <w:r>
-        <w:t>p[i] = p[i-1]+b[i]</w:t>
+      <w:proofErr w:type="gramEnd"/>
+      <w:r>
+        <w:t>+</w:t>
+      </w:r>
+      <w:proofErr w:type="gramStart"/>
+      <w:r>
+        <w:t>+){</w:t>
+      </w:r>
+      <w:proofErr w:type="gramEnd"/>
+    </w:p>
+    <w:p>
+      <w:pPr>
+        <w:spacing w:after="0"/>
+        <w:contextualSpacing/>
+      </w:pPr>
+    </w:p>
+    <w:p>
+      <w:pPr>
+        <w:spacing w:after="0"/>
+        <w:contextualSpacing/>
+      </w:pPr>
+      <w:r>
+        <w:t>p[i] = p[i-</w:t>
+      </w:r>
+      <w:proofErr w:type="gramStart"/>
+      <w:r>
+        <w:t>1]+</w:t>
+      </w:r>
+      <w:proofErr w:type="gramEnd"/>
+      <w:r>
+        <w:t>b[i]</w:t>
       </w:r>
     </w:p>
     <w:p>
@@ -3884,7 +4540,23 @@
         <w:contextualSpacing/>
       </w:pPr>
       <w:r>
-        <w:t>For any integer “y” you can output p[y] in O(1) because all p have been pre-calculated from 1 to N.</w:t>
+        <w:t xml:space="preserve">For any integer “y” you can output p[y] in </w:t>
+      </w:r>
+      <w:proofErr w:type="gramStart"/>
+      <w:r>
+        <w:t>O(</w:t>
+      </w:r>
+      <w:proofErr w:type="gramEnd"/>
+      <w:r>
+        <w:t xml:space="preserve">1) because all p </w:t>
+      </w:r>
+      <w:proofErr w:type="gramStart"/>
+      <w:r>
+        <w:t>have</w:t>
+      </w:r>
+      <w:proofErr w:type="gramEnd"/>
+      <w:r>
+        <w:t xml:space="preserve"> been pre-calculated from 1 to N.</w:t>
       </w:r>
     </w:p>
     <w:p>
@@ -3932,16 +4604,31 @@
         <w:contextualSpacing/>
       </w:pPr>
       <w:r>
-        <w:t>for(i=1;i&lt;=</w:t>
-      </w:r>
-      <w:proofErr w:type="spellStart"/>
+        <w:t>for(i=</w:t>
+      </w:r>
+      <w:proofErr w:type="gramStart"/>
+      <w:r>
+        <w:t>1;i</w:t>
+      </w:r>
+      <w:proofErr w:type="gramEnd"/>
+      <w:r>
+        <w:t>&lt;=</w:t>
+      </w:r>
+      <w:proofErr w:type="spellStart"/>
+      <w:proofErr w:type="gramStart"/>
       <w:r>
         <w:t>n;i</w:t>
       </w:r>
       <w:proofErr w:type="spellEnd"/>
-      <w:r>
-        <w:t>++){</w:t>
-      </w:r>
+      <w:proofErr w:type="gramEnd"/>
+      <w:r>
+        <w:t>+</w:t>
+      </w:r>
+      <w:proofErr w:type="gramStart"/>
+      <w:r>
+        <w:t>+){</w:t>
+      </w:r>
+      <w:proofErr w:type="gramEnd"/>
     </w:p>
     <w:p>
       <w:pPr>
@@ -3970,12 +4657,22 @@
         <w:t>     for(j=</w:t>
       </w:r>
       <w:proofErr w:type="spellStart"/>
+      <w:proofErr w:type="gramStart"/>
       <w:r>
         <w:t>i;j</w:t>
       </w:r>
       <w:proofErr w:type="spellEnd"/>
-      <w:r>
-        <w:t>&gt;=1;j–){  </w:t>
+      <w:proofErr w:type="gramEnd"/>
+      <w:r>
+        <w:t>&gt;=</w:t>
+      </w:r>
+      <w:proofErr w:type="gramStart"/>
+      <w:r>
+        <w:t>1;j–){</w:t>
+      </w:r>
+      <w:proofErr w:type="gramEnd"/>
+      <w:r>
+        <w:t>  </w:t>
       </w:r>
     </w:p>
     <w:p>
@@ -3993,7 +4690,23 @@
         <w:contextualSpacing/>
       </w:pPr>
       <w:r>
-        <w:t>          //sum = sum(j…….i)</w:t>
+        <w:t xml:space="preserve">          //sum = </w:t>
+      </w:r>
+      <w:proofErr w:type="gramStart"/>
+      <w:r>
+        <w:t>sum(</w:t>
+      </w:r>
+      <w:proofErr w:type="gramEnd"/>
+      <w:r>
+        <w:t>j…</w:t>
+      </w:r>
+      <w:proofErr w:type="gramStart"/>
+      <w:r>
+        <w:t>….i</w:t>
+      </w:r>
+      <w:proofErr w:type="gramEnd"/>
+      <w:r>
+        <w:t>)</w:t>
       </w:r>
     </w:p>
     <w:p>
@@ -4005,10 +4718,12 @@
         <w:t>          t = max(</w:t>
       </w:r>
       <w:proofErr w:type="spellStart"/>
+      <w:proofErr w:type="gramStart"/>
       <w:r>
         <w:t>t,sum</w:t>
       </w:r>
       <w:proofErr w:type="spellEnd"/>
+      <w:proofErr w:type="gramEnd"/>
       <w:r>
         <w:t>) </w:t>
       </w:r>
@@ -4061,24 +4776,55 @@
         <w:contextualSpacing/>
       </w:pPr>
       <w:r>
-        <w:t>for(i=1;i&lt;=</w:t>
-      </w:r>
-      <w:proofErr w:type="spellStart"/>
+        <w:t>for(i=</w:t>
+      </w:r>
+      <w:proofErr w:type="gramStart"/>
+      <w:r>
+        <w:t>1;i</w:t>
+      </w:r>
+      <w:proofErr w:type="gramEnd"/>
+      <w:r>
+        <w:t>&lt;=</w:t>
+      </w:r>
+      <w:proofErr w:type="spellStart"/>
+      <w:proofErr w:type="gramStart"/>
       <w:r>
         <w:t>n;i</w:t>
       </w:r>
       <w:proofErr w:type="spellEnd"/>
-      <w:r>
-        <w:t>++){</w:t>
-      </w:r>
-    </w:p>
-    <w:p>
-      <w:pPr>
-        <w:spacing w:after="0"/>
-        <w:contextualSpacing/>
-      </w:pPr>
-      <w:r>
-        <w:t>      p1[i]=max(p1[i-1]+b[i],b[i],0)</w:t>
+      <w:proofErr w:type="gramEnd"/>
+      <w:r>
+        <w:t>+</w:t>
+      </w:r>
+      <w:proofErr w:type="gramStart"/>
+      <w:r>
+        <w:t>+){</w:t>
+      </w:r>
+      <w:proofErr w:type="gramEnd"/>
+    </w:p>
+    <w:p>
+      <w:pPr>
+        <w:spacing w:after="0"/>
+        <w:contextualSpacing/>
+      </w:pPr>
+      <w:r>
+        <w:t>      p1[i]=max(p1[i-</w:t>
+      </w:r>
+      <w:proofErr w:type="gramStart"/>
+      <w:r>
+        <w:t>1]+</w:t>
+      </w:r>
+      <w:proofErr w:type="gramEnd"/>
+      <w:r>
+        <w:t>b[i</w:t>
+      </w:r>
+      <w:proofErr w:type="gramStart"/>
+      <w:r>
+        <w:t>],b</w:t>
+      </w:r>
+      <w:proofErr w:type="gramEnd"/>
+      <w:r>
+        <w:t>[i],0)</w:t>
       </w:r>
     </w:p>
     <w:p>
@@ -4102,7 +4848,15 @@
         <w:contextualSpacing/>
       </w:pPr>
       <w:r>
-        <w:t>Max(p1[1]......................p1[n]) = max sum subarray for the whole array </w:t>
+        <w:t>Max(p1[</w:t>
+      </w:r>
+      <w:proofErr w:type="gramStart"/>
+      <w:r>
+        <w:t>1]......................</w:t>
+      </w:r>
+      <w:proofErr w:type="gramEnd"/>
+      <w:r>
+        <w:t>p1[n]) = max sum subarray for the whole array </w:t>
       </w:r>
     </w:p>
     <w:p>
@@ -4198,16 +4952,32 @@
         <w:contextualSpacing/>
       </w:pPr>
       <w:r>
-        <w:t xml:space="preserve">    for i in range(1, n + 1):</w:t>
-      </w:r>
-    </w:p>
-    <w:p>
-      <w:pPr>
-        <w:spacing w:after="0"/>
-        <w:contextualSpacing/>
-      </w:pPr>
-      <w:r>
-        <w:t xml:space="preserve">        p1[i] = max(p1[i - 1] + b[i], b[i], 0)</w:t>
+        <w:t xml:space="preserve">    for i in </w:t>
+      </w:r>
+      <w:proofErr w:type="gramStart"/>
+      <w:r>
+        <w:t>range(</w:t>
+      </w:r>
+      <w:proofErr w:type="gramEnd"/>
+      <w:r>
+        <w:t>1, n + 1):</w:t>
+      </w:r>
+    </w:p>
+    <w:p>
+      <w:pPr>
+        <w:spacing w:after="0"/>
+        <w:contextualSpacing/>
+      </w:pPr>
+      <w:r>
+        <w:t xml:space="preserve">        p1[i] = </w:t>
+      </w:r>
+      <w:proofErr w:type="gramStart"/>
+      <w:r>
+        <w:t>max(</w:t>
+      </w:r>
+      <w:proofErr w:type="gramEnd"/>
+      <w:r>
+        <w:t>p1[i - 1] + b[i], b[i], 0)</w:t>
       </w:r>
     </w:p>
     <w:p>
@@ -4243,7 +5013,15 @@
         <w:contextualSpacing/>
       </w:pPr>
       <w:r>
-        <w:t xml:space="preserve">    for i in range(2, n + 1):</w:t>
+        <w:t xml:space="preserve">    for i in </w:t>
+      </w:r>
+      <w:proofErr w:type="gramStart"/>
+      <w:r>
+        <w:t>range(</w:t>
+      </w:r>
+      <w:proofErr w:type="gramEnd"/>
+      <w:r>
+        <w:t>2, n + 1):</w:t>
       </w:r>
     </w:p>
     <w:p>
@@ -4317,7 +5095,15 @@
       </w:r>
       <w:proofErr w:type="spellEnd"/>
       <w:r>
-        <w:t xml:space="preserve"> Algorithm:- Same as above just remove the p1[]</w:t>
+        <w:t xml:space="preserve"> </w:t>
+      </w:r>
+      <w:proofErr w:type="gramStart"/>
+      <w:r>
+        <w:t>Algorithm:-</w:t>
+      </w:r>
+      <w:proofErr w:type="gramEnd"/>
+      <w:r>
+        <w:t xml:space="preserve"> Same as above just remove the p1[]</w:t>
       </w:r>
     </w:p>
     <w:p>
@@ -4341,16 +5127,31 @@
         <w:contextualSpacing/>
       </w:pPr>
       <w:r>
-        <w:t>for(i=1;i&lt;=</w:t>
-      </w:r>
-      <w:proofErr w:type="spellStart"/>
+        <w:t>for(i=</w:t>
+      </w:r>
+      <w:proofErr w:type="gramStart"/>
+      <w:r>
+        <w:t>1;i</w:t>
+      </w:r>
+      <w:proofErr w:type="gramEnd"/>
+      <w:r>
+        <w:t>&lt;=</w:t>
+      </w:r>
+      <w:proofErr w:type="spellStart"/>
+      <w:proofErr w:type="gramStart"/>
       <w:r>
         <w:t>n;i</w:t>
       </w:r>
       <w:proofErr w:type="spellEnd"/>
-      <w:r>
-        <w:t>++){</w:t>
-      </w:r>
+      <w:proofErr w:type="gramEnd"/>
+      <w:r>
+        <w:t>+</w:t>
+      </w:r>
+      <w:proofErr w:type="gramStart"/>
+      <w:r>
+        <w:t>+){</w:t>
+      </w:r>
+      <w:proofErr w:type="gramEnd"/>
     </w:p>
     <w:p>
       <w:pPr>
@@ -4366,7 +5167,15 @@
       </w:r>
       <w:proofErr w:type="spellEnd"/>
       <w:r>
-        <w:t>[i],b[i],0)</w:t>
+        <w:t>[i</w:t>
+      </w:r>
+      <w:proofErr w:type="gramStart"/>
+      <w:r>
+        <w:t>],b</w:t>
+      </w:r>
+      <w:proofErr w:type="gramEnd"/>
+      <w:r>
+        <w:t>[i],0)</w:t>
       </w:r>
     </w:p>
     <w:p>
@@ -4395,10 +5204,12 @@
         <w:t>      T=max(</w:t>
       </w:r>
       <w:proofErr w:type="spellStart"/>
+      <w:proofErr w:type="gramStart"/>
       <w:r>
         <w:t>T,current</w:t>
       </w:r>
       <w:proofErr w:type="spellEnd"/>
+      <w:proofErr w:type="gramEnd"/>
       <w:r>
         <w:t>)</w:t>
       </w:r>
@@ -4424,7 +5235,15 @@
         <w:contextualSpacing/>
       </w:pPr>
       <w:r>
-        <w:t>print(T)  = max sum subarray for the whole array </w:t>
+        <w:t>print(</w:t>
+      </w:r>
+      <w:proofErr w:type="gramStart"/>
+      <w:r>
+        <w:t>T)  =</w:t>
+      </w:r>
+      <w:proofErr w:type="gramEnd"/>
+      <w:r>
+        <w:t xml:space="preserve"> max sum subarray for the whole array </w:t>
       </w:r>
     </w:p>
     <w:p>
@@ -4549,18 +5368,31 @@
         <w:contextualSpacing/>
       </w:pPr>
       <w:r>
-        <w:t xml:space="preserve">    for i in range(1, n + 1):</w:t>
-      </w:r>
-    </w:p>
-    <w:p>
-      <w:pPr>
-        <w:spacing w:after="0"/>
-        <w:contextualSpacing/>
-      </w:pPr>
-      <w:r>
-        <w:t xml:space="preserve">        current = max(</w:t>
-      </w:r>
-      <w:proofErr w:type="spellStart"/>
+        <w:t xml:space="preserve">    for i in </w:t>
+      </w:r>
+      <w:proofErr w:type="gramStart"/>
+      <w:r>
+        <w:t>range(</w:t>
+      </w:r>
+      <w:proofErr w:type="gramEnd"/>
+      <w:r>
+        <w:t>1, n + 1):</w:t>
+      </w:r>
+    </w:p>
+    <w:p>
+      <w:pPr>
+        <w:spacing w:after="0"/>
+        <w:contextualSpacing/>
+      </w:pPr>
+      <w:r>
+        <w:t xml:space="preserve">        current = </w:t>
+      </w:r>
+      <w:proofErr w:type="gramStart"/>
+      <w:r>
+        <w:t>max(</w:t>
+      </w:r>
+      <w:proofErr w:type="spellStart"/>
+      <w:proofErr w:type="gramEnd"/>
       <w:r>
         <w:t>prv</w:t>
       </w:r>
@@ -4592,7 +5424,15 @@
         <w:contextualSpacing/>
       </w:pPr>
       <w:r>
-        <w:t xml:space="preserve">        T = max(T, current)</w:t>
+        <w:t xml:space="preserve">        T = </w:t>
+      </w:r>
+      <w:proofErr w:type="gramStart"/>
+      <w:r>
+        <w:t>max(</w:t>
+      </w:r>
+      <w:proofErr w:type="gramEnd"/>
+      <w:r>
+        <w:t>T, current)</w:t>
       </w:r>
     </w:p>
     <w:p>
@@ -4781,7 +5621,15 @@
         <w:contextualSpacing/>
       </w:pPr>
       <w:r>
-        <w:t>Max(g1,............................................)</w:t>
+        <w:t>Max(g</w:t>
+      </w:r>
+      <w:proofErr w:type="gramStart"/>
+      <w:r>
+        <w:t>1,............................................</w:t>
+      </w:r>
+      <w:proofErr w:type="gramEnd"/>
+      <w:r>
+        <w:t>)</w:t>
       </w:r>
     </w:p>
     <w:p>
@@ -4826,22 +5674,38 @@
         <w:contextualSpacing/>
       </w:pPr>
       <w:r>
-        <w:t>Left best subarray = max(p1[1],................p1[i]) </w:t>
-      </w:r>
-    </w:p>
-    <w:p>
-      <w:pPr>
-        <w:spacing w:after="0"/>
-        <w:contextualSpacing/>
-      </w:pPr>
-    </w:p>
-    <w:p>
-      <w:pPr>
-        <w:spacing w:after="0"/>
-        <w:contextualSpacing/>
-      </w:pPr>
-      <w:r>
-        <w:t>Right best subarray = max(s1[n],.............s1[i+1]) </w:t>
+        <w:t>Left best subarray = max(p1[1</w:t>
+      </w:r>
+      <w:proofErr w:type="gramStart"/>
+      <w:r>
+        <w:t>],................</w:t>
+      </w:r>
+      <w:proofErr w:type="gramEnd"/>
+      <w:r>
+        <w:t>p1[i]) </w:t>
+      </w:r>
+    </w:p>
+    <w:p>
+      <w:pPr>
+        <w:spacing w:after="0"/>
+        <w:contextualSpacing/>
+      </w:pPr>
+    </w:p>
+    <w:p>
+      <w:pPr>
+        <w:spacing w:after="0"/>
+        <w:contextualSpacing/>
+      </w:pPr>
+      <w:r>
+        <w:t>Right best subarray = max(s1[n</w:t>
+      </w:r>
+      <w:proofErr w:type="gramStart"/>
+      <w:r>
+        <w:t>],.............</w:t>
+      </w:r>
+      <w:proofErr w:type="gramEnd"/>
+      <w:r>
+        <w:t>s1[i+1]) </w:t>
       </w:r>
     </w:p>
     <w:p>
@@ -5034,8 +5898,13 @@
         <w:spacing w:after="0"/>
         <w:contextualSpacing/>
       </w:pPr>
-      <w:r>
-        <w:t>Observation :- All elements in final array will be equal to the smallest element of the array </w:t>
+      <w:proofErr w:type="gramStart"/>
+      <w:r>
+        <w:t>Observation :</w:t>
+      </w:r>
+      <w:proofErr w:type="gramEnd"/>
+      <w:r>
+        <w:t>- All elements in final array will be equal to the smallest element of the array </w:t>
       </w:r>
     </w:p>
     <w:p>
@@ -5129,8 +5998,13 @@
       </w:pPr>
       <w:r>
         <w:lastRenderedPageBreak/>
-        <w:t>while(u==0){</w:t>
-      </w:r>
+        <w:t>while(u==</w:t>
+      </w:r>
+      <w:proofErr w:type="gramStart"/>
+      <w:r>
+        <w:t>0){</w:t>
+      </w:r>
+      <w:proofErr w:type="gramEnd"/>
     </w:p>
     <w:p>
       <w:pPr>
@@ -5362,8 +6236,13 @@
         <w:t>freq</w:t>
       </w:r>
       <w:proofErr w:type="spellEnd"/>
-      <w:r>
-        <w:t>={}</w:t>
+      <w:proofErr w:type="gramStart"/>
+      <w:r>
+        <w:t>={</w:t>
+      </w:r>
+      <w:proofErr w:type="gramEnd"/>
+      <w:r>
+        <w:t>}</w:t>
       </w:r>
     </w:p>
     <w:p>
@@ -5421,7 +6300,15 @@
       </w:r>
       <w:proofErr w:type="spellEnd"/>
       <w:r>
-        <w:t>(num,0)+1</w:t>
+        <w:t>(num,</w:t>
+      </w:r>
+      <w:proofErr w:type="gramStart"/>
+      <w:r>
+        <w:t>0)+</w:t>
+      </w:r>
+      <w:proofErr w:type="gramEnd"/>
+      <w:r>
+        <w:t>1</w:t>
       </w:r>
     </w:p>
     <w:p>
@@ -5449,12 +6336,22 @@
         <w:t>(sorted(</w:t>
       </w:r>
       <w:proofErr w:type="spellStart"/>
+      <w:proofErr w:type="gramStart"/>
       <w:r>
         <w:t>freq.items</w:t>
       </w:r>
       <w:proofErr w:type="spellEnd"/>
-      <w:r>
-        <w:t>(),reverse=True))</w:t>
+      <w:proofErr w:type="gramEnd"/>
+      <w:r>
+        <w:t>(</w:t>
+      </w:r>
+      <w:proofErr w:type="gramStart"/>
+      <w:r>
+        <w:t>),reverse</w:t>
+      </w:r>
+      <w:proofErr w:type="gramEnd"/>
+      <w:r>
+        <w:t>=True))</w:t>
       </w:r>
     </w:p>
     <w:p>
@@ -5484,10 +6381,12 @@
         <w:t xml:space="preserve">    values=list(</w:t>
       </w:r>
       <w:proofErr w:type="spellStart"/>
+      <w:proofErr w:type="gramStart"/>
       <w:r>
         <w:t>freq.values</w:t>
       </w:r>
       <w:proofErr w:type="spellEnd"/>
+      <w:proofErr w:type="gramEnd"/>
       <w:r>
         <w:t>())</w:t>
       </w:r>
@@ -5536,18 +6435,1859 @@
         <w:t xml:space="preserve">    return operations</w:t>
       </w:r>
     </w:p>
-    <w:p>
-      <w:pPr>
-        <w:spacing w:after="0"/>
-        <w:contextualSpacing/>
-      </w:pPr>
-      <w:r>
-        <w:br/>
-      </w:r>
-      <w:r>
-        <w:br/>
-      </w:r>
-    </w:p>
+    <w:p/>
+    <w:p>
+      <w:pPr>
+        <w:pStyle w:val="Heading3"/>
+      </w:pPr>
+      <w:r>
+        <w:t>13]session 13</w:t>
+      </w:r>
+    </w:p>
+    <w:p/>
+    <w:p>
+      <w:pPr>
+        <w:pStyle w:val="Heading4"/>
+        <w:rPr>
+          <w:rFonts w:eastAsiaTheme="minorHAnsi"/>
+        </w:rPr>
+      </w:pPr>
+      <w:r>
+        <w:t>13a)</w:t>
+      </w:r>
+      <w:r>
+        <w:rPr>
+          <w:rFonts w:ascii="Arial" w:eastAsia="Times New Roman" w:hAnsi="Arial" w:cs="Arial"/>
+          <w:color w:val="273239"/>
+          <w:kern w:val="36"/>
+          <w:sz w:val="42"/>
+          <w:szCs w:val="42"/>
+          <w:lang w:eastAsia="en-IN"/>
+          <w14:ligatures w14:val="none"/>
+        </w:rPr>
+        <w:t xml:space="preserve"> </w:t>
+      </w:r>
+      <w:r>
+        <w:rPr>
+          <w:rFonts w:eastAsiaTheme="minorHAnsi"/>
+        </w:rPr>
+        <w:t>Max Distance Between Two Occurrences</w:t>
+      </w:r>
+    </w:p>
+    <w:p>
+      <w:pPr>
+        <w:spacing w:after="0"/>
+        <w:contextualSpacing/>
+      </w:pPr>
+      <w:r>
+        <w:t xml:space="preserve">def </w:t>
+      </w:r>
+      <w:proofErr w:type="spellStart"/>
+      <w:r>
+        <w:t>maxDistance</w:t>
+      </w:r>
+      <w:proofErr w:type="spellEnd"/>
+      <w:r>
+        <w:t>(</w:t>
+      </w:r>
+      <w:proofErr w:type="spellStart"/>
+      <w:r>
+        <w:t>arr</w:t>
+      </w:r>
+      <w:proofErr w:type="spellEnd"/>
+      <w:r>
+        <w:t>):</w:t>
+      </w:r>
+    </w:p>
+    <w:p>
+      <w:pPr>
+        <w:spacing w:after="0"/>
+        <w:contextualSpacing/>
+      </w:pPr>
+      <w:r>
+        <w:t xml:space="preserve">  </w:t>
+      </w:r>
+    </w:p>
+    <w:p>
+      <w:pPr>
+        <w:spacing w:after="0"/>
+        <w:contextualSpacing/>
+      </w:pPr>
+      <w:r>
+        <w:t xml:space="preserve">    # Stores element to first index mapping</w:t>
+      </w:r>
+    </w:p>
+    <w:p>
+      <w:pPr>
+        <w:spacing w:after="0"/>
+        <w:contextualSpacing/>
+      </w:pPr>
+      <w:r>
+        <w:t xml:space="preserve">    </w:t>
+      </w:r>
+      <w:proofErr w:type="spellStart"/>
+      <w:r>
+        <w:t>mp</w:t>
+      </w:r>
+      <w:proofErr w:type="spellEnd"/>
+      <w:r>
+        <w:t xml:space="preserve"> = {}</w:t>
+      </w:r>
+    </w:p>
+    <w:p>
+      <w:pPr>
+        <w:spacing w:after="0"/>
+        <w:contextualSpacing/>
+      </w:pPr>
+      <w:r>
+        <w:t xml:space="preserve">    res = 0</w:t>
+      </w:r>
+    </w:p>
+    <w:p>
+      <w:pPr>
+        <w:spacing w:after="0"/>
+        <w:contextualSpacing/>
+      </w:pPr>
+    </w:p>
+    <w:p>
+      <w:pPr>
+        <w:spacing w:after="0"/>
+        <w:contextualSpacing/>
+      </w:pPr>
+      <w:r>
+        <w:t xml:space="preserve">    for i in range(</w:t>
+      </w:r>
+      <w:proofErr w:type="spellStart"/>
+      <w:r>
+        <w:t>len</w:t>
+      </w:r>
+      <w:proofErr w:type="spellEnd"/>
+      <w:r>
+        <w:t>(</w:t>
+      </w:r>
+      <w:proofErr w:type="spellStart"/>
+      <w:r>
+        <w:t>arr</w:t>
+      </w:r>
+      <w:proofErr w:type="spellEnd"/>
+      <w:r>
+        <w:t>)):</w:t>
+      </w:r>
+    </w:p>
+    <w:p>
+      <w:pPr>
+        <w:spacing w:after="0"/>
+        <w:contextualSpacing/>
+      </w:pPr>
+      <w:r>
+        <w:t xml:space="preserve">      </w:t>
+      </w:r>
+    </w:p>
+    <w:p>
+      <w:pPr>
+        <w:spacing w:after="0"/>
+        <w:contextualSpacing/>
+      </w:pPr>
+      <w:r>
+        <w:t xml:space="preserve">        # If this is the first occurrence of the</w:t>
+      </w:r>
+    </w:p>
+    <w:p>
+      <w:pPr>
+        <w:spacing w:after="0"/>
+        <w:contextualSpacing/>
+      </w:pPr>
+      <w:r>
+        <w:t xml:space="preserve">        # element, store its index</w:t>
+      </w:r>
+    </w:p>
+    <w:p>
+      <w:pPr>
+        <w:spacing w:after="0"/>
+        <w:contextualSpacing/>
+      </w:pPr>
+      <w:r>
+        <w:t xml:space="preserve">        if </w:t>
+      </w:r>
+      <w:proofErr w:type="spellStart"/>
+      <w:r>
+        <w:t>arr</w:t>
+      </w:r>
+      <w:proofErr w:type="spellEnd"/>
+      <w:r>
+        <w:t xml:space="preserve">[i] not in </w:t>
+      </w:r>
+      <w:proofErr w:type="spellStart"/>
+      <w:r>
+        <w:t>mp</w:t>
+      </w:r>
+      <w:proofErr w:type="spellEnd"/>
+      <w:r>
+        <w:t>:</w:t>
+      </w:r>
+    </w:p>
+    <w:p>
+      <w:pPr>
+        <w:spacing w:after="0"/>
+        <w:contextualSpacing/>
+      </w:pPr>
+      <w:r>
+        <w:t xml:space="preserve">            </w:t>
+      </w:r>
+      <w:proofErr w:type="spellStart"/>
+      <w:r>
+        <w:t>mp</w:t>
+      </w:r>
+      <w:proofErr w:type="spellEnd"/>
+      <w:r>
+        <w:t>[</w:t>
+      </w:r>
+      <w:proofErr w:type="spellStart"/>
+      <w:r>
+        <w:t>arr</w:t>
+      </w:r>
+      <w:proofErr w:type="spellEnd"/>
+      <w:r>
+        <w:t>[i]] = i</w:t>
+      </w:r>
+    </w:p>
+    <w:p>
+      <w:pPr>
+        <w:spacing w:after="0"/>
+        <w:contextualSpacing/>
+      </w:pPr>
+      <w:r>
+        <w:t xml:space="preserve">            </w:t>
+      </w:r>
+    </w:p>
+    <w:p>
+      <w:pPr>
+        <w:spacing w:after="0"/>
+        <w:contextualSpacing/>
+      </w:pPr>
+      <w:r>
+        <w:t xml:space="preserve">        # Else update max distance</w:t>
+      </w:r>
+    </w:p>
+    <w:p>
+      <w:pPr>
+        <w:spacing w:after="0"/>
+        <w:contextualSpacing/>
+      </w:pPr>
+      <w:r>
+        <w:lastRenderedPageBreak/>
+        <w:t xml:space="preserve">        else:</w:t>
+      </w:r>
+    </w:p>
+    <w:p>
+      <w:pPr>
+        <w:spacing w:after="0"/>
+        <w:contextualSpacing/>
+      </w:pPr>
+      <w:r>
+        <w:t xml:space="preserve">            res = </w:t>
+      </w:r>
+      <w:proofErr w:type="gramStart"/>
+      <w:r>
+        <w:t>max(</w:t>
+      </w:r>
+      <w:proofErr w:type="gramEnd"/>
+      <w:r>
+        <w:t xml:space="preserve">res, i - </w:t>
+      </w:r>
+      <w:proofErr w:type="spellStart"/>
+      <w:r>
+        <w:t>mp</w:t>
+      </w:r>
+      <w:proofErr w:type="spellEnd"/>
+      <w:r>
+        <w:t>[</w:t>
+      </w:r>
+      <w:proofErr w:type="spellStart"/>
+      <w:r>
+        <w:t>arr</w:t>
+      </w:r>
+      <w:proofErr w:type="spellEnd"/>
+      <w:r>
+        <w:t>[i]])</w:t>
+      </w:r>
+    </w:p>
+    <w:p>
+      <w:pPr>
+        <w:spacing w:after="0"/>
+        <w:contextualSpacing/>
+      </w:pPr>
+    </w:p>
+    <w:p>
+      <w:pPr>
+        <w:spacing w:after="0"/>
+        <w:contextualSpacing/>
+      </w:pPr>
+      <w:r>
+        <w:t xml:space="preserve">    return res</w:t>
+      </w:r>
+    </w:p>
+    <w:p>
+      <w:pPr>
+        <w:spacing w:after="0"/>
+        <w:contextualSpacing/>
+      </w:pPr>
+    </w:p>
+    <w:p>
+      <w:pPr>
+        <w:spacing w:after="0"/>
+        <w:contextualSpacing/>
+      </w:pPr>
+    </w:p>
+    <w:p>
+      <w:pPr>
+        <w:pStyle w:val="Heading4"/>
+      </w:pPr>
+      <w:r>
+        <w:t>13b)</w:t>
+      </w:r>
+      <w:r>
+        <w:t xml:space="preserve"> </w:t>
+      </w:r>
+      <w:hyperlink r:id="rId12" w:history="1">
+        <w:r>
+          <w:rPr>
+            <w:rStyle w:val="Hyperlink"/>
+            <w:b/>
+            <w:bCs/>
+          </w:rPr>
+          <w:t> First Unique Character in a String</w:t>
+        </w:r>
+      </w:hyperlink>
+    </w:p>
+    <w:p/>
+    <w:p>
+      <w:pPr>
+        <w:spacing w:after="0"/>
+      </w:pPr>
+      <w:r>
+        <w:t>Given a string s, find the </w:t>
+      </w:r>
+      <w:r>
+        <w:rPr>
+          <w:b/>
+          <w:bCs/>
+        </w:rPr>
+        <w:t>first</w:t>
+      </w:r>
+      <w:r>
+        <w:t> non-repeating character in it and return its index. If it </w:t>
+      </w:r>
+      <w:r>
+        <w:rPr>
+          <w:b/>
+          <w:bCs/>
+        </w:rPr>
+        <w:t>does not</w:t>
+      </w:r>
+      <w:r>
+        <w:t> exist, return -1.</w:t>
+      </w:r>
+    </w:p>
+    <w:p>
+      <w:pPr>
+        <w:spacing w:after="0"/>
+      </w:pPr>
+      <w:r>
+        <w:t> </w:t>
+      </w:r>
+    </w:p>
+    <w:p>
+      <w:pPr>
+        <w:spacing w:after="0"/>
+      </w:pPr>
+      <w:r>
+        <w:rPr>
+          <w:b/>
+          <w:bCs/>
+        </w:rPr>
+        <w:t>Example 1:</w:t>
+      </w:r>
+    </w:p>
+    <w:p>
+      <w:pPr>
+        <w:spacing w:after="0"/>
+      </w:pPr>
+      <w:r>
+        <w:rPr>
+          <w:b/>
+          <w:bCs/>
+        </w:rPr>
+        <w:t>Input:</w:t>
+      </w:r>
+      <w:r>
+        <w:t> s = "</w:t>
+      </w:r>
+      <w:proofErr w:type="spellStart"/>
+      <w:r>
+        <w:t>leetcode</w:t>
+      </w:r>
+      <w:proofErr w:type="spellEnd"/>
+      <w:r>
+        <w:t>"</w:t>
+      </w:r>
+    </w:p>
+    <w:p>
+      <w:pPr>
+        <w:spacing w:after="0"/>
+      </w:pPr>
+      <w:r>
+        <w:rPr>
+          <w:b/>
+          <w:bCs/>
+        </w:rPr>
+        <w:t>Output:</w:t>
+      </w:r>
+      <w:r>
+        <w:t> 0</w:t>
+      </w:r>
+    </w:p>
+    <w:p>
+      <w:pPr>
+        <w:spacing w:after="0"/>
+      </w:pPr>
+      <w:r>
+        <w:rPr>
+          <w:b/>
+          <w:bCs/>
+        </w:rPr>
+        <w:t>Explanation:</w:t>
+      </w:r>
+    </w:p>
+    <w:p>
+      <w:pPr>
+        <w:spacing w:after="0"/>
+      </w:pPr>
+      <w:r>
+        <w:t>The character 'l' at index 0 is the first character that does not occur at any other index.</w:t>
+      </w:r>
+    </w:p>
+    <w:p>
+      <w:pPr>
+        <w:spacing w:after="0"/>
+      </w:pPr>
+      <w:r>
+        <w:rPr>
+          <w:b/>
+          <w:bCs/>
+        </w:rPr>
+        <w:t>Example 2:</w:t>
+      </w:r>
+    </w:p>
+    <w:p>
+      <w:pPr>
+        <w:spacing w:after="0"/>
+      </w:pPr>
+      <w:r>
+        <w:rPr>
+          <w:b/>
+          <w:bCs/>
+        </w:rPr>
+        <w:t>Input:</w:t>
+      </w:r>
+      <w:r>
+        <w:t> s = "</w:t>
+      </w:r>
+      <w:proofErr w:type="spellStart"/>
+      <w:r>
+        <w:t>loveleetcode</w:t>
+      </w:r>
+      <w:proofErr w:type="spellEnd"/>
+      <w:r>
+        <w:t>"</w:t>
+      </w:r>
+    </w:p>
+    <w:p>
+      <w:pPr>
+        <w:spacing w:after="0"/>
+      </w:pPr>
+      <w:r>
+        <w:rPr>
+          <w:b/>
+          <w:bCs/>
+        </w:rPr>
+        <w:t>Output:</w:t>
+      </w:r>
+      <w:r>
+        <w:t> 2</w:t>
+      </w:r>
+    </w:p>
+    <w:p/>
+    <w:p>
+      <w:pPr>
+        <w:spacing w:after="0"/>
+      </w:pPr>
+      <w:r>
+        <w:t xml:space="preserve"> def </w:t>
+      </w:r>
+      <w:proofErr w:type="spellStart"/>
+      <w:proofErr w:type="gramStart"/>
+      <w:r>
+        <w:t>firstUniqChar</w:t>
+      </w:r>
+      <w:proofErr w:type="spellEnd"/>
+      <w:r>
+        <w:t>(</w:t>
+      </w:r>
+      <w:proofErr w:type="gramEnd"/>
+      <w:r>
+        <w:t>self, s):</w:t>
+      </w:r>
+    </w:p>
+    <w:p>
+      <w:pPr>
+        <w:spacing w:after="0"/>
+      </w:pPr>
+      <w:r>
+        <w:t>        """</w:t>
+      </w:r>
+    </w:p>
+    <w:p>
+      <w:pPr>
+        <w:spacing w:after="0"/>
+      </w:pPr>
+      <w:r>
+        <w:t xml:space="preserve">        </w:t>
+      </w:r>
+      <w:proofErr w:type="gramStart"/>
+      <w:r>
+        <w:t>:</w:t>
+      </w:r>
+      <w:proofErr w:type="spellStart"/>
+      <w:r>
+        <w:t>type</w:t>
+      </w:r>
+      <w:proofErr w:type="gramEnd"/>
+      <w:r>
+        <w:t xml:space="preserve"> s</w:t>
+      </w:r>
+      <w:proofErr w:type="spellEnd"/>
+      <w:r>
+        <w:t>: str</w:t>
+      </w:r>
+    </w:p>
+    <w:p>
+      <w:pPr>
+        <w:spacing w:after="0"/>
+      </w:pPr>
+      <w:r>
+        <w:t xml:space="preserve">        </w:t>
+      </w:r>
+      <w:proofErr w:type="gramStart"/>
+      <w:r>
+        <w:t>:</w:t>
+      </w:r>
+      <w:proofErr w:type="spellStart"/>
+      <w:r>
+        <w:t>rtype</w:t>
+      </w:r>
+      <w:proofErr w:type="spellEnd"/>
+      <w:proofErr w:type="gramEnd"/>
+      <w:r>
+        <w:t>: int</w:t>
+      </w:r>
+    </w:p>
+    <w:p>
+      <w:pPr>
+        <w:spacing w:after="0"/>
+      </w:pPr>
+      <w:r>
+        <w:t>        """</w:t>
+      </w:r>
+    </w:p>
+    <w:p>
+      <w:pPr>
+        <w:spacing w:after="0"/>
+      </w:pPr>
+      <w:r>
+        <w:t xml:space="preserve">        </w:t>
+      </w:r>
+    </w:p>
+    <w:p>
+      <w:pPr>
+        <w:spacing w:after="0"/>
+      </w:pPr>
+      <w:r>
+        <w:t>        hm=</w:t>
+      </w:r>
+      <w:proofErr w:type="spellStart"/>
+      <w:r>
+        <w:t>defaultdict</w:t>
+      </w:r>
+      <w:proofErr w:type="spellEnd"/>
+      <w:r>
+        <w:t>(int)</w:t>
+      </w:r>
+    </w:p>
+    <w:p>
+      <w:pPr>
+        <w:spacing w:after="0"/>
+      </w:pPr>
+      <w:r>
+        <w:t>        for i in range (</w:t>
+      </w:r>
+      <w:proofErr w:type="spellStart"/>
+      <w:r>
+        <w:t>len</w:t>
+      </w:r>
+      <w:proofErr w:type="spellEnd"/>
+      <w:r>
+        <w:t>(s)-</w:t>
+      </w:r>
+      <w:proofErr w:type="gramStart"/>
+      <w:r>
+        <w:t>1,-1,-</w:t>
+      </w:r>
+      <w:proofErr w:type="gramEnd"/>
+      <w:r>
+        <w:t>1):</w:t>
+      </w:r>
+    </w:p>
+    <w:p>
+      <w:pPr>
+        <w:spacing w:after="0"/>
+      </w:pPr>
+      <w:r>
+        <w:t>            hm[s[i</w:t>
+      </w:r>
+      <w:proofErr w:type="gramStart"/>
+      <w:r>
+        <w:t>]]+</w:t>
+      </w:r>
+      <w:proofErr w:type="gramEnd"/>
+      <w:r>
+        <w:t>=1      </w:t>
+      </w:r>
+    </w:p>
+    <w:p>
+      <w:pPr>
+        <w:spacing w:after="0"/>
+      </w:pPr>
+    </w:p>
+    <w:p>
+      <w:pPr>
+        <w:spacing w:after="0"/>
+      </w:pPr>
+      <w:r>
+        <w:t>        for i in range(</w:t>
+      </w:r>
+      <w:proofErr w:type="spellStart"/>
+      <w:r>
+        <w:t>len</w:t>
+      </w:r>
+      <w:proofErr w:type="spellEnd"/>
+      <w:r>
+        <w:t>(s)):</w:t>
+      </w:r>
+    </w:p>
+    <w:p>
+      <w:pPr>
+        <w:spacing w:after="0"/>
+      </w:pPr>
+      <w:r>
+        <w:t>            if hm[s[i</w:t>
+      </w:r>
+      <w:proofErr w:type="gramStart"/>
+      <w:r>
+        <w:t>]]=</w:t>
+      </w:r>
+      <w:proofErr w:type="gramEnd"/>
+      <w:r>
+        <w:t>=1:</w:t>
+      </w:r>
+    </w:p>
+    <w:p>
+      <w:pPr>
+        <w:spacing w:after="0"/>
+      </w:pPr>
+      <w:r>
+        <w:t>                return i    </w:t>
+      </w:r>
+    </w:p>
+    <w:p>
+      <w:pPr>
+        <w:spacing w:after="0"/>
+      </w:pPr>
+    </w:p>
+    <w:p>
+      <w:pPr>
+        <w:spacing w:after="0"/>
+      </w:pPr>
+      <w:r>
+        <w:t>        return -1  </w:t>
+      </w:r>
+    </w:p>
+    <w:p/>
+    <w:p>
+      <w:pPr>
+        <w:pStyle w:val="Heading4"/>
+      </w:pPr>
+      <w:r>
+        <w:t>13c)</w:t>
+      </w:r>
+      <w:r>
+        <w:t xml:space="preserve"> </w:t>
+      </w:r>
+      <w:hyperlink r:id="rId13" w:history="1">
+        <w:r>
+          <w:rPr>
+            <w:rStyle w:val="Hyperlink"/>
+            <w:b/>
+            <w:bCs/>
+          </w:rPr>
+          <w:t>Find Common Characters</w:t>
+        </w:r>
+      </w:hyperlink>
+    </w:p>
+    <w:p>
+      <w:pPr>
+        <w:spacing w:after="0"/>
+      </w:pPr>
+      <w:r>
+        <w:t xml:space="preserve">Given a </w:t>
+      </w:r>
+      <w:proofErr w:type="gramStart"/>
+      <w:r>
+        <w:t>string array words</w:t>
+      </w:r>
+      <w:proofErr w:type="gramEnd"/>
+      <w:r>
+        <w:t>, return </w:t>
+      </w:r>
+      <w:r>
+        <w:rPr>
+          <w:i/>
+          <w:iCs/>
+        </w:rPr>
+        <w:t>an array of all characters that show up in all strings within the </w:t>
+      </w:r>
+      <w:r>
+        <w:t>words</w:t>
+      </w:r>
+      <w:r>
+        <w:rPr>
+          <w:i/>
+          <w:iCs/>
+        </w:rPr>
+        <w:t> (including duplicates)</w:t>
+      </w:r>
+      <w:r>
+        <w:t>. You may return the answer in </w:t>
+      </w:r>
+      <w:r>
+        <w:rPr>
+          <w:b/>
+          <w:bCs/>
+        </w:rPr>
+        <w:t>any order</w:t>
+      </w:r>
+      <w:r>
+        <w:t>.</w:t>
+      </w:r>
+    </w:p>
+    <w:p>
+      <w:pPr>
+        <w:spacing w:after="0"/>
+      </w:pPr>
+      <w:r>
+        <w:t> </w:t>
+      </w:r>
+    </w:p>
+    <w:p>
+      <w:pPr>
+        <w:spacing w:after="0"/>
+      </w:pPr>
+      <w:r>
+        <w:rPr>
+          <w:b/>
+          <w:bCs/>
+        </w:rPr>
+        <w:t>Example 1:</w:t>
+      </w:r>
+    </w:p>
+    <w:p>
+      <w:pPr>
+        <w:spacing w:after="0"/>
+      </w:pPr>
+      <w:r>
+        <w:rPr>
+          <w:b/>
+          <w:bCs/>
+        </w:rPr>
+        <w:t>Input:</w:t>
+      </w:r>
+      <w:r>
+        <w:t xml:space="preserve"> words = ["</w:t>
+      </w:r>
+      <w:proofErr w:type="spellStart"/>
+      <w:r>
+        <w:t>bella</w:t>
+      </w:r>
+      <w:proofErr w:type="spellEnd"/>
+      <w:r>
+        <w:t>","</w:t>
+      </w:r>
+      <w:proofErr w:type="spellStart"/>
+      <w:r>
+        <w:t>label","roller</w:t>
+      </w:r>
+      <w:proofErr w:type="spellEnd"/>
+      <w:r>
+        <w:t>"]</w:t>
+      </w:r>
+    </w:p>
+    <w:p>
+      <w:pPr>
+        <w:spacing w:after="0"/>
+      </w:pPr>
+      <w:r>
+        <w:rPr>
+          <w:b/>
+          <w:bCs/>
+        </w:rPr>
+        <w:t>Output:</w:t>
+      </w:r>
+      <w:r>
+        <w:t xml:space="preserve"> ["</w:t>
+      </w:r>
+      <w:proofErr w:type="spellStart"/>
+      <w:r>
+        <w:t>e","l","l</w:t>
+      </w:r>
+      <w:proofErr w:type="spellEnd"/>
+      <w:r>
+        <w:t>"]</w:t>
+      </w:r>
+    </w:p>
+    <w:p>
+      <w:pPr>
+        <w:spacing w:after="0"/>
+      </w:pPr>
+      <w:r>
+        <w:rPr>
+          <w:b/>
+          <w:bCs/>
+        </w:rPr>
+        <w:t>Example 2:</w:t>
+      </w:r>
+    </w:p>
+    <w:p>
+      <w:pPr>
+        <w:spacing w:after="0"/>
+      </w:pPr>
+      <w:r>
+        <w:rPr>
+          <w:b/>
+          <w:bCs/>
+        </w:rPr>
+        <w:t>Input:</w:t>
+      </w:r>
+      <w:r>
+        <w:t xml:space="preserve"> words = ["</w:t>
+      </w:r>
+      <w:proofErr w:type="spellStart"/>
+      <w:r>
+        <w:t>cool","lock","cook</w:t>
+      </w:r>
+      <w:proofErr w:type="spellEnd"/>
+      <w:r>
+        <w:t>"]</w:t>
+      </w:r>
+    </w:p>
+    <w:p>
+      <w:pPr>
+        <w:spacing w:after="0"/>
+      </w:pPr>
+      <w:r>
+        <w:rPr>
+          <w:b/>
+          <w:bCs/>
+        </w:rPr>
+        <w:t>Output:</w:t>
+      </w:r>
+      <w:r>
+        <w:t xml:space="preserve"> ["</w:t>
+      </w:r>
+      <w:proofErr w:type="spellStart"/>
+      <w:r>
+        <w:t>c","o</w:t>
+      </w:r>
+      <w:proofErr w:type="spellEnd"/>
+      <w:r>
+        <w:t>"]</w:t>
+      </w:r>
+    </w:p>
+    <w:p>
+      <w:r>
+        <w:t> </w:t>
+      </w:r>
+    </w:p>
+    <w:p>
+      <w:pPr>
+        <w:spacing w:after="0"/>
+      </w:pPr>
+      <w:r>
+        <w:t xml:space="preserve"> def </w:t>
+      </w:r>
+      <w:proofErr w:type="spellStart"/>
+      <w:proofErr w:type="gramStart"/>
+      <w:r>
+        <w:t>commonChars</w:t>
+      </w:r>
+      <w:proofErr w:type="spellEnd"/>
+      <w:r>
+        <w:t>(</w:t>
+      </w:r>
+      <w:proofErr w:type="gramEnd"/>
+      <w:r>
+        <w:t>self, words):</w:t>
+      </w:r>
+    </w:p>
+    <w:p>
+      <w:pPr>
+        <w:spacing w:after="0"/>
+      </w:pPr>
+      <w:r>
+        <w:t>        """</w:t>
+      </w:r>
+    </w:p>
+    <w:p>
+      <w:pPr>
+        <w:spacing w:after="0"/>
+      </w:pPr>
+      <w:r>
+        <w:lastRenderedPageBreak/>
+        <w:t xml:space="preserve">        </w:t>
+      </w:r>
+      <w:proofErr w:type="gramStart"/>
+      <w:r>
+        <w:t>:type</w:t>
+      </w:r>
+      <w:proofErr w:type="gramEnd"/>
+      <w:r>
+        <w:t xml:space="preserve"> words: List[str]</w:t>
+      </w:r>
+    </w:p>
+    <w:p>
+      <w:pPr>
+        <w:spacing w:after="0"/>
+      </w:pPr>
+      <w:r>
+        <w:t xml:space="preserve">        </w:t>
+      </w:r>
+      <w:proofErr w:type="gramStart"/>
+      <w:r>
+        <w:t>:</w:t>
+      </w:r>
+      <w:proofErr w:type="spellStart"/>
+      <w:r>
+        <w:t>rtype</w:t>
+      </w:r>
+      <w:proofErr w:type="spellEnd"/>
+      <w:proofErr w:type="gramEnd"/>
+      <w:r>
+        <w:t>: List[str]</w:t>
+      </w:r>
+    </w:p>
+    <w:p>
+      <w:pPr>
+        <w:spacing w:after="0"/>
+      </w:pPr>
+      <w:r>
+        <w:t>        """</w:t>
+      </w:r>
+    </w:p>
+    <w:p>
+      <w:pPr>
+        <w:spacing w:after="0"/>
+      </w:pPr>
+      <w:r>
+        <w:t xml:space="preserve">        </w:t>
+      </w:r>
+      <w:proofErr w:type="spellStart"/>
+      <w:r>
+        <w:t>refhm</w:t>
+      </w:r>
+      <w:proofErr w:type="spellEnd"/>
+      <w:r>
+        <w:t>=</w:t>
+      </w:r>
+      <w:proofErr w:type="spellStart"/>
+      <w:r>
+        <w:t>defaultdict</w:t>
+      </w:r>
+      <w:proofErr w:type="spellEnd"/>
+      <w:r>
+        <w:t>(int)</w:t>
+      </w:r>
+    </w:p>
+    <w:p>
+      <w:pPr>
+        <w:spacing w:after="0"/>
+      </w:pPr>
+    </w:p>
+    <w:p>
+      <w:pPr>
+        <w:spacing w:after="0"/>
+      </w:pPr>
+      <w:r>
+        <w:t xml:space="preserve">        for </w:t>
+      </w:r>
+      <w:proofErr w:type="spellStart"/>
+      <w:r>
+        <w:t>ch</w:t>
+      </w:r>
+      <w:proofErr w:type="spellEnd"/>
+      <w:r>
+        <w:t xml:space="preserve"> in </w:t>
+      </w:r>
+      <w:proofErr w:type="gramStart"/>
+      <w:r>
+        <w:t>words[</w:t>
+      </w:r>
+      <w:proofErr w:type="gramEnd"/>
+      <w:r>
+        <w:t>0]:</w:t>
+      </w:r>
+    </w:p>
+    <w:p>
+      <w:pPr>
+        <w:spacing w:after="0"/>
+      </w:pPr>
+      <w:r>
+        <w:t xml:space="preserve">            </w:t>
+      </w:r>
+      <w:proofErr w:type="spellStart"/>
+      <w:r>
+        <w:t>refhm</w:t>
+      </w:r>
+      <w:proofErr w:type="spellEnd"/>
+      <w:r>
+        <w:t>[</w:t>
+      </w:r>
+      <w:proofErr w:type="spellStart"/>
+      <w:r>
+        <w:t>ch</w:t>
+      </w:r>
+      <w:proofErr w:type="spellEnd"/>
+      <w:r>
+        <w:t>]+=1</w:t>
+      </w:r>
+    </w:p>
+    <w:p>
+      <w:pPr>
+        <w:spacing w:after="0"/>
+      </w:pPr>
+    </w:p>
+    <w:p>
+      <w:pPr>
+        <w:spacing w:after="0"/>
+      </w:pPr>
+      <w:r>
+        <w:t>        for word in words:</w:t>
+      </w:r>
+    </w:p>
+    <w:p>
+      <w:pPr>
+        <w:spacing w:after="0"/>
+      </w:pPr>
+      <w:r>
+        <w:t xml:space="preserve">            </w:t>
+      </w:r>
+      <w:proofErr w:type="spellStart"/>
+      <w:r>
+        <w:t>curhm</w:t>
+      </w:r>
+      <w:proofErr w:type="spellEnd"/>
+      <w:r>
+        <w:t>=</w:t>
+      </w:r>
+      <w:proofErr w:type="spellStart"/>
+      <w:r>
+        <w:t>defaultdict</w:t>
+      </w:r>
+      <w:proofErr w:type="spellEnd"/>
+      <w:r>
+        <w:t>(int)</w:t>
+      </w:r>
+    </w:p>
+    <w:p>
+      <w:pPr>
+        <w:spacing w:after="0"/>
+      </w:pPr>
+      <w:r>
+        <w:t xml:space="preserve">            for </w:t>
+      </w:r>
+      <w:proofErr w:type="spellStart"/>
+      <w:r>
+        <w:t>ch</w:t>
+      </w:r>
+      <w:proofErr w:type="spellEnd"/>
+      <w:r>
+        <w:t xml:space="preserve"> in word:</w:t>
+      </w:r>
+    </w:p>
+    <w:p>
+      <w:pPr>
+        <w:spacing w:after="0"/>
+      </w:pPr>
+      <w:r>
+        <w:t xml:space="preserve">                </w:t>
+      </w:r>
+      <w:proofErr w:type="spellStart"/>
+      <w:r>
+        <w:t>curhm</w:t>
+      </w:r>
+      <w:proofErr w:type="spellEnd"/>
+      <w:r>
+        <w:t>[</w:t>
+      </w:r>
+      <w:proofErr w:type="spellStart"/>
+      <w:r>
+        <w:t>ch</w:t>
+      </w:r>
+      <w:proofErr w:type="spellEnd"/>
+      <w:r>
+        <w:t>]+=1</w:t>
+      </w:r>
+    </w:p>
+    <w:p>
+      <w:pPr>
+        <w:spacing w:after="0"/>
+      </w:pPr>
+    </w:p>
+    <w:p>
+      <w:pPr>
+        <w:spacing w:after="0"/>
+      </w:pPr>
+      <w:r>
+        <w:t xml:space="preserve">            for </w:t>
+      </w:r>
+      <w:proofErr w:type="spellStart"/>
+      <w:r>
+        <w:t>ch</w:t>
+      </w:r>
+      <w:proofErr w:type="spellEnd"/>
+      <w:r>
+        <w:t xml:space="preserve"> in refhm:</w:t>
+      </w:r>
+    </w:p>
+    <w:p>
+      <w:pPr>
+        <w:spacing w:after="0"/>
+      </w:pPr>
+      <w:r>
+        <w:t xml:space="preserve">                </w:t>
+      </w:r>
+      <w:proofErr w:type="spellStart"/>
+      <w:r>
+        <w:t>refhm</w:t>
+      </w:r>
+      <w:proofErr w:type="spellEnd"/>
+      <w:r>
+        <w:t>[</w:t>
+      </w:r>
+      <w:proofErr w:type="spellStart"/>
+      <w:r>
+        <w:t>ch</w:t>
+      </w:r>
+      <w:proofErr w:type="spellEnd"/>
+      <w:r>
+        <w:t>]=min(</w:t>
+      </w:r>
+      <w:proofErr w:type="spellStart"/>
+      <w:r>
+        <w:t>refhm</w:t>
+      </w:r>
+      <w:proofErr w:type="spellEnd"/>
+      <w:r>
+        <w:t>[</w:t>
+      </w:r>
+      <w:proofErr w:type="spellStart"/>
+      <w:r>
+        <w:t>ch</w:t>
+      </w:r>
+      <w:proofErr w:type="spellEnd"/>
+      <w:proofErr w:type="gramStart"/>
+      <w:r>
+        <w:t>],</w:t>
+      </w:r>
+      <w:proofErr w:type="spellStart"/>
+      <w:r>
+        <w:t>curhm</w:t>
+      </w:r>
+      <w:proofErr w:type="spellEnd"/>
+      <w:proofErr w:type="gramEnd"/>
+      <w:r>
+        <w:t>[</w:t>
+      </w:r>
+      <w:proofErr w:type="spellStart"/>
+      <w:r>
+        <w:t>ch</w:t>
+      </w:r>
+      <w:proofErr w:type="spellEnd"/>
+      <w:r>
+        <w:t xml:space="preserve">])   </w:t>
+      </w:r>
+    </w:p>
+    <w:p>
+      <w:pPr>
+        <w:spacing w:after="0"/>
+      </w:pPr>
+      <w:r>
+        <w:t xml:space="preserve">        </w:t>
+      </w:r>
+      <w:proofErr w:type="spellStart"/>
+      <w:r>
+        <w:t>ans</w:t>
+      </w:r>
+      <w:proofErr w:type="spellEnd"/>
+      <w:proofErr w:type="gramStart"/>
+      <w:r>
+        <w:t>=[</w:t>
+      </w:r>
+      <w:proofErr w:type="gramEnd"/>
+      <w:r>
+        <w:t>]</w:t>
+      </w:r>
+    </w:p>
+    <w:p>
+      <w:pPr>
+        <w:spacing w:after="0"/>
+      </w:pPr>
+      <w:r>
+        <w:t xml:space="preserve">        for </w:t>
+      </w:r>
+      <w:proofErr w:type="spellStart"/>
+      <w:r>
+        <w:t>ch</w:t>
+      </w:r>
+      <w:proofErr w:type="spellEnd"/>
+      <w:r>
+        <w:t xml:space="preserve"> in refhm:</w:t>
+      </w:r>
+    </w:p>
+    <w:p>
+      <w:pPr>
+        <w:spacing w:after="0"/>
+      </w:pPr>
+      <w:r>
+        <w:t>            for _ in range(</w:t>
+      </w:r>
+      <w:proofErr w:type="spellStart"/>
+      <w:r>
+        <w:t>refhm</w:t>
+      </w:r>
+      <w:proofErr w:type="spellEnd"/>
+      <w:r>
+        <w:t>[</w:t>
+      </w:r>
+      <w:proofErr w:type="spellStart"/>
+      <w:r>
+        <w:t>ch</w:t>
+      </w:r>
+      <w:proofErr w:type="spellEnd"/>
+      <w:r>
+        <w:t>]):</w:t>
+      </w:r>
+    </w:p>
+    <w:p>
+      <w:pPr>
+        <w:spacing w:after="0"/>
+      </w:pPr>
+      <w:r>
+        <w:t xml:space="preserve">                </w:t>
+      </w:r>
+      <w:proofErr w:type="spellStart"/>
+      <w:proofErr w:type="gramStart"/>
+      <w:r>
+        <w:t>ans.append</w:t>
+      </w:r>
+      <w:proofErr w:type="spellEnd"/>
+      <w:proofErr w:type="gramEnd"/>
+      <w:r>
+        <w:t>(</w:t>
+      </w:r>
+      <w:proofErr w:type="spellStart"/>
+      <w:r>
+        <w:t>ch</w:t>
+      </w:r>
+      <w:proofErr w:type="spellEnd"/>
+      <w:r>
+        <w:t>)</w:t>
+      </w:r>
+    </w:p>
+    <w:p>
+      <w:pPr>
+        <w:spacing w:after="0"/>
+      </w:pPr>
+    </w:p>
+    <w:p>
+      <w:pPr>
+        <w:spacing w:after="0"/>
+      </w:pPr>
+      <w:r>
+        <w:t xml:space="preserve">        return </w:t>
+      </w:r>
+      <w:proofErr w:type="spellStart"/>
+      <w:r>
+        <w:t>ans</w:t>
+      </w:r>
+      <w:proofErr w:type="spellEnd"/>
+      <w:r>
+        <w:t xml:space="preserve">         </w:t>
+      </w:r>
+    </w:p>
+    <w:p>
+      <w:pPr>
+        <w:spacing w:after="0"/>
+      </w:pPr>
+    </w:p>
+    <w:p>
+      <w:pPr>
+        <w:spacing w:after="0"/>
+      </w:pPr>
+    </w:p>
+    <w:p>
+      <w:pPr>
+        <w:pStyle w:val="Heading3"/>
+      </w:pPr>
+      <w:r>
+        <w:t>14</w:t>
+      </w:r>
+      <w:r>
+        <w:t>]</w:t>
+      </w:r>
+      <w:r>
+        <w:t xml:space="preserve"> </w:t>
+      </w:r>
+      <w:hyperlink r:id="rId14" w:history="1">
+        <w:r>
+          <w:rPr>
+            <w:rStyle w:val="Hyperlink"/>
+            <w:b/>
+            <w:bCs/>
+          </w:rPr>
+          <w:t> Longest Consecutive Sequence</w:t>
+        </w:r>
+      </w:hyperlink>
+    </w:p>
+    <w:p/>
+    <w:p>
+      <w:r>
+        <w:t>Given an unsorted array of integers </w:t>
+      </w:r>
+      <w:proofErr w:type="spellStart"/>
+      <w:r>
+        <w:t>nums</w:t>
+      </w:r>
+      <w:proofErr w:type="spellEnd"/>
+      <w:r>
+        <w:t>, return </w:t>
+      </w:r>
+      <w:r>
+        <w:rPr>
+          <w:i/>
+          <w:iCs/>
+        </w:rPr>
+        <w:t>the length of the longest consecutive elements sequence.</w:t>
+      </w:r>
+    </w:p>
+    <w:p>
+      <w:r>
+        <w:t>You must write an algorithm that runs in O(n) time.</w:t>
+      </w:r>
+    </w:p>
+    <w:p>
+      <w:r>
+        <w:t> </w:t>
+      </w:r>
+    </w:p>
+    <w:p>
+      <w:r>
+        <w:rPr>
+          <w:b/>
+          <w:bCs/>
+        </w:rPr>
+        <w:t>Example 1:</w:t>
+      </w:r>
+    </w:p>
+    <w:p>
+      <w:r>
+        <w:rPr>
+          <w:b/>
+          <w:bCs/>
+        </w:rPr>
+        <w:t>Input:</w:t>
+      </w:r>
+      <w:r>
+        <w:t xml:space="preserve"> </w:t>
+      </w:r>
+      <w:proofErr w:type="spellStart"/>
+      <w:r>
+        <w:t>nums</w:t>
+      </w:r>
+      <w:proofErr w:type="spellEnd"/>
+      <w:r>
+        <w:t xml:space="preserve"> = [100,4,200,1,3,2]</w:t>
+      </w:r>
+    </w:p>
+    <w:p>
+      <w:r>
+        <w:rPr>
+          <w:b/>
+          <w:bCs/>
+        </w:rPr>
+        <w:t>Output:</w:t>
+      </w:r>
+      <w:r>
+        <w:t xml:space="preserve"> 4</w:t>
+      </w:r>
+    </w:p>
+    <w:p>
+      <w:r>
+        <w:rPr>
+          <w:b/>
+          <w:bCs/>
+        </w:rPr>
+        <w:t>Explanation:</w:t>
+      </w:r>
+      <w:r>
+        <w:t xml:space="preserve"> The longest consecutive elements sequence is [1, 2, 3, 4]. </w:t>
+      </w:r>
+      <w:proofErr w:type="gramStart"/>
+      <w:r>
+        <w:t>Therefore</w:t>
+      </w:r>
+      <w:proofErr w:type="gramEnd"/>
+      <w:r>
+        <w:t xml:space="preserve"> its length is 4.</w:t>
+      </w:r>
+    </w:p>
+    <w:p>
+      <w:r>
+        <w:rPr>
+          <w:b/>
+          <w:bCs/>
+        </w:rPr>
+        <w:t>Example 2:</w:t>
+      </w:r>
+    </w:p>
+    <w:p>
+      <w:r>
+        <w:rPr>
+          <w:b/>
+          <w:bCs/>
+        </w:rPr>
+        <w:t>Input:</w:t>
+      </w:r>
+      <w:r>
+        <w:t xml:space="preserve"> </w:t>
+      </w:r>
+      <w:proofErr w:type="spellStart"/>
+      <w:r>
+        <w:t>nums</w:t>
+      </w:r>
+      <w:proofErr w:type="spellEnd"/>
+      <w:r>
+        <w:t xml:space="preserve"> = [0,3,7,2,5,8,4,6,0,1]</w:t>
+      </w:r>
+    </w:p>
+    <w:p>
+      <w:r>
+        <w:rPr>
+          <w:b/>
+          <w:bCs/>
+        </w:rPr>
+        <w:t>Output:</w:t>
+      </w:r>
+      <w:r>
+        <w:t xml:space="preserve"> 9</w:t>
+      </w:r>
+    </w:p>
+    <w:p/>
+    <w:p>
+      <w:pPr>
+        <w:spacing w:after="0"/>
+      </w:pPr>
+      <w:r>
+        <w:t xml:space="preserve">def </w:t>
+      </w:r>
+      <w:proofErr w:type="spellStart"/>
+      <w:proofErr w:type="gramStart"/>
+      <w:r>
+        <w:t>longestConsecutive</w:t>
+      </w:r>
+      <w:proofErr w:type="spellEnd"/>
+      <w:r>
+        <w:t>(</w:t>
+      </w:r>
+      <w:proofErr w:type="gramEnd"/>
+      <w:r>
+        <w:t xml:space="preserve">self, </w:t>
+      </w:r>
+      <w:proofErr w:type="spellStart"/>
+      <w:r>
+        <w:t>nums</w:t>
+      </w:r>
+      <w:proofErr w:type="spellEnd"/>
+      <w:r>
+        <w:t>):</w:t>
+      </w:r>
+    </w:p>
+    <w:p>
+      <w:pPr>
+        <w:spacing w:after="0"/>
+      </w:pPr>
+      <w:r>
+        <w:t>        """</w:t>
+      </w:r>
+    </w:p>
+    <w:p>
+      <w:pPr>
+        <w:spacing w:after="0"/>
+      </w:pPr>
+      <w:r>
+        <w:t xml:space="preserve">        </w:t>
+      </w:r>
+      <w:proofErr w:type="gramStart"/>
+      <w:r>
+        <w:t>:type</w:t>
+      </w:r>
+      <w:proofErr w:type="gramEnd"/>
+      <w:r>
+        <w:t xml:space="preserve"> </w:t>
+      </w:r>
+      <w:proofErr w:type="spellStart"/>
+      <w:r>
+        <w:t>nums</w:t>
+      </w:r>
+      <w:proofErr w:type="spellEnd"/>
+      <w:r>
+        <w:t>: List[int]</w:t>
+      </w:r>
+    </w:p>
+    <w:p>
+      <w:pPr>
+        <w:spacing w:after="0"/>
+      </w:pPr>
+      <w:r>
+        <w:t xml:space="preserve">        </w:t>
+      </w:r>
+      <w:proofErr w:type="gramStart"/>
+      <w:r>
+        <w:t>:</w:t>
+      </w:r>
+      <w:proofErr w:type="spellStart"/>
+      <w:r>
+        <w:t>rtype</w:t>
+      </w:r>
+      <w:proofErr w:type="spellEnd"/>
+      <w:proofErr w:type="gramEnd"/>
+      <w:r>
+        <w:t>: int</w:t>
+      </w:r>
+    </w:p>
+    <w:p>
+      <w:pPr>
+        <w:spacing w:after="0"/>
+      </w:pPr>
+      <w:r>
+        <w:t>        """</w:t>
+      </w:r>
+    </w:p>
+    <w:p>
+      <w:pPr>
+        <w:spacing w:after="0"/>
+      </w:pPr>
+    </w:p>
+    <w:p>
+      <w:pPr>
+        <w:spacing w:after="0"/>
+      </w:pPr>
+      <w:r>
+        <w:t xml:space="preserve">        """if not </w:t>
+      </w:r>
+      <w:proofErr w:type="spellStart"/>
+      <w:r>
+        <w:t>nums</w:t>
+      </w:r>
+      <w:proofErr w:type="spellEnd"/>
+      <w:r>
+        <w:t>:</w:t>
+      </w:r>
+    </w:p>
+    <w:p>
+      <w:pPr>
+        <w:spacing w:after="0"/>
+      </w:pPr>
+      <w:r>
+        <w:lastRenderedPageBreak/>
+        <w:t>            return 0   improves complexity (not really)"""</w:t>
+      </w:r>
+    </w:p>
+    <w:p>
+      <w:pPr>
+        <w:spacing w:after="0"/>
+      </w:pPr>
+    </w:p>
+    <w:p>
+      <w:pPr>
+        <w:spacing w:after="0"/>
+      </w:pPr>
+      <w:r>
+        <w:t xml:space="preserve">        </w:t>
+      </w:r>
+      <w:proofErr w:type="spellStart"/>
+      <w:r>
+        <w:t>numSet</w:t>
+      </w:r>
+      <w:proofErr w:type="spellEnd"/>
+      <w:r>
+        <w:t>=set(</w:t>
+      </w:r>
+      <w:proofErr w:type="spellStart"/>
+      <w:r>
+        <w:t>nums</w:t>
+      </w:r>
+      <w:proofErr w:type="spellEnd"/>
+      <w:r>
+        <w:t>)</w:t>
+      </w:r>
+    </w:p>
+    <w:p>
+      <w:pPr>
+        <w:spacing w:after="0"/>
+      </w:pPr>
+      <w:r>
+        <w:t>        longest=0</w:t>
+      </w:r>
+    </w:p>
+    <w:p>
+      <w:pPr>
+        <w:spacing w:after="0"/>
+      </w:pPr>
+      <w:r>
+        <w:t>        seen</w:t>
+      </w:r>
+      <w:proofErr w:type="gramStart"/>
+      <w:r>
+        <w:t>=(</w:t>
+      </w:r>
+      <w:proofErr w:type="gramEnd"/>
+      <w:r>
+        <w:t>)</w:t>
+      </w:r>
+    </w:p>
+    <w:p>
+      <w:pPr>
+        <w:spacing w:after="0"/>
+      </w:pPr>
+      <w:r>
+        <w:t xml:space="preserve">        for </w:t>
+      </w:r>
+      <w:proofErr w:type="spellStart"/>
+      <w:r>
+        <w:t>num</w:t>
+      </w:r>
+      <w:proofErr w:type="spellEnd"/>
+      <w:r>
+        <w:t xml:space="preserve"> in </w:t>
+      </w:r>
+      <w:proofErr w:type="spellStart"/>
+      <w:r>
+        <w:t>numSet</w:t>
+      </w:r>
+      <w:proofErr w:type="spellEnd"/>
+      <w:r>
+        <w:t>:</w:t>
+      </w:r>
+    </w:p>
+    <w:p>
+      <w:pPr>
+        <w:spacing w:after="0"/>
+      </w:pPr>
+      <w:r>
+        <w:t xml:space="preserve">            if (num-1) not in </w:t>
+      </w:r>
+      <w:proofErr w:type="spellStart"/>
+      <w:r>
+        <w:t>numSet</w:t>
+      </w:r>
+      <w:proofErr w:type="spellEnd"/>
+      <w:r>
+        <w:t>:</w:t>
+      </w:r>
+    </w:p>
+    <w:p>
+      <w:pPr>
+        <w:spacing w:after="0"/>
+      </w:pPr>
+      <w:r>
+        <w:t>                length=0</w:t>
+      </w:r>
+    </w:p>
+    <w:p>
+      <w:pPr>
+        <w:spacing w:after="0"/>
+      </w:pPr>
+      <w:r>
+        <w:t>                while (</w:t>
+      </w:r>
+      <w:proofErr w:type="spellStart"/>
+      <w:r>
+        <w:t>num+length</w:t>
+      </w:r>
+      <w:proofErr w:type="spellEnd"/>
+      <w:r>
+        <w:t xml:space="preserve">) in </w:t>
+      </w:r>
+      <w:proofErr w:type="spellStart"/>
+      <w:r>
+        <w:t>numSet</w:t>
+      </w:r>
+      <w:proofErr w:type="spellEnd"/>
+      <w:r>
+        <w:t>:</w:t>
+      </w:r>
+    </w:p>
+    <w:p>
+      <w:pPr>
+        <w:spacing w:after="0"/>
+      </w:pPr>
+      <w:r>
+        <w:t>                    length+=1</w:t>
+      </w:r>
+    </w:p>
+    <w:p>
+      <w:pPr>
+        <w:spacing w:after="0"/>
+      </w:pPr>
+      <w:r>
+        <w:t>                longest=max(</w:t>
+      </w:r>
+      <w:proofErr w:type="spellStart"/>
+      <w:proofErr w:type="gramStart"/>
+      <w:r>
+        <w:t>longest,length</w:t>
+      </w:r>
+      <w:proofErr w:type="spellEnd"/>
+      <w:proofErr w:type="gramEnd"/>
+      <w:r>
+        <w:t>)</w:t>
+      </w:r>
+    </w:p>
+    <w:p>
+      <w:pPr>
+        <w:spacing w:after="0"/>
+      </w:pPr>
+    </w:p>
+    <w:p>
+      <w:pPr>
+        <w:spacing w:after="0"/>
+      </w:pPr>
+      <w:r>
+        <w:t xml:space="preserve">        return longest </w:t>
+      </w:r>
+    </w:p>
+    <w:p>
+      <w:pPr>
+        <w:spacing w:after="0"/>
+      </w:pPr>
+    </w:p>
+    <w:p>
+      <w:pPr>
+        <w:spacing w:after="0"/>
+      </w:pPr>
+    </w:p>
+    <w:p>
+      <w:pPr>
+        <w:pStyle w:val="Heading3"/>
+      </w:pPr>
+      <w:r>
+        <w:t>15]XOR</w:t>
+      </w:r>
+    </w:p>
+    <w:p>
+      <w:pPr>
+        <w:spacing w:after="0"/>
+      </w:pPr>
+    </w:p>
+    <w:p>
+      <w:pPr>
+        <w:spacing w:after="0"/>
+      </w:pPr>
+      <w:r>
+        <w:drawing>
+          <wp:inline distT="0" distB="0" distL="0" distR="0" wp14:anchorId="35E0C18E" wp14:editId="6D4887F3">
+            <wp:extent cx="5731510" cy="3869690"/>
+            <wp:effectExtent l="0" t="0" r="2540" b="0"/>
+            <wp:docPr id="449660671" name="Picture 2"/>
+            <wp:cNvGraphicFramePr>
+              <a:graphicFrameLocks xmlns:a="http://schemas.openxmlformats.org/drawingml/2006/main" noChangeAspect="1"/>
+            </wp:cNvGraphicFramePr>
+            <a:graphic xmlns:a="http://schemas.openxmlformats.org/drawingml/2006/main">
+              <a:graphicData uri="http://schemas.openxmlformats.org/drawingml/2006/picture">
+                <pic:pic xmlns:pic="http://schemas.openxmlformats.org/drawingml/2006/picture">
+                  <pic:nvPicPr>
+                    <pic:cNvPr id="0" name="Picture 6"/>
+                    <pic:cNvPicPr>
+                      <a:picLocks noChangeAspect="1" noChangeArrowheads="1"/>
+                    </pic:cNvPicPr>
+                  </pic:nvPicPr>
+                  <pic:blipFill>
+                    <a:blip r:embed="rId15">
+                      <a:extLst>
+                        <a:ext uri="{28A0092B-C50C-407E-A947-70E740481C1C}">
+                          <a14:useLocalDpi xmlns:a14="http://schemas.microsoft.com/office/drawing/2010/main" val="0"/>
+                        </a:ext>
+                      </a:extLst>
+                    </a:blip>
+                    <a:srcRect/>
+                    <a:stretch>
+                      <a:fillRect/>
+                    </a:stretch>
+                  </pic:blipFill>
+                  <pic:spPr bwMode="auto">
+                    <a:xfrm>
+                      <a:off x="0" y="0"/>
+                      <a:ext cx="5731510" cy="3869690"/>
+                    </a:xfrm>
+                    <a:prstGeom prst="rect">
+                      <a:avLst/>
+                    </a:prstGeom>
+                    <a:noFill/>
+                    <a:ln>
+                      <a:noFill/>
+                    </a:ln>
+                  </pic:spPr>
+                </pic:pic>
+              </a:graphicData>
+            </a:graphic>
+          </wp:inline>
+        </w:drawing>
+      </w:r>
+    </w:p>
+    <w:p>
+      <w:pPr>
+        <w:spacing w:after="0"/>
+      </w:pPr>
+    </w:p>
+    <w:p/>
+    <w:p>
+      <w:pPr>
+        <w:pStyle w:val="Heading3"/>
+      </w:pPr>
+      <w:r>
+        <w:t>16]valid anagram</w:t>
+      </w:r>
+    </w:p>
+    <w:p/>
     <w:sectPr>
       <w:pgSz w:w="11906" w:h="16838"/>
       <w:pgMar w:top="709" w:right="1440" w:bottom="993" w:left="1440" w:header="708" w:footer="708" w:gutter="0"/>
@@ -6151,7 +8891,6 @@
     <w:next w:val="Normal"/>
     <w:link w:val="Heading4Char"/>
     <w:uiPriority w:val="9"/>
-    <w:semiHidden/>
     <w:unhideWhenUsed/>
     <w:qFormat/>
     <w:rsid w:val="005C74D3"/>
@@ -6347,7 +9086,6 @@
     <w:basedOn w:val="DefaultParagraphFont"/>
     <w:link w:val="Heading4"/>
     <w:uiPriority w:val="9"/>
-    <w:semiHidden/>
     <w:rsid w:val="005C74D3"/>
     <w:rPr>
       <w:rFonts w:eastAsiaTheme="majorEastAsia" w:cstheme="majorBidi"/>
@@ -6625,6 +9363,18 @@
     <w:rPr>
       <w:color w:val="605E5C"/>
       <w:shd w:val="clear" w:color="auto" w:fill="E1DFDD"/>
+    </w:rPr>
+  </w:style>
+  <w:style w:type="character" w:styleId="FollowedHyperlink">
+    <w:name w:val="FollowedHyperlink"/>
+    <w:basedOn w:val="DefaultParagraphFont"/>
+    <w:uiPriority w:val="99"/>
+    <w:semiHidden/>
+    <w:unhideWhenUsed/>
+    <w:rsid w:val="002978C6"/>
+    <w:rPr>
+      <w:color w:val="954F72" w:themeColor="followedHyperlink"/>
+      <w:u w:val="single"/>
     </w:rPr>
   </w:style>
 </w:styles>

--- a/beginner dsa/st4 hash_prefix_suffix.docx
+++ b/beginner dsa/st4 hash_prefix_suffix.docx
@@ -363,13 +363,8 @@
     <w:p/>
     <w:p>
       <w:r>
-        <w:t xml:space="preserve">from collections import </w:t>
-      </w:r>
-      <w:proofErr w:type="spellStart"/>
-      <w:r>
-        <w:t>defaultdict</w:t>
-      </w:r>
-      <w:proofErr w:type="spellEnd"/>
+        <w:t>from collections import defaultdict</w:t>
+      </w:r>
     </w:p>
     <w:p/>
     <w:p>
@@ -417,15 +412,7 @@
       </w:r>
       <w:proofErr w:type="spellEnd"/>
       <w:r>
-        <w:t xml:space="preserve"> = </w:t>
-      </w:r>
-      <w:proofErr w:type="spellStart"/>
-      <w:r>
-        <w:t>defaultdict</w:t>
-      </w:r>
-      <w:proofErr w:type="spellEnd"/>
-      <w:r>
-        <w:t>(int)</w:t>
+        <w:t xml:space="preserve"> = defaultdict(int)</w:t>
       </w:r>
     </w:p>
     <w:p>
@@ -1198,15 +1185,7 @@
         <w:contextualSpacing/>
       </w:pPr>
       <w:r>
-        <w:t xml:space="preserve">    for j in range(</w:t>
-      </w:r>
-      <w:proofErr w:type="spellStart"/>
-      <w:r>
-        <w:t>len</w:t>
-      </w:r>
-      <w:proofErr w:type="spellEnd"/>
-      <w:r>
-        <w:t>(b)):</w:t>
+        <w:t xml:space="preserve">    for j in range(len(b)):</w:t>
       </w:r>
     </w:p>
     <w:p>
@@ -1598,15 +1577,7 @@
         <w:contextualSpacing/>
       </w:pPr>
       <w:r>
-        <w:t xml:space="preserve">    prefix = [0] * (</w:t>
-      </w:r>
-      <w:proofErr w:type="spellStart"/>
-      <w:r>
-        <w:t>len</w:t>
-      </w:r>
-      <w:proofErr w:type="spellEnd"/>
-      <w:r>
-        <w:t>(</w:t>
+        <w:t xml:space="preserve">    prefix = [0] * (len(</w:t>
       </w:r>
       <w:proofErr w:type="spellStart"/>
       <w:r>
@@ -1631,15 +1602,7 @@
       </w:r>
       <w:proofErr w:type="gramEnd"/>
       <w:r>
-        <w:t xml:space="preserve">1, </w:t>
-      </w:r>
-      <w:proofErr w:type="spellStart"/>
-      <w:r>
-        <w:t>len</w:t>
-      </w:r>
-      <w:proofErr w:type="spellEnd"/>
-      <w:r>
-        <w:t>(</w:t>
+        <w:t>1, len(</w:t>
       </w:r>
       <w:proofErr w:type="spellStart"/>
       <w:r>
@@ -2299,13 +2262,8 @@
         <w:contextualSpacing/>
       </w:pPr>
       <w:r>
-        <w:t xml:space="preserve">    from collections import </w:t>
-      </w:r>
-      <w:proofErr w:type="spellStart"/>
-      <w:r>
-        <w:t>defaultdict</w:t>
-      </w:r>
-      <w:proofErr w:type="spellEnd"/>
+        <w:t xml:space="preserve">    from collections import defaultdict</w:t>
+      </w:r>
     </w:p>
     <w:p>
       <w:pPr>
@@ -2327,15 +2285,7 @@
       </w:r>
       <w:proofErr w:type="spellEnd"/>
       <w:r>
-        <w:t xml:space="preserve"> = </w:t>
-      </w:r>
-      <w:proofErr w:type="spellStart"/>
-      <w:r>
-        <w:t>defaultdict</w:t>
-      </w:r>
-      <w:proofErr w:type="spellEnd"/>
-      <w:r>
-        <w:t>(int)</w:t>
+        <w:t xml:space="preserve"> = defaultdict(int)</w:t>
       </w:r>
     </w:p>
     <w:p>
@@ -4017,357 +3967,726 @@
     </w:p>
     <w:p>
       <w:pPr>
-        <w:spacing w:after="0"/>
-        <w:contextualSpacing/>
-      </w:pPr>
-      <w:r>
+        <w:spacing w:after="0" w:line="240" w:lineRule="auto"/>
+        <w:contextualSpacing/>
+        <w:rPr>
+          <w:b/>
+          <w:bCs/>
+          <w:color w:val="7030A0"/>
+        </w:rPr>
+      </w:pPr>
+      <w:r>
+        <w:rPr>
+          <w:b/>
+          <w:bCs/>
+          <w:color w:val="7030A0"/>
+        </w:rPr>
         <w:t xml:space="preserve">def </w:t>
       </w:r>
       <w:proofErr w:type="spellStart"/>
       <w:proofErr w:type="gramStart"/>
       <w:r>
+        <w:rPr>
+          <w:b/>
+          <w:bCs/>
+          <w:color w:val="7030A0"/>
+        </w:rPr>
         <w:t>isAnagram</w:t>
       </w:r>
       <w:proofErr w:type="spellEnd"/>
       <w:r>
+        <w:rPr>
+          <w:b/>
+          <w:bCs/>
+          <w:color w:val="7030A0"/>
+        </w:rPr>
         <w:t>(</w:t>
       </w:r>
       <w:proofErr w:type="gramEnd"/>
       <w:r>
+        <w:rPr>
+          <w:b/>
+          <w:bCs/>
+          <w:color w:val="7030A0"/>
+        </w:rPr>
         <w:t>s, t):</w:t>
       </w:r>
     </w:p>
     <w:p>
       <w:pPr>
-        <w:spacing w:after="0"/>
-        <w:contextualSpacing/>
-      </w:pPr>
-      <w:r>
-        <w:t xml:space="preserve">    if </w:t>
-      </w:r>
-      <w:proofErr w:type="spellStart"/>
-      <w:r>
-        <w:t>len</w:t>
-      </w:r>
-      <w:proofErr w:type="spellEnd"/>
-      <w:r>
-        <w:t>(s</w:t>
-      </w:r>
-      <w:proofErr w:type="gramStart"/>
-      <w:r>
+        <w:spacing w:after="0" w:line="240" w:lineRule="auto"/>
+        <w:contextualSpacing/>
+        <w:rPr>
+          <w:b/>
+          <w:bCs/>
+          <w:color w:val="7030A0"/>
+        </w:rPr>
+      </w:pPr>
+      <w:r>
+        <w:rPr>
+          <w:b/>
+          <w:bCs/>
+          <w:color w:val="7030A0"/>
+        </w:rPr>
+        <w:t xml:space="preserve">    if len(s</w:t>
+      </w:r>
+      <w:proofErr w:type="gramStart"/>
+      <w:r>
+        <w:rPr>
+          <w:b/>
+          <w:bCs/>
+          <w:color w:val="7030A0"/>
+        </w:rPr>
         <w:t>) !</w:t>
       </w:r>
       <w:proofErr w:type="gramEnd"/>
       <w:r>
-        <w:t xml:space="preserve">= </w:t>
-      </w:r>
-      <w:proofErr w:type="spellStart"/>
-      <w:r>
-        <w:t>len</w:t>
-      </w:r>
-      <w:proofErr w:type="spellEnd"/>
-      <w:r>
-        <w:t>(t):</w:t>
-      </w:r>
-    </w:p>
-    <w:p>
-      <w:pPr>
-        <w:spacing w:after="0"/>
-        <w:contextualSpacing/>
-      </w:pPr>
-      <w:r>
+        <w:rPr>
+          <w:b/>
+          <w:bCs/>
+          <w:color w:val="7030A0"/>
+        </w:rPr>
+        <w:t>= len(t):</w:t>
+      </w:r>
+    </w:p>
+    <w:p>
+      <w:pPr>
+        <w:spacing w:after="0" w:line="240" w:lineRule="auto"/>
+        <w:contextualSpacing/>
+        <w:rPr>
+          <w:b/>
+          <w:bCs/>
+          <w:color w:val="7030A0"/>
+        </w:rPr>
+      </w:pPr>
+      <w:r>
+        <w:rPr>
+          <w:b/>
+          <w:bCs/>
+          <w:color w:val="7030A0"/>
+        </w:rPr>
         <w:t xml:space="preserve">        return False</w:t>
       </w:r>
     </w:p>
     <w:p>
       <w:pPr>
-        <w:spacing w:after="0"/>
-        <w:contextualSpacing/>
-      </w:pPr>
-    </w:p>
-    <w:p>
-      <w:pPr>
-        <w:spacing w:after="0"/>
-        <w:contextualSpacing/>
-      </w:pPr>
-      <w:r>
+        <w:spacing w:after="0" w:line="240" w:lineRule="auto"/>
+        <w:contextualSpacing/>
+        <w:rPr>
+          <w:b/>
+          <w:bCs/>
+          <w:color w:val="7030A0"/>
+        </w:rPr>
+      </w:pPr>
+    </w:p>
+    <w:p>
+      <w:pPr>
+        <w:spacing w:after="0" w:line="240" w:lineRule="auto"/>
+        <w:contextualSpacing/>
+        <w:rPr>
+          <w:b/>
+          <w:bCs/>
+          <w:color w:val="7030A0"/>
+        </w:rPr>
+      </w:pPr>
+      <w:r>
+        <w:rPr>
+          <w:b/>
+          <w:bCs/>
+          <w:color w:val="7030A0"/>
+        </w:rPr>
         <w:t xml:space="preserve">    </w:t>
       </w:r>
       <w:proofErr w:type="spellStart"/>
       <w:r>
+        <w:rPr>
+          <w:b/>
+          <w:bCs/>
+          <w:color w:val="7030A0"/>
+        </w:rPr>
         <w:t>freq</w:t>
       </w:r>
       <w:proofErr w:type="spellEnd"/>
       <w:r>
+        <w:rPr>
+          <w:b/>
+          <w:bCs/>
+          <w:color w:val="7030A0"/>
+        </w:rPr>
         <w:t xml:space="preserve"> = {}</w:t>
       </w:r>
     </w:p>
     <w:p>
       <w:pPr>
-        <w:spacing w:after="0"/>
-        <w:contextualSpacing/>
-      </w:pPr>
-    </w:p>
-    <w:p>
-      <w:pPr>
-        <w:spacing w:after="0"/>
-        <w:contextualSpacing/>
-      </w:pPr>
-      <w:r>
+        <w:spacing w:after="0" w:line="240" w:lineRule="auto"/>
+        <w:contextualSpacing/>
+        <w:rPr>
+          <w:b/>
+          <w:bCs/>
+          <w:color w:val="7030A0"/>
+        </w:rPr>
+      </w:pPr>
+    </w:p>
+    <w:p>
+      <w:pPr>
+        <w:spacing w:after="0" w:line="240" w:lineRule="auto"/>
+        <w:contextualSpacing/>
+        <w:rPr>
+          <w:b/>
+          <w:bCs/>
+          <w:color w:val="7030A0"/>
+        </w:rPr>
+      </w:pPr>
+      <w:r>
+        <w:rPr>
+          <w:b/>
+          <w:bCs/>
+          <w:color w:val="7030A0"/>
+        </w:rPr>
         <w:t xml:space="preserve">    for </w:t>
       </w:r>
       <w:proofErr w:type="spellStart"/>
       <w:r>
+        <w:rPr>
+          <w:b/>
+          <w:bCs/>
+          <w:color w:val="7030A0"/>
+        </w:rPr>
         <w:t>ch</w:t>
       </w:r>
       <w:proofErr w:type="spellEnd"/>
       <w:r>
+        <w:rPr>
+          <w:b/>
+          <w:bCs/>
+          <w:color w:val="7030A0"/>
+        </w:rPr>
         <w:t xml:space="preserve"> in s:</w:t>
       </w:r>
     </w:p>
     <w:p>
       <w:pPr>
-        <w:spacing w:after="0"/>
-        <w:contextualSpacing/>
-      </w:pPr>
-      <w:r>
+        <w:spacing w:after="0" w:line="240" w:lineRule="auto"/>
+        <w:contextualSpacing/>
+        <w:rPr>
+          <w:b/>
+          <w:bCs/>
+          <w:color w:val="7030A0"/>
+        </w:rPr>
+      </w:pPr>
+      <w:r>
+        <w:rPr>
+          <w:b/>
+          <w:bCs/>
+          <w:color w:val="7030A0"/>
+        </w:rPr>
         <w:t xml:space="preserve">        </w:t>
       </w:r>
       <w:proofErr w:type="spellStart"/>
       <w:r>
+        <w:rPr>
+          <w:b/>
+          <w:bCs/>
+          <w:color w:val="7030A0"/>
+        </w:rPr>
         <w:t>freq</w:t>
       </w:r>
       <w:proofErr w:type="spellEnd"/>
       <w:r>
+        <w:rPr>
+          <w:b/>
+          <w:bCs/>
+          <w:color w:val="7030A0"/>
+        </w:rPr>
         <w:t>[</w:t>
       </w:r>
       <w:proofErr w:type="spellStart"/>
       <w:r>
+        <w:rPr>
+          <w:b/>
+          <w:bCs/>
+          <w:color w:val="7030A0"/>
+        </w:rPr>
         <w:t>ch</w:t>
       </w:r>
       <w:proofErr w:type="spellEnd"/>
       <w:r>
+        <w:rPr>
+          <w:b/>
+          <w:bCs/>
+          <w:color w:val="7030A0"/>
+        </w:rPr>
         <w:t xml:space="preserve">] = </w:t>
       </w:r>
       <w:proofErr w:type="spellStart"/>
       <w:proofErr w:type="gramStart"/>
       <w:r>
+        <w:rPr>
+          <w:b/>
+          <w:bCs/>
+          <w:color w:val="7030A0"/>
+        </w:rPr>
         <w:t>freq.get</w:t>
       </w:r>
       <w:proofErr w:type="spellEnd"/>
       <w:r>
+        <w:rPr>
+          <w:b/>
+          <w:bCs/>
+          <w:color w:val="7030A0"/>
+        </w:rPr>
         <w:t>(</w:t>
       </w:r>
       <w:proofErr w:type="spellStart"/>
       <w:proofErr w:type="gramEnd"/>
       <w:r>
+        <w:rPr>
+          <w:b/>
+          <w:bCs/>
+          <w:color w:val="7030A0"/>
+        </w:rPr>
         <w:t>ch</w:t>
       </w:r>
       <w:proofErr w:type="spellEnd"/>
       <w:r>
+        <w:rPr>
+          <w:b/>
+          <w:bCs/>
+          <w:color w:val="7030A0"/>
+        </w:rPr>
         <w:t>, 0) + 1</w:t>
       </w:r>
     </w:p>
     <w:p>
       <w:pPr>
-        <w:spacing w:after="0"/>
-        <w:contextualSpacing/>
-      </w:pPr>
-    </w:p>
-    <w:p>
-      <w:pPr>
-        <w:spacing w:after="0"/>
-        <w:contextualSpacing/>
-      </w:pPr>
-      <w:r>
+        <w:spacing w:after="0" w:line="240" w:lineRule="auto"/>
+        <w:contextualSpacing/>
+        <w:rPr>
+          <w:b/>
+          <w:bCs/>
+          <w:color w:val="7030A0"/>
+        </w:rPr>
+      </w:pPr>
+    </w:p>
+    <w:p>
+      <w:pPr>
+        <w:spacing w:after="0" w:line="240" w:lineRule="auto"/>
+        <w:contextualSpacing/>
+        <w:rPr>
+          <w:b/>
+          <w:bCs/>
+          <w:color w:val="7030A0"/>
+        </w:rPr>
+      </w:pPr>
+      <w:r>
+        <w:rPr>
+          <w:b/>
+          <w:bCs/>
+          <w:color w:val="7030A0"/>
+        </w:rPr>
         <w:t xml:space="preserve">    for </w:t>
       </w:r>
       <w:proofErr w:type="spellStart"/>
       <w:r>
+        <w:rPr>
+          <w:b/>
+          <w:bCs/>
+          <w:color w:val="7030A0"/>
+        </w:rPr>
         <w:t>ch</w:t>
       </w:r>
       <w:proofErr w:type="spellEnd"/>
       <w:r>
+        <w:rPr>
+          <w:b/>
+          <w:bCs/>
+          <w:color w:val="7030A0"/>
+        </w:rPr>
         <w:t xml:space="preserve"> in t:</w:t>
       </w:r>
     </w:p>
     <w:p>
       <w:pPr>
-        <w:spacing w:after="0"/>
-        <w:contextualSpacing/>
-      </w:pPr>
-      <w:r>
+        <w:spacing w:after="0" w:line="240" w:lineRule="auto"/>
+        <w:contextualSpacing/>
+        <w:rPr>
+          <w:b/>
+          <w:bCs/>
+          <w:color w:val="7030A0"/>
+        </w:rPr>
+      </w:pPr>
+      <w:r>
+        <w:rPr>
+          <w:b/>
+          <w:bCs/>
+          <w:color w:val="7030A0"/>
+        </w:rPr>
         <w:t xml:space="preserve">        if </w:t>
       </w:r>
       <w:proofErr w:type="spellStart"/>
       <w:r>
+        <w:rPr>
+          <w:b/>
+          <w:bCs/>
+          <w:color w:val="7030A0"/>
+        </w:rPr>
         <w:t>ch</w:t>
       </w:r>
       <w:proofErr w:type="spellEnd"/>
       <w:r>
+        <w:rPr>
+          <w:b/>
+          <w:bCs/>
+          <w:color w:val="7030A0"/>
+        </w:rPr>
         <w:t xml:space="preserve"> not in </w:t>
       </w:r>
       <w:proofErr w:type="spellStart"/>
       <w:r>
+        <w:rPr>
+          <w:b/>
+          <w:bCs/>
+          <w:color w:val="7030A0"/>
+        </w:rPr>
         <w:t>freq</w:t>
       </w:r>
       <w:proofErr w:type="spellEnd"/>
       <w:r>
+        <w:rPr>
+          <w:b/>
+          <w:bCs/>
+          <w:color w:val="7030A0"/>
+        </w:rPr>
         <w:t>:</w:t>
       </w:r>
     </w:p>
     <w:p>
       <w:pPr>
-        <w:spacing w:after="0"/>
-        <w:contextualSpacing/>
-      </w:pPr>
-      <w:r>
+        <w:spacing w:after="0" w:line="240" w:lineRule="auto"/>
+        <w:contextualSpacing/>
+        <w:rPr>
+          <w:b/>
+          <w:bCs/>
+          <w:color w:val="7030A0"/>
+        </w:rPr>
+      </w:pPr>
+      <w:r>
+        <w:rPr>
+          <w:b/>
+          <w:bCs/>
+          <w:color w:val="7030A0"/>
+        </w:rPr>
         <w:t xml:space="preserve">            return False</w:t>
       </w:r>
     </w:p>
     <w:p>
       <w:pPr>
-        <w:spacing w:after="0"/>
-        <w:contextualSpacing/>
-      </w:pPr>
-    </w:p>
-    <w:p>
-      <w:pPr>
-        <w:spacing w:after="0"/>
-        <w:contextualSpacing/>
-      </w:pPr>
-      <w:r>
+        <w:spacing w:after="0" w:line="240" w:lineRule="auto"/>
+        <w:contextualSpacing/>
+        <w:rPr>
+          <w:b/>
+          <w:bCs/>
+          <w:color w:val="7030A0"/>
+        </w:rPr>
+      </w:pPr>
+    </w:p>
+    <w:p>
+      <w:pPr>
+        <w:spacing w:after="0" w:line="240" w:lineRule="auto"/>
+        <w:contextualSpacing/>
+        <w:rPr>
+          <w:b/>
+          <w:bCs/>
+          <w:color w:val="7030A0"/>
+        </w:rPr>
+      </w:pPr>
+      <w:r>
+        <w:rPr>
+          <w:b/>
+          <w:bCs/>
+          <w:color w:val="7030A0"/>
+        </w:rPr>
         <w:t xml:space="preserve">        </w:t>
       </w:r>
       <w:proofErr w:type="spellStart"/>
       <w:r>
+        <w:rPr>
+          <w:b/>
+          <w:bCs/>
+          <w:color w:val="7030A0"/>
+        </w:rPr>
         <w:t>freq</w:t>
       </w:r>
       <w:proofErr w:type="spellEnd"/>
       <w:r>
+        <w:rPr>
+          <w:b/>
+          <w:bCs/>
+          <w:color w:val="7030A0"/>
+        </w:rPr>
         <w:t>[</w:t>
       </w:r>
       <w:proofErr w:type="spellStart"/>
       <w:r>
+        <w:rPr>
+          <w:b/>
+          <w:bCs/>
+          <w:color w:val="7030A0"/>
+        </w:rPr>
         <w:t>ch</w:t>
       </w:r>
       <w:proofErr w:type="spellEnd"/>
       <w:r>
+        <w:rPr>
+          <w:b/>
+          <w:bCs/>
+          <w:color w:val="7030A0"/>
+        </w:rPr>
         <w:t>] -= 1</w:t>
       </w:r>
     </w:p>
     <w:p>
       <w:pPr>
-        <w:spacing w:after="0"/>
-        <w:contextualSpacing/>
-      </w:pPr>
-    </w:p>
-    <w:p>
-      <w:pPr>
-        <w:spacing w:after="0"/>
-        <w:contextualSpacing/>
-      </w:pPr>
-      <w:r>
+        <w:spacing w:after="0" w:line="240" w:lineRule="auto"/>
+        <w:contextualSpacing/>
+        <w:rPr>
+          <w:b/>
+          <w:bCs/>
+          <w:color w:val="7030A0"/>
+        </w:rPr>
+      </w:pPr>
+    </w:p>
+    <w:p>
+      <w:pPr>
+        <w:spacing w:after="0" w:line="240" w:lineRule="auto"/>
+        <w:contextualSpacing/>
+        <w:rPr>
+          <w:b/>
+          <w:bCs/>
+          <w:color w:val="7030A0"/>
+        </w:rPr>
+      </w:pPr>
+      <w:r>
+        <w:rPr>
+          <w:b/>
+          <w:bCs/>
+          <w:color w:val="7030A0"/>
+        </w:rPr>
         <w:t xml:space="preserve">        if </w:t>
       </w:r>
       <w:proofErr w:type="spellStart"/>
       <w:r>
+        <w:rPr>
+          <w:b/>
+          <w:bCs/>
+          <w:color w:val="7030A0"/>
+        </w:rPr>
         <w:t>freq</w:t>
       </w:r>
       <w:proofErr w:type="spellEnd"/>
       <w:r>
+        <w:rPr>
+          <w:b/>
+          <w:bCs/>
+          <w:color w:val="7030A0"/>
+        </w:rPr>
         <w:t>[</w:t>
       </w:r>
       <w:proofErr w:type="spellStart"/>
       <w:r>
+        <w:rPr>
+          <w:b/>
+          <w:bCs/>
+          <w:color w:val="7030A0"/>
+        </w:rPr>
         <w:t>ch</w:t>
       </w:r>
       <w:proofErr w:type="spellEnd"/>
       <w:r>
+        <w:rPr>
+          <w:b/>
+          <w:bCs/>
+          <w:color w:val="7030A0"/>
+        </w:rPr>
         <w:t>] &lt; 0:</w:t>
       </w:r>
     </w:p>
     <w:p>
       <w:pPr>
-        <w:spacing w:after="0"/>
-        <w:contextualSpacing/>
-      </w:pPr>
-      <w:r>
+        <w:spacing w:after="0" w:line="240" w:lineRule="auto"/>
+        <w:contextualSpacing/>
+        <w:rPr>
+          <w:b/>
+          <w:bCs/>
+          <w:color w:val="7030A0"/>
+        </w:rPr>
+      </w:pPr>
+      <w:r>
+        <w:rPr>
+          <w:b/>
+          <w:bCs/>
+          <w:color w:val="7030A0"/>
+        </w:rPr>
         <w:t xml:space="preserve">            return False</w:t>
       </w:r>
     </w:p>
     <w:p>
       <w:pPr>
-        <w:spacing w:after="0"/>
-        <w:contextualSpacing/>
-      </w:pPr>
-    </w:p>
-    <w:p>
-      <w:pPr>
-        <w:spacing w:after="0"/>
-        <w:contextualSpacing/>
-      </w:pPr>
-      <w:r>
+        <w:spacing w:after="0" w:line="240" w:lineRule="auto"/>
+        <w:contextualSpacing/>
+        <w:rPr>
+          <w:b/>
+          <w:bCs/>
+          <w:color w:val="7030A0"/>
+        </w:rPr>
+      </w:pPr>
+    </w:p>
+    <w:p>
+      <w:pPr>
+        <w:spacing w:after="0" w:line="240" w:lineRule="auto"/>
+        <w:contextualSpacing/>
+        <w:rPr>
+          <w:b/>
+          <w:bCs/>
+          <w:color w:val="7030A0"/>
+        </w:rPr>
+      </w:pPr>
+      <w:r>
+        <w:rPr>
+          <w:b/>
+          <w:bCs/>
+          <w:color w:val="7030A0"/>
+        </w:rPr>
         <w:t xml:space="preserve">        if </w:t>
       </w:r>
       <w:proofErr w:type="spellStart"/>
       <w:r>
+        <w:rPr>
+          <w:b/>
+          <w:bCs/>
+          <w:color w:val="7030A0"/>
+        </w:rPr>
         <w:t>freq</w:t>
       </w:r>
       <w:proofErr w:type="spellEnd"/>
       <w:r>
+        <w:rPr>
+          <w:b/>
+          <w:bCs/>
+          <w:color w:val="7030A0"/>
+        </w:rPr>
         <w:t>[</w:t>
       </w:r>
       <w:proofErr w:type="spellStart"/>
       <w:r>
+        <w:rPr>
+          <w:b/>
+          <w:bCs/>
+          <w:color w:val="7030A0"/>
+        </w:rPr>
         <w:t>ch</w:t>
       </w:r>
       <w:proofErr w:type="spellEnd"/>
       <w:r>
+        <w:rPr>
+          <w:b/>
+          <w:bCs/>
+          <w:color w:val="7030A0"/>
+        </w:rPr>
         <w:t>] == 0:</w:t>
       </w:r>
     </w:p>
     <w:p>
       <w:pPr>
-        <w:spacing w:after="0"/>
-        <w:contextualSpacing/>
-      </w:pPr>
-      <w:r>
+        <w:spacing w:after="0" w:line="240" w:lineRule="auto"/>
+        <w:contextualSpacing/>
+        <w:rPr>
+          <w:b/>
+          <w:bCs/>
+          <w:color w:val="7030A0"/>
+        </w:rPr>
+      </w:pPr>
+      <w:r>
+        <w:rPr>
+          <w:b/>
+          <w:bCs/>
+          <w:color w:val="7030A0"/>
+        </w:rPr>
         <w:t xml:space="preserve">            del </w:t>
       </w:r>
       <w:proofErr w:type="spellStart"/>
       <w:r>
+        <w:rPr>
+          <w:b/>
+          <w:bCs/>
+          <w:color w:val="7030A0"/>
+        </w:rPr>
         <w:t>freq</w:t>
       </w:r>
       <w:proofErr w:type="spellEnd"/>
       <w:r>
+        <w:rPr>
+          <w:b/>
+          <w:bCs/>
+          <w:color w:val="7030A0"/>
+        </w:rPr>
         <w:t>[</w:t>
       </w:r>
       <w:proofErr w:type="spellStart"/>
       <w:r>
+        <w:rPr>
+          <w:b/>
+          <w:bCs/>
+          <w:color w:val="7030A0"/>
+        </w:rPr>
         <w:t>ch</w:t>
       </w:r>
       <w:proofErr w:type="spellEnd"/>
       <w:r>
+        <w:rPr>
+          <w:b/>
+          <w:bCs/>
+          <w:color w:val="7030A0"/>
+        </w:rPr>
         <w:t>]</w:t>
       </w:r>
     </w:p>
     <w:p>
       <w:pPr>
-        <w:spacing w:after="0"/>
-        <w:contextualSpacing/>
-      </w:pPr>
-    </w:p>
-    <w:p>
-      <w:pPr>
-        <w:spacing w:after="0"/>
-        <w:contextualSpacing/>
-      </w:pPr>
-      <w:r>
+        <w:spacing w:after="0" w:line="240" w:lineRule="auto"/>
+        <w:contextualSpacing/>
+        <w:rPr>
+          <w:b/>
+          <w:bCs/>
+          <w:color w:val="7030A0"/>
+        </w:rPr>
+      </w:pPr>
+    </w:p>
+    <w:p>
+      <w:pPr>
+        <w:spacing w:after="0" w:line="240" w:lineRule="auto"/>
+        <w:contextualSpacing/>
+        <w:rPr>
+          <w:b/>
+          <w:bCs/>
+          <w:color w:val="7030A0"/>
+        </w:rPr>
+      </w:pPr>
+      <w:r>
+        <w:rPr>
+          <w:b/>
+          <w:bCs/>
+          <w:color w:val="7030A0"/>
+        </w:rPr>
         <w:t xml:space="preserve">    return not </w:t>
       </w:r>
       <w:proofErr w:type="spellStart"/>
       <w:r>
+        <w:rPr>
+          <w:b/>
+          <w:bCs/>
+          <w:color w:val="7030A0"/>
+        </w:rPr>
         <w:t>freq</w:t>
       </w:r>
       <w:proofErr w:type="spellEnd"/>
@@ -4889,16 +5208,36 @@
       <w:pPr>
         <w:spacing w:after="0"/>
         <w:contextualSpacing/>
-      </w:pPr>
-      <w:r>
+        <w:rPr>
+          <w:b/>
+          <w:bCs/>
+          <w:color w:val="7030A0"/>
+        </w:rPr>
+      </w:pPr>
+      <w:r>
+        <w:rPr>
+          <w:b/>
+          <w:bCs/>
+          <w:color w:val="7030A0"/>
+        </w:rPr>
         <w:t xml:space="preserve">def </w:t>
       </w:r>
       <w:proofErr w:type="spellStart"/>
       <w:r>
+        <w:rPr>
+          <w:b/>
+          <w:bCs/>
+          <w:color w:val="7030A0"/>
+        </w:rPr>
         <w:t>max_subarray_sum</w:t>
       </w:r>
       <w:proofErr w:type="spellEnd"/>
       <w:r>
+        <w:rPr>
+          <w:b/>
+          <w:bCs/>
+          <w:color w:val="7030A0"/>
+        </w:rPr>
         <w:t>(b):</w:t>
       </w:r>
     </w:p>
@@ -4906,25 +5245,37 @@
       <w:pPr>
         <w:spacing w:after="0"/>
         <w:contextualSpacing/>
-      </w:pPr>
-      <w:r>
-        <w:t xml:space="preserve">    n = </w:t>
-      </w:r>
-      <w:proofErr w:type="spellStart"/>
-      <w:r>
-        <w:t>len</w:t>
-      </w:r>
-      <w:proofErr w:type="spellEnd"/>
-      <w:r>
-        <w:t>(b) - 1</w:t>
-      </w:r>
-    </w:p>
-    <w:p>
-      <w:pPr>
-        <w:spacing w:after="0"/>
-        <w:contextualSpacing/>
-      </w:pPr>
-      <w:r>
+        <w:rPr>
+          <w:b/>
+          <w:bCs/>
+          <w:color w:val="7030A0"/>
+        </w:rPr>
+      </w:pPr>
+      <w:r>
+        <w:rPr>
+          <w:b/>
+          <w:bCs/>
+          <w:color w:val="7030A0"/>
+        </w:rPr>
+        <w:t xml:space="preserve">    n = len(b) - 1</w:t>
+      </w:r>
+    </w:p>
+    <w:p>
+      <w:pPr>
+        <w:spacing w:after="0"/>
+        <w:contextualSpacing/>
+        <w:rPr>
+          <w:b/>
+          <w:bCs/>
+          <w:color w:val="7030A0"/>
+        </w:rPr>
+      </w:pPr>
+      <w:r>
+        <w:rPr>
+          <w:b/>
+          <w:bCs/>
+          <w:color w:val="7030A0"/>
+        </w:rPr>
         <w:t xml:space="preserve">    if n == 0:</w:t>
       </w:r>
     </w:p>
@@ -4932,8 +5283,18 @@
       <w:pPr>
         <w:spacing w:after="0"/>
         <w:contextualSpacing/>
-      </w:pPr>
-      <w:r>
+        <w:rPr>
+          <w:b/>
+          <w:bCs/>
+          <w:color w:val="7030A0"/>
+        </w:rPr>
+      </w:pPr>
+      <w:r>
+        <w:rPr>
+          <w:b/>
+          <w:bCs/>
+          <w:color w:val="7030A0"/>
+        </w:rPr>
         <w:t xml:space="preserve">        return 0</w:t>
       </w:r>
     </w:p>
@@ -4941,8 +5302,18 @@
       <w:pPr>
         <w:spacing w:after="0"/>
         <w:contextualSpacing/>
-      </w:pPr>
-      <w:r>
+        <w:rPr>
+          <w:b/>
+          <w:bCs/>
+          <w:color w:val="7030A0"/>
+        </w:rPr>
+      </w:pPr>
+      <w:r>
+        <w:rPr>
+          <w:b/>
+          <w:bCs/>
+          <w:color w:val="7030A0"/>
+        </w:rPr>
         <w:t xml:space="preserve">    p1 = [0] * (n + 1)</w:t>
       </w:r>
     </w:p>
@@ -4950,16 +5321,36 @@
       <w:pPr>
         <w:spacing w:after="0"/>
         <w:contextualSpacing/>
-      </w:pPr>
-      <w:r>
+        <w:rPr>
+          <w:b/>
+          <w:bCs/>
+          <w:color w:val="7030A0"/>
+        </w:rPr>
+      </w:pPr>
+      <w:r>
+        <w:rPr>
+          <w:b/>
+          <w:bCs/>
+          <w:color w:val="7030A0"/>
+        </w:rPr>
         <w:t xml:space="preserve">    for i in </w:t>
       </w:r>
       <w:proofErr w:type="gramStart"/>
       <w:r>
+        <w:rPr>
+          <w:b/>
+          <w:bCs/>
+          <w:color w:val="7030A0"/>
+        </w:rPr>
         <w:t>range(</w:t>
       </w:r>
       <w:proofErr w:type="gramEnd"/>
       <w:r>
+        <w:rPr>
+          <w:b/>
+          <w:bCs/>
+          <w:color w:val="7030A0"/>
+        </w:rPr>
         <w:t>1, n + 1):</w:t>
       </w:r>
     </w:p>
@@ -4967,16 +5358,36 @@
       <w:pPr>
         <w:spacing w:after="0"/>
         <w:contextualSpacing/>
-      </w:pPr>
-      <w:r>
+        <w:rPr>
+          <w:b/>
+          <w:bCs/>
+          <w:color w:val="7030A0"/>
+        </w:rPr>
+      </w:pPr>
+      <w:r>
+        <w:rPr>
+          <w:b/>
+          <w:bCs/>
+          <w:color w:val="7030A0"/>
+        </w:rPr>
         <w:t xml:space="preserve">        p1[i] = </w:t>
       </w:r>
       <w:proofErr w:type="gramStart"/>
       <w:r>
+        <w:rPr>
+          <w:b/>
+          <w:bCs/>
+          <w:color w:val="7030A0"/>
+        </w:rPr>
         <w:t>max(</w:t>
       </w:r>
       <w:proofErr w:type="gramEnd"/>
       <w:r>
+        <w:rPr>
+          <w:b/>
+          <w:bCs/>
+          <w:color w:val="7030A0"/>
+        </w:rPr>
         <w:t>p1[i - 1] + b[i], b[i], 0)</w:t>
       </w:r>
     </w:p>
@@ -4984,8 +5395,18 @@
       <w:pPr>
         <w:spacing w:after="0"/>
         <w:contextualSpacing/>
-      </w:pPr>
-      <w:r>
+        <w:rPr>
+          <w:b/>
+          <w:bCs/>
+          <w:color w:val="7030A0"/>
+        </w:rPr>
+      </w:pPr>
+      <w:r>
+        <w:rPr>
+          <w:b/>
+          <w:bCs/>
+          <w:color w:val="7030A0"/>
+        </w:rPr>
         <w:t xml:space="preserve">        print(p1[i])</w:t>
       </w:r>
     </w:p>
@@ -4993,17 +5414,37 @@
       <w:pPr>
         <w:spacing w:after="0"/>
         <w:contextualSpacing/>
-      </w:pPr>
-      <w:r>
+        <w:rPr>
+          <w:b/>
+          <w:bCs/>
+          <w:color w:val="7030A0"/>
+        </w:rPr>
+      </w:pPr>
+      <w:r>
+        <w:rPr>
+          <w:b/>
+          <w:bCs/>
+          <w:color w:val="7030A0"/>
+        </w:rPr>
         <w:lastRenderedPageBreak/>
         <w:t xml:space="preserve">    </w:t>
       </w:r>
       <w:proofErr w:type="spellStart"/>
       <w:r>
+        <w:rPr>
+          <w:b/>
+          <w:bCs/>
+          <w:color w:val="7030A0"/>
+        </w:rPr>
         <w:t>max_sum</w:t>
       </w:r>
       <w:proofErr w:type="spellEnd"/>
       <w:r>
+        <w:rPr>
+          <w:b/>
+          <w:bCs/>
+          <w:color w:val="7030A0"/>
+        </w:rPr>
         <w:t xml:space="preserve"> = p1[1]</w:t>
       </w:r>
     </w:p>
@@ -5011,16 +5452,36 @@
       <w:pPr>
         <w:spacing w:after="0"/>
         <w:contextualSpacing/>
-      </w:pPr>
-      <w:r>
+        <w:rPr>
+          <w:b/>
+          <w:bCs/>
+          <w:color w:val="7030A0"/>
+        </w:rPr>
+      </w:pPr>
+      <w:r>
+        <w:rPr>
+          <w:b/>
+          <w:bCs/>
+          <w:color w:val="7030A0"/>
+        </w:rPr>
         <w:t xml:space="preserve">    for i in </w:t>
       </w:r>
       <w:proofErr w:type="gramStart"/>
       <w:r>
+        <w:rPr>
+          <w:b/>
+          <w:bCs/>
+          <w:color w:val="7030A0"/>
+        </w:rPr>
         <w:t>range(</w:t>
       </w:r>
       <w:proofErr w:type="gramEnd"/>
       <w:r>
+        <w:rPr>
+          <w:b/>
+          <w:bCs/>
+          <w:color w:val="7030A0"/>
+        </w:rPr>
         <w:t>2, n + 1):</w:t>
       </w:r>
     </w:p>
@@ -5028,16 +5489,36 @@
       <w:pPr>
         <w:spacing w:after="0"/>
         <w:contextualSpacing/>
-      </w:pPr>
-      <w:r>
+        <w:rPr>
+          <w:b/>
+          <w:bCs/>
+          <w:color w:val="7030A0"/>
+        </w:rPr>
+      </w:pPr>
+      <w:r>
+        <w:rPr>
+          <w:b/>
+          <w:bCs/>
+          <w:color w:val="7030A0"/>
+        </w:rPr>
         <w:t xml:space="preserve">        if p1[i] &gt; </w:t>
       </w:r>
       <w:proofErr w:type="spellStart"/>
       <w:r>
+        <w:rPr>
+          <w:b/>
+          <w:bCs/>
+          <w:color w:val="7030A0"/>
+        </w:rPr>
         <w:t>max_sum</w:t>
       </w:r>
       <w:proofErr w:type="spellEnd"/>
       <w:r>
+        <w:rPr>
+          <w:b/>
+          <w:bCs/>
+          <w:color w:val="7030A0"/>
+        </w:rPr>
         <w:t>:</w:t>
       </w:r>
     </w:p>
@@ -5045,16 +5526,36 @@
       <w:pPr>
         <w:spacing w:after="0"/>
         <w:contextualSpacing/>
-      </w:pPr>
-      <w:r>
+        <w:rPr>
+          <w:b/>
+          <w:bCs/>
+          <w:color w:val="7030A0"/>
+        </w:rPr>
+      </w:pPr>
+      <w:r>
+        <w:rPr>
+          <w:b/>
+          <w:bCs/>
+          <w:color w:val="7030A0"/>
+        </w:rPr>
         <w:t xml:space="preserve">            </w:t>
       </w:r>
       <w:proofErr w:type="spellStart"/>
       <w:r>
+        <w:rPr>
+          <w:b/>
+          <w:bCs/>
+          <w:color w:val="7030A0"/>
+        </w:rPr>
         <w:t>max_sum</w:t>
       </w:r>
       <w:proofErr w:type="spellEnd"/>
       <w:r>
+        <w:rPr>
+          <w:b/>
+          <w:bCs/>
+          <w:color w:val="7030A0"/>
+        </w:rPr>
         <w:t xml:space="preserve"> = p1[i]</w:t>
       </w:r>
     </w:p>
@@ -5062,12 +5563,27 @@
       <w:pPr>
         <w:spacing w:after="0"/>
         <w:contextualSpacing/>
-      </w:pPr>
-      <w:r>
+        <w:rPr>
+          <w:b/>
+          <w:bCs/>
+          <w:color w:val="7030A0"/>
+        </w:rPr>
+      </w:pPr>
+      <w:r>
+        <w:rPr>
+          <w:b/>
+          <w:bCs/>
+          <w:color w:val="7030A0"/>
+        </w:rPr>
         <w:t xml:space="preserve">    return </w:t>
       </w:r>
       <w:proofErr w:type="spellStart"/>
       <w:r>
+        <w:rPr>
+          <w:b/>
+          <w:bCs/>
+          <w:color w:val="7030A0"/>
+        </w:rPr>
         <w:t>max_sum</w:t>
       </w:r>
       <w:proofErr w:type="spellEnd"/>
@@ -5288,16 +5804,36 @@
       <w:pPr>
         <w:spacing w:after="0"/>
         <w:contextualSpacing/>
-      </w:pPr>
-      <w:r>
+        <w:rPr>
+          <w:b/>
+          <w:bCs/>
+          <w:color w:val="7030A0"/>
+        </w:rPr>
+      </w:pPr>
+      <w:r>
+        <w:rPr>
+          <w:b/>
+          <w:bCs/>
+          <w:color w:val="7030A0"/>
+        </w:rPr>
         <w:t xml:space="preserve">def </w:t>
       </w:r>
       <w:proofErr w:type="spellStart"/>
       <w:r>
+        <w:rPr>
+          <w:b/>
+          <w:bCs/>
+          <w:color w:val="7030A0"/>
+        </w:rPr>
         <w:t>max_subarray_sum</w:t>
       </w:r>
       <w:proofErr w:type="spellEnd"/>
       <w:r>
+        <w:rPr>
+          <w:b/>
+          <w:bCs/>
+          <w:color w:val="7030A0"/>
+        </w:rPr>
         <w:t>(b):</w:t>
       </w:r>
     </w:p>
@@ -5305,25 +5841,37 @@
       <w:pPr>
         <w:spacing w:after="0"/>
         <w:contextualSpacing/>
-      </w:pPr>
-      <w:r>
-        <w:t xml:space="preserve">    n = </w:t>
-      </w:r>
-      <w:proofErr w:type="spellStart"/>
-      <w:r>
-        <w:t>len</w:t>
-      </w:r>
-      <w:proofErr w:type="spellEnd"/>
-      <w:r>
-        <w:t>(b) - 1</w:t>
-      </w:r>
-    </w:p>
-    <w:p>
-      <w:pPr>
-        <w:spacing w:after="0"/>
-        <w:contextualSpacing/>
-      </w:pPr>
-      <w:r>
+        <w:rPr>
+          <w:b/>
+          <w:bCs/>
+          <w:color w:val="7030A0"/>
+        </w:rPr>
+      </w:pPr>
+      <w:r>
+        <w:rPr>
+          <w:b/>
+          <w:bCs/>
+          <w:color w:val="7030A0"/>
+        </w:rPr>
+        <w:t xml:space="preserve">    n = len(b) - 1</w:t>
+      </w:r>
+    </w:p>
+    <w:p>
+      <w:pPr>
+        <w:spacing w:after="0"/>
+        <w:contextualSpacing/>
+        <w:rPr>
+          <w:b/>
+          <w:bCs/>
+          <w:color w:val="7030A0"/>
+        </w:rPr>
+      </w:pPr>
+      <w:r>
+        <w:rPr>
+          <w:b/>
+          <w:bCs/>
+          <w:color w:val="7030A0"/>
+        </w:rPr>
         <w:t xml:space="preserve">    if n == 0:</w:t>
       </w:r>
     </w:p>
@@ -5331,8 +5879,18 @@
       <w:pPr>
         <w:spacing w:after="0"/>
         <w:contextualSpacing/>
-      </w:pPr>
-      <w:r>
+        <w:rPr>
+          <w:b/>
+          <w:bCs/>
+          <w:color w:val="7030A0"/>
+        </w:rPr>
+      </w:pPr>
+      <w:r>
+        <w:rPr>
+          <w:b/>
+          <w:bCs/>
+          <w:color w:val="7030A0"/>
+        </w:rPr>
         <w:t xml:space="preserve">        return 0</w:t>
       </w:r>
     </w:p>
@@ -5340,8 +5898,18 @@
       <w:pPr>
         <w:spacing w:after="0"/>
         <w:contextualSpacing/>
-      </w:pPr>
-      <w:r>
+        <w:rPr>
+          <w:b/>
+          <w:bCs/>
+          <w:color w:val="7030A0"/>
+        </w:rPr>
+      </w:pPr>
+      <w:r>
+        <w:rPr>
+          <w:b/>
+          <w:bCs/>
+          <w:color w:val="7030A0"/>
+        </w:rPr>
         <w:t xml:space="preserve">    T = 0</w:t>
       </w:r>
     </w:p>
@@ -5349,16 +5917,36 @@
       <w:pPr>
         <w:spacing w:after="0"/>
         <w:contextualSpacing/>
-      </w:pPr>
-      <w:r>
+        <w:rPr>
+          <w:b/>
+          <w:bCs/>
+          <w:color w:val="7030A0"/>
+        </w:rPr>
+      </w:pPr>
+      <w:r>
+        <w:rPr>
+          <w:b/>
+          <w:bCs/>
+          <w:color w:val="7030A0"/>
+        </w:rPr>
         <w:t xml:space="preserve">    </w:t>
       </w:r>
       <w:proofErr w:type="spellStart"/>
       <w:r>
+        <w:rPr>
+          <w:b/>
+          <w:bCs/>
+          <w:color w:val="7030A0"/>
+        </w:rPr>
         <w:t>prv</w:t>
       </w:r>
       <w:proofErr w:type="spellEnd"/>
       <w:r>
+        <w:rPr>
+          <w:b/>
+          <w:bCs/>
+          <w:color w:val="7030A0"/>
+        </w:rPr>
         <w:t xml:space="preserve"> = 0</w:t>
       </w:r>
     </w:p>
@@ -5366,16 +5954,36 @@
       <w:pPr>
         <w:spacing w:after="0"/>
         <w:contextualSpacing/>
-      </w:pPr>
-      <w:r>
+        <w:rPr>
+          <w:b/>
+          <w:bCs/>
+          <w:color w:val="7030A0"/>
+        </w:rPr>
+      </w:pPr>
+      <w:r>
+        <w:rPr>
+          <w:b/>
+          <w:bCs/>
+          <w:color w:val="7030A0"/>
+        </w:rPr>
         <w:t xml:space="preserve">    for i in </w:t>
       </w:r>
       <w:proofErr w:type="gramStart"/>
       <w:r>
+        <w:rPr>
+          <w:b/>
+          <w:bCs/>
+          <w:color w:val="7030A0"/>
+        </w:rPr>
         <w:t>range(</w:t>
       </w:r>
       <w:proofErr w:type="gramEnd"/>
       <w:r>
+        <w:rPr>
+          <w:b/>
+          <w:bCs/>
+          <w:color w:val="7030A0"/>
+        </w:rPr>
         <w:t>1, n + 1):</w:t>
       </w:r>
     </w:p>
@@ -5383,21 +5991,46 @@
       <w:pPr>
         <w:spacing w:after="0"/>
         <w:contextualSpacing/>
-      </w:pPr>
-      <w:r>
+        <w:rPr>
+          <w:b/>
+          <w:bCs/>
+          <w:color w:val="7030A0"/>
+        </w:rPr>
+      </w:pPr>
+      <w:r>
+        <w:rPr>
+          <w:b/>
+          <w:bCs/>
+          <w:color w:val="7030A0"/>
+        </w:rPr>
         <w:t xml:space="preserve">        current = </w:t>
       </w:r>
       <w:proofErr w:type="gramStart"/>
       <w:r>
+        <w:rPr>
+          <w:b/>
+          <w:bCs/>
+          <w:color w:val="7030A0"/>
+        </w:rPr>
         <w:t>max(</w:t>
       </w:r>
       <w:proofErr w:type="spellStart"/>
       <w:proofErr w:type="gramEnd"/>
       <w:r>
+        <w:rPr>
+          <w:b/>
+          <w:bCs/>
+          <w:color w:val="7030A0"/>
+        </w:rPr>
         <w:t>prv</w:t>
       </w:r>
       <w:proofErr w:type="spellEnd"/>
       <w:r>
+        <w:rPr>
+          <w:b/>
+          <w:bCs/>
+          <w:color w:val="7030A0"/>
+        </w:rPr>
         <w:t xml:space="preserve"> + b[i], b[i], 0)</w:t>
       </w:r>
     </w:p>
@@ -5405,16 +6038,36 @@
       <w:pPr>
         <w:spacing w:after="0"/>
         <w:contextualSpacing/>
-      </w:pPr>
-      <w:r>
+        <w:rPr>
+          <w:b/>
+          <w:bCs/>
+          <w:color w:val="7030A0"/>
+        </w:rPr>
+      </w:pPr>
+      <w:r>
+        <w:rPr>
+          <w:b/>
+          <w:bCs/>
+          <w:color w:val="7030A0"/>
+        </w:rPr>
         <w:t xml:space="preserve">        </w:t>
       </w:r>
       <w:proofErr w:type="spellStart"/>
       <w:r>
+        <w:rPr>
+          <w:b/>
+          <w:bCs/>
+          <w:color w:val="7030A0"/>
+        </w:rPr>
         <w:t>prv</w:t>
       </w:r>
       <w:proofErr w:type="spellEnd"/>
       <w:r>
+        <w:rPr>
+          <w:b/>
+          <w:bCs/>
+          <w:color w:val="7030A0"/>
+        </w:rPr>
         <w:t xml:space="preserve"> = current</w:t>
       </w:r>
     </w:p>
@@ -5422,16 +6075,36 @@
       <w:pPr>
         <w:spacing w:after="0"/>
         <w:contextualSpacing/>
-      </w:pPr>
-      <w:r>
+        <w:rPr>
+          <w:b/>
+          <w:bCs/>
+          <w:color w:val="7030A0"/>
+        </w:rPr>
+      </w:pPr>
+      <w:r>
+        <w:rPr>
+          <w:b/>
+          <w:bCs/>
+          <w:color w:val="7030A0"/>
+        </w:rPr>
         <w:t xml:space="preserve">        T = </w:t>
       </w:r>
       <w:proofErr w:type="gramStart"/>
       <w:r>
+        <w:rPr>
+          <w:b/>
+          <w:bCs/>
+          <w:color w:val="7030A0"/>
+        </w:rPr>
         <w:t>max(</w:t>
       </w:r>
       <w:proofErr w:type="gramEnd"/>
       <w:r>
+        <w:rPr>
+          <w:b/>
+          <w:bCs/>
+          <w:color w:val="7030A0"/>
+        </w:rPr>
         <w:t>T, current)</w:t>
       </w:r>
     </w:p>
@@ -5441,6 +6114,11 @@
         <w:contextualSpacing/>
       </w:pPr>
       <w:r>
+        <w:rPr>
+          <w:b/>
+          <w:bCs/>
+          <w:color w:val="7030A0"/>
+        </w:rPr>
         <w:t xml:space="preserve">    return T</w:t>
       </w:r>
     </w:p>
@@ -6202,24 +6880,54 @@
       <w:pPr>
         <w:spacing w:after="0"/>
         <w:contextualSpacing/>
-      </w:pPr>
-      <w:r>
+        <w:rPr>
+          <w:b/>
+          <w:bCs/>
+          <w:color w:val="7030A0"/>
+        </w:rPr>
+      </w:pPr>
+      <w:r>
+        <w:rPr>
+          <w:b/>
+          <w:bCs/>
+          <w:color w:val="7030A0"/>
+        </w:rPr>
         <w:t xml:space="preserve">def </w:t>
       </w:r>
       <w:proofErr w:type="spellStart"/>
       <w:r>
+        <w:rPr>
+          <w:b/>
+          <w:bCs/>
+          <w:color w:val="7030A0"/>
+        </w:rPr>
         <w:t>min_steps</w:t>
       </w:r>
       <w:proofErr w:type="spellEnd"/>
       <w:r>
+        <w:rPr>
+          <w:b/>
+          <w:bCs/>
+          <w:color w:val="7030A0"/>
+        </w:rPr>
         <w:t>(</w:t>
       </w:r>
       <w:proofErr w:type="spellStart"/>
       <w:r>
+        <w:rPr>
+          <w:b/>
+          <w:bCs/>
+          <w:color w:val="7030A0"/>
+        </w:rPr>
         <w:t>arr</w:t>
       </w:r>
       <w:proofErr w:type="spellEnd"/>
       <w:r>
+        <w:rPr>
+          <w:b/>
+          <w:bCs/>
+          <w:color w:val="7030A0"/>
+        </w:rPr>
         <w:t>):</w:t>
       </w:r>
     </w:p>
@@ -6227,21 +6935,46 @@
       <w:pPr>
         <w:spacing w:after="0"/>
         <w:contextualSpacing/>
-      </w:pPr>
-      <w:r>
+        <w:rPr>
+          <w:b/>
+          <w:bCs/>
+          <w:color w:val="7030A0"/>
+        </w:rPr>
+      </w:pPr>
+      <w:r>
+        <w:rPr>
+          <w:b/>
+          <w:bCs/>
+          <w:color w:val="7030A0"/>
+        </w:rPr>
         <w:t xml:space="preserve">    </w:t>
       </w:r>
       <w:proofErr w:type="spellStart"/>
       <w:r>
+        <w:rPr>
+          <w:b/>
+          <w:bCs/>
+          <w:color w:val="7030A0"/>
+        </w:rPr>
         <w:t>freq</w:t>
       </w:r>
       <w:proofErr w:type="spellEnd"/>
       <w:proofErr w:type="gramStart"/>
       <w:r>
+        <w:rPr>
+          <w:b/>
+          <w:bCs/>
+          <w:color w:val="7030A0"/>
+        </w:rPr>
         <w:t>={</w:t>
       </w:r>
       <w:proofErr w:type="gramEnd"/>
       <w:r>
+        <w:rPr>
+          <w:b/>
+          <w:bCs/>
+          <w:color w:val="7030A0"/>
+        </w:rPr>
         <w:t>}</w:t>
       </w:r>
     </w:p>
@@ -6249,24 +6982,54 @@
       <w:pPr>
         <w:spacing w:after="0"/>
         <w:contextualSpacing/>
-      </w:pPr>
-      <w:r>
+        <w:rPr>
+          <w:b/>
+          <w:bCs/>
+          <w:color w:val="7030A0"/>
+        </w:rPr>
+      </w:pPr>
+      <w:r>
+        <w:rPr>
+          <w:b/>
+          <w:bCs/>
+          <w:color w:val="7030A0"/>
+        </w:rPr>
         <w:t xml:space="preserve">    for </w:t>
       </w:r>
       <w:proofErr w:type="spellStart"/>
       <w:r>
+        <w:rPr>
+          <w:b/>
+          <w:bCs/>
+          <w:color w:val="7030A0"/>
+        </w:rPr>
         <w:t>num</w:t>
       </w:r>
       <w:proofErr w:type="spellEnd"/>
       <w:r>
+        <w:rPr>
+          <w:b/>
+          <w:bCs/>
+          <w:color w:val="7030A0"/>
+        </w:rPr>
         <w:t xml:space="preserve"> in </w:t>
       </w:r>
       <w:proofErr w:type="spellStart"/>
       <w:r>
+        <w:rPr>
+          <w:b/>
+          <w:bCs/>
+          <w:color w:val="7030A0"/>
+        </w:rPr>
         <w:t>arr</w:t>
       </w:r>
       <w:proofErr w:type="spellEnd"/>
       <w:r>
+        <w:rPr>
+          <w:b/>
+          <w:bCs/>
+          <w:color w:val="7030A0"/>
+        </w:rPr>
         <w:t>:</w:t>
       </w:r>
     </w:p>
@@ -6274,40 +7037,90 @@
       <w:pPr>
         <w:spacing w:after="0"/>
         <w:contextualSpacing/>
-      </w:pPr>
-      <w:r>
+        <w:rPr>
+          <w:b/>
+          <w:bCs/>
+          <w:color w:val="7030A0"/>
+        </w:rPr>
+      </w:pPr>
+      <w:r>
+        <w:rPr>
+          <w:b/>
+          <w:bCs/>
+          <w:color w:val="7030A0"/>
+        </w:rPr>
         <w:t xml:space="preserve">        </w:t>
       </w:r>
       <w:proofErr w:type="spellStart"/>
       <w:r>
+        <w:rPr>
+          <w:b/>
+          <w:bCs/>
+          <w:color w:val="7030A0"/>
+        </w:rPr>
         <w:t>freq</w:t>
       </w:r>
       <w:proofErr w:type="spellEnd"/>
       <w:r>
+        <w:rPr>
+          <w:b/>
+          <w:bCs/>
+          <w:color w:val="7030A0"/>
+        </w:rPr>
         <w:t>[</w:t>
       </w:r>
       <w:proofErr w:type="spellStart"/>
       <w:r>
+        <w:rPr>
+          <w:b/>
+          <w:bCs/>
+          <w:color w:val="7030A0"/>
+        </w:rPr>
         <w:t>num</w:t>
       </w:r>
       <w:proofErr w:type="spellEnd"/>
       <w:r>
+        <w:rPr>
+          <w:b/>
+          <w:bCs/>
+          <w:color w:val="7030A0"/>
+        </w:rPr>
         <w:t>]=</w:t>
       </w:r>
       <w:proofErr w:type="spellStart"/>
       <w:r>
+        <w:rPr>
+          <w:b/>
+          <w:bCs/>
+          <w:color w:val="7030A0"/>
+        </w:rPr>
         <w:t>freq.get</w:t>
       </w:r>
       <w:proofErr w:type="spellEnd"/>
       <w:r>
+        <w:rPr>
+          <w:b/>
+          <w:bCs/>
+          <w:color w:val="7030A0"/>
+        </w:rPr>
         <w:t>(num,</w:t>
       </w:r>
       <w:proofErr w:type="gramStart"/>
       <w:r>
+        <w:rPr>
+          <w:b/>
+          <w:bCs/>
+          <w:color w:val="7030A0"/>
+        </w:rPr>
         <w:t>0)+</w:t>
       </w:r>
       <w:proofErr w:type="gramEnd"/>
       <w:r>
+        <w:rPr>
+          <w:b/>
+          <w:bCs/>
+          <w:color w:val="7030A0"/>
+        </w:rPr>
         <w:t>1</w:t>
       </w:r>
     </w:p>
@@ -6315,42 +7128,92 @@
       <w:pPr>
         <w:spacing w:after="0"/>
         <w:contextualSpacing/>
-      </w:pPr>
-      <w:r>
+        <w:rPr>
+          <w:b/>
+          <w:bCs/>
+          <w:color w:val="7030A0"/>
+        </w:rPr>
+      </w:pPr>
+      <w:r>
+        <w:rPr>
+          <w:b/>
+          <w:bCs/>
+          <w:color w:val="7030A0"/>
+        </w:rPr>
         <w:t xml:space="preserve">    </w:t>
       </w:r>
       <w:proofErr w:type="spellStart"/>
       <w:r>
+        <w:rPr>
+          <w:b/>
+          <w:bCs/>
+          <w:color w:val="7030A0"/>
+        </w:rPr>
         <w:t>freq</w:t>
       </w:r>
       <w:proofErr w:type="spellEnd"/>
       <w:r>
+        <w:rPr>
+          <w:b/>
+          <w:bCs/>
+          <w:color w:val="7030A0"/>
+        </w:rPr>
         <w:t>=</w:t>
       </w:r>
       <w:proofErr w:type="spellStart"/>
       <w:r>
+        <w:rPr>
+          <w:b/>
+          <w:bCs/>
+          <w:color w:val="7030A0"/>
+        </w:rPr>
         <w:t>dict</w:t>
       </w:r>
       <w:proofErr w:type="spellEnd"/>
       <w:r>
+        <w:rPr>
+          <w:b/>
+          <w:bCs/>
+          <w:color w:val="7030A0"/>
+        </w:rPr>
         <w:t>(sorted(</w:t>
       </w:r>
       <w:proofErr w:type="spellStart"/>
       <w:proofErr w:type="gramStart"/>
       <w:r>
+        <w:rPr>
+          <w:b/>
+          <w:bCs/>
+          <w:color w:val="7030A0"/>
+        </w:rPr>
         <w:t>freq.items</w:t>
       </w:r>
       <w:proofErr w:type="spellEnd"/>
       <w:proofErr w:type="gramEnd"/>
       <w:r>
+        <w:rPr>
+          <w:b/>
+          <w:bCs/>
+          <w:color w:val="7030A0"/>
+        </w:rPr>
         <w:t>(</w:t>
       </w:r>
       <w:proofErr w:type="gramStart"/>
       <w:r>
+        <w:rPr>
+          <w:b/>
+          <w:bCs/>
+          <w:color w:val="7030A0"/>
+        </w:rPr>
         <w:t>),reverse</w:t>
       </w:r>
       <w:proofErr w:type="gramEnd"/>
       <w:r>
+        <w:rPr>
+          <w:b/>
+          <w:bCs/>
+          <w:color w:val="7030A0"/>
+        </w:rPr>
         <w:t>=True))</w:t>
       </w:r>
     </w:p>
@@ -6358,8 +7221,18 @@
       <w:pPr>
         <w:spacing w:after="0"/>
         <w:contextualSpacing/>
-      </w:pPr>
-      <w:r>
+        <w:rPr>
+          <w:b/>
+          <w:bCs/>
+          <w:color w:val="7030A0"/>
+        </w:rPr>
+      </w:pPr>
+      <w:r>
+        <w:rPr>
+          <w:b/>
+          <w:bCs/>
+          <w:color w:val="7030A0"/>
+        </w:rPr>
         <w:t xml:space="preserve">    cumulative=0</w:t>
       </w:r>
     </w:p>
@@ -6367,8 +7240,18 @@
       <w:pPr>
         <w:spacing w:after="0"/>
         <w:contextualSpacing/>
-      </w:pPr>
-      <w:r>
+        <w:rPr>
+          <w:b/>
+          <w:bCs/>
+          <w:color w:val="7030A0"/>
+        </w:rPr>
+      </w:pPr>
+      <w:r>
+        <w:rPr>
+          <w:b/>
+          <w:bCs/>
+          <w:color w:val="7030A0"/>
+        </w:rPr>
         <w:t xml:space="preserve">    operations=0</w:t>
       </w:r>
     </w:p>
@@ -6376,18 +7259,38 @@
       <w:pPr>
         <w:spacing w:after="0"/>
         <w:contextualSpacing/>
-      </w:pPr>
-      <w:r>
+        <w:rPr>
+          <w:b/>
+          <w:bCs/>
+          <w:color w:val="7030A0"/>
+        </w:rPr>
+      </w:pPr>
+      <w:r>
+        <w:rPr>
+          <w:b/>
+          <w:bCs/>
+          <w:color w:val="7030A0"/>
+        </w:rPr>
         <w:t xml:space="preserve">    values=list(</w:t>
       </w:r>
       <w:proofErr w:type="spellStart"/>
       <w:proofErr w:type="gramStart"/>
       <w:r>
+        <w:rPr>
+          <w:b/>
+          <w:bCs/>
+          <w:color w:val="7030A0"/>
+        </w:rPr>
         <w:t>freq.values</w:t>
       </w:r>
       <w:proofErr w:type="spellEnd"/>
       <w:proofErr w:type="gramEnd"/>
       <w:r>
+        <w:rPr>
+          <w:b/>
+          <w:bCs/>
+          <w:color w:val="7030A0"/>
+        </w:rPr>
         <w:t>())</w:t>
       </w:r>
     </w:p>
@@ -6395,25 +7298,37 @@
       <w:pPr>
         <w:spacing w:after="0"/>
         <w:contextualSpacing/>
-      </w:pPr>
-      <w:r>
-        <w:t xml:space="preserve">    for i in range(</w:t>
-      </w:r>
-      <w:proofErr w:type="spellStart"/>
-      <w:r>
-        <w:t>len</w:t>
-      </w:r>
-      <w:proofErr w:type="spellEnd"/>
-      <w:r>
-        <w:t>(values)-1):</w:t>
-      </w:r>
-    </w:p>
-    <w:p>
-      <w:pPr>
-        <w:spacing w:after="0"/>
-        <w:contextualSpacing/>
-      </w:pPr>
-      <w:r>
+        <w:rPr>
+          <w:b/>
+          <w:bCs/>
+          <w:color w:val="7030A0"/>
+        </w:rPr>
+      </w:pPr>
+      <w:r>
+        <w:rPr>
+          <w:b/>
+          <w:bCs/>
+          <w:color w:val="7030A0"/>
+        </w:rPr>
+        <w:t xml:space="preserve">    for i in range(len(values)-1):</w:t>
+      </w:r>
+    </w:p>
+    <w:p>
+      <w:pPr>
+        <w:spacing w:after="0"/>
+        <w:contextualSpacing/>
+        <w:rPr>
+          <w:b/>
+          <w:bCs/>
+          <w:color w:val="7030A0"/>
+        </w:rPr>
+      </w:pPr>
+      <w:r>
+        <w:rPr>
+          <w:b/>
+          <w:bCs/>
+          <w:color w:val="7030A0"/>
+        </w:rPr>
         <w:t xml:space="preserve">        cumulative+=values[i]</w:t>
       </w:r>
     </w:p>
@@ -6421,8 +7336,18 @@
       <w:pPr>
         <w:spacing w:after="0"/>
         <w:contextualSpacing/>
-      </w:pPr>
-      <w:r>
+        <w:rPr>
+          <w:b/>
+          <w:bCs/>
+          <w:color w:val="7030A0"/>
+        </w:rPr>
+      </w:pPr>
+      <w:r>
+        <w:rPr>
+          <w:b/>
+          <w:bCs/>
+          <w:color w:val="7030A0"/>
+        </w:rPr>
         <w:t xml:space="preserve">        operations+=cumulative</w:t>
       </w:r>
     </w:p>
@@ -6432,6 +7357,11 @@
         <w:contextualSpacing/>
       </w:pPr>
       <w:r>
+        <w:rPr>
+          <w:b/>
+          <w:bCs/>
+          <w:color w:val="7030A0"/>
+        </w:rPr>
         <w:t xml:space="preserve">    return operations</w:t>
       </w:r>
     </w:p>
@@ -6478,24 +7408,54 @@
       <w:pPr>
         <w:spacing w:after="0"/>
         <w:contextualSpacing/>
-      </w:pPr>
-      <w:r>
+        <w:rPr>
+          <w:b/>
+          <w:bCs/>
+          <w:color w:val="7030A0"/>
+        </w:rPr>
+      </w:pPr>
+      <w:r>
+        <w:rPr>
+          <w:b/>
+          <w:bCs/>
+          <w:color w:val="7030A0"/>
+        </w:rPr>
         <w:t xml:space="preserve">def </w:t>
       </w:r>
       <w:proofErr w:type="spellStart"/>
       <w:r>
+        <w:rPr>
+          <w:b/>
+          <w:bCs/>
+          <w:color w:val="7030A0"/>
+        </w:rPr>
         <w:t>maxDistance</w:t>
       </w:r>
       <w:proofErr w:type="spellEnd"/>
       <w:r>
+        <w:rPr>
+          <w:b/>
+          <w:bCs/>
+          <w:color w:val="7030A0"/>
+        </w:rPr>
         <w:t>(</w:t>
       </w:r>
       <w:proofErr w:type="spellStart"/>
       <w:r>
+        <w:rPr>
+          <w:b/>
+          <w:bCs/>
+          <w:color w:val="7030A0"/>
+        </w:rPr>
         <w:t>arr</w:t>
       </w:r>
       <w:proofErr w:type="spellEnd"/>
       <w:r>
+        <w:rPr>
+          <w:b/>
+          <w:bCs/>
+          <w:color w:val="7030A0"/>
+        </w:rPr>
         <w:t>):</w:t>
       </w:r>
     </w:p>
@@ -6503,8 +7463,18 @@
       <w:pPr>
         <w:spacing w:after="0"/>
         <w:contextualSpacing/>
-      </w:pPr>
-      <w:r>
+        <w:rPr>
+          <w:b/>
+          <w:bCs/>
+          <w:color w:val="7030A0"/>
+        </w:rPr>
+      </w:pPr>
+      <w:r>
+        <w:rPr>
+          <w:b/>
+          <w:bCs/>
+          <w:color w:val="7030A0"/>
+        </w:rPr>
         <w:t xml:space="preserve">  </w:t>
       </w:r>
     </w:p>
@@ -6512,8 +7482,18 @@
       <w:pPr>
         <w:spacing w:after="0"/>
         <w:contextualSpacing/>
-      </w:pPr>
-      <w:r>
+        <w:rPr>
+          <w:b/>
+          <w:bCs/>
+          <w:color w:val="7030A0"/>
+        </w:rPr>
+      </w:pPr>
+      <w:r>
+        <w:rPr>
+          <w:b/>
+          <w:bCs/>
+          <w:color w:val="7030A0"/>
+        </w:rPr>
         <w:t xml:space="preserve">    # Stores element to first index mapping</w:t>
       </w:r>
     </w:p>
@@ -6521,16 +7501,36 @@
       <w:pPr>
         <w:spacing w:after="0"/>
         <w:contextualSpacing/>
-      </w:pPr>
-      <w:r>
+        <w:rPr>
+          <w:b/>
+          <w:bCs/>
+          <w:color w:val="7030A0"/>
+        </w:rPr>
+      </w:pPr>
+      <w:r>
+        <w:rPr>
+          <w:b/>
+          <w:bCs/>
+          <w:color w:val="7030A0"/>
+        </w:rPr>
         <w:t xml:space="preserve">    </w:t>
       </w:r>
       <w:proofErr w:type="spellStart"/>
       <w:r>
+        <w:rPr>
+          <w:b/>
+          <w:bCs/>
+          <w:color w:val="7030A0"/>
+        </w:rPr>
         <w:t>mp</w:t>
       </w:r>
       <w:proofErr w:type="spellEnd"/>
       <w:r>
+        <w:rPr>
+          <w:b/>
+          <w:bCs/>
+          <w:color w:val="7030A0"/>
+        </w:rPr>
         <w:t xml:space="preserve"> = {}</w:t>
       </w:r>
     </w:p>
@@ -6538,8 +7538,18 @@
       <w:pPr>
         <w:spacing w:after="0"/>
         <w:contextualSpacing/>
-      </w:pPr>
-      <w:r>
+        <w:rPr>
+          <w:b/>
+          <w:bCs/>
+          <w:color w:val="7030A0"/>
+        </w:rPr>
+      </w:pPr>
+      <w:r>
+        <w:rPr>
+          <w:b/>
+          <w:bCs/>
+          <w:color w:val="7030A0"/>
+        </w:rPr>
         <w:t xml:space="preserve">    res = 0</w:t>
       </w:r>
     </w:p>
@@ -6547,30 +7557,47 @@
       <w:pPr>
         <w:spacing w:after="0"/>
         <w:contextualSpacing/>
-      </w:pPr>
-    </w:p>
-    <w:p>
-      <w:pPr>
-        <w:spacing w:after="0"/>
-        <w:contextualSpacing/>
-      </w:pPr>
-      <w:r>
-        <w:t xml:space="preserve">    for i in range(</w:t>
-      </w:r>
-      <w:proofErr w:type="spellStart"/>
-      <w:r>
-        <w:t>len</w:t>
-      </w:r>
-      <w:proofErr w:type="spellEnd"/>
-      <w:r>
-        <w:t>(</w:t>
-      </w:r>
-      <w:proofErr w:type="spellStart"/>
-      <w:r>
+        <w:rPr>
+          <w:b/>
+          <w:bCs/>
+          <w:color w:val="7030A0"/>
+        </w:rPr>
+      </w:pPr>
+    </w:p>
+    <w:p>
+      <w:pPr>
+        <w:spacing w:after="0"/>
+        <w:contextualSpacing/>
+        <w:rPr>
+          <w:b/>
+          <w:bCs/>
+          <w:color w:val="7030A0"/>
+        </w:rPr>
+      </w:pPr>
+      <w:r>
+        <w:rPr>
+          <w:b/>
+          <w:bCs/>
+          <w:color w:val="7030A0"/>
+        </w:rPr>
+        <w:t xml:space="preserve">    for i in range(len(</w:t>
+      </w:r>
+      <w:proofErr w:type="spellStart"/>
+      <w:r>
+        <w:rPr>
+          <w:b/>
+          <w:bCs/>
+          <w:color w:val="7030A0"/>
+        </w:rPr>
         <w:t>arr</w:t>
       </w:r>
       <w:proofErr w:type="spellEnd"/>
       <w:r>
+        <w:rPr>
+          <w:b/>
+          <w:bCs/>
+          <w:color w:val="7030A0"/>
+        </w:rPr>
         <w:t>)):</w:t>
       </w:r>
     </w:p>
@@ -6578,8 +7605,18 @@
       <w:pPr>
         <w:spacing w:after="0"/>
         <w:contextualSpacing/>
-      </w:pPr>
-      <w:r>
+        <w:rPr>
+          <w:b/>
+          <w:bCs/>
+          <w:color w:val="7030A0"/>
+        </w:rPr>
+      </w:pPr>
+      <w:r>
+        <w:rPr>
+          <w:b/>
+          <w:bCs/>
+          <w:color w:val="7030A0"/>
+        </w:rPr>
         <w:t xml:space="preserve">      </w:t>
       </w:r>
     </w:p>
@@ -6587,8 +7624,18 @@
       <w:pPr>
         <w:spacing w:after="0"/>
         <w:contextualSpacing/>
-      </w:pPr>
-      <w:r>
+        <w:rPr>
+          <w:b/>
+          <w:bCs/>
+          <w:color w:val="7030A0"/>
+        </w:rPr>
+      </w:pPr>
+      <w:r>
+        <w:rPr>
+          <w:b/>
+          <w:bCs/>
+          <w:color w:val="7030A0"/>
+        </w:rPr>
         <w:t xml:space="preserve">        # If this is the first occurrence of the</w:t>
       </w:r>
     </w:p>
@@ -6596,8 +7643,18 @@
       <w:pPr>
         <w:spacing w:after="0"/>
         <w:contextualSpacing/>
-      </w:pPr>
-      <w:r>
+        <w:rPr>
+          <w:b/>
+          <w:bCs/>
+          <w:color w:val="7030A0"/>
+        </w:rPr>
+      </w:pPr>
+      <w:r>
+        <w:rPr>
+          <w:b/>
+          <w:bCs/>
+          <w:color w:val="7030A0"/>
+        </w:rPr>
         <w:t xml:space="preserve">        # element, store its index</w:t>
       </w:r>
     </w:p>
@@ -6605,24 +7662,54 @@
       <w:pPr>
         <w:spacing w:after="0"/>
         <w:contextualSpacing/>
-      </w:pPr>
-      <w:r>
+        <w:rPr>
+          <w:b/>
+          <w:bCs/>
+          <w:color w:val="7030A0"/>
+        </w:rPr>
+      </w:pPr>
+      <w:r>
+        <w:rPr>
+          <w:b/>
+          <w:bCs/>
+          <w:color w:val="7030A0"/>
+        </w:rPr>
         <w:t xml:space="preserve">        if </w:t>
       </w:r>
       <w:proofErr w:type="spellStart"/>
       <w:r>
+        <w:rPr>
+          <w:b/>
+          <w:bCs/>
+          <w:color w:val="7030A0"/>
+        </w:rPr>
         <w:t>arr</w:t>
       </w:r>
       <w:proofErr w:type="spellEnd"/>
       <w:r>
+        <w:rPr>
+          <w:b/>
+          <w:bCs/>
+          <w:color w:val="7030A0"/>
+        </w:rPr>
         <w:t xml:space="preserve">[i] not in </w:t>
       </w:r>
       <w:proofErr w:type="spellStart"/>
       <w:r>
+        <w:rPr>
+          <w:b/>
+          <w:bCs/>
+          <w:color w:val="7030A0"/>
+        </w:rPr>
         <w:t>mp</w:t>
       </w:r>
       <w:proofErr w:type="spellEnd"/>
       <w:r>
+        <w:rPr>
+          <w:b/>
+          <w:bCs/>
+          <w:color w:val="7030A0"/>
+        </w:rPr>
         <w:t>:</w:t>
       </w:r>
     </w:p>
@@ -6630,24 +7717,54 @@
       <w:pPr>
         <w:spacing w:after="0"/>
         <w:contextualSpacing/>
-      </w:pPr>
-      <w:r>
+        <w:rPr>
+          <w:b/>
+          <w:bCs/>
+          <w:color w:val="7030A0"/>
+        </w:rPr>
+      </w:pPr>
+      <w:r>
+        <w:rPr>
+          <w:b/>
+          <w:bCs/>
+          <w:color w:val="7030A0"/>
+        </w:rPr>
         <w:t xml:space="preserve">            </w:t>
       </w:r>
       <w:proofErr w:type="spellStart"/>
       <w:r>
+        <w:rPr>
+          <w:b/>
+          <w:bCs/>
+          <w:color w:val="7030A0"/>
+        </w:rPr>
         <w:t>mp</w:t>
       </w:r>
       <w:proofErr w:type="spellEnd"/>
       <w:r>
+        <w:rPr>
+          <w:b/>
+          <w:bCs/>
+          <w:color w:val="7030A0"/>
+        </w:rPr>
         <w:t>[</w:t>
       </w:r>
       <w:proofErr w:type="spellStart"/>
       <w:r>
+        <w:rPr>
+          <w:b/>
+          <w:bCs/>
+          <w:color w:val="7030A0"/>
+        </w:rPr>
         <w:t>arr</w:t>
       </w:r>
       <w:proofErr w:type="spellEnd"/>
       <w:r>
+        <w:rPr>
+          <w:b/>
+          <w:bCs/>
+          <w:color w:val="7030A0"/>
+        </w:rPr>
         <w:t>[i]] = i</w:t>
       </w:r>
     </w:p>
@@ -6655,8 +7772,18 @@
       <w:pPr>
         <w:spacing w:after="0"/>
         <w:contextualSpacing/>
-      </w:pPr>
-      <w:r>
+        <w:rPr>
+          <w:b/>
+          <w:bCs/>
+          <w:color w:val="7030A0"/>
+        </w:rPr>
+      </w:pPr>
+      <w:r>
+        <w:rPr>
+          <w:b/>
+          <w:bCs/>
+          <w:color w:val="7030A0"/>
+        </w:rPr>
         <w:t xml:space="preserve">            </w:t>
       </w:r>
     </w:p>
@@ -6664,8 +7791,18 @@
       <w:pPr>
         <w:spacing w:after="0"/>
         <w:contextualSpacing/>
-      </w:pPr>
-      <w:r>
+        <w:rPr>
+          <w:b/>
+          <w:bCs/>
+          <w:color w:val="7030A0"/>
+        </w:rPr>
+      </w:pPr>
+      <w:r>
+        <w:rPr>
+          <w:b/>
+          <w:bCs/>
+          <w:color w:val="7030A0"/>
+        </w:rPr>
         <w:t xml:space="preserve">        # Else update max distance</w:t>
       </w:r>
     </w:p>
@@ -6673,8 +7810,18 @@
       <w:pPr>
         <w:spacing w:after="0"/>
         <w:contextualSpacing/>
-      </w:pPr>
-      <w:r>
+        <w:rPr>
+          <w:b/>
+          <w:bCs/>
+          <w:color w:val="7030A0"/>
+        </w:rPr>
+      </w:pPr>
+      <w:r>
+        <w:rPr>
+          <w:b/>
+          <w:bCs/>
+          <w:color w:val="7030A0"/>
+        </w:rPr>
         <w:lastRenderedPageBreak/>
         <w:t xml:space="preserve">        else:</w:t>
       </w:r>
@@ -6683,32 +7830,72 @@
       <w:pPr>
         <w:spacing w:after="0"/>
         <w:contextualSpacing/>
-      </w:pPr>
-      <w:r>
+        <w:rPr>
+          <w:b/>
+          <w:bCs/>
+          <w:color w:val="7030A0"/>
+        </w:rPr>
+      </w:pPr>
+      <w:r>
+        <w:rPr>
+          <w:b/>
+          <w:bCs/>
+          <w:color w:val="7030A0"/>
+        </w:rPr>
         <w:t xml:space="preserve">            res = </w:t>
       </w:r>
       <w:proofErr w:type="gramStart"/>
       <w:r>
+        <w:rPr>
+          <w:b/>
+          <w:bCs/>
+          <w:color w:val="7030A0"/>
+        </w:rPr>
         <w:t>max(</w:t>
       </w:r>
       <w:proofErr w:type="gramEnd"/>
       <w:r>
+        <w:rPr>
+          <w:b/>
+          <w:bCs/>
+          <w:color w:val="7030A0"/>
+        </w:rPr>
         <w:t xml:space="preserve">res, i - </w:t>
       </w:r>
       <w:proofErr w:type="spellStart"/>
       <w:r>
+        <w:rPr>
+          <w:b/>
+          <w:bCs/>
+          <w:color w:val="7030A0"/>
+        </w:rPr>
         <w:t>mp</w:t>
       </w:r>
       <w:proofErr w:type="spellEnd"/>
       <w:r>
+        <w:rPr>
+          <w:b/>
+          <w:bCs/>
+          <w:color w:val="7030A0"/>
+        </w:rPr>
         <w:t>[</w:t>
       </w:r>
       <w:proofErr w:type="spellStart"/>
       <w:r>
+        <w:rPr>
+          <w:b/>
+          <w:bCs/>
+          <w:color w:val="7030A0"/>
+        </w:rPr>
         <w:t>arr</w:t>
       </w:r>
       <w:proofErr w:type="spellEnd"/>
       <w:r>
+        <w:rPr>
+          <w:b/>
+          <w:bCs/>
+          <w:color w:val="7030A0"/>
+        </w:rPr>
         <w:t>[i]])</w:t>
       </w:r>
     </w:p>
@@ -6716,14 +7903,29 @@
       <w:pPr>
         <w:spacing w:after="0"/>
         <w:contextualSpacing/>
-      </w:pPr>
-    </w:p>
-    <w:p>
-      <w:pPr>
-        <w:spacing w:after="0"/>
-        <w:contextualSpacing/>
-      </w:pPr>
-      <w:r>
+        <w:rPr>
+          <w:b/>
+          <w:bCs/>
+          <w:color w:val="7030A0"/>
+        </w:rPr>
+      </w:pPr>
+    </w:p>
+    <w:p>
+      <w:pPr>
+        <w:spacing w:after="0"/>
+        <w:contextualSpacing/>
+        <w:rPr>
+          <w:b/>
+          <w:bCs/>
+          <w:color w:val="7030A0"/>
+        </w:rPr>
+      </w:pPr>
+      <w:r>
+        <w:rPr>
+          <w:b/>
+          <w:bCs/>
+          <w:color w:val="7030A0"/>
+        </w:rPr>
         <w:t xml:space="preserve">    return res</w:t>
       </w:r>
     </w:p>
@@ -6921,204 +8123,400 @@
     <w:p>
       <w:pPr>
         <w:spacing w:after="0"/>
-      </w:pPr>
-      <w:r>
+        <w:rPr>
+          <w:b/>
+          <w:bCs/>
+          <w:color w:val="7030A0"/>
+        </w:rPr>
+      </w:pPr>
+      <w:r>
+        <w:rPr>
+          <w:b/>
+          <w:bCs/>
+          <w:color w:val="7030A0"/>
+        </w:rPr>
         <w:t xml:space="preserve"> def </w:t>
       </w:r>
       <w:proofErr w:type="spellStart"/>
       <w:proofErr w:type="gramStart"/>
       <w:r>
+        <w:rPr>
+          <w:b/>
+          <w:bCs/>
+          <w:color w:val="7030A0"/>
+        </w:rPr>
         <w:t>firstUniqChar</w:t>
       </w:r>
       <w:proofErr w:type="spellEnd"/>
       <w:r>
+        <w:rPr>
+          <w:b/>
+          <w:bCs/>
+          <w:color w:val="7030A0"/>
+        </w:rPr>
         <w:t>(</w:t>
       </w:r>
       <w:proofErr w:type="gramEnd"/>
       <w:r>
+        <w:rPr>
+          <w:b/>
+          <w:bCs/>
+          <w:color w:val="7030A0"/>
+        </w:rPr>
         <w:t>self, s):</w:t>
       </w:r>
     </w:p>
     <w:p>
       <w:pPr>
         <w:spacing w:after="0"/>
-      </w:pPr>
-      <w:r>
+        <w:rPr>
+          <w:b/>
+          <w:bCs/>
+          <w:color w:val="7030A0"/>
+        </w:rPr>
+      </w:pPr>
+      <w:r>
+        <w:rPr>
+          <w:b/>
+          <w:bCs/>
+          <w:color w:val="7030A0"/>
+        </w:rPr>
         <w:t>        """</w:t>
       </w:r>
     </w:p>
     <w:p>
       <w:pPr>
         <w:spacing w:after="0"/>
-      </w:pPr>
-      <w:r>
+        <w:rPr>
+          <w:b/>
+          <w:bCs/>
+          <w:color w:val="7030A0"/>
+        </w:rPr>
+      </w:pPr>
+      <w:r>
+        <w:rPr>
+          <w:b/>
+          <w:bCs/>
+          <w:color w:val="7030A0"/>
+        </w:rPr>
         <w:t xml:space="preserve">        </w:t>
       </w:r>
       <w:proofErr w:type="gramStart"/>
       <w:r>
+        <w:rPr>
+          <w:b/>
+          <w:bCs/>
+          <w:color w:val="7030A0"/>
+        </w:rPr>
         <w:t>:</w:t>
       </w:r>
       <w:proofErr w:type="spellStart"/>
       <w:r>
+        <w:rPr>
+          <w:b/>
+          <w:bCs/>
+          <w:color w:val="7030A0"/>
+        </w:rPr>
         <w:t>type</w:t>
       </w:r>
       <w:proofErr w:type="gramEnd"/>
       <w:r>
+        <w:rPr>
+          <w:b/>
+          <w:bCs/>
+          <w:color w:val="7030A0"/>
+        </w:rPr>
         <w:t xml:space="preserve"> s</w:t>
       </w:r>
       <w:proofErr w:type="spellEnd"/>
       <w:r>
+        <w:rPr>
+          <w:b/>
+          <w:bCs/>
+          <w:color w:val="7030A0"/>
+        </w:rPr>
         <w:t>: str</w:t>
       </w:r>
     </w:p>
     <w:p>
       <w:pPr>
         <w:spacing w:after="0"/>
-      </w:pPr>
-      <w:r>
+        <w:rPr>
+          <w:b/>
+          <w:bCs/>
+          <w:color w:val="7030A0"/>
+        </w:rPr>
+      </w:pPr>
+      <w:r>
+        <w:rPr>
+          <w:b/>
+          <w:bCs/>
+          <w:color w:val="7030A0"/>
+        </w:rPr>
         <w:t xml:space="preserve">        </w:t>
       </w:r>
       <w:proofErr w:type="gramStart"/>
       <w:r>
+        <w:rPr>
+          <w:b/>
+          <w:bCs/>
+          <w:color w:val="7030A0"/>
+        </w:rPr>
         <w:t>:</w:t>
       </w:r>
       <w:proofErr w:type="spellStart"/>
       <w:r>
+        <w:rPr>
+          <w:b/>
+          <w:bCs/>
+          <w:color w:val="7030A0"/>
+        </w:rPr>
         <w:t>rtype</w:t>
       </w:r>
       <w:proofErr w:type="spellEnd"/>
       <w:proofErr w:type="gramEnd"/>
       <w:r>
+        <w:rPr>
+          <w:b/>
+          <w:bCs/>
+          <w:color w:val="7030A0"/>
+        </w:rPr>
         <w:t>: int</w:t>
       </w:r>
     </w:p>
     <w:p>
       <w:pPr>
         <w:spacing w:after="0"/>
-      </w:pPr>
-      <w:r>
+        <w:rPr>
+          <w:b/>
+          <w:bCs/>
+          <w:color w:val="7030A0"/>
+        </w:rPr>
+      </w:pPr>
+      <w:r>
+        <w:rPr>
+          <w:b/>
+          <w:bCs/>
+          <w:color w:val="7030A0"/>
+        </w:rPr>
         <w:t>        """</w:t>
       </w:r>
     </w:p>
     <w:p>
       <w:pPr>
         <w:spacing w:after="0"/>
-      </w:pPr>
-      <w:r>
+        <w:rPr>
+          <w:b/>
+          <w:bCs/>
+          <w:color w:val="7030A0"/>
+        </w:rPr>
+      </w:pPr>
+      <w:r>
+        <w:rPr>
+          <w:b/>
+          <w:bCs/>
+          <w:color w:val="7030A0"/>
+        </w:rPr>
         <w:t xml:space="preserve">        </w:t>
       </w:r>
     </w:p>
     <w:p>
       <w:pPr>
         <w:spacing w:after="0"/>
-      </w:pPr>
-      <w:r>
-        <w:t>        hm=</w:t>
-      </w:r>
-      <w:proofErr w:type="spellStart"/>
-      <w:r>
-        <w:t>defaultdict</w:t>
-      </w:r>
-      <w:proofErr w:type="spellEnd"/>
-      <w:r>
-        <w:t>(int)</w:t>
-      </w:r>
-    </w:p>
-    <w:p>
-      <w:pPr>
-        <w:spacing w:after="0"/>
-      </w:pPr>
-      <w:r>
-        <w:t>        for i in range (</w:t>
-      </w:r>
-      <w:proofErr w:type="spellStart"/>
-      <w:r>
-        <w:t>len</w:t>
-      </w:r>
-      <w:proofErr w:type="spellEnd"/>
-      <w:r>
-        <w:t>(s)-</w:t>
-      </w:r>
-      <w:proofErr w:type="gramStart"/>
-      <w:r>
+        <w:rPr>
+          <w:b/>
+          <w:bCs/>
+          <w:color w:val="7030A0"/>
+        </w:rPr>
+      </w:pPr>
+      <w:r>
+        <w:rPr>
+          <w:b/>
+          <w:bCs/>
+          <w:color w:val="7030A0"/>
+        </w:rPr>
+        <w:t>        hm=defaultdict(int)</w:t>
+      </w:r>
+    </w:p>
+    <w:p>
+      <w:pPr>
+        <w:spacing w:after="0"/>
+        <w:rPr>
+          <w:b/>
+          <w:bCs/>
+          <w:color w:val="7030A0"/>
+        </w:rPr>
+      </w:pPr>
+      <w:r>
+        <w:rPr>
+          <w:b/>
+          <w:bCs/>
+          <w:color w:val="7030A0"/>
+        </w:rPr>
+        <w:t>        for i in range (len(s)-</w:t>
+      </w:r>
+      <w:proofErr w:type="gramStart"/>
+      <w:r>
+        <w:rPr>
+          <w:b/>
+          <w:bCs/>
+          <w:color w:val="7030A0"/>
+        </w:rPr>
         <w:t>1,-1,-</w:t>
       </w:r>
       <w:proofErr w:type="gramEnd"/>
       <w:r>
+        <w:rPr>
+          <w:b/>
+          <w:bCs/>
+          <w:color w:val="7030A0"/>
+        </w:rPr>
         <w:t>1):</w:t>
       </w:r>
     </w:p>
     <w:p>
       <w:pPr>
         <w:spacing w:after="0"/>
-      </w:pPr>
-      <w:r>
+        <w:rPr>
+          <w:b/>
+          <w:bCs/>
+          <w:color w:val="7030A0"/>
+        </w:rPr>
+      </w:pPr>
+      <w:r>
+        <w:rPr>
+          <w:b/>
+          <w:bCs/>
+          <w:color w:val="7030A0"/>
+        </w:rPr>
         <w:t>            hm[s[i</w:t>
       </w:r>
       <w:proofErr w:type="gramStart"/>
       <w:r>
+        <w:rPr>
+          <w:b/>
+          <w:bCs/>
+          <w:color w:val="7030A0"/>
+        </w:rPr>
         <w:t>]]+</w:t>
       </w:r>
       <w:proofErr w:type="gramEnd"/>
       <w:r>
+        <w:rPr>
+          <w:b/>
+          <w:bCs/>
+          <w:color w:val="7030A0"/>
+        </w:rPr>
         <w:t>=1      </w:t>
       </w:r>
     </w:p>
     <w:p>
       <w:pPr>
         <w:spacing w:after="0"/>
-      </w:pPr>
-    </w:p>
-    <w:p>
-      <w:pPr>
-        <w:spacing w:after="0"/>
-      </w:pPr>
-      <w:r>
-        <w:t>        for i in range(</w:t>
-      </w:r>
-      <w:proofErr w:type="spellStart"/>
-      <w:r>
-        <w:t>len</w:t>
-      </w:r>
-      <w:proofErr w:type="spellEnd"/>
-      <w:r>
-        <w:t>(s)):</w:t>
-      </w:r>
-    </w:p>
-    <w:p>
-      <w:pPr>
-        <w:spacing w:after="0"/>
-      </w:pPr>
-      <w:r>
+        <w:rPr>
+          <w:b/>
+          <w:bCs/>
+          <w:color w:val="7030A0"/>
+        </w:rPr>
+      </w:pPr>
+    </w:p>
+    <w:p>
+      <w:pPr>
+        <w:spacing w:after="0"/>
+        <w:rPr>
+          <w:b/>
+          <w:bCs/>
+          <w:color w:val="7030A0"/>
+        </w:rPr>
+      </w:pPr>
+      <w:r>
+        <w:rPr>
+          <w:b/>
+          <w:bCs/>
+          <w:color w:val="7030A0"/>
+        </w:rPr>
+        <w:t>        for i in range(len(s)):</w:t>
+      </w:r>
+    </w:p>
+    <w:p>
+      <w:pPr>
+        <w:spacing w:after="0"/>
+        <w:rPr>
+          <w:b/>
+          <w:bCs/>
+          <w:color w:val="7030A0"/>
+        </w:rPr>
+      </w:pPr>
+      <w:r>
+        <w:rPr>
+          <w:b/>
+          <w:bCs/>
+          <w:color w:val="7030A0"/>
+        </w:rPr>
         <w:t>            if hm[s[i</w:t>
       </w:r>
       <w:proofErr w:type="gramStart"/>
       <w:r>
+        <w:rPr>
+          <w:b/>
+          <w:bCs/>
+          <w:color w:val="7030A0"/>
+        </w:rPr>
         <w:t>]]=</w:t>
       </w:r>
       <w:proofErr w:type="gramEnd"/>
       <w:r>
+        <w:rPr>
+          <w:b/>
+          <w:bCs/>
+          <w:color w:val="7030A0"/>
+        </w:rPr>
         <w:t>=1:</w:t>
       </w:r>
     </w:p>
     <w:p>
       <w:pPr>
         <w:spacing w:after="0"/>
-      </w:pPr>
-      <w:r>
+        <w:rPr>
+          <w:b/>
+          <w:bCs/>
+          <w:color w:val="7030A0"/>
+        </w:rPr>
+      </w:pPr>
+      <w:r>
+        <w:rPr>
+          <w:b/>
+          <w:bCs/>
+          <w:color w:val="7030A0"/>
+        </w:rPr>
         <w:t>                return i    </w:t>
       </w:r>
     </w:p>
     <w:p>
       <w:pPr>
         <w:spacing w:after="0"/>
-      </w:pPr>
-    </w:p>
-    <w:p>
-      <w:pPr>
-        <w:spacing w:after="0"/>
-      </w:pPr>
-      <w:r>
+        <w:rPr>
+          <w:b/>
+          <w:bCs/>
+          <w:color w:val="7030A0"/>
+        </w:rPr>
+      </w:pPr>
+    </w:p>
+    <w:p>
+      <w:pPr>
+        <w:spacing w:after="0"/>
+        <w:rPr>
+          <w:b/>
+          <w:bCs/>
+          <w:color w:val="7030A0"/>
+        </w:rPr>
+      </w:pPr>
+      <w:r>
+        <w:rPr>
+          <w:b/>
+          <w:bCs/>
+          <w:color w:val="7030A0"/>
+        </w:rPr>
         <w:t>        return -1  </w:t>
       </w:r>
     </w:p>
@@ -7330,417 +8728,766 @@
     <w:p>
       <w:pPr>
         <w:spacing w:after="0"/>
-      </w:pPr>
-      <w:r>
-        <w:t xml:space="preserve"> def </w:t>
-      </w:r>
-      <w:proofErr w:type="spellStart"/>
-      <w:proofErr w:type="gramStart"/>
-      <w:r>
+        <w:rPr>
+          <w:color w:val="7030A0"/>
+        </w:rPr>
+      </w:pPr>
+    </w:p>
+    <w:p>
+      <w:pPr>
+        <w:spacing w:after="0"/>
+      </w:pPr>
+    </w:p>
+    <w:p>
+      <w:pPr>
+        <w:spacing w:after="0"/>
+        <w:rPr>
+          <w:b/>
+          <w:bCs/>
+          <w:color w:val="7030A0"/>
+        </w:rPr>
+      </w:pPr>
+      <w:r>
+        <w:lastRenderedPageBreak/>
+        <w:t> </w:t>
+      </w:r>
+      <w:r>
+        <w:rPr>
+          <w:b/>
+          <w:bCs/>
+          <w:color w:val="7030A0"/>
+        </w:rPr>
+        <w:t xml:space="preserve">def </w:t>
+      </w:r>
+      <w:proofErr w:type="spellStart"/>
+      <w:proofErr w:type="gramStart"/>
+      <w:r>
+        <w:rPr>
+          <w:b/>
+          <w:bCs/>
+          <w:color w:val="7030A0"/>
+        </w:rPr>
         <w:t>commonChars</w:t>
       </w:r>
       <w:proofErr w:type="spellEnd"/>
       <w:r>
+        <w:rPr>
+          <w:b/>
+          <w:bCs/>
+          <w:color w:val="7030A0"/>
+        </w:rPr>
         <w:t>(</w:t>
       </w:r>
       <w:proofErr w:type="gramEnd"/>
       <w:r>
+        <w:rPr>
+          <w:b/>
+          <w:bCs/>
+          <w:color w:val="7030A0"/>
+        </w:rPr>
         <w:t>self, words):</w:t>
       </w:r>
     </w:p>
     <w:p>
       <w:pPr>
         <w:spacing w:after="0"/>
-      </w:pPr>
-      <w:r>
-        <w:t>        """</w:t>
-      </w:r>
-    </w:p>
-    <w:p>
-      <w:pPr>
-        <w:spacing w:after="0"/>
-      </w:pPr>
-      <w:r>
-        <w:lastRenderedPageBreak/>
+        <w:rPr>
+          <w:b/>
+          <w:bCs/>
+          <w:color w:val="7030A0"/>
+        </w:rPr>
+      </w:pPr>
+    </w:p>
+    <w:p>
+      <w:pPr>
+        <w:spacing w:after="0"/>
+        <w:rPr>
+          <w:b/>
+          <w:bCs/>
+          <w:color w:val="7030A0"/>
+        </w:rPr>
+      </w:pPr>
+      <w:r>
+        <w:rPr>
+          <w:b/>
+          <w:bCs/>
+          <w:color w:val="7030A0"/>
+        </w:rPr>
         <w:t xml:space="preserve">        </w:t>
       </w:r>
-      <w:proofErr w:type="gramStart"/>
-      <w:r>
-        <w:t>:type</w:t>
-      </w:r>
-      <w:proofErr w:type="gramEnd"/>
-      <w:r>
-        <w:t xml:space="preserve"> words: List[str]</w:t>
-      </w:r>
-    </w:p>
-    <w:p>
-      <w:pPr>
-        <w:spacing w:after="0"/>
-      </w:pPr>
-      <w:r>
-        <w:t xml:space="preserve">        </w:t>
-      </w:r>
-      <w:proofErr w:type="gramStart"/>
-      <w:r>
-        <w:t>:</w:t>
-      </w:r>
-      <w:proofErr w:type="spellStart"/>
-      <w:r>
-        <w:t>rtype</w:t>
-      </w:r>
-      <w:proofErr w:type="spellEnd"/>
-      <w:proofErr w:type="gramEnd"/>
-      <w:r>
-        <w:t>: List[str]</w:t>
-      </w:r>
-    </w:p>
-    <w:p>
-      <w:pPr>
-        <w:spacing w:after="0"/>
-      </w:pPr>
-      <w:r>
-        <w:t>        """</w:t>
-      </w:r>
-    </w:p>
-    <w:p>
-      <w:pPr>
-        <w:spacing w:after="0"/>
-      </w:pPr>
-      <w:r>
-        <w:t xml:space="preserve">        </w:t>
-      </w:r>
-      <w:proofErr w:type="spellStart"/>
-      <w:r>
+      <w:proofErr w:type="spellStart"/>
+      <w:r>
+        <w:rPr>
+          <w:b/>
+          <w:bCs/>
+          <w:color w:val="7030A0"/>
+        </w:rPr>
         <w:t>refhm</w:t>
       </w:r>
       <w:proofErr w:type="spellEnd"/>
       <w:r>
-        <w:t>=</w:t>
-      </w:r>
-      <w:proofErr w:type="spellStart"/>
-      <w:r>
-        <w:t>defaultdict</w:t>
-      </w:r>
-      <w:proofErr w:type="spellEnd"/>
-      <w:r>
-        <w:t>(int)</w:t>
-      </w:r>
-    </w:p>
-    <w:p>
-      <w:pPr>
-        <w:spacing w:after="0"/>
-      </w:pPr>
-    </w:p>
-    <w:p>
-      <w:pPr>
-        <w:spacing w:after="0"/>
-      </w:pPr>
-      <w:r>
+        <w:rPr>
+          <w:b/>
+          <w:bCs/>
+          <w:color w:val="7030A0"/>
+        </w:rPr>
+        <w:t>=defaultdict(int)</w:t>
+      </w:r>
+    </w:p>
+    <w:p>
+      <w:pPr>
+        <w:spacing w:after="0"/>
+        <w:rPr>
+          <w:b/>
+          <w:bCs/>
+          <w:color w:val="7030A0"/>
+        </w:rPr>
+      </w:pPr>
+    </w:p>
+    <w:p>
+      <w:pPr>
+        <w:spacing w:after="0"/>
+        <w:rPr>
+          <w:b/>
+          <w:bCs/>
+          <w:color w:val="7030A0"/>
+        </w:rPr>
+      </w:pPr>
+      <w:r>
+        <w:rPr>
+          <w:b/>
+          <w:bCs/>
+          <w:color w:val="7030A0"/>
+        </w:rPr>
         <w:t xml:space="preserve">        for </w:t>
       </w:r>
       <w:proofErr w:type="spellStart"/>
       <w:r>
+        <w:rPr>
+          <w:b/>
+          <w:bCs/>
+          <w:color w:val="7030A0"/>
+        </w:rPr>
         <w:t>ch</w:t>
       </w:r>
       <w:proofErr w:type="spellEnd"/>
       <w:r>
+        <w:rPr>
+          <w:b/>
+          <w:bCs/>
+          <w:color w:val="7030A0"/>
+        </w:rPr>
         <w:t xml:space="preserve"> in </w:t>
       </w:r>
       <w:proofErr w:type="gramStart"/>
       <w:r>
+        <w:rPr>
+          <w:b/>
+          <w:bCs/>
+          <w:color w:val="7030A0"/>
+        </w:rPr>
         <w:t>words[</w:t>
       </w:r>
       <w:proofErr w:type="gramEnd"/>
       <w:r>
+        <w:rPr>
+          <w:b/>
+          <w:bCs/>
+          <w:color w:val="7030A0"/>
+        </w:rPr>
         <w:t>0]:</w:t>
       </w:r>
     </w:p>
     <w:p>
       <w:pPr>
         <w:spacing w:after="0"/>
-      </w:pPr>
-      <w:r>
+        <w:rPr>
+          <w:b/>
+          <w:bCs/>
+          <w:color w:val="7030A0"/>
+        </w:rPr>
+      </w:pPr>
+      <w:r>
+        <w:rPr>
+          <w:b/>
+          <w:bCs/>
+          <w:color w:val="7030A0"/>
+        </w:rPr>
         <w:t xml:space="preserve">            </w:t>
       </w:r>
       <w:proofErr w:type="spellStart"/>
       <w:r>
+        <w:rPr>
+          <w:b/>
+          <w:bCs/>
+          <w:color w:val="7030A0"/>
+        </w:rPr>
         <w:t>refhm</w:t>
       </w:r>
       <w:proofErr w:type="spellEnd"/>
       <w:r>
+        <w:rPr>
+          <w:b/>
+          <w:bCs/>
+          <w:color w:val="7030A0"/>
+        </w:rPr>
         <w:t>[</w:t>
       </w:r>
       <w:proofErr w:type="spellStart"/>
       <w:r>
+        <w:rPr>
+          <w:b/>
+          <w:bCs/>
+          <w:color w:val="7030A0"/>
+        </w:rPr>
         <w:t>ch</w:t>
       </w:r>
       <w:proofErr w:type="spellEnd"/>
       <w:r>
+        <w:rPr>
+          <w:b/>
+          <w:bCs/>
+          <w:color w:val="7030A0"/>
+        </w:rPr>
         <w:t>]+=1</w:t>
       </w:r>
     </w:p>
     <w:p>
       <w:pPr>
         <w:spacing w:after="0"/>
-      </w:pPr>
-    </w:p>
-    <w:p>
-      <w:pPr>
-        <w:spacing w:after="0"/>
-      </w:pPr>
-      <w:r>
+        <w:rPr>
+          <w:b/>
+          <w:bCs/>
+          <w:color w:val="7030A0"/>
+        </w:rPr>
+      </w:pPr>
+    </w:p>
+    <w:p>
+      <w:pPr>
+        <w:spacing w:after="0"/>
+        <w:rPr>
+          <w:b/>
+          <w:bCs/>
+          <w:color w:val="7030A0"/>
+        </w:rPr>
+      </w:pPr>
+      <w:r>
+        <w:rPr>
+          <w:b/>
+          <w:bCs/>
+          <w:color w:val="7030A0"/>
+        </w:rPr>
         <w:t>        for word in words:</w:t>
       </w:r>
     </w:p>
     <w:p>
       <w:pPr>
         <w:spacing w:after="0"/>
-      </w:pPr>
-      <w:r>
+        <w:rPr>
+          <w:b/>
+          <w:bCs/>
+          <w:color w:val="7030A0"/>
+        </w:rPr>
+      </w:pPr>
+      <w:r>
+        <w:rPr>
+          <w:b/>
+          <w:bCs/>
+          <w:color w:val="7030A0"/>
+        </w:rPr>
         <w:t xml:space="preserve">            </w:t>
       </w:r>
       <w:proofErr w:type="spellStart"/>
       <w:r>
+        <w:rPr>
+          <w:b/>
+          <w:bCs/>
+          <w:color w:val="7030A0"/>
+        </w:rPr>
         <w:t>curhm</w:t>
       </w:r>
       <w:proofErr w:type="spellEnd"/>
       <w:r>
-        <w:t>=</w:t>
-      </w:r>
-      <w:proofErr w:type="spellStart"/>
-      <w:r>
-        <w:t>defaultdict</w:t>
-      </w:r>
-      <w:proofErr w:type="spellEnd"/>
-      <w:r>
-        <w:t>(int)</w:t>
-      </w:r>
-    </w:p>
-    <w:p>
-      <w:pPr>
-        <w:spacing w:after="0"/>
-      </w:pPr>
-      <w:r>
+        <w:rPr>
+          <w:b/>
+          <w:bCs/>
+          <w:color w:val="7030A0"/>
+        </w:rPr>
+        <w:t>=defaultdict(int)</w:t>
+      </w:r>
+    </w:p>
+    <w:p>
+      <w:pPr>
+        <w:spacing w:after="0"/>
+        <w:rPr>
+          <w:b/>
+          <w:bCs/>
+          <w:color w:val="7030A0"/>
+        </w:rPr>
+      </w:pPr>
+      <w:r>
+        <w:rPr>
+          <w:b/>
+          <w:bCs/>
+          <w:color w:val="7030A0"/>
+        </w:rPr>
         <w:t xml:space="preserve">            for </w:t>
       </w:r>
       <w:proofErr w:type="spellStart"/>
       <w:r>
+        <w:rPr>
+          <w:b/>
+          <w:bCs/>
+          <w:color w:val="7030A0"/>
+        </w:rPr>
         <w:t>ch</w:t>
       </w:r>
       <w:proofErr w:type="spellEnd"/>
       <w:r>
+        <w:rPr>
+          <w:b/>
+          <w:bCs/>
+          <w:color w:val="7030A0"/>
+        </w:rPr>
         <w:t xml:space="preserve"> in word:</w:t>
       </w:r>
     </w:p>
     <w:p>
       <w:pPr>
         <w:spacing w:after="0"/>
-      </w:pPr>
-      <w:r>
+        <w:rPr>
+          <w:b/>
+          <w:bCs/>
+          <w:color w:val="7030A0"/>
+        </w:rPr>
+      </w:pPr>
+      <w:r>
+        <w:rPr>
+          <w:b/>
+          <w:bCs/>
+          <w:color w:val="7030A0"/>
+        </w:rPr>
         <w:t xml:space="preserve">                </w:t>
       </w:r>
       <w:proofErr w:type="spellStart"/>
       <w:r>
+        <w:rPr>
+          <w:b/>
+          <w:bCs/>
+          <w:color w:val="7030A0"/>
+        </w:rPr>
         <w:t>curhm</w:t>
       </w:r>
       <w:proofErr w:type="spellEnd"/>
       <w:r>
+        <w:rPr>
+          <w:b/>
+          <w:bCs/>
+          <w:color w:val="7030A0"/>
+        </w:rPr>
         <w:t>[</w:t>
       </w:r>
       <w:proofErr w:type="spellStart"/>
       <w:r>
+        <w:rPr>
+          <w:b/>
+          <w:bCs/>
+          <w:color w:val="7030A0"/>
+        </w:rPr>
         <w:t>ch</w:t>
       </w:r>
       <w:proofErr w:type="spellEnd"/>
       <w:r>
+        <w:rPr>
+          <w:b/>
+          <w:bCs/>
+          <w:color w:val="7030A0"/>
+        </w:rPr>
         <w:t>]+=1</w:t>
       </w:r>
     </w:p>
     <w:p>
       <w:pPr>
         <w:spacing w:after="0"/>
-      </w:pPr>
-    </w:p>
-    <w:p>
-      <w:pPr>
-        <w:spacing w:after="0"/>
-      </w:pPr>
-      <w:r>
+        <w:rPr>
+          <w:b/>
+          <w:bCs/>
+          <w:color w:val="7030A0"/>
+        </w:rPr>
+      </w:pPr>
+    </w:p>
+    <w:p>
+      <w:pPr>
+        <w:spacing w:after="0"/>
+        <w:rPr>
+          <w:b/>
+          <w:bCs/>
+          <w:color w:val="7030A0"/>
+        </w:rPr>
+      </w:pPr>
+      <w:r>
+        <w:rPr>
+          <w:b/>
+          <w:bCs/>
+          <w:color w:val="7030A0"/>
+        </w:rPr>
         <w:t xml:space="preserve">            for </w:t>
       </w:r>
       <w:proofErr w:type="spellStart"/>
       <w:r>
+        <w:rPr>
+          <w:b/>
+          <w:bCs/>
+          <w:color w:val="7030A0"/>
+        </w:rPr>
         <w:t>ch</w:t>
       </w:r>
       <w:proofErr w:type="spellEnd"/>
       <w:r>
+        <w:rPr>
+          <w:b/>
+          <w:bCs/>
+          <w:color w:val="7030A0"/>
+        </w:rPr>
         <w:t xml:space="preserve"> in refhm:</w:t>
       </w:r>
     </w:p>
     <w:p>
       <w:pPr>
         <w:spacing w:after="0"/>
-      </w:pPr>
-      <w:r>
+        <w:rPr>
+          <w:b/>
+          <w:bCs/>
+          <w:color w:val="7030A0"/>
+        </w:rPr>
+      </w:pPr>
+      <w:r>
+        <w:rPr>
+          <w:b/>
+          <w:bCs/>
+          <w:color w:val="7030A0"/>
+        </w:rPr>
         <w:t xml:space="preserve">                </w:t>
       </w:r>
       <w:proofErr w:type="spellStart"/>
       <w:r>
+        <w:rPr>
+          <w:b/>
+          <w:bCs/>
+          <w:color w:val="7030A0"/>
+        </w:rPr>
         <w:t>refhm</w:t>
       </w:r>
       <w:proofErr w:type="spellEnd"/>
       <w:r>
+        <w:rPr>
+          <w:b/>
+          <w:bCs/>
+          <w:color w:val="7030A0"/>
+        </w:rPr>
         <w:t>[</w:t>
       </w:r>
       <w:proofErr w:type="spellStart"/>
       <w:r>
+        <w:rPr>
+          <w:b/>
+          <w:bCs/>
+          <w:color w:val="7030A0"/>
+        </w:rPr>
         <w:t>ch</w:t>
       </w:r>
       <w:proofErr w:type="spellEnd"/>
       <w:r>
+        <w:rPr>
+          <w:b/>
+          <w:bCs/>
+          <w:color w:val="7030A0"/>
+        </w:rPr>
         <w:t>]=min(</w:t>
       </w:r>
       <w:proofErr w:type="spellStart"/>
       <w:r>
+        <w:rPr>
+          <w:b/>
+          <w:bCs/>
+          <w:color w:val="7030A0"/>
+        </w:rPr>
         <w:t>refhm</w:t>
       </w:r>
       <w:proofErr w:type="spellEnd"/>
       <w:r>
+        <w:rPr>
+          <w:b/>
+          <w:bCs/>
+          <w:color w:val="7030A0"/>
+        </w:rPr>
         <w:t>[</w:t>
       </w:r>
       <w:proofErr w:type="spellStart"/>
       <w:r>
+        <w:rPr>
+          <w:b/>
+          <w:bCs/>
+          <w:color w:val="7030A0"/>
+        </w:rPr>
         <w:t>ch</w:t>
       </w:r>
       <w:proofErr w:type="spellEnd"/>
       <w:proofErr w:type="gramStart"/>
       <w:r>
+        <w:rPr>
+          <w:b/>
+          <w:bCs/>
+          <w:color w:val="7030A0"/>
+        </w:rPr>
         <w:t>],</w:t>
       </w:r>
       <w:proofErr w:type="spellStart"/>
       <w:r>
+        <w:rPr>
+          <w:b/>
+          <w:bCs/>
+          <w:color w:val="7030A0"/>
+        </w:rPr>
         <w:t>curhm</w:t>
       </w:r>
       <w:proofErr w:type="spellEnd"/>
       <w:proofErr w:type="gramEnd"/>
       <w:r>
+        <w:rPr>
+          <w:b/>
+          <w:bCs/>
+          <w:color w:val="7030A0"/>
+        </w:rPr>
         <w:t>[</w:t>
       </w:r>
       <w:proofErr w:type="spellStart"/>
       <w:r>
+        <w:rPr>
+          <w:b/>
+          <w:bCs/>
+          <w:color w:val="7030A0"/>
+        </w:rPr>
         <w:t>ch</w:t>
       </w:r>
       <w:proofErr w:type="spellEnd"/>
       <w:r>
+        <w:rPr>
+          <w:b/>
+          <w:bCs/>
+          <w:color w:val="7030A0"/>
+        </w:rPr>
         <w:t xml:space="preserve">])   </w:t>
       </w:r>
     </w:p>
     <w:p>
       <w:pPr>
         <w:spacing w:after="0"/>
-      </w:pPr>
-      <w:r>
-        <w:t xml:space="preserve">        </w:t>
-      </w:r>
-      <w:proofErr w:type="spellStart"/>
-      <w:r>
-        <w:t>ans</w:t>
-      </w:r>
-      <w:proofErr w:type="spellEnd"/>
-      <w:proofErr w:type="gramStart"/>
-      <w:r>
+        <w:rPr>
+          <w:b/>
+          <w:bCs/>
+          <w:color w:val="00B050"/>
+        </w:rPr>
+      </w:pPr>
+      <w:r>
+        <w:rPr>
+          <w:b/>
+          <w:bCs/>
+          <w:color w:val="00B050"/>
+        </w:rPr>
+        <w:t>        ans</w:t>
+      </w:r>
+      <w:proofErr w:type="gramStart"/>
+      <w:r>
+        <w:rPr>
+          <w:b/>
+          <w:bCs/>
+          <w:color w:val="00B050"/>
+        </w:rPr>
         <w:t>=[</w:t>
       </w:r>
       <w:proofErr w:type="gramEnd"/>
       <w:r>
+        <w:rPr>
+          <w:b/>
+          <w:bCs/>
+          <w:color w:val="00B050"/>
+        </w:rPr>
         <w:t>]</w:t>
       </w:r>
     </w:p>
     <w:p>
       <w:pPr>
         <w:spacing w:after="0"/>
-      </w:pPr>
-      <w:r>
+        <w:rPr>
+          <w:b/>
+          <w:bCs/>
+          <w:color w:val="00B050"/>
+        </w:rPr>
+      </w:pPr>
+      <w:r>
+        <w:rPr>
+          <w:b/>
+          <w:bCs/>
+          <w:color w:val="00B050"/>
+        </w:rPr>
         <w:t xml:space="preserve">        for </w:t>
       </w:r>
       <w:proofErr w:type="spellStart"/>
       <w:r>
+        <w:rPr>
+          <w:b/>
+          <w:bCs/>
+          <w:color w:val="00B050"/>
+        </w:rPr>
         <w:t>ch</w:t>
       </w:r>
       <w:proofErr w:type="spellEnd"/>
       <w:r>
+        <w:rPr>
+          <w:b/>
+          <w:bCs/>
+          <w:color w:val="00B050"/>
+        </w:rPr>
         <w:t xml:space="preserve"> in refhm:</w:t>
       </w:r>
     </w:p>
     <w:p>
       <w:pPr>
         <w:spacing w:after="0"/>
-      </w:pPr>
-      <w:r>
+        <w:rPr>
+          <w:b/>
+          <w:bCs/>
+          <w:color w:val="00B050"/>
+        </w:rPr>
+      </w:pPr>
+      <w:r>
+        <w:rPr>
+          <w:b/>
+          <w:bCs/>
+          <w:color w:val="00B050"/>
+        </w:rPr>
         <w:t>            for _ in range(</w:t>
       </w:r>
       <w:proofErr w:type="spellStart"/>
       <w:r>
+        <w:rPr>
+          <w:b/>
+          <w:bCs/>
+          <w:color w:val="00B050"/>
+        </w:rPr>
         <w:t>refhm</w:t>
       </w:r>
       <w:proofErr w:type="spellEnd"/>
       <w:r>
+        <w:rPr>
+          <w:b/>
+          <w:bCs/>
+          <w:color w:val="00B050"/>
+        </w:rPr>
         <w:t>[</w:t>
       </w:r>
       <w:proofErr w:type="spellStart"/>
       <w:r>
+        <w:rPr>
+          <w:b/>
+          <w:bCs/>
+          <w:color w:val="00B050"/>
+        </w:rPr>
         <w:t>ch</w:t>
       </w:r>
       <w:proofErr w:type="spellEnd"/>
       <w:r>
+        <w:rPr>
+          <w:b/>
+          <w:bCs/>
+          <w:color w:val="00B050"/>
+        </w:rPr>
         <w:t>]):</w:t>
       </w:r>
     </w:p>
     <w:p>
       <w:pPr>
         <w:spacing w:after="0"/>
-      </w:pPr>
-      <w:r>
+        <w:rPr>
+          <w:b/>
+          <w:bCs/>
+          <w:color w:val="00B050"/>
+        </w:rPr>
+      </w:pPr>
+      <w:r>
+        <w:rPr>
+          <w:b/>
+          <w:bCs/>
+          <w:color w:val="00B050"/>
+        </w:rPr>
         <w:t xml:space="preserve">                </w:t>
       </w:r>
       <w:proofErr w:type="spellStart"/>
       <w:proofErr w:type="gramStart"/>
       <w:r>
+        <w:rPr>
+          <w:b/>
+          <w:bCs/>
+          <w:color w:val="00B050"/>
+        </w:rPr>
         <w:t>ans.append</w:t>
       </w:r>
       <w:proofErr w:type="spellEnd"/>
       <w:proofErr w:type="gramEnd"/>
       <w:r>
+        <w:rPr>
+          <w:b/>
+          <w:bCs/>
+          <w:color w:val="00B050"/>
+        </w:rPr>
         <w:t>(</w:t>
       </w:r>
       <w:proofErr w:type="spellStart"/>
       <w:r>
+        <w:rPr>
+          <w:b/>
+          <w:bCs/>
+          <w:color w:val="00B050"/>
+        </w:rPr>
         <w:t>ch</w:t>
       </w:r>
       <w:proofErr w:type="spellEnd"/>
       <w:r>
+        <w:rPr>
+          <w:b/>
+          <w:bCs/>
+          <w:color w:val="00B050"/>
+        </w:rPr>
         <w:t>)</w:t>
       </w:r>
     </w:p>
     <w:p>
       <w:pPr>
         <w:spacing w:after="0"/>
-      </w:pPr>
-    </w:p>
-    <w:p>
-      <w:pPr>
-        <w:spacing w:after="0"/>
-      </w:pPr>
-      <w:r>
-        <w:t xml:space="preserve">        return </w:t>
-      </w:r>
-      <w:proofErr w:type="spellStart"/>
-      <w:r>
-        <w:t>ans</w:t>
-      </w:r>
-      <w:proofErr w:type="spellEnd"/>
-      <w:r>
-        <w:t xml:space="preserve">         </w:t>
+        <w:rPr>
+          <w:b/>
+          <w:bCs/>
+          <w:color w:val="7030A0"/>
+        </w:rPr>
+      </w:pPr>
+    </w:p>
+    <w:p>
+      <w:pPr>
+        <w:spacing w:after="0"/>
+        <w:rPr>
+          <w:b/>
+          <w:bCs/>
+          <w:color w:val="7030A0"/>
+        </w:rPr>
+      </w:pPr>
+      <w:r>
+        <w:rPr>
+          <w:b/>
+          <w:bCs/>
+          <w:color w:val="7030A0"/>
+        </w:rPr>
+        <w:t xml:space="preserve">        return ans         </w:t>
       </w:r>
     </w:p>
     <w:p>
@@ -7914,286 +9661,450 @@
     <w:p>
       <w:pPr>
         <w:spacing w:after="0"/>
-      </w:pPr>
-      <w:r>
+        <w:rPr>
+          <w:b/>
+          <w:bCs/>
+          <w:color w:val="7030A0"/>
+        </w:rPr>
+      </w:pPr>
+      <w:r>
+        <w:rPr>
+          <w:b/>
+          <w:bCs/>
+          <w:color w:val="7030A0"/>
+        </w:rPr>
         <w:t xml:space="preserve">def </w:t>
       </w:r>
       <w:proofErr w:type="spellStart"/>
       <w:proofErr w:type="gramStart"/>
       <w:r>
+        <w:rPr>
+          <w:b/>
+          <w:bCs/>
+          <w:color w:val="7030A0"/>
+        </w:rPr>
         <w:t>longestConsecutive</w:t>
       </w:r>
       <w:proofErr w:type="spellEnd"/>
       <w:r>
+        <w:rPr>
+          <w:b/>
+          <w:bCs/>
+          <w:color w:val="7030A0"/>
+        </w:rPr>
         <w:t>(</w:t>
       </w:r>
       <w:proofErr w:type="gramEnd"/>
       <w:r>
+        <w:rPr>
+          <w:b/>
+          <w:bCs/>
+          <w:color w:val="7030A0"/>
+        </w:rPr>
         <w:t xml:space="preserve">self, </w:t>
       </w:r>
       <w:proofErr w:type="spellStart"/>
       <w:r>
+        <w:rPr>
+          <w:b/>
+          <w:bCs/>
+          <w:color w:val="7030A0"/>
+        </w:rPr>
         <w:t>nums</w:t>
       </w:r>
       <w:proofErr w:type="spellEnd"/>
       <w:r>
+        <w:rPr>
+          <w:b/>
+          <w:bCs/>
+          <w:color w:val="7030A0"/>
+        </w:rPr>
         <w:t>):</w:t>
       </w:r>
     </w:p>
     <w:p>
       <w:pPr>
         <w:spacing w:after="0"/>
-      </w:pPr>
-      <w:r>
-        <w:t>        """</w:t>
-      </w:r>
-    </w:p>
-    <w:p>
-      <w:pPr>
-        <w:spacing w:after="0"/>
-      </w:pPr>
-      <w:r>
+        <w:rPr>
+          <w:b/>
+          <w:bCs/>
+          <w:color w:val="7030A0"/>
+        </w:rPr>
+      </w:pPr>
+      <w:r>
+        <w:rPr>
+          <w:b/>
+          <w:bCs/>
+          <w:color w:val="7030A0"/>
+        </w:rPr>
+        <w:t>            return 0   improves complexity (not really)"""</w:t>
+      </w:r>
+    </w:p>
+    <w:p>
+      <w:pPr>
+        <w:spacing w:after="0"/>
+        <w:rPr>
+          <w:b/>
+          <w:bCs/>
+          <w:color w:val="7030A0"/>
+        </w:rPr>
+      </w:pPr>
+    </w:p>
+    <w:p>
+      <w:pPr>
+        <w:spacing w:after="0"/>
+        <w:rPr>
+          <w:b/>
+          <w:bCs/>
+          <w:color w:val="7030A0"/>
+        </w:rPr>
+      </w:pPr>
+      <w:r>
+        <w:rPr>
+          <w:b/>
+          <w:bCs/>
+          <w:color w:val="7030A0"/>
+        </w:rPr>
         <w:t xml:space="preserve">        </w:t>
       </w:r>
-      <w:proofErr w:type="gramStart"/>
-      <w:r>
-        <w:t>:type</w:t>
-      </w:r>
-      <w:proofErr w:type="gramEnd"/>
-      <w:r>
+      <w:proofErr w:type="spellStart"/>
+      <w:r>
+        <w:rPr>
+          <w:b/>
+          <w:bCs/>
+          <w:color w:val="7030A0"/>
+        </w:rPr>
+        <w:t>numSet</w:t>
+      </w:r>
+      <w:proofErr w:type="spellEnd"/>
+      <w:r>
+        <w:rPr>
+          <w:b/>
+          <w:bCs/>
+          <w:color w:val="7030A0"/>
+        </w:rPr>
+        <w:t>=set(</w:t>
+      </w:r>
+      <w:proofErr w:type="spellStart"/>
+      <w:r>
+        <w:rPr>
+          <w:b/>
+          <w:bCs/>
+          <w:color w:val="7030A0"/>
+        </w:rPr>
+        <w:t>nums</w:t>
+      </w:r>
+      <w:proofErr w:type="spellEnd"/>
+      <w:r>
+        <w:rPr>
+          <w:b/>
+          <w:bCs/>
+          <w:color w:val="7030A0"/>
+        </w:rPr>
+        <w:t>)</w:t>
+      </w:r>
+    </w:p>
+    <w:p>
+      <w:pPr>
+        <w:spacing w:after="0"/>
+        <w:rPr>
+          <w:b/>
+          <w:bCs/>
+          <w:color w:val="7030A0"/>
+        </w:rPr>
+      </w:pPr>
+      <w:r>
+        <w:rPr>
+          <w:b/>
+          <w:bCs/>
+          <w:color w:val="7030A0"/>
+        </w:rPr>
+        <w:t>        longest=0</w:t>
+      </w:r>
+    </w:p>
+    <w:p>
+      <w:pPr>
+        <w:spacing w:after="0"/>
+        <w:rPr>
+          <w:b/>
+          <w:bCs/>
+          <w:color w:val="7030A0"/>
+        </w:rPr>
+      </w:pPr>
+      <w:r>
+        <w:rPr>
+          <w:b/>
+          <w:bCs/>
+          <w:color w:val="7030A0"/>
+        </w:rPr>
+        <w:t>        seen</w:t>
+      </w:r>
+      <w:proofErr w:type="gramStart"/>
+      <w:r>
+        <w:rPr>
+          <w:b/>
+          <w:bCs/>
+          <w:color w:val="7030A0"/>
+        </w:rPr>
+        <w:t>=(</w:t>
+      </w:r>
+      <w:proofErr w:type="gramEnd"/>
+      <w:r>
+        <w:rPr>
+          <w:b/>
+          <w:bCs/>
+          <w:color w:val="7030A0"/>
+        </w:rPr>
+        <w:t>)</w:t>
+      </w:r>
+    </w:p>
+    <w:p>
+      <w:pPr>
+        <w:spacing w:after="0"/>
+        <w:rPr>
+          <w:b/>
+          <w:bCs/>
+          <w:color w:val="7030A0"/>
+        </w:rPr>
+      </w:pPr>
+      <w:r>
+        <w:rPr>
+          <w:b/>
+          <w:bCs/>
+          <w:color w:val="7030A0"/>
+        </w:rPr>
+        <w:t xml:space="preserve">        for </w:t>
+      </w:r>
+      <w:proofErr w:type="spellStart"/>
+      <w:r>
+        <w:rPr>
+          <w:b/>
+          <w:bCs/>
+          <w:color w:val="7030A0"/>
+        </w:rPr>
+        <w:t>num</w:t>
+      </w:r>
+      <w:proofErr w:type="spellEnd"/>
+      <w:r>
+        <w:rPr>
+          <w:b/>
+          <w:bCs/>
+          <w:color w:val="7030A0"/>
+        </w:rPr>
+        <w:t xml:space="preserve"> in </w:t>
+      </w:r>
+      <w:proofErr w:type="spellStart"/>
+      <w:r>
+        <w:rPr>
+          <w:b/>
+          <w:bCs/>
+          <w:color w:val="7030A0"/>
+        </w:rPr>
+        <w:t>numSet</w:t>
+      </w:r>
+      <w:proofErr w:type="spellEnd"/>
+      <w:r>
+        <w:rPr>
+          <w:b/>
+          <w:bCs/>
+          <w:color w:val="7030A0"/>
+        </w:rPr>
+        <w:t>:</w:t>
+      </w:r>
+    </w:p>
+    <w:p>
+      <w:pPr>
+        <w:spacing w:after="0"/>
+        <w:rPr>
+          <w:b/>
+          <w:bCs/>
+          <w:color w:val="7030A0"/>
+        </w:rPr>
+      </w:pPr>
+      <w:r>
+        <w:rPr>
+          <w:b/>
+          <w:bCs/>
+          <w:color w:val="7030A0"/>
+        </w:rPr>
+        <w:t xml:space="preserve">            if (num-1) not in </w:t>
+      </w:r>
+      <w:proofErr w:type="spellStart"/>
+      <w:r>
+        <w:rPr>
+          <w:b/>
+          <w:bCs/>
+          <w:color w:val="7030A0"/>
+        </w:rPr>
+        <w:t>numSet</w:t>
+      </w:r>
+      <w:proofErr w:type="spellEnd"/>
+      <w:r>
+        <w:rPr>
+          <w:b/>
+          <w:bCs/>
+          <w:color w:val="7030A0"/>
+        </w:rPr>
+        <w:t>:</w:t>
+      </w:r>
+    </w:p>
+    <w:p>
+      <w:pPr>
+        <w:spacing w:after="0"/>
+        <w:rPr>
+          <w:b/>
+          <w:bCs/>
+          <w:color w:val="7030A0"/>
+        </w:rPr>
+      </w:pPr>
+      <w:r>
+        <w:rPr>
+          <w:b/>
+          <w:bCs/>
+          <w:color w:val="7030A0"/>
+        </w:rPr>
+        <w:lastRenderedPageBreak/>
+        <w:t>                length=0</w:t>
+      </w:r>
+    </w:p>
+    <w:p>
+      <w:pPr>
+        <w:spacing w:after="0"/>
+        <w:rPr>
+          <w:b/>
+          <w:bCs/>
+          <w:color w:val="7030A0"/>
+        </w:rPr>
+      </w:pPr>
+      <w:r>
+        <w:rPr>
+          <w:b/>
+          <w:bCs/>
+          <w:color w:val="7030A0"/>
+        </w:rPr>
+        <w:t>                while (</w:t>
+      </w:r>
+      <w:proofErr w:type="spellStart"/>
+      <w:r>
+        <w:rPr>
+          <w:b/>
+          <w:bCs/>
+          <w:color w:val="7030A0"/>
+        </w:rPr>
+        <w:t>num+length</w:t>
+      </w:r>
+      <w:proofErr w:type="spellEnd"/>
+      <w:r>
+        <w:rPr>
+          <w:b/>
+          <w:bCs/>
+          <w:color w:val="7030A0"/>
+        </w:rPr>
+        <w:t xml:space="preserve">) in </w:t>
+      </w:r>
+      <w:proofErr w:type="spellStart"/>
+      <w:r>
+        <w:rPr>
+          <w:b/>
+          <w:bCs/>
+          <w:color w:val="7030A0"/>
+        </w:rPr>
+        <w:t>numSet</w:t>
+      </w:r>
+      <w:proofErr w:type="spellEnd"/>
+      <w:r>
+        <w:rPr>
+          <w:b/>
+          <w:bCs/>
+          <w:color w:val="7030A0"/>
+        </w:rPr>
+        <w:t>:</w:t>
+      </w:r>
+    </w:p>
+    <w:p>
+      <w:pPr>
+        <w:spacing w:after="0"/>
+        <w:rPr>
+          <w:b/>
+          <w:bCs/>
+          <w:color w:val="7030A0"/>
+        </w:rPr>
+      </w:pPr>
+      <w:r>
+        <w:rPr>
+          <w:b/>
+          <w:bCs/>
+          <w:color w:val="7030A0"/>
+        </w:rPr>
+        <w:t>                    length+=1</w:t>
+      </w:r>
+    </w:p>
+    <w:p>
+      <w:pPr>
+        <w:spacing w:after="0"/>
+        <w:rPr>
+          <w:b/>
+          <w:bCs/>
+          <w:color w:val="7030A0"/>
+        </w:rPr>
+      </w:pPr>
+      <w:r>
+        <w:rPr>
+          <w:b/>
+          <w:bCs/>
+          <w:color w:val="7030A0"/>
+        </w:rPr>
+        <w:t>                longest=max(</w:t>
+      </w:r>
+      <w:proofErr w:type="spellStart"/>
+      <w:proofErr w:type="gramStart"/>
+      <w:r>
+        <w:rPr>
+          <w:b/>
+          <w:bCs/>
+          <w:color w:val="7030A0"/>
+        </w:rPr>
+        <w:t>longest,length</w:t>
+      </w:r>
+      <w:proofErr w:type="spellEnd"/>
+      <w:proofErr w:type="gramEnd"/>
+      <w:r>
+        <w:rPr>
+          <w:b/>
+          <w:bCs/>
+          <w:color w:val="7030A0"/>
+        </w:rPr>
+        <w:t>)</w:t>
+      </w:r>
+    </w:p>
+    <w:p>
+      <w:pPr>
+        <w:spacing w:after="0"/>
+        <w:rPr>
+          <w:b/>
+          <w:bCs/>
+          <w:color w:val="7030A0"/>
+        </w:rPr>
+      </w:pPr>
+    </w:p>
+    <w:p>
+      <w:pPr>
+        <w:spacing w:after="0"/>
+      </w:pPr>
+      <w:r>
+        <w:rPr>
+          <w:b/>
+          <w:bCs/>
+          <w:color w:val="7030A0"/>
+        </w:rPr>
+        <w:t>        return longest</w:t>
+      </w:r>
+      <w:r>
+        <w:rPr>
+          <w:color w:val="7030A0"/>
+        </w:rPr>
         <w:t xml:space="preserve"> </w:t>
       </w:r>
-      <w:proofErr w:type="spellStart"/>
-      <w:r>
-        <w:t>nums</w:t>
-      </w:r>
-      <w:proofErr w:type="spellEnd"/>
-      <w:r>
-        <w:t>: List[int]</w:t>
-      </w:r>
-    </w:p>
-    <w:p>
-      <w:pPr>
-        <w:spacing w:after="0"/>
-      </w:pPr>
-      <w:r>
-        <w:t xml:space="preserve">        </w:t>
-      </w:r>
-      <w:proofErr w:type="gramStart"/>
-      <w:r>
-        <w:t>:</w:t>
-      </w:r>
-      <w:proofErr w:type="spellStart"/>
-      <w:r>
-        <w:t>rtype</w:t>
-      </w:r>
-      <w:proofErr w:type="spellEnd"/>
-      <w:proofErr w:type="gramEnd"/>
-      <w:r>
-        <w:t>: int</w:t>
-      </w:r>
-    </w:p>
-    <w:p>
-      <w:pPr>
-        <w:spacing w:after="0"/>
-      </w:pPr>
-      <w:r>
-        <w:t>        """</w:t>
-      </w:r>
-    </w:p>
-    <w:p>
-      <w:pPr>
-        <w:spacing w:after="0"/>
-      </w:pPr>
-    </w:p>
-    <w:p>
-      <w:pPr>
-        <w:spacing w:after="0"/>
-      </w:pPr>
-      <w:r>
-        <w:t xml:space="preserve">        """if not </w:t>
-      </w:r>
-      <w:proofErr w:type="spellStart"/>
-      <w:r>
-        <w:t>nums</w:t>
-      </w:r>
-      <w:proofErr w:type="spellEnd"/>
-      <w:r>
-        <w:t>:</w:t>
-      </w:r>
-    </w:p>
-    <w:p>
-      <w:pPr>
-        <w:spacing w:after="0"/>
-      </w:pPr>
-      <w:r>
-        <w:lastRenderedPageBreak/>
-        <w:t>            return 0   improves complexity (not really)"""</w:t>
-      </w:r>
-    </w:p>
-    <w:p>
-      <w:pPr>
-        <w:spacing w:after="0"/>
-      </w:pPr>
-    </w:p>
-    <w:p>
-      <w:pPr>
-        <w:spacing w:after="0"/>
-      </w:pPr>
-      <w:r>
-        <w:t xml:space="preserve">        </w:t>
-      </w:r>
-      <w:proofErr w:type="spellStart"/>
-      <w:r>
-        <w:t>numSet</w:t>
-      </w:r>
-      <w:proofErr w:type="spellEnd"/>
-      <w:r>
-        <w:t>=set(</w:t>
-      </w:r>
-      <w:proofErr w:type="spellStart"/>
-      <w:r>
-        <w:t>nums</w:t>
-      </w:r>
-      <w:proofErr w:type="spellEnd"/>
-      <w:r>
-        <w:t>)</w:t>
-      </w:r>
-    </w:p>
-    <w:p>
-      <w:pPr>
-        <w:spacing w:after="0"/>
-      </w:pPr>
-      <w:r>
-        <w:t>        longest=0</w:t>
-      </w:r>
-    </w:p>
-    <w:p>
-      <w:pPr>
-        <w:spacing w:after="0"/>
-      </w:pPr>
-      <w:r>
-        <w:t>        seen</w:t>
-      </w:r>
-      <w:proofErr w:type="gramStart"/>
-      <w:r>
-        <w:t>=(</w:t>
-      </w:r>
-      <w:proofErr w:type="gramEnd"/>
-      <w:r>
-        <w:t>)</w:t>
-      </w:r>
-    </w:p>
-    <w:p>
-      <w:pPr>
-        <w:spacing w:after="0"/>
-      </w:pPr>
-      <w:r>
-        <w:t xml:space="preserve">        for </w:t>
-      </w:r>
-      <w:proofErr w:type="spellStart"/>
-      <w:r>
-        <w:t>num</w:t>
-      </w:r>
-      <w:proofErr w:type="spellEnd"/>
-      <w:r>
-        <w:t xml:space="preserve"> in </w:t>
-      </w:r>
-      <w:proofErr w:type="spellStart"/>
-      <w:r>
-        <w:t>numSet</w:t>
-      </w:r>
-      <w:proofErr w:type="spellEnd"/>
-      <w:r>
-        <w:t>:</w:t>
-      </w:r>
-    </w:p>
-    <w:p>
-      <w:pPr>
-        <w:spacing w:after="0"/>
-      </w:pPr>
-      <w:r>
-        <w:t xml:space="preserve">            if (num-1) not in </w:t>
-      </w:r>
-      <w:proofErr w:type="spellStart"/>
-      <w:r>
-        <w:t>numSet</w:t>
-      </w:r>
-      <w:proofErr w:type="spellEnd"/>
-      <w:r>
-        <w:t>:</w:t>
-      </w:r>
-    </w:p>
-    <w:p>
-      <w:pPr>
-        <w:spacing w:after="0"/>
-      </w:pPr>
-      <w:r>
-        <w:t>                length=0</w:t>
-      </w:r>
-    </w:p>
-    <w:p>
-      <w:pPr>
-        <w:spacing w:after="0"/>
-      </w:pPr>
-      <w:r>
-        <w:t>                while (</w:t>
-      </w:r>
-      <w:proofErr w:type="spellStart"/>
-      <w:r>
-        <w:t>num+length</w:t>
-      </w:r>
-      <w:proofErr w:type="spellEnd"/>
-      <w:r>
-        <w:t xml:space="preserve">) in </w:t>
-      </w:r>
-      <w:proofErr w:type="spellStart"/>
-      <w:r>
-        <w:t>numSet</w:t>
-      </w:r>
-      <w:proofErr w:type="spellEnd"/>
-      <w:r>
-        <w:t>:</w:t>
-      </w:r>
-    </w:p>
-    <w:p>
-      <w:pPr>
-        <w:spacing w:after="0"/>
-      </w:pPr>
-      <w:r>
-        <w:t>                    length+=1</w:t>
-      </w:r>
-    </w:p>
-    <w:p>
-      <w:pPr>
-        <w:spacing w:after="0"/>
-      </w:pPr>
-      <w:r>
-        <w:t>                longest=max(</w:t>
-      </w:r>
-      <w:proofErr w:type="spellStart"/>
-      <w:proofErr w:type="gramStart"/>
-      <w:r>
-        <w:t>longest,length</w:t>
-      </w:r>
-      <w:proofErr w:type="spellEnd"/>
-      <w:proofErr w:type="gramEnd"/>
-      <w:r>
-        <w:t>)</w:t>
-      </w:r>
-    </w:p>
-    <w:p>
-      <w:pPr>
-        <w:spacing w:after="0"/>
-      </w:pPr>
-    </w:p>
-    <w:p>
-      <w:pPr>
-        <w:spacing w:after="0"/>
-      </w:pPr>
-      <w:r>
-        <w:t xml:space="preserve">        return longest </w:t>
-      </w:r>
     </w:p>
     <w:p>
       <w:pPr>
@@ -8223,6 +10134,9 @@
         <w:spacing w:after="0"/>
       </w:pPr>
       <w:r>
+        <w:rPr>
+          <w:noProof/>
+        </w:rPr>
         <w:drawing>
           <wp:inline distT="0" distB="0" distL="0" distR="0" wp14:anchorId="35E0C18E" wp14:editId="6D4887F3">
             <wp:extent cx="5731510" cy="3869690"/>
@@ -8287,7 +10201,3556 @@
         <w:t>16]valid anagram</w:t>
       </w:r>
     </w:p>
+    <w:p>
+      <w:pPr>
+        <w:pStyle w:val="Heading3"/>
+      </w:pPr>
+      <w:r>
+        <w:t>17]valid anagram</w:t>
+      </w:r>
+    </w:p>
     <w:p/>
+    <w:p/>
+    <w:p/>
+    <w:p/>
+    <w:p>
+      <w:pPr>
+        <w:pStyle w:val="Heading3"/>
+      </w:pPr>
+      <w:r>
+        <w:t>18]Count number of good subarrays</w:t>
+      </w:r>
+    </w:p>
+    <w:p/>
+    <w:p/>
+    <w:p>
+      <w:r>
+        <w:lastRenderedPageBreak/>
+        <w:drawing>
+          <wp:inline distT="0" distB="0" distL="0" distR="0" wp14:anchorId="0ED93DBF" wp14:editId="7A896066">
+            <wp:extent cx="5731510" cy="3225800"/>
+            <wp:effectExtent l="0" t="0" r="2540" b="0"/>
+            <wp:docPr id="1290459545" name="Picture 8"/>
+            <wp:cNvGraphicFramePr>
+              <a:graphicFrameLocks xmlns:a="http://schemas.openxmlformats.org/drawingml/2006/main" noChangeAspect="1"/>
+            </wp:cNvGraphicFramePr>
+            <a:graphic xmlns:a="http://schemas.openxmlformats.org/drawingml/2006/main">
+              <a:graphicData uri="http://schemas.openxmlformats.org/drawingml/2006/picture">
+                <pic:pic xmlns:pic="http://schemas.openxmlformats.org/drawingml/2006/picture">
+                  <pic:nvPicPr>
+                    <pic:cNvPr id="0" name="Picture 21"/>
+                    <pic:cNvPicPr>
+                      <a:picLocks noChangeAspect="1" noChangeArrowheads="1"/>
+                    </pic:cNvPicPr>
+                  </pic:nvPicPr>
+                  <pic:blipFill>
+                    <a:blip r:embed="rId16" cstate="print">
+                      <a:extLst>
+                        <a:ext uri="{28A0092B-C50C-407E-A947-70E740481C1C}">
+                          <a14:useLocalDpi xmlns:a14="http://schemas.microsoft.com/office/drawing/2010/main" val="0"/>
+                        </a:ext>
+                      </a:extLst>
+                    </a:blip>
+                    <a:srcRect/>
+                    <a:stretch>
+                      <a:fillRect/>
+                    </a:stretch>
+                  </pic:blipFill>
+                  <pic:spPr bwMode="auto">
+                    <a:xfrm>
+                      <a:off x="0" y="0"/>
+                      <a:ext cx="5731510" cy="3225800"/>
+                    </a:xfrm>
+                    <a:prstGeom prst="rect">
+                      <a:avLst/>
+                    </a:prstGeom>
+                    <a:noFill/>
+                    <a:ln>
+                      <a:noFill/>
+                    </a:ln>
+                  </pic:spPr>
+                </pic:pic>
+              </a:graphicData>
+            </a:graphic>
+          </wp:inline>
+        </w:drawing>
+      </w:r>
+    </w:p>
+    <w:p/>
+    <w:p>
+      <w:r>
+        <w:lastRenderedPageBreak/>
+        <w:drawing>
+          <wp:inline distT="0" distB="0" distL="0" distR="0" wp14:anchorId="3F227019" wp14:editId="0E062DA7">
+            <wp:extent cx="5408930" cy="9611360"/>
+            <wp:effectExtent l="0" t="0" r="1270" b="8890"/>
+            <wp:docPr id="185022110" name="Picture 7"/>
+            <wp:cNvGraphicFramePr>
+              <a:graphicFrameLocks xmlns:a="http://schemas.openxmlformats.org/drawingml/2006/main" noChangeAspect="1"/>
+            </wp:cNvGraphicFramePr>
+            <a:graphic xmlns:a="http://schemas.openxmlformats.org/drawingml/2006/main">
+              <a:graphicData uri="http://schemas.openxmlformats.org/drawingml/2006/picture">
+                <pic:pic xmlns:pic="http://schemas.openxmlformats.org/drawingml/2006/picture">
+                  <pic:nvPicPr>
+                    <pic:cNvPr id="0" name="Picture 22"/>
+                    <pic:cNvPicPr>
+                      <a:picLocks noChangeAspect="1" noChangeArrowheads="1"/>
+                    </pic:cNvPicPr>
+                  </pic:nvPicPr>
+                  <pic:blipFill>
+                    <a:blip r:embed="rId17">
+                      <a:extLst>
+                        <a:ext uri="{28A0092B-C50C-407E-A947-70E740481C1C}">
+                          <a14:useLocalDpi xmlns:a14="http://schemas.microsoft.com/office/drawing/2010/main" val="0"/>
+                        </a:ext>
+                      </a:extLst>
+                    </a:blip>
+                    <a:srcRect/>
+                    <a:stretch>
+                      <a:fillRect/>
+                    </a:stretch>
+                  </pic:blipFill>
+                  <pic:spPr bwMode="auto">
+                    <a:xfrm>
+                      <a:off x="0" y="0"/>
+                      <a:ext cx="5408930" cy="9611360"/>
+                    </a:xfrm>
+                    <a:prstGeom prst="rect">
+                      <a:avLst/>
+                    </a:prstGeom>
+                    <a:noFill/>
+                    <a:ln>
+                      <a:noFill/>
+                    </a:ln>
+                  </pic:spPr>
+                </pic:pic>
+              </a:graphicData>
+            </a:graphic>
+          </wp:inline>
+        </w:drawing>
+      </w:r>
+    </w:p>
+    <w:p>
+      <w:r>
+        <w:lastRenderedPageBreak/>
+        <w:drawing>
+          <wp:inline distT="0" distB="0" distL="0" distR="0" wp14:anchorId="27335343" wp14:editId="6966656F">
+            <wp:extent cx="5408930" cy="9611360"/>
+            <wp:effectExtent l="0" t="0" r="1270" b="8890"/>
+            <wp:docPr id="1739520117" name="Picture 6"/>
+            <wp:cNvGraphicFramePr>
+              <a:graphicFrameLocks xmlns:a="http://schemas.openxmlformats.org/drawingml/2006/main" noChangeAspect="1"/>
+            </wp:cNvGraphicFramePr>
+            <a:graphic xmlns:a="http://schemas.openxmlformats.org/drawingml/2006/main">
+              <a:graphicData uri="http://schemas.openxmlformats.org/drawingml/2006/picture">
+                <pic:pic xmlns:pic="http://schemas.openxmlformats.org/drawingml/2006/picture">
+                  <pic:nvPicPr>
+                    <pic:cNvPr id="0" name="Picture 23"/>
+                    <pic:cNvPicPr>
+                      <a:picLocks noChangeAspect="1" noChangeArrowheads="1"/>
+                    </pic:cNvPicPr>
+                  </pic:nvPicPr>
+                  <pic:blipFill>
+                    <a:blip r:embed="rId18">
+                      <a:extLst>
+                        <a:ext uri="{28A0092B-C50C-407E-A947-70E740481C1C}">
+                          <a14:useLocalDpi xmlns:a14="http://schemas.microsoft.com/office/drawing/2010/main" val="0"/>
+                        </a:ext>
+                      </a:extLst>
+                    </a:blip>
+                    <a:srcRect/>
+                    <a:stretch>
+                      <a:fillRect/>
+                    </a:stretch>
+                  </pic:blipFill>
+                  <pic:spPr bwMode="auto">
+                    <a:xfrm>
+                      <a:off x="0" y="0"/>
+                      <a:ext cx="5408930" cy="9611360"/>
+                    </a:xfrm>
+                    <a:prstGeom prst="rect">
+                      <a:avLst/>
+                    </a:prstGeom>
+                    <a:noFill/>
+                    <a:ln>
+                      <a:noFill/>
+                    </a:ln>
+                  </pic:spPr>
+                </pic:pic>
+              </a:graphicData>
+            </a:graphic>
+          </wp:inline>
+        </w:drawing>
+      </w:r>
+      <w:r>
+        <w:lastRenderedPageBreak/>
+        <w:drawing>
+          <wp:inline distT="0" distB="0" distL="0" distR="0" wp14:anchorId="770E058E" wp14:editId="000F9454">
+            <wp:extent cx="5408930" cy="9611360"/>
+            <wp:effectExtent l="0" t="0" r="1270" b="8890"/>
+            <wp:docPr id="995831056" name="Picture 5"/>
+            <wp:cNvGraphicFramePr>
+              <a:graphicFrameLocks xmlns:a="http://schemas.openxmlformats.org/drawingml/2006/main" noChangeAspect="1"/>
+            </wp:cNvGraphicFramePr>
+            <a:graphic xmlns:a="http://schemas.openxmlformats.org/drawingml/2006/main">
+              <a:graphicData uri="http://schemas.openxmlformats.org/drawingml/2006/picture">
+                <pic:pic xmlns:pic="http://schemas.openxmlformats.org/drawingml/2006/picture">
+                  <pic:nvPicPr>
+                    <pic:cNvPr id="0" name="Picture 24"/>
+                    <pic:cNvPicPr>
+                      <a:picLocks noChangeAspect="1" noChangeArrowheads="1"/>
+                    </pic:cNvPicPr>
+                  </pic:nvPicPr>
+                  <pic:blipFill>
+                    <a:blip r:embed="rId19">
+                      <a:extLst>
+                        <a:ext uri="{28A0092B-C50C-407E-A947-70E740481C1C}">
+                          <a14:useLocalDpi xmlns:a14="http://schemas.microsoft.com/office/drawing/2010/main" val="0"/>
+                        </a:ext>
+                      </a:extLst>
+                    </a:blip>
+                    <a:srcRect/>
+                    <a:stretch>
+                      <a:fillRect/>
+                    </a:stretch>
+                  </pic:blipFill>
+                  <pic:spPr bwMode="auto">
+                    <a:xfrm>
+                      <a:off x="0" y="0"/>
+                      <a:ext cx="5408930" cy="9611360"/>
+                    </a:xfrm>
+                    <a:prstGeom prst="rect">
+                      <a:avLst/>
+                    </a:prstGeom>
+                    <a:noFill/>
+                    <a:ln>
+                      <a:noFill/>
+                    </a:ln>
+                  </pic:spPr>
+                </pic:pic>
+              </a:graphicData>
+            </a:graphic>
+          </wp:inline>
+        </w:drawing>
+      </w:r>
+    </w:p>
+    <w:p>
+      <w:pPr>
+        <w:spacing w:after="0"/>
+      </w:pPr>
+      <w:r>
+        <w:lastRenderedPageBreak/>
+        <w:t>Understanding :-&gt; Given an array :-&gt; count the number of good subarrays; </w:t>
+      </w:r>
+    </w:p>
+    <w:p>
+      <w:pPr>
+        <w:spacing w:after="0"/>
+      </w:pPr>
+    </w:p>
+    <w:p>
+      <w:pPr>
+        <w:spacing w:after="0"/>
+      </w:pPr>
+      <w:r>
+        <w:t xml:space="preserve">Definition :-&gt; [i……j] is good if </w:t>
+      </w:r>
+      <w:proofErr w:type="gramStart"/>
+      <w:r>
+        <w:t>sum[</w:t>
+      </w:r>
+      <w:proofErr w:type="gramEnd"/>
+      <w:r>
+        <w:t>i……</w:t>
+      </w:r>
+      <w:proofErr w:type="gramStart"/>
+      <w:r>
+        <w:t>j]%</w:t>
+      </w:r>
+      <w:proofErr w:type="gramEnd"/>
+      <w:r>
+        <w:t>k == length of that subarray </w:t>
+      </w:r>
+    </w:p>
+    <w:p>
+      <w:pPr>
+        <w:spacing w:after="0"/>
+      </w:pPr>
+    </w:p>
+    <w:p>
+      <w:pPr>
+        <w:spacing w:after="0"/>
+      </w:pPr>
+      <w:r>
+        <w:t xml:space="preserve">Brute Force :-&gt; </w:t>
+      </w:r>
+      <w:hyperlink r:id="rId20" w:history="1">
+        <w:r>
+          <w:rPr>
+            <w:rStyle w:val="Hyperlink"/>
+          </w:rPr>
+          <w:t>https://www.jdoodle.com/ia/1I47</w:t>
+        </w:r>
+      </w:hyperlink>
+      <w:r>
+        <w:t>; </w:t>
+      </w:r>
+    </w:p>
+    <w:p>
+      <w:pPr>
+        <w:spacing w:after="0"/>
+      </w:pPr>
+    </w:p>
+    <w:p>
+      <w:pPr>
+        <w:spacing w:after="0"/>
+      </w:pPr>
+      <w:r>
+        <w:t>TC - O(N^2); </w:t>
+      </w:r>
+    </w:p>
+    <w:p>
+      <w:pPr>
+        <w:spacing w:after="0"/>
+      </w:pPr>
+    </w:p>
+    <w:p>
+      <w:pPr>
+        <w:spacing w:after="0"/>
+        <w:rPr>
+          <w:b/>
+          <w:bCs/>
+          <w:sz w:val="28"/>
+          <w:szCs w:val="28"/>
+        </w:rPr>
+      </w:pPr>
+      <w:r>
+        <w:rPr>
+          <w:b/>
+          <w:bCs/>
+          <w:sz w:val="28"/>
+          <w:szCs w:val="28"/>
+        </w:rPr>
+        <w:t xml:space="preserve">Easier version :-&gt; Good subarray -&gt; </w:t>
+      </w:r>
+      <w:proofErr w:type="gramStart"/>
+      <w:r>
+        <w:rPr>
+          <w:b/>
+          <w:bCs/>
+          <w:sz w:val="28"/>
+          <w:szCs w:val="28"/>
+        </w:rPr>
+        <w:t>sum[</w:t>
+      </w:r>
+      <w:proofErr w:type="gramEnd"/>
+      <w:r>
+        <w:rPr>
+          <w:b/>
+          <w:bCs/>
+          <w:sz w:val="28"/>
+          <w:szCs w:val="28"/>
+        </w:rPr>
+        <w:t>i</w:t>
+      </w:r>
+      <w:proofErr w:type="gramStart"/>
+      <w:r>
+        <w:rPr>
+          <w:b/>
+          <w:bCs/>
+          <w:sz w:val="28"/>
+          <w:szCs w:val="28"/>
+        </w:rPr>
+        <w:t>….j</w:t>
+      </w:r>
+      <w:proofErr w:type="gramEnd"/>
+      <w:r>
+        <w:rPr>
+          <w:b/>
+          <w:bCs/>
+          <w:sz w:val="28"/>
+          <w:szCs w:val="28"/>
+        </w:rPr>
+        <w:t>] = j-i+1</w:t>
+      </w:r>
+      <w:r>
+        <w:rPr>
+          <w:b/>
+          <w:bCs/>
+          <w:sz w:val="28"/>
+          <w:szCs w:val="28"/>
+        </w:rPr>
+        <w:t xml:space="preserve"> (sum==length)</w:t>
+      </w:r>
+    </w:p>
+    <w:p>
+      <w:pPr>
+        <w:spacing w:after="0"/>
+        <w:rPr>
+          <w:b/>
+          <w:bCs/>
+          <w:color w:val="7030A0"/>
+        </w:rPr>
+      </w:pPr>
+      <w:r>
+        <w:rPr>
+          <w:b/>
+          <w:bCs/>
+          <w:color w:val="7030A0"/>
+        </w:rPr>
+        <w:t>from collections import defaultdict</w:t>
+      </w:r>
+    </w:p>
+    <w:p>
+      <w:pPr>
+        <w:spacing w:after="0"/>
+        <w:rPr>
+          <w:b/>
+          <w:bCs/>
+          <w:color w:val="7030A0"/>
+        </w:rPr>
+      </w:pPr>
+      <w:r>
+        <w:rPr>
+          <w:b/>
+          <w:bCs/>
+          <w:color w:val="7030A0"/>
+        </w:rPr>
+        <w:t>n = int(</w:t>
+      </w:r>
+      <w:proofErr w:type="gramStart"/>
+      <w:r>
+        <w:rPr>
+          <w:b/>
+          <w:bCs/>
+          <w:color w:val="7030A0"/>
+        </w:rPr>
+        <w:t>input(</w:t>
+      </w:r>
+      <w:proofErr w:type="gramEnd"/>
+      <w:r>
+        <w:rPr>
+          <w:b/>
+          <w:bCs/>
+          <w:color w:val="7030A0"/>
+        </w:rPr>
+        <w:t>))</w:t>
+      </w:r>
+    </w:p>
+    <w:p>
+      <w:pPr>
+        <w:spacing w:after="0"/>
+        <w:rPr>
+          <w:b/>
+          <w:bCs/>
+          <w:color w:val="7030A0"/>
+        </w:rPr>
+      </w:pPr>
+      <w:r>
+        <w:rPr>
+          <w:b/>
+          <w:bCs/>
+          <w:color w:val="7030A0"/>
+        </w:rPr>
+        <w:t xml:space="preserve">b = [0] + </w:t>
+      </w:r>
+      <w:proofErr w:type="gramStart"/>
+      <w:r>
+        <w:rPr>
+          <w:b/>
+          <w:bCs/>
+          <w:color w:val="7030A0"/>
+        </w:rPr>
+        <w:t>list(map(</w:t>
+      </w:r>
+      <w:proofErr w:type="gramEnd"/>
+      <w:r>
+        <w:rPr>
+          <w:b/>
+          <w:bCs/>
+          <w:color w:val="7030A0"/>
+        </w:rPr>
+        <w:t>int, input(</w:t>
+      </w:r>
+      <w:proofErr w:type="gramStart"/>
+      <w:r>
+        <w:rPr>
+          <w:b/>
+          <w:bCs/>
+          <w:color w:val="7030A0"/>
+        </w:rPr>
+        <w:t>).split</w:t>
+      </w:r>
+      <w:proofErr w:type="gramEnd"/>
+      <w:r>
+        <w:rPr>
+          <w:b/>
+          <w:bCs/>
+          <w:color w:val="7030A0"/>
+        </w:rPr>
+        <w:t>()))</w:t>
+      </w:r>
+    </w:p>
+    <w:p>
+      <w:pPr>
+        <w:spacing w:after="0"/>
+        <w:rPr>
+          <w:b/>
+          <w:bCs/>
+          <w:color w:val="7030A0"/>
+        </w:rPr>
+      </w:pPr>
+      <w:r>
+        <w:rPr>
+          <w:b/>
+          <w:bCs/>
+          <w:color w:val="7030A0"/>
+        </w:rPr>
+        <w:t>p = [0] * (n + 1)</w:t>
+      </w:r>
+    </w:p>
+    <w:p>
+      <w:pPr>
+        <w:spacing w:after="0"/>
+        <w:rPr>
+          <w:b/>
+          <w:bCs/>
+          <w:color w:val="7030A0"/>
+        </w:rPr>
+      </w:pPr>
+      <w:r>
+        <w:rPr>
+          <w:b/>
+          <w:bCs/>
+          <w:color w:val="7030A0"/>
+        </w:rPr>
+        <w:t xml:space="preserve">for i in </w:t>
+      </w:r>
+      <w:proofErr w:type="gramStart"/>
+      <w:r>
+        <w:rPr>
+          <w:b/>
+          <w:bCs/>
+          <w:color w:val="7030A0"/>
+        </w:rPr>
+        <w:t>range(</w:t>
+      </w:r>
+      <w:proofErr w:type="gramEnd"/>
+      <w:r>
+        <w:rPr>
+          <w:b/>
+          <w:bCs/>
+          <w:color w:val="7030A0"/>
+        </w:rPr>
+        <w:t>1, n + 1):</w:t>
+      </w:r>
+    </w:p>
+    <w:p>
+      <w:pPr>
+        <w:spacing w:after="0"/>
+        <w:rPr>
+          <w:b/>
+          <w:bCs/>
+          <w:color w:val="7030A0"/>
+        </w:rPr>
+      </w:pPr>
+      <w:r>
+        <w:rPr>
+          <w:b/>
+          <w:bCs/>
+          <w:color w:val="7030A0"/>
+        </w:rPr>
+        <w:t xml:space="preserve">    p[i] = </w:t>
+      </w:r>
+      <w:proofErr w:type="gramStart"/>
+      <w:r>
+        <w:rPr>
+          <w:b/>
+          <w:bCs/>
+          <w:color w:val="7030A0"/>
+        </w:rPr>
+        <w:t>p[</w:t>
+      </w:r>
+      <w:proofErr w:type="gramEnd"/>
+      <w:r>
+        <w:rPr>
+          <w:b/>
+          <w:bCs/>
+          <w:color w:val="7030A0"/>
+        </w:rPr>
+        <w:t>i - 1] + b[i]</w:t>
+      </w:r>
+    </w:p>
+    <w:p>
+      <w:pPr>
+        <w:spacing w:after="0"/>
+        <w:rPr>
+          <w:b/>
+          <w:bCs/>
+          <w:color w:val="7030A0"/>
+        </w:rPr>
+      </w:pPr>
+      <w:proofErr w:type="spellStart"/>
+      <w:r>
+        <w:rPr>
+          <w:b/>
+          <w:bCs/>
+          <w:color w:val="7030A0"/>
+        </w:rPr>
+        <w:t>freq</w:t>
+      </w:r>
+      <w:proofErr w:type="spellEnd"/>
+      <w:r>
+        <w:rPr>
+          <w:b/>
+          <w:bCs/>
+          <w:color w:val="7030A0"/>
+        </w:rPr>
+        <w:t xml:space="preserve"> = defaultdict(int)</w:t>
+      </w:r>
+    </w:p>
+    <w:p>
+      <w:pPr>
+        <w:spacing w:after="0"/>
+        <w:rPr>
+          <w:b/>
+          <w:bCs/>
+          <w:color w:val="7030A0"/>
+        </w:rPr>
+      </w:pPr>
+      <w:proofErr w:type="spellStart"/>
+      <w:proofErr w:type="gramStart"/>
+      <w:r>
+        <w:rPr>
+          <w:b/>
+          <w:bCs/>
+          <w:color w:val="7030A0"/>
+        </w:rPr>
+        <w:t>freq</w:t>
+      </w:r>
+      <w:proofErr w:type="spellEnd"/>
+      <w:r>
+        <w:rPr>
+          <w:b/>
+          <w:bCs/>
+          <w:color w:val="7030A0"/>
+        </w:rPr>
+        <w:t>[</w:t>
+      </w:r>
+      <w:proofErr w:type="gramEnd"/>
+      <w:r>
+        <w:rPr>
+          <w:b/>
+          <w:bCs/>
+          <w:color w:val="7030A0"/>
+        </w:rPr>
+        <w:t>0] = 1</w:t>
+      </w:r>
+    </w:p>
+    <w:p>
+      <w:pPr>
+        <w:spacing w:after="0"/>
+        <w:rPr>
+          <w:b/>
+          <w:bCs/>
+          <w:color w:val="7030A0"/>
+        </w:rPr>
+      </w:pPr>
+      <w:r>
+        <w:rPr>
+          <w:b/>
+          <w:bCs/>
+          <w:color w:val="7030A0"/>
+        </w:rPr>
+        <w:t>count = 0</w:t>
+      </w:r>
+    </w:p>
+    <w:p>
+      <w:pPr>
+        <w:spacing w:after="0"/>
+        <w:rPr>
+          <w:b/>
+          <w:bCs/>
+          <w:color w:val="7030A0"/>
+        </w:rPr>
+      </w:pPr>
+      <w:r>
+        <w:rPr>
+          <w:b/>
+          <w:bCs/>
+          <w:color w:val="7030A0"/>
+        </w:rPr>
+        <w:t xml:space="preserve">for j in </w:t>
+      </w:r>
+      <w:proofErr w:type="gramStart"/>
+      <w:r>
+        <w:rPr>
+          <w:b/>
+          <w:bCs/>
+          <w:color w:val="7030A0"/>
+        </w:rPr>
+        <w:t>range(</w:t>
+      </w:r>
+      <w:proofErr w:type="gramEnd"/>
+      <w:r>
+        <w:rPr>
+          <w:b/>
+          <w:bCs/>
+          <w:color w:val="7030A0"/>
+        </w:rPr>
+        <w:t>1, n + 1):</w:t>
+      </w:r>
+    </w:p>
+    <w:p>
+      <w:pPr>
+        <w:spacing w:after="0"/>
+        <w:rPr>
+          <w:b/>
+          <w:bCs/>
+          <w:color w:val="7030A0"/>
+        </w:rPr>
+      </w:pPr>
+      <w:r>
+        <w:rPr>
+          <w:b/>
+          <w:bCs/>
+          <w:color w:val="7030A0"/>
+        </w:rPr>
+        <w:t xml:space="preserve">    y = p[j] - j</w:t>
+      </w:r>
+    </w:p>
+    <w:p>
+      <w:pPr>
+        <w:spacing w:after="0"/>
+        <w:rPr>
+          <w:b/>
+          <w:bCs/>
+          <w:color w:val="7030A0"/>
+        </w:rPr>
+      </w:pPr>
+      <w:r>
+        <w:rPr>
+          <w:b/>
+          <w:bCs/>
+          <w:color w:val="7030A0"/>
+        </w:rPr>
+        <w:t xml:space="preserve">    count += </w:t>
+      </w:r>
+      <w:proofErr w:type="spellStart"/>
+      <w:r>
+        <w:rPr>
+          <w:b/>
+          <w:bCs/>
+          <w:color w:val="7030A0"/>
+        </w:rPr>
+        <w:t>freq</w:t>
+      </w:r>
+      <w:proofErr w:type="spellEnd"/>
+      <w:r>
+        <w:rPr>
+          <w:b/>
+          <w:bCs/>
+          <w:color w:val="7030A0"/>
+        </w:rPr>
+        <w:t>[y]</w:t>
+      </w:r>
+    </w:p>
+    <w:p>
+      <w:pPr>
+        <w:spacing w:after="0"/>
+        <w:rPr>
+          <w:b/>
+          <w:bCs/>
+          <w:color w:val="7030A0"/>
+        </w:rPr>
+      </w:pPr>
+      <w:r>
+        <w:rPr>
+          <w:b/>
+          <w:bCs/>
+          <w:color w:val="7030A0"/>
+        </w:rPr>
+        <w:t xml:space="preserve">    </w:t>
+      </w:r>
+      <w:proofErr w:type="spellStart"/>
+      <w:r>
+        <w:rPr>
+          <w:b/>
+          <w:bCs/>
+          <w:color w:val="7030A0"/>
+        </w:rPr>
+        <w:t>freq</w:t>
+      </w:r>
+      <w:proofErr w:type="spellEnd"/>
+      <w:r>
+        <w:rPr>
+          <w:b/>
+          <w:bCs/>
+          <w:color w:val="7030A0"/>
+        </w:rPr>
+        <w:t>[y] += 1</w:t>
+      </w:r>
+    </w:p>
+    <w:p>
+      <w:pPr>
+        <w:spacing w:after="0"/>
+      </w:pPr>
+      <w:r>
+        <w:rPr>
+          <w:b/>
+          <w:bCs/>
+          <w:color w:val="7030A0"/>
+        </w:rPr>
+        <w:t>print(count)</w:t>
+      </w:r>
+    </w:p>
+    <w:p>
+      <w:pPr>
+        <w:spacing w:after="0"/>
+      </w:pPr>
+    </w:p>
+    <w:p>
+      <w:pPr>
+        <w:spacing w:after="0"/>
+      </w:pPr>
+      <w:r>
+        <w:t>Analysis :-&gt; p[j] - p[i-1] = j-i+1 </w:t>
+      </w:r>
+    </w:p>
+    <w:p>
+      <w:pPr>
+        <w:spacing w:after="0"/>
+      </w:pPr>
+      <w:r>
+        <w:t xml:space="preserve">:-&gt; p[j] = </w:t>
+      </w:r>
+      <w:proofErr w:type="gramStart"/>
+      <w:r>
+        <w:t>sum(</w:t>
+      </w:r>
+      <w:proofErr w:type="gramEnd"/>
+      <w:r>
+        <w:t>1</w:t>
+      </w:r>
+      <w:proofErr w:type="gramStart"/>
+      <w:r>
+        <w:t>….j</w:t>
+      </w:r>
+      <w:proofErr w:type="gramEnd"/>
+      <w:r>
+        <w:t>); </w:t>
+      </w:r>
+    </w:p>
+    <w:p>
+      <w:pPr>
+        <w:spacing w:after="0"/>
+      </w:pPr>
+    </w:p>
+    <w:p>
+      <w:pPr>
+        <w:spacing w:after="0"/>
+      </w:pPr>
+      <w:r>
+        <w:t xml:space="preserve">:-&gt; p[j]-j </w:t>
+      </w:r>
+      <w:r>
+        <w:rPr>
+          <w:rFonts w:ascii="Cambria Math" w:hAnsi="Cambria Math" w:cs="Cambria Math"/>
+        </w:rPr>
+        <w:t>⇒</w:t>
+      </w:r>
+      <w:r>
+        <w:t xml:space="preserve"> p[i-1]-i+1 then [i</w:t>
+      </w:r>
+      <w:proofErr w:type="gramStart"/>
+      <w:r>
+        <w:rPr>
+          <w:rFonts w:ascii="Calibri" w:hAnsi="Calibri" w:cs="Calibri"/>
+        </w:rPr>
+        <w:t>…</w:t>
+      </w:r>
+      <w:r>
+        <w:t>.j</w:t>
+      </w:r>
+      <w:proofErr w:type="gramEnd"/>
+      <w:r>
+        <w:t>]</w:t>
+      </w:r>
+      <w:r>
+        <w:rPr>
+          <w:rFonts w:ascii="Calibri" w:hAnsi="Calibri" w:cs="Calibri"/>
+        </w:rPr>
+        <w:t> </w:t>
+      </w:r>
+    </w:p>
+    <w:p>
+      <w:pPr>
+        <w:spacing w:after="0"/>
+      </w:pPr>
+    </w:p>
+    <w:p>
+      <w:pPr>
+        <w:spacing w:after="0"/>
+      </w:pPr>
+      <w:r>
+        <w:t>-&gt; we can calculate the count of good subarrays ending at index j; </w:t>
+      </w:r>
+    </w:p>
+    <w:p>
+      <w:pPr>
+        <w:spacing w:after="0"/>
+      </w:pPr>
+    </w:p>
+    <w:p>
+      <w:pPr>
+        <w:spacing w:after="0"/>
+      </w:pPr>
+      <w:r>
+        <w:t xml:space="preserve">-&gt; </w:t>
+      </w:r>
+      <w:proofErr w:type="gramStart"/>
+      <w:r>
+        <w:t>Logic :</w:t>
+      </w:r>
+      <w:proofErr w:type="gramEnd"/>
+      <w:r>
+        <w:t xml:space="preserve">- </w:t>
+      </w:r>
+      <w:hyperlink r:id="rId21" w:history="1">
+        <w:r>
+          <w:rPr>
+            <w:rStyle w:val="Hyperlink"/>
+          </w:rPr>
+          <w:t>https://www.jdoodle.com/ia/1I48</w:t>
+        </w:r>
+      </w:hyperlink>
+      <w:r>
+        <w:t> </w:t>
+      </w:r>
+    </w:p>
+    <w:p>
+      <w:pPr>
+        <w:spacing w:after="0"/>
+      </w:pPr>
+    </w:p>
+    <w:p>
+      <w:pPr>
+        <w:spacing w:after="0"/>
+      </w:pPr>
+      <w:r>
+        <w:t>TC - O(N);</w:t>
+      </w:r>
+    </w:p>
+    <w:p>
+      <w:pPr>
+        <w:spacing w:after="0"/>
+      </w:pPr>
+    </w:p>
+    <w:p>
+      <w:pPr>
+        <w:spacing w:after="0"/>
+      </w:pPr>
+      <w:r>
+        <w:t>-&gt; Takes O(N) size space; </w:t>
+      </w:r>
+    </w:p>
+    <w:p>
+      <w:pPr>
+        <w:spacing w:after="0"/>
+      </w:pPr>
+      <w:r>
+        <w:t xml:space="preserve">Py - </w:t>
+      </w:r>
+      <w:hyperlink r:id="rId22" w:history="1">
+        <w:r>
+          <w:rPr>
+            <w:rStyle w:val="Hyperlink"/>
+          </w:rPr>
+          <w:t>https://ideone.com/hFsZLL</w:t>
+        </w:r>
+      </w:hyperlink>
+      <w:r>
+        <w:t>  </w:t>
+      </w:r>
+    </w:p>
+    <w:p>
+      <w:pPr>
+        <w:spacing w:after="0"/>
+      </w:pPr>
+      <w:r>
+        <w:t>------------------------------------------------------------------------</w:t>
+      </w:r>
+    </w:p>
+    <w:p>
+      <w:pPr>
+        <w:spacing w:after="0"/>
+      </w:pPr>
+      <w:r>
+        <w:t>Real version :-&gt; Modulo Formula :-&gt;</w:t>
+      </w:r>
+    </w:p>
+    <w:p>
+      <w:pPr>
+        <w:spacing w:after="0"/>
+      </w:pPr>
+    </w:p>
+    <w:p>
+      <w:pPr>
+        <w:spacing w:after="0"/>
+      </w:pPr>
+      <w:r>
+        <w:t>-&gt; (a + b)%k = (a%k + b%</w:t>
+      </w:r>
+      <w:r>
+        <w:t>k) %</w:t>
+      </w:r>
+      <w:r>
+        <w:t>k </w:t>
+      </w:r>
+    </w:p>
+    <w:p>
+      <w:pPr>
+        <w:spacing w:after="0"/>
+      </w:pPr>
+    </w:p>
+    <w:p>
+      <w:pPr>
+        <w:spacing w:after="0"/>
+      </w:pPr>
+      <w:r>
+        <w:t xml:space="preserve">-&gt; (a - </w:t>
+      </w:r>
+      <w:r>
+        <w:t>b) %</w:t>
+      </w:r>
+      <w:r>
+        <w:t xml:space="preserve">k = (a%k - b%k + </w:t>
+      </w:r>
+      <w:r>
+        <w:t>k) %</w:t>
+      </w:r>
+      <w:r>
+        <w:t>k; </w:t>
+      </w:r>
+    </w:p>
+    <w:p>
+      <w:pPr>
+        <w:spacing w:after="0"/>
+      </w:pPr>
+    </w:p>
+    <w:p>
+      <w:pPr>
+        <w:spacing w:after="0"/>
+      </w:pPr>
+      <w:r>
+        <w:t xml:space="preserve">-&gt; We have to find the count of subarrays such </w:t>
+      </w:r>
+      <w:proofErr w:type="gramStart"/>
+      <w:r>
+        <w:t>that  sum</w:t>
+      </w:r>
+      <w:proofErr w:type="gramEnd"/>
+      <w:r>
+        <w:t>[i……</w:t>
+      </w:r>
+      <w:proofErr w:type="gramStart"/>
+      <w:r>
+        <w:t>j]%</w:t>
+      </w:r>
+      <w:proofErr w:type="gramEnd"/>
+      <w:r>
+        <w:t>k==(j-i+1)</w:t>
+      </w:r>
+    </w:p>
+    <w:p>
+      <w:pPr>
+        <w:spacing w:after="0"/>
+      </w:pPr>
+    </w:p>
+    <w:p>
+      <w:pPr>
+        <w:spacing w:after="0"/>
+      </w:pPr>
+      <w:r>
+        <w:t>-&gt; (p[j] - p[i-1</w:t>
+      </w:r>
+      <w:proofErr w:type="gramStart"/>
+      <w:r>
+        <w:t>])%</w:t>
+      </w:r>
+      <w:proofErr w:type="gramEnd"/>
+      <w:r>
+        <w:t>k = j-i+1 </w:t>
+      </w:r>
+    </w:p>
+    <w:p>
+      <w:pPr>
+        <w:spacing w:after="0"/>
+      </w:pPr>
+    </w:p>
+    <w:p>
+      <w:pPr>
+        <w:spacing w:after="0"/>
+      </w:pPr>
+      <w:r>
+        <w:t>-&gt; (p[j]%k - p[i-</w:t>
+      </w:r>
+      <w:r>
+        <w:t>1] %</w:t>
+      </w:r>
+      <w:r>
+        <w:t xml:space="preserve">k + </w:t>
+      </w:r>
+      <w:r>
+        <w:t>k) %</w:t>
+      </w:r>
+      <w:r>
+        <w:t>k = j-i+1</w:t>
+      </w:r>
+    </w:p>
+    <w:p>
+      <w:pPr>
+        <w:spacing w:after="0"/>
+      </w:pPr>
+    </w:p>
+    <w:p>
+      <w:pPr>
+        <w:spacing w:after="0"/>
+      </w:pPr>
+      <w:r>
+        <w:t>-&gt; Can be re-written as</w:t>
+      </w:r>
+      <w:r>
+        <w:t xml:space="preserve"> </w:t>
+      </w:r>
+      <w:r>
+        <w:t>(‘i’ on one side; ‘j’ on other side;) :-&gt;</w:t>
+      </w:r>
+    </w:p>
+    <w:p>
+      <w:pPr>
+        <w:spacing w:after="0"/>
+      </w:pPr>
+      <w:r>
+        <w:t>-&gt; (p[j]%k - j + k)%k == (p[i-1]%k -i + 1 + k)%k</w:t>
+      </w:r>
+    </w:p>
+    <w:p>
+      <w:pPr>
+        <w:spacing w:after="0"/>
+      </w:pPr>
+      <w:r>
+        <w:lastRenderedPageBreak/>
+        <w:t>-&gt; For safety purpose; we add %k everywhere; </w:t>
+      </w:r>
+    </w:p>
+    <w:p>
+      <w:pPr>
+        <w:spacing w:after="0"/>
+      </w:pPr>
+    </w:p>
+    <w:p>
+      <w:pPr>
+        <w:spacing w:after="0"/>
+      </w:pPr>
+      <w:r>
+        <w:t>-&gt; (p[j]%k -j%k + k)%k == (p[i-</w:t>
+      </w:r>
+      <w:proofErr w:type="gramStart"/>
+      <w:r>
+        <w:t>1]%</w:t>
+      </w:r>
+      <w:proofErr w:type="gramEnd"/>
+      <w:r>
+        <w:t xml:space="preserve">k -i%k + 1%k + </w:t>
+      </w:r>
+      <w:proofErr w:type="gramStart"/>
+      <w:r>
+        <w:t>k)%</w:t>
+      </w:r>
+      <w:proofErr w:type="gramEnd"/>
+      <w:r>
+        <w:t>k </w:t>
+      </w:r>
+    </w:p>
+    <w:p>
+      <w:pPr>
+        <w:spacing w:after="0"/>
+      </w:pPr>
+      <w:r>
+        <w:t>(If k==1 return 0 in code given below ok) </w:t>
+      </w:r>
+    </w:p>
+    <w:p>
+      <w:pPr>
+        <w:spacing w:after="0"/>
+      </w:pPr>
+    </w:p>
+    <w:p>
+      <w:pPr>
+        <w:spacing w:after="0"/>
+      </w:pPr>
+    </w:p>
+    <w:p>
+      <w:r>
+        <w:t xml:space="preserve">Py - </w:t>
+      </w:r>
+      <w:hyperlink r:id="rId23" w:history="1">
+        <w:r>
+          <w:rPr>
+            <w:rStyle w:val="Hyperlink"/>
+          </w:rPr>
+          <w:t>https://ideone.com/2QNgmc</w:t>
+        </w:r>
+      </w:hyperlink>
+      <w:r>
+        <w:t> </w:t>
+      </w:r>
+    </w:p>
+    <w:p/>
+    <w:p>
+      <w:pPr>
+        <w:rPr>
+          <w:b/>
+          <w:bCs/>
+          <w:color w:val="7030A0"/>
+        </w:rPr>
+      </w:pPr>
+      <w:r>
+        <w:rPr>
+          <w:b/>
+          <w:bCs/>
+          <w:color w:val="7030A0"/>
+        </w:rPr>
+        <w:t>from collections import defaultdict</w:t>
+      </w:r>
+    </w:p>
+    <w:p>
+      <w:pPr>
+        <w:rPr>
+          <w:b/>
+          <w:bCs/>
+          <w:color w:val="7030A0"/>
+        </w:rPr>
+      </w:pPr>
+      <w:proofErr w:type="spellStart"/>
+      <w:proofErr w:type="gramStart"/>
+      <w:r>
+        <w:rPr>
+          <w:b/>
+          <w:bCs/>
+          <w:color w:val="7030A0"/>
+        </w:rPr>
+        <w:t>n,k</w:t>
+      </w:r>
+      <w:proofErr w:type="spellEnd"/>
+      <w:proofErr w:type="gramEnd"/>
+      <w:r>
+        <w:rPr>
+          <w:b/>
+          <w:bCs/>
+          <w:color w:val="7030A0"/>
+        </w:rPr>
+        <w:t>=map(</w:t>
+      </w:r>
+      <w:proofErr w:type="spellStart"/>
+      <w:proofErr w:type="gramStart"/>
+      <w:r>
+        <w:rPr>
+          <w:b/>
+          <w:bCs/>
+          <w:color w:val="7030A0"/>
+        </w:rPr>
+        <w:t>int,input</w:t>
+      </w:r>
+      <w:proofErr w:type="spellEnd"/>
+      <w:proofErr w:type="gramEnd"/>
+      <w:r>
+        <w:rPr>
+          <w:b/>
+          <w:bCs/>
+          <w:color w:val="7030A0"/>
+        </w:rPr>
+        <w:t>(</w:t>
+      </w:r>
+      <w:proofErr w:type="gramStart"/>
+      <w:r>
+        <w:rPr>
+          <w:b/>
+          <w:bCs/>
+          <w:color w:val="7030A0"/>
+        </w:rPr>
+        <w:t>).split</w:t>
+      </w:r>
+      <w:proofErr w:type="gramEnd"/>
+      <w:r>
+        <w:rPr>
+          <w:b/>
+          <w:bCs/>
+          <w:color w:val="7030A0"/>
+        </w:rPr>
+        <w:t>())</w:t>
+      </w:r>
+    </w:p>
+    <w:p>
+      <w:pPr>
+        <w:rPr>
+          <w:b/>
+          <w:bCs/>
+          <w:color w:val="7030A0"/>
+        </w:rPr>
+      </w:pPr>
+      <w:r>
+        <w:rPr>
+          <w:b/>
+          <w:bCs/>
+          <w:color w:val="7030A0"/>
+        </w:rPr>
+        <w:t>a=[</w:t>
+      </w:r>
+      <w:proofErr w:type="gramStart"/>
+      <w:r>
+        <w:rPr>
+          <w:b/>
+          <w:bCs/>
+          <w:color w:val="7030A0"/>
+        </w:rPr>
+        <w:t>0]+</w:t>
+      </w:r>
+      <w:proofErr w:type="gramEnd"/>
+      <w:r>
+        <w:rPr>
+          <w:b/>
+          <w:bCs/>
+          <w:color w:val="7030A0"/>
+        </w:rPr>
+        <w:t>list(map(</w:t>
+      </w:r>
+      <w:proofErr w:type="spellStart"/>
+      <w:proofErr w:type="gramStart"/>
+      <w:r>
+        <w:rPr>
+          <w:b/>
+          <w:bCs/>
+          <w:color w:val="7030A0"/>
+        </w:rPr>
+        <w:t>int,input</w:t>
+      </w:r>
+      <w:proofErr w:type="spellEnd"/>
+      <w:proofErr w:type="gramEnd"/>
+      <w:r>
+        <w:rPr>
+          <w:b/>
+          <w:bCs/>
+          <w:color w:val="7030A0"/>
+        </w:rPr>
+        <w:t>(</w:t>
+      </w:r>
+      <w:proofErr w:type="gramStart"/>
+      <w:r>
+        <w:rPr>
+          <w:b/>
+          <w:bCs/>
+          <w:color w:val="7030A0"/>
+        </w:rPr>
+        <w:t>).split</w:t>
+      </w:r>
+      <w:proofErr w:type="gramEnd"/>
+      <w:r>
+        <w:rPr>
+          <w:b/>
+          <w:bCs/>
+          <w:color w:val="7030A0"/>
+        </w:rPr>
+        <w:t>()))</w:t>
+      </w:r>
+    </w:p>
+    <w:p>
+      <w:pPr>
+        <w:rPr>
+          <w:b/>
+          <w:bCs/>
+          <w:color w:val="7030A0"/>
+        </w:rPr>
+      </w:pPr>
+      <w:r>
+        <w:rPr>
+          <w:b/>
+          <w:bCs/>
+          <w:color w:val="7030A0"/>
+        </w:rPr>
+        <w:t>prefix=[</w:t>
+      </w:r>
+      <w:proofErr w:type="gramStart"/>
+      <w:r>
+        <w:rPr>
+          <w:b/>
+          <w:bCs/>
+          <w:color w:val="7030A0"/>
+        </w:rPr>
+        <w:t>0]*</w:t>
+      </w:r>
+      <w:proofErr w:type="gramEnd"/>
+      <w:r>
+        <w:rPr>
+          <w:b/>
+          <w:bCs/>
+          <w:color w:val="7030A0"/>
+        </w:rPr>
+        <w:t>(n+1)</w:t>
+      </w:r>
+    </w:p>
+    <w:p>
+      <w:pPr>
+        <w:rPr>
+          <w:b/>
+          <w:bCs/>
+          <w:color w:val="7030A0"/>
+        </w:rPr>
+      </w:pPr>
+      <w:r>
+        <w:rPr>
+          <w:b/>
+          <w:bCs/>
+          <w:color w:val="7030A0"/>
+        </w:rPr>
+        <w:t>for i in range(</w:t>
+      </w:r>
+      <w:proofErr w:type="gramStart"/>
+      <w:r>
+        <w:rPr>
+          <w:b/>
+          <w:bCs/>
+          <w:color w:val="7030A0"/>
+        </w:rPr>
+        <w:t>1,n</w:t>
+      </w:r>
+      <w:proofErr w:type="gramEnd"/>
+      <w:r>
+        <w:rPr>
+          <w:b/>
+          <w:bCs/>
+          <w:color w:val="7030A0"/>
+        </w:rPr>
+        <w:t>+1):</w:t>
+      </w:r>
+    </w:p>
+    <w:p>
+      <w:pPr>
+        <w:rPr>
+          <w:b/>
+          <w:bCs/>
+          <w:color w:val="7030A0"/>
+        </w:rPr>
+      </w:pPr>
+      <w:r>
+        <w:rPr>
+          <w:b/>
+          <w:bCs/>
+          <w:color w:val="7030A0"/>
+        </w:rPr>
+        <w:t xml:space="preserve">    prefix[i]=prefix[i-</w:t>
+      </w:r>
+      <w:proofErr w:type="gramStart"/>
+      <w:r>
+        <w:rPr>
+          <w:b/>
+          <w:bCs/>
+          <w:color w:val="7030A0"/>
+        </w:rPr>
+        <w:t>1]+</w:t>
+      </w:r>
+      <w:proofErr w:type="gramEnd"/>
+      <w:r>
+        <w:rPr>
+          <w:b/>
+          <w:bCs/>
+          <w:color w:val="7030A0"/>
+        </w:rPr>
+        <w:t>a[i]</w:t>
+      </w:r>
+    </w:p>
+    <w:p>
+      <w:pPr>
+        <w:rPr>
+          <w:b/>
+          <w:bCs/>
+          <w:color w:val="7030A0"/>
+        </w:rPr>
+      </w:pPr>
+      <w:proofErr w:type="spellStart"/>
+      <w:r>
+        <w:rPr>
+          <w:b/>
+          <w:bCs/>
+          <w:color w:val="7030A0"/>
+        </w:rPr>
+        <w:t>freq</w:t>
+      </w:r>
+      <w:proofErr w:type="spellEnd"/>
+      <w:r>
+        <w:rPr>
+          <w:b/>
+          <w:bCs/>
+          <w:color w:val="7030A0"/>
+        </w:rPr>
+        <w:t>=defaultdict(int)</w:t>
+      </w:r>
+    </w:p>
+    <w:p>
+      <w:pPr>
+        <w:rPr>
+          <w:b/>
+          <w:bCs/>
+          <w:color w:val="7030A0"/>
+        </w:rPr>
+      </w:pPr>
+      <w:proofErr w:type="spellStart"/>
+      <w:proofErr w:type="gramStart"/>
+      <w:r>
+        <w:rPr>
+          <w:b/>
+          <w:bCs/>
+          <w:color w:val="7030A0"/>
+        </w:rPr>
+        <w:t>freq</w:t>
+      </w:r>
+      <w:proofErr w:type="spellEnd"/>
+      <w:r>
+        <w:rPr>
+          <w:b/>
+          <w:bCs/>
+          <w:color w:val="7030A0"/>
+        </w:rPr>
+        <w:t>[0]=</w:t>
+      </w:r>
+      <w:proofErr w:type="gramEnd"/>
+      <w:r>
+        <w:rPr>
+          <w:b/>
+          <w:bCs/>
+          <w:color w:val="7030A0"/>
+        </w:rPr>
+        <w:t>1</w:t>
+      </w:r>
+    </w:p>
+    <w:p>
+      <w:pPr>
+        <w:rPr>
+          <w:b/>
+          <w:bCs/>
+          <w:color w:val="7030A0"/>
+        </w:rPr>
+      </w:pPr>
+      <w:r>
+        <w:rPr>
+          <w:b/>
+          <w:bCs/>
+          <w:color w:val="7030A0"/>
+        </w:rPr>
+        <w:t>count=0</w:t>
+      </w:r>
+    </w:p>
+    <w:p>
+      <w:pPr>
+        <w:rPr>
+          <w:b/>
+          <w:bCs/>
+          <w:color w:val="7030A0"/>
+        </w:rPr>
+      </w:pPr>
+      <w:r>
+        <w:rPr>
+          <w:b/>
+          <w:bCs/>
+          <w:color w:val="7030A0"/>
+        </w:rPr>
+        <w:t>for j in range(</w:t>
+      </w:r>
+      <w:proofErr w:type="gramStart"/>
+      <w:r>
+        <w:rPr>
+          <w:b/>
+          <w:bCs/>
+          <w:color w:val="7030A0"/>
+        </w:rPr>
+        <w:t>1,n</w:t>
+      </w:r>
+      <w:proofErr w:type="gramEnd"/>
+      <w:r>
+        <w:rPr>
+          <w:b/>
+          <w:bCs/>
+          <w:color w:val="7030A0"/>
+        </w:rPr>
+        <w:t>+1):</w:t>
+      </w:r>
+    </w:p>
+    <w:p>
+      <w:pPr>
+        <w:rPr>
+          <w:b/>
+          <w:bCs/>
+          <w:color w:val="7030A0"/>
+        </w:rPr>
+      </w:pPr>
+      <w:r>
+        <w:rPr>
+          <w:b/>
+          <w:bCs/>
+          <w:color w:val="7030A0"/>
+        </w:rPr>
+        <w:t xml:space="preserve">    </w:t>
+      </w:r>
+      <w:proofErr w:type="spellStart"/>
+      <w:r>
+        <w:rPr>
+          <w:b/>
+          <w:bCs/>
+          <w:color w:val="7030A0"/>
+        </w:rPr>
+        <w:t>mod_prefix</w:t>
+      </w:r>
+      <w:proofErr w:type="spellEnd"/>
+      <w:r>
+        <w:rPr>
+          <w:b/>
+          <w:bCs/>
+          <w:color w:val="7030A0"/>
+        </w:rPr>
+        <w:t>=((prefix[j]%</w:t>
+      </w:r>
+      <w:proofErr w:type="spellStart"/>
+      <w:r>
+        <w:rPr>
+          <w:b/>
+          <w:bCs/>
+          <w:color w:val="7030A0"/>
+        </w:rPr>
+        <w:t>k-j%k+</w:t>
+      </w:r>
+      <w:proofErr w:type="gramStart"/>
+      <w:r>
+        <w:rPr>
+          <w:b/>
+          <w:bCs/>
+          <w:color w:val="7030A0"/>
+        </w:rPr>
+        <w:t>k</w:t>
+      </w:r>
+      <w:proofErr w:type="spellEnd"/>
+      <w:r>
+        <w:rPr>
+          <w:b/>
+          <w:bCs/>
+          <w:color w:val="7030A0"/>
+        </w:rPr>
+        <w:t>)%</w:t>
+      </w:r>
+      <w:proofErr w:type="gramEnd"/>
+      <w:r>
+        <w:rPr>
+          <w:b/>
+          <w:bCs/>
+          <w:color w:val="7030A0"/>
+        </w:rPr>
+        <w:t>k)</w:t>
+      </w:r>
+    </w:p>
+    <w:p>
+      <w:pPr>
+        <w:rPr>
+          <w:b/>
+          <w:bCs/>
+          <w:color w:val="7030A0"/>
+        </w:rPr>
+      </w:pPr>
+      <w:r>
+        <w:rPr>
+          <w:b/>
+          <w:bCs/>
+          <w:color w:val="7030A0"/>
+        </w:rPr>
+        <w:t xml:space="preserve">    count+=</w:t>
+      </w:r>
+      <w:proofErr w:type="spellStart"/>
+      <w:r>
+        <w:rPr>
+          <w:b/>
+          <w:bCs/>
+          <w:color w:val="7030A0"/>
+        </w:rPr>
+        <w:t>freq</w:t>
+      </w:r>
+      <w:proofErr w:type="spellEnd"/>
+      <w:r>
+        <w:rPr>
+          <w:b/>
+          <w:bCs/>
+          <w:color w:val="7030A0"/>
+        </w:rPr>
+        <w:t>[</w:t>
+      </w:r>
+      <w:proofErr w:type="spellStart"/>
+      <w:r>
+        <w:rPr>
+          <w:b/>
+          <w:bCs/>
+          <w:color w:val="7030A0"/>
+        </w:rPr>
+        <w:t>mod_prefix</w:t>
+      </w:r>
+      <w:proofErr w:type="spellEnd"/>
+      <w:r>
+        <w:rPr>
+          <w:b/>
+          <w:bCs/>
+          <w:color w:val="7030A0"/>
+        </w:rPr>
+        <w:t>]</w:t>
+      </w:r>
+    </w:p>
+    <w:p>
+      <w:pPr>
+        <w:rPr>
+          <w:b/>
+          <w:bCs/>
+          <w:color w:val="7030A0"/>
+        </w:rPr>
+      </w:pPr>
+      <w:r>
+        <w:rPr>
+          <w:b/>
+          <w:bCs/>
+          <w:color w:val="7030A0"/>
+        </w:rPr>
+        <w:t xml:space="preserve">    </w:t>
+      </w:r>
+      <w:proofErr w:type="spellStart"/>
+      <w:r>
+        <w:rPr>
+          <w:b/>
+          <w:bCs/>
+          <w:color w:val="7030A0"/>
+        </w:rPr>
+        <w:t>freq</w:t>
+      </w:r>
+      <w:proofErr w:type="spellEnd"/>
+      <w:r>
+        <w:rPr>
+          <w:b/>
+          <w:bCs/>
+          <w:color w:val="7030A0"/>
+        </w:rPr>
+        <w:t>[</w:t>
+      </w:r>
+      <w:proofErr w:type="spellStart"/>
+      <w:r>
+        <w:rPr>
+          <w:b/>
+          <w:bCs/>
+          <w:color w:val="7030A0"/>
+        </w:rPr>
+        <w:t>mod_</w:t>
+      </w:r>
+      <w:proofErr w:type="gramStart"/>
+      <w:r>
+        <w:rPr>
+          <w:b/>
+          <w:bCs/>
+          <w:color w:val="7030A0"/>
+        </w:rPr>
+        <w:t>prefix</w:t>
+      </w:r>
+      <w:proofErr w:type="spellEnd"/>
+      <w:r>
+        <w:rPr>
+          <w:b/>
+          <w:bCs/>
+          <w:color w:val="7030A0"/>
+        </w:rPr>
+        <w:t>]+</w:t>
+      </w:r>
+      <w:proofErr w:type="gramEnd"/>
+      <w:r>
+        <w:rPr>
+          <w:b/>
+          <w:bCs/>
+          <w:color w:val="7030A0"/>
+        </w:rPr>
+        <w:t>=1</w:t>
+      </w:r>
+    </w:p>
+    <w:p>
+      <w:pPr>
+        <w:rPr>
+          <w:b/>
+          <w:bCs/>
+          <w:color w:val="7030A0"/>
+        </w:rPr>
+      </w:pPr>
+      <w:r>
+        <w:rPr>
+          <w:b/>
+          <w:bCs/>
+          <w:color w:val="7030A0"/>
+        </w:rPr>
+        <w:t>print(count)</w:t>
+      </w:r>
+    </w:p>
+    <w:p/>
+    <w:p>
+      <w:r>
+        <w:t> </w:t>
+      </w:r>
+    </w:p>
+    <w:p>
+      <w:pPr>
+        <w:pStyle w:val="Heading3"/>
+      </w:pPr>
+      <w:r>
+        <w:rPr>
+          <w:rStyle w:val="Heading3Char"/>
+        </w:rPr>
+        <w:t>19]</w:t>
+      </w:r>
+      <w:r>
+        <w:rPr>
+          <w:rStyle w:val="Heading3Char"/>
+          <w:lang w:eastAsia="en-IN"/>
+        </w:rPr>
+        <w:t xml:space="preserve"> </w:t>
+      </w:r>
+      <w:r>
+        <w:rPr>
+          <w:rStyle w:val="Heading3Char"/>
+          <w:lang w:eastAsia="en-IN"/>
+        </w:rPr>
+        <w:t>C</w:t>
+      </w:r>
+      <w:r>
+        <w:rPr>
+          <w:rStyle w:val="Heading3Char"/>
+        </w:rPr>
+        <w:t xml:space="preserve">ount how many LCT </w:t>
+      </w:r>
+      <w:proofErr w:type="spellStart"/>
+      <w:r>
+        <w:rPr>
+          <w:rStyle w:val="Heading3Char"/>
+        </w:rPr>
+        <w:t>subsequences</w:t>
+      </w:r>
+      <w:proofErr w:type="spellEnd"/>
+      <w:r>
+        <w:rPr>
+          <w:rStyle w:val="Heading3Char"/>
+        </w:rPr>
+        <w:t xml:space="preserve"> are in the string -&gt; once done -&gt; you are now allowed to</w:t>
+      </w:r>
+      <w:r>
+        <w:t xml:space="preserve"> insert any 1 char at any place in the string -&gt; do it in such a way so that final count of LCT maximizes; </w:t>
+      </w:r>
+    </w:p>
+    <w:p/>
+    <w:p>
+      <w:pPr>
+        <w:spacing w:after="0"/>
+      </w:pPr>
+      <w:r>
+        <w:t xml:space="preserve">-&gt; we count </w:t>
+      </w:r>
+      <w:proofErr w:type="spellStart"/>
+      <w:r>
+        <w:t>old_answer</w:t>
+      </w:r>
+      <w:proofErr w:type="spellEnd"/>
+      <w:r>
+        <w:t xml:space="preserve"> = count of “LCT” </w:t>
+      </w:r>
+      <w:proofErr w:type="spellStart"/>
+      <w:r>
+        <w:t>subsequences</w:t>
+      </w:r>
+      <w:proofErr w:type="spellEnd"/>
+      <w:r>
+        <w:t xml:space="preserve"> in the string </w:t>
+      </w:r>
+    </w:p>
+    <w:p>
+      <w:pPr>
+        <w:spacing w:after="0"/>
+        <w:rPr>
+          <w:b/>
+          <w:bCs/>
+          <w:color w:val="7030A0"/>
+        </w:rPr>
+      </w:pPr>
+    </w:p>
+    <w:p>
+      <w:pPr>
+        <w:spacing w:after="0"/>
+        <w:rPr>
+          <w:b/>
+          <w:bCs/>
+          <w:color w:val="7030A0"/>
+        </w:rPr>
+      </w:pPr>
+      <w:r>
+        <w:rPr>
+          <w:b/>
+          <w:bCs/>
+          <w:color w:val="7030A0"/>
+        </w:rPr>
+        <w:t xml:space="preserve">-&gt; l = 0 </w:t>
+      </w:r>
+    </w:p>
+    <w:p>
+      <w:pPr>
+        <w:spacing w:after="0"/>
+        <w:rPr>
+          <w:b/>
+          <w:bCs/>
+          <w:color w:val="7030A0"/>
+        </w:rPr>
+      </w:pPr>
+      <w:r>
+        <w:rPr>
+          <w:b/>
+          <w:bCs/>
+          <w:color w:val="7030A0"/>
+        </w:rPr>
+        <w:t xml:space="preserve">-&gt; lc = 0 </w:t>
+      </w:r>
+    </w:p>
+    <w:p>
+      <w:pPr>
+        <w:spacing w:after="0"/>
+        <w:rPr>
+          <w:b/>
+          <w:bCs/>
+          <w:color w:val="7030A0"/>
+        </w:rPr>
+      </w:pPr>
+      <w:r>
+        <w:rPr>
+          <w:b/>
+          <w:bCs/>
+          <w:color w:val="7030A0"/>
+        </w:rPr>
+        <w:t xml:space="preserve">-&gt; n </w:t>
+      </w:r>
+    </w:p>
+    <w:p>
+      <w:pPr>
+        <w:spacing w:after="0"/>
+        <w:rPr>
+          <w:b/>
+          <w:bCs/>
+          <w:color w:val="7030A0"/>
+        </w:rPr>
+      </w:pPr>
+      <w:r>
+        <w:rPr>
+          <w:b/>
+          <w:bCs/>
+          <w:color w:val="7030A0"/>
+        </w:rPr>
+        <w:t>-&gt; string s;</w:t>
+      </w:r>
+    </w:p>
+    <w:p>
+      <w:pPr>
+        <w:spacing w:after="0"/>
+        <w:rPr>
+          <w:b/>
+          <w:bCs/>
+          <w:color w:val="7030A0"/>
+        </w:rPr>
+      </w:pPr>
+      <w:proofErr w:type="spellStart"/>
+      <w:r>
+        <w:rPr>
+          <w:b/>
+          <w:bCs/>
+          <w:color w:val="7030A0"/>
+        </w:rPr>
+        <w:t>fo</w:t>
+      </w:r>
+      <w:proofErr w:type="spellEnd"/>
+      <w:r>
+        <w:rPr>
+          <w:b/>
+          <w:bCs/>
+          <w:color w:val="7030A0"/>
+        </w:rPr>
+        <w:t>(i,</w:t>
+      </w:r>
+      <w:proofErr w:type="gramStart"/>
+      <w:r>
+        <w:rPr>
+          <w:b/>
+          <w:bCs/>
+          <w:color w:val="7030A0"/>
+        </w:rPr>
+        <w:t>0,n</w:t>
+      </w:r>
+      <w:proofErr w:type="gramEnd"/>
+      <w:r>
+        <w:rPr>
+          <w:b/>
+          <w:bCs/>
+          <w:color w:val="7030A0"/>
+        </w:rPr>
+        <w:t>-</w:t>
+      </w:r>
+      <w:proofErr w:type="gramStart"/>
+      <w:r>
+        <w:rPr>
+          <w:b/>
+          <w:bCs/>
+          <w:color w:val="7030A0"/>
+        </w:rPr>
+        <w:t>1){</w:t>
+      </w:r>
+      <w:proofErr w:type="gramEnd"/>
+    </w:p>
+    <w:p>
+      <w:pPr>
+        <w:spacing w:after="0"/>
+        <w:rPr>
+          <w:b/>
+          <w:bCs/>
+          <w:color w:val="7030A0"/>
+        </w:rPr>
+      </w:pPr>
+      <w:r>
+        <w:rPr>
+          <w:b/>
+          <w:bCs/>
+          <w:color w:val="7030A0"/>
+        </w:rPr>
+        <w:t xml:space="preserve">    if(s[i]=='L</w:t>
+      </w:r>
+      <w:proofErr w:type="gramStart"/>
+      <w:r>
+        <w:rPr>
+          <w:b/>
+          <w:bCs/>
+          <w:color w:val="7030A0"/>
+        </w:rPr>
+        <w:t>'){</w:t>
+      </w:r>
+      <w:proofErr w:type="gramEnd"/>
+    </w:p>
+    <w:p>
+      <w:pPr>
+        <w:spacing w:after="0"/>
+        <w:rPr>
+          <w:b/>
+          <w:bCs/>
+          <w:color w:val="7030A0"/>
+        </w:rPr>
+      </w:pPr>
+      <w:r>
+        <w:rPr>
+          <w:b/>
+          <w:bCs/>
+          <w:color w:val="7030A0"/>
+        </w:rPr>
+        <w:t xml:space="preserve">        l++;</w:t>
+      </w:r>
+    </w:p>
+    <w:p>
+      <w:pPr>
+        <w:spacing w:after="0"/>
+        <w:rPr>
+          <w:b/>
+          <w:bCs/>
+          <w:color w:val="7030A0"/>
+        </w:rPr>
+      </w:pPr>
+      <w:r>
+        <w:rPr>
+          <w:b/>
+          <w:bCs/>
+          <w:color w:val="7030A0"/>
+        </w:rPr>
+        <w:t xml:space="preserve">    }</w:t>
+      </w:r>
+    </w:p>
+    <w:p>
+      <w:pPr>
+        <w:spacing w:after="0"/>
+        <w:rPr>
+          <w:b/>
+          <w:bCs/>
+          <w:color w:val="7030A0"/>
+        </w:rPr>
+      </w:pPr>
+      <w:r>
+        <w:rPr>
+          <w:b/>
+          <w:bCs/>
+          <w:color w:val="7030A0"/>
+        </w:rPr>
+        <w:t xml:space="preserve">    if(s[i]=='C</w:t>
+      </w:r>
+      <w:proofErr w:type="gramStart"/>
+      <w:r>
+        <w:rPr>
+          <w:b/>
+          <w:bCs/>
+          <w:color w:val="7030A0"/>
+        </w:rPr>
+        <w:t>'){</w:t>
+      </w:r>
+      <w:proofErr w:type="gramEnd"/>
+    </w:p>
+    <w:p>
+      <w:pPr>
+        <w:spacing w:after="0"/>
+        <w:rPr>
+          <w:b/>
+          <w:bCs/>
+          <w:color w:val="7030A0"/>
+        </w:rPr>
+      </w:pPr>
+      <w:r>
+        <w:rPr>
+          <w:b/>
+          <w:bCs/>
+          <w:color w:val="7030A0"/>
+        </w:rPr>
+        <w:t xml:space="preserve">        lc = lc + l; l-</w:t>
+      </w:r>
+      <w:proofErr w:type="gramStart"/>
+      <w:r>
+        <w:rPr>
+          <w:b/>
+          <w:bCs/>
+          <w:color w:val="7030A0"/>
+        </w:rPr>
+        <w:t>&gt;[</w:t>
+      </w:r>
+      <w:proofErr w:type="gramEnd"/>
+      <w:r>
+        <w:rPr>
+          <w:b/>
+          <w:bCs/>
+          <w:color w:val="7030A0"/>
+        </w:rPr>
+        <w:t>count of L from 0 to i-1]</w:t>
+      </w:r>
+    </w:p>
+    <w:p>
+      <w:pPr>
+        <w:spacing w:after="0"/>
+        <w:rPr>
+          <w:b/>
+          <w:bCs/>
+          <w:color w:val="7030A0"/>
+        </w:rPr>
+      </w:pPr>
+      <w:r>
+        <w:rPr>
+          <w:b/>
+          <w:bCs/>
+          <w:color w:val="7030A0"/>
+        </w:rPr>
+        <w:lastRenderedPageBreak/>
+        <w:t xml:space="preserve">    }</w:t>
+      </w:r>
+    </w:p>
+    <w:p>
+      <w:pPr>
+        <w:spacing w:after="0"/>
+        <w:rPr>
+          <w:b/>
+          <w:bCs/>
+          <w:color w:val="7030A0"/>
+        </w:rPr>
+      </w:pPr>
+      <w:r>
+        <w:rPr>
+          <w:b/>
+          <w:bCs/>
+          <w:color w:val="7030A0"/>
+        </w:rPr>
+        <w:t xml:space="preserve">    </w:t>
+      </w:r>
+    </w:p>
+    <w:p>
+      <w:pPr>
+        <w:spacing w:after="0"/>
+        <w:rPr>
+          <w:b/>
+          <w:bCs/>
+          <w:color w:val="7030A0"/>
+        </w:rPr>
+      </w:pPr>
+      <w:r>
+        <w:rPr>
+          <w:b/>
+          <w:bCs/>
+          <w:color w:val="7030A0"/>
+        </w:rPr>
+        <w:t>}</w:t>
+      </w:r>
+    </w:p>
+    <w:p>
+      <w:pPr>
+        <w:spacing w:after="0"/>
+        <w:rPr>
+          <w:b/>
+          <w:bCs/>
+          <w:color w:val="7030A0"/>
+        </w:rPr>
+      </w:pPr>
+    </w:p>
+    <w:p>
+      <w:pPr>
+        <w:spacing w:after="0"/>
+        <w:rPr>
+          <w:b/>
+          <w:bCs/>
+          <w:color w:val="7030A0"/>
+        </w:rPr>
+      </w:pPr>
+      <w:r>
+        <w:rPr>
+          <w:b/>
+          <w:bCs/>
+          <w:color w:val="7030A0"/>
+        </w:rPr>
+        <w:t>print(lc)</w:t>
+      </w:r>
+    </w:p>
+    <w:p>
+      <w:pPr>
+        <w:spacing w:after="0"/>
+      </w:pPr>
+    </w:p>
+    <w:p>
+      <w:pPr>
+        <w:spacing w:after="0"/>
+      </w:pPr>
+      <w:r>
+        <w:t xml:space="preserve">-&gt;1st </w:t>
+      </w:r>
+      <w:proofErr w:type="gramStart"/>
+      <w:r>
+        <w:t>observation :</w:t>
+      </w:r>
+      <w:proofErr w:type="gramEnd"/>
+      <w:r>
+        <w:t>- the only characters which you try to insert should be “L” or “C” or “T”</w:t>
+      </w:r>
+    </w:p>
+    <w:p>
+      <w:pPr>
+        <w:spacing w:after="0"/>
+      </w:pPr>
+    </w:p>
+    <w:p>
+      <w:pPr>
+        <w:spacing w:after="0"/>
+      </w:pPr>
+      <w:r>
+        <w:t xml:space="preserve">-&gt; </w:t>
+      </w:r>
+      <w:proofErr w:type="gramStart"/>
+      <w:r>
+        <w:t>Case :</w:t>
+      </w:r>
+      <w:proofErr w:type="gramEnd"/>
+      <w:r>
+        <w:t>-1 :-&gt; Try to insert “L” -&gt; where to insert “L” </w:t>
+      </w:r>
+    </w:p>
+    <w:p>
+      <w:pPr>
+        <w:spacing w:after="0"/>
+      </w:pPr>
+    </w:p>
+    <w:p>
+      <w:pPr>
+        <w:spacing w:after="0"/>
+      </w:pPr>
+      <w:r>
+        <w:t>-&gt; If you insert “L” in middle of (0</w:t>
+      </w:r>
+      <w:proofErr w:type="gramStart"/>
+      <w:r>
+        <w:t>….i</w:t>
+      </w:r>
+      <w:proofErr w:type="gramEnd"/>
+      <w:r>
+        <w:t>) and (i+1</w:t>
+      </w:r>
+      <w:proofErr w:type="gramStart"/>
+      <w:r>
+        <w:t>….n</w:t>
+      </w:r>
+      <w:proofErr w:type="gramEnd"/>
+      <w:r>
+        <w:t>-1) </w:t>
+      </w:r>
+    </w:p>
+    <w:p>
+      <w:pPr>
+        <w:spacing w:after="0"/>
+      </w:pPr>
+      <w:r>
+        <w:t xml:space="preserve">=&gt; </w:t>
+      </w:r>
+      <w:proofErr w:type="spellStart"/>
+      <w:r>
+        <w:t>new_answer</w:t>
+      </w:r>
+      <w:proofErr w:type="spellEnd"/>
+      <w:r>
+        <w:t xml:space="preserve"> = </w:t>
+      </w:r>
+      <w:proofErr w:type="spellStart"/>
+      <w:r>
+        <w:t>old_answer</w:t>
+      </w:r>
+      <w:proofErr w:type="spellEnd"/>
+      <w:r>
+        <w:t xml:space="preserve"> + count of “CT” in the </w:t>
+      </w:r>
+      <w:proofErr w:type="gramStart"/>
+      <w:r>
+        <w:t>suffix[</w:t>
+      </w:r>
+      <w:proofErr w:type="gramEnd"/>
+      <w:r>
+        <w:t>i+1</w:t>
+      </w:r>
+      <w:proofErr w:type="gramStart"/>
+      <w:r>
+        <w:t>….n</w:t>
+      </w:r>
+      <w:proofErr w:type="gramEnd"/>
+      <w:r>
+        <w:t>-1] </w:t>
+      </w:r>
+    </w:p>
+    <w:p>
+      <w:pPr>
+        <w:spacing w:after="0"/>
+      </w:pPr>
+      <w:r>
+        <w:t>=&gt; maximizing :-&gt; “L” should always be put at the start</w:t>
+      </w:r>
+    </w:p>
+    <w:p>
+      <w:pPr>
+        <w:spacing w:after="0"/>
+      </w:pPr>
+    </w:p>
+    <w:p>
+      <w:pPr>
+        <w:spacing w:after="0"/>
+      </w:pPr>
+      <w:r>
+        <w:t xml:space="preserve">-&gt; answer1 = </w:t>
+      </w:r>
+      <w:proofErr w:type="spellStart"/>
+      <w:r>
+        <w:t>old_answer</w:t>
+      </w:r>
+      <w:proofErr w:type="spellEnd"/>
+      <w:r>
+        <w:t xml:space="preserve"> + count of “CT” in the </w:t>
+      </w:r>
+      <w:proofErr w:type="gramStart"/>
+      <w:r>
+        <w:t>string[</w:t>
+      </w:r>
+      <w:proofErr w:type="gramEnd"/>
+      <w:r>
+        <w:t>0……n-1] </w:t>
+      </w:r>
+    </w:p>
+    <w:p>
+      <w:pPr>
+        <w:spacing w:after="0"/>
+      </w:pPr>
+    </w:p>
+    <w:p>
+      <w:pPr>
+        <w:spacing w:after="0"/>
+      </w:pPr>
+      <w:r>
+        <w:t xml:space="preserve">-&gt; </w:t>
+      </w:r>
+      <w:proofErr w:type="gramStart"/>
+      <w:r>
+        <w:t>Case :</w:t>
+      </w:r>
+      <w:proofErr w:type="gramEnd"/>
+      <w:r>
+        <w:t>-3 :-&gt; Try to insert “T” -&gt; where to insert “T” -&gt; put in the end -&gt; same analysis as before; </w:t>
+      </w:r>
+    </w:p>
+    <w:p>
+      <w:pPr>
+        <w:spacing w:after="0"/>
+      </w:pPr>
+    </w:p>
+    <w:p>
+      <w:pPr>
+        <w:spacing w:after="0"/>
+      </w:pPr>
+      <w:r>
+        <w:t xml:space="preserve">-&gt; answer3 = </w:t>
+      </w:r>
+      <w:proofErr w:type="spellStart"/>
+      <w:r>
+        <w:t>old_answer</w:t>
+      </w:r>
+      <w:proofErr w:type="spellEnd"/>
+      <w:r>
+        <w:t xml:space="preserve"> + count of “LC” in the </w:t>
+      </w:r>
+      <w:proofErr w:type="gramStart"/>
+      <w:r>
+        <w:t>string[</w:t>
+      </w:r>
+      <w:proofErr w:type="gramEnd"/>
+      <w:r>
+        <w:t>0……n-1] </w:t>
+      </w:r>
+    </w:p>
+    <w:p>
+      <w:pPr>
+        <w:spacing w:after="0"/>
+      </w:pPr>
+    </w:p>
+    <w:p>
+      <w:pPr>
+        <w:spacing w:after="0"/>
+      </w:pPr>
+      <w:r>
+        <w:t xml:space="preserve">-&gt; </w:t>
+      </w:r>
+      <w:proofErr w:type="gramStart"/>
+      <w:r>
+        <w:t>Case :</w:t>
+      </w:r>
+      <w:proofErr w:type="gramEnd"/>
+      <w:r>
+        <w:t>-2 :-&gt; Insert C -&gt;try all positions for “C” </w:t>
+      </w:r>
+    </w:p>
+    <w:p>
+      <w:pPr>
+        <w:spacing w:after="0"/>
+      </w:pPr>
+    </w:p>
+    <w:p>
+      <w:pPr>
+        <w:spacing w:after="0"/>
+      </w:pPr>
+      <w:r>
+        <w:t>-&gt; If we try to insert “C” in middle of [0</w:t>
+      </w:r>
+      <w:proofErr w:type="gramStart"/>
+      <w:r>
+        <w:t>….i</w:t>
+      </w:r>
+      <w:proofErr w:type="gramEnd"/>
+      <w:r>
+        <w:t>-1] and [i</w:t>
+      </w:r>
+      <w:proofErr w:type="gramStart"/>
+      <w:r>
+        <w:t>….n</w:t>
+      </w:r>
+      <w:proofErr w:type="gramEnd"/>
+      <w:r>
+        <w:t>-1] </w:t>
+      </w:r>
+    </w:p>
+    <w:p>
+      <w:pPr>
+        <w:spacing w:after="0"/>
+      </w:pPr>
+    </w:p>
+    <w:p>
+      <w:pPr>
+        <w:spacing w:after="0"/>
+      </w:pPr>
+      <w:r>
+        <w:t xml:space="preserve">-&gt; </w:t>
+      </w:r>
+      <w:proofErr w:type="spellStart"/>
+      <w:r>
+        <w:t>new_answer</w:t>
+      </w:r>
+      <w:proofErr w:type="spellEnd"/>
+      <w:r>
+        <w:t xml:space="preserve"> = </w:t>
+      </w:r>
+      <w:proofErr w:type="spellStart"/>
+      <w:r>
+        <w:t>old_answer</w:t>
+      </w:r>
+      <w:proofErr w:type="spellEnd"/>
+      <w:r>
+        <w:t xml:space="preserve"> + count of L from [0</w:t>
+      </w:r>
+      <w:proofErr w:type="gramStart"/>
+      <w:r>
+        <w:t>….i</w:t>
+      </w:r>
+      <w:proofErr w:type="gramEnd"/>
+      <w:r>
+        <w:t>-</w:t>
+      </w:r>
+      <w:proofErr w:type="gramStart"/>
+      <w:r>
+        <w:t>1]*count  of</w:t>
+      </w:r>
+      <w:proofErr w:type="gramEnd"/>
+      <w:r>
+        <w:t xml:space="preserve"> T from [i</w:t>
+      </w:r>
+      <w:proofErr w:type="gramStart"/>
+      <w:r>
+        <w:t>….n</w:t>
+      </w:r>
+      <w:proofErr w:type="gramEnd"/>
+      <w:r>
+        <w:t>-1] </w:t>
+      </w:r>
+    </w:p>
+    <w:p>
+      <w:pPr>
+        <w:spacing w:after="0"/>
+      </w:pPr>
+    </w:p>
+    <w:p>
+      <w:pPr>
+        <w:spacing w:after="0"/>
+      </w:pPr>
+      <w:r>
+        <w:t xml:space="preserve">-&gt; do this for each index “i” -&gt; and take max of all of them -&gt; answer2; and compare them with -&gt; </w:t>
+      </w:r>
+      <w:proofErr w:type="gramStart"/>
+      <w:r>
+        <w:t>max(</w:t>
+      </w:r>
+      <w:proofErr w:type="gramEnd"/>
+      <w:r>
+        <w:t>answer</w:t>
+      </w:r>
+      <w:proofErr w:type="gramStart"/>
+      <w:r>
+        <w:t>1,answer</w:t>
+      </w:r>
+      <w:proofErr w:type="gramEnd"/>
+      <w:r>
+        <w:t>2,</w:t>
+      </w:r>
+    </w:p>
+    <w:p>
+      <w:pPr>
+        <w:spacing w:after="0"/>
+      </w:pPr>
+      <w:r>
+        <w:t>answer3); </w:t>
+      </w:r>
+    </w:p>
+    <w:p>
+      <w:pPr>
+        <w:spacing w:after="0"/>
+      </w:pPr>
+    </w:p>
+    <w:p>
+      <w:pPr>
+        <w:spacing w:after="0"/>
+      </w:pPr>
+      <w:proofErr w:type="gramStart"/>
+      <w:r>
+        <w:t>TC :</w:t>
+      </w:r>
+      <w:proofErr w:type="gramEnd"/>
+      <w:r>
+        <w:t>- O(N); </w:t>
+      </w:r>
+    </w:p>
+    <w:p>
+      <w:pPr>
+        <w:spacing w:after="0"/>
+      </w:pPr>
+      <w:r>
+        <w:t xml:space="preserve">Takes O(N) size space; </w:t>
+      </w:r>
+    </w:p>
+    <w:p>
+      <w:pPr>
+        <w:spacing w:after="0"/>
+      </w:pPr>
+    </w:p>
+    <w:p>
+      <w:pPr>
+        <w:spacing w:after="0"/>
+      </w:pPr>
+    </w:p>
+    <w:p>
+      <w:pPr>
+        <w:spacing w:after="0"/>
+      </w:pPr>
+    </w:p>
+    <w:p>
+      <w:pPr>
+        <w:pStyle w:val="Heading3"/>
+        <w:rPr>
+          <w:color w:val="000000" w:themeColor="text1"/>
+        </w:rPr>
+      </w:pPr>
+      <w:r>
+        <w:rPr>
+          <w:color w:val="000000" w:themeColor="text1"/>
+        </w:rPr>
+        <w:t>20]</w:t>
+      </w:r>
+      <w:r>
+        <w:rPr>
+          <w:color w:val="000000" w:themeColor="text1"/>
+        </w:rPr>
+        <w:t xml:space="preserve"> </w:t>
+      </w:r>
+      <w:r>
+        <w:rPr>
+          <w:color w:val="000000" w:themeColor="text1"/>
+        </w:rPr>
+        <w:t>S</w:t>
+      </w:r>
+      <w:r>
+        <w:rPr>
+          <w:color w:val="000000" w:themeColor="text1"/>
+        </w:rPr>
+        <w:t xml:space="preserve">table subarrays, length&gt;=3, first </w:t>
+      </w:r>
+      <w:proofErr w:type="spellStart"/>
+      <w:r>
+        <w:rPr>
+          <w:color w:val="000000" w:themeColor="text1"/>
+        </w:rPr>
+        <w:t>el</w:t>
+      </w:r>
+      <w:proofErr w:type="spellEnd"/>
+      <w:r>
+        <w:rPr>
+          <w:color w:val="000000" w:themeColor="text1"/>
+        </w:rPr>
+        <w:t xml:space="preserve">==last </w:t>
+      </w:r>
+      <w:proofErr w:type="spellStart"/>
+      <w:r>
+        <w:rPr>
+          <w:color w:val="000000" w:themeColor="text1"/>
+        </w:rPr>
+        <w:t>el</w:t>
+      </w:r>
+      <w:proofErr w:type="spellEnd"/>
+      <w:r>
+        <w:rPr>
+          <w:color w:val="000000" w:themeColor="text1"/>
+        </w:rPr>
+        <w:t xml:space="preserve">==sum </w:t>
+      </w:r>
+      <w:proofErr w:type="spellStart"/>
+      <w:r>
+        <w:rPr>
+          <w:color w:val="000000" w:themeColor="text1"/>
+        </w:rPr>
+        <w:t>btwn</w:t>
+      </w:r>
+      <w:proofErr w:type="spellEnd"/>
+      <w:r>
+        <w:rPr>
+          <w:color w:val="000000" w:themeColor="text1"/>
+        </w:rPr>
+        <w:t xml:space="preserve"> first and last </w:t>
+      </w:r>
+      <w:proofErr w:type="spellStart"/>
+      <w:r>
+        <w:rPr>
+          <w:color w:val="000000" w:themeColor="text1"/>
+        </w:rPr>
+        <w:t>el</w:t>
+      </w:r>
+      <w:proofErr w:type="spellEnd"/>
+    </w:p>
+    <w:p>
+      <w:pPr>
+        <w:spacing w:after="0"/>
+      </w:pPr>
+    </w:p>
+    <w:p>
+      <w:pPr>
+        <w:spacing w:after="0"/>
+      </w:pPr>
+      <w:r>
+        <w:t xml:space="preserve">Link -&gt; </w:t>
+      </w:r>
+      <w:hyperlink r:id="rId24" w:history="1">
+        <w:r>
+          <w:rPr>
+            <w:rStyle w:val="Hyperlink"/>
+          </w:rPr>
+          <w:t>https://leetcode.com/problems/stable-subarrays-with-equal-boundary-and-interior-sum/description/</w:t>
+        </w:r>
+      </w:hyperlink>
+      <w:r>
+        <w:t> </w:t>
+      </w:r>
+    </w:p>
+    <w:p>
+      <w:pPr>
+        <w:spacing w:after="0"/>
+      </w:pPr>
+    </w:p>
+    <w:p>
+      <w:pPr>
+        <w:spacing w:after="0"/>
+      </w:pPr>
+      <w:proofErr w:type="gramStart"/>
+      <w:r>
+        <w:t>Analysis :</w:t>
+      </w:r>
+      <w:proofErr w:type="gramEnd"/>
+      <w:r>
+        <w:t>- Iterate all the subarrays and check which subarray is valid and increase the count </w:t>
+      </w:r>
+    </w:p>
+    <w:p>
+      <w:pPr>
+        <w:spacing w:after="0"/>
+      </w:pPr>
+    </w:p>
+    <w:p>
+      <w:pPr>
+        <w:spacing w:after="0"/>
+      </w:pPr>
+      <w:proofErr w:type="gramStart"/>
+      <w:r>
+        <w:t>TC :</w:t>
+      </w:r>
+      <w:proofErr w:type="gramEnd"/>
+      <w:r>
+        <w:t>- Brute Force currently</w:t>
+      </w:r>
+    </w:p>
+    <w:p>
+      <w:pPr>
+        <w:spacing w:after="0"/>
+      </w:pPr>
+    </w:p>
+    <w:p>
+      <w:pPr>
+        <w:spacing w:after="0"/>
+      </w:pPr>
+      <w:r>
+        <w:t>→ Try to count all valid subarrays ending at index “i” -&gt; do this for each index “i” and sum it up </w:t>
+      </w:r>
+    </w:p>
+    <w:p>
+      <w:pPr>
+        <w:spacing w:after="0"/>
+      </w:pPr>
+    </w:p>
+    <w:p>
+      <w:pPr>
+        <w:spacing w:after="0"/>
+      </w:pPr>
+      <w:r>
+        <w:t xml:space="preserve">→ Logic for easy </w:t>
+      </w:r>
+      <w:proofErr w:type="gramStart"/>
+      <w:r>
+        <w:t>version :</w:t>
+      </w:r>
+      <w:proofErr w:type="gramEnd"/>
+      <w:r>
+        <w:t xml:space="preserve">- </w:t>
+      </w:r>
+      <w:hyperlink r:id="rId25" w:history="1">
+        <w:r>
+          <w:rPr>
+            <w:rStyle w:val="Hyperlink"/>
+          </w:rPr>
+          <w:t>https://www.jdoodle.com/ia/1Mlg</w:t>
+        </w:r>
+      </w:hyperlink>
+      <w:r>
+        <w:t> </w:t>
+      </w:r>
+    </w:p>
+    <w:p>
+      <w:pPr>
+        <w:spacing w:after="0"/>
+      </w:pPr>
+    </w:p>
+    <w:p>
+      <w:pPr>
+        <w:spacing w:after="0"/>
+      </w:pPr>
+      <w:r>
+        <w:t xml:space="preserve">—&gt; Actual </w:t>
+      </w:r>
+      <w:proofErr w:type="gramStart"/>
+      <w:r>
+        <w:t>version :</w:t>
+      </w:r>
+      <w:proofErr w:type="gramEnd"/>
+      <w:r>
+        <w:t>--&gt; You are at index “i” → you know sum = sum(a[</w:t>
+      </w:r>
+      <w:proofErr w:type="gramStart"/>
+      <w:r>
+        <w:t>0]+</w:t>
+      </w:r>
+      <w:proofErr w:type="gramEnd"/>
+      <w:r>
+        <w:t>a[</w:t>
+      </w:r>
+      <w:proofErr w:type="gramStart"/>
+      <w:r>
+        <w:t>1]+</w:t>
+      </w:r>
+      <w:proofErr w:type="gramEnd"/>
+      <w:r>
+        <w:t>......+a[i]) </w:t>
+      </w:r>
+    </w:p>
+    <w:p>
+      <w:pPr>
+        <w:spacing w:after="0"/>
+      </w:pPr>
+    </w:p>
+    <w:p>
+      <w:pPr>
+        <w:spacing w:after="0"/>
+      </w:pPr>
+      <w:r>
+        <w:t xml:space="preserve">→ </w:t>
+      </w:r>
+      <w:proofErr w:type="spellStart"/>
+      <w:r>
+        <w:rPr>
+          <w:b/>
+          <w:bCs/>
+        </w:rPr>
+        <w:t>new_sum</w:t>
+      </w:r>
+      <w:proofErr w:type="spellEnd"/>
+      <w:r>
+        <w:rPr>
+          <w:b/>
+          <w:bCs/>
+        </w:rPr>
+        <w:t xml:space="preserve"> == </w:t>
+      </w:r>
+      <w:proofErr w:type="spellStart"/>
+      <w:r>
+        <w:rPr>
+          <w:b/>
+          <w:bCs/>
+        </w:rPr>
+        <w:t>P</w:t>
+      </w:r>
+      <w:r>
+        <w:rPr>
+          <w:b/>
+          <w:bCs/>
+        </w:rPr>
+        <w:t>sum</w:t>
+      </w:r>
+      <w:proofErr w:type="spellEnd"/>
+      <w:r>
+        <w:rPr>
+          <w:b/>
+          <w:bCs/>
+        </w:rPr>
+        <w:t>[i]</w:t>
+      </w:r>
+      <w:r>
+        <w:rPr>
+          <w:b/>
+          <w:bCs/>
+        </w:rPr>
+        <w:t xml:space="preserve"> - 2*a[i];</w:t>
+      </w:r>
+    </w:p>
+    <w:p>
+      <w:pPr>
+        <w:spacing w:after="0"/>
+      </w:pPr>
+    </w:p>
+    <w:p>
+      <w:pPr>
+        <w:spacing w:after="0"/>
+      </w:pPr>
+      <w:r>
+        <w:t xml:space="preserve">→ now find how many times is the </w:t>
+      </w:r>
+      <w:proofErr w:type="spellStart"/>
+      <w:r>
+        <w:t>prefix_sum</w:t>
+      </w:r>
+      <w:proofErr w:type="spellEnd"/>
+      <w:r>
+        <w:t xml:space="preserve"> == </w:t>
+      </w:r>
+      <w:proofErr w:type="spellStart"/>
+      <w:r>
+        <w:t>new_sum</w:t>
+      </w:r>
+      <w:proofErr w:type="spellEnd"/>
+      <w:r>
+        <w:t xml:space="preserve"> → those many times a valid subarray is born baby which is ending at index “i” </w:t>
+      </w:r>
+    </w:p>
+    <w:p>
+      <w:pPr>
+        <w:spacing w:after="0"/>
+      </w:pPr>
+    </w:p>
+    <w:p>
+      <w:pPr>
+        <w:spacing w:after="0"/>
+      </w:pPr>
+      <w:r>
+        <w:t>→ you need to make sure the valid prefix sums ending with the last number == a[i] </w:t>
+      </w:r>
+    </w:p>
+    <w:p>
+      <w:pPr>
+        <w:spacing w:after="0"/>
+      </w:pPr>
+    </w:p>
+    <w:p>
+      <w:pPr>
+        <w:spacing w:after="0"/>
+        <w:rPr>
+          <w:b/>
+          <w:bCs/>
+        </w:rPr>
+      </w:pPr>
+      <w:r>
+        <w:rPr>
+          <w:b/>
+          <w:bCs/>
+        </w:rPr>
+        <w:t xml:space="preserve">→ </w:t>
+      </w:r>
+      <w:proofErr w:type="spellStart"/>
+      <w:r>
+        <w:rPr>
+          <w:b/>
+          <w:bCs/>
+        </w:rPr>
+        <w:t>hashmap</w:t>
+      </w:r>
+      <w:proofErr w:type="spellEnd"/>
+      <w:r>
+        <w:rPr>
+          <w:b/>
+          <w:bCs/>
+        </w:rPr>
+        <w:t xml:space="preserve"> &lt;pair&lt;</w:t>
+      </w:r>
+      <w:proofErr w:type="spellStart"/>
+      <w:r>
+        <w:rPr>
+          <w:b/>
+          <w:bCs/>
+        </w:rPr>
+        <w:t>prefix_</w:t>
+      </w:r>
+      <w:proofErr w:type="gramStart"/>
+      <w:r>
+        <w:rPr>
+          <w:b/>
+          <w:bCs/>
+        </w:rPr>
+        <w:t>sum,last</w:t>
+      </w:r>
+      <w:proofErr w:type="gramEnd"/>
+      <w:r>
+        <w:rPr>
+          <w:b/>
+          <w:bCs/>
+        </w:rPr>
+        <w:t>_number</w:t>
+      </w:r>
+      <w:proofErr w:type="spellEnd"/>
+      <w:r>
+        <w:rPr>
+          <w:b/>
+          <w:bCs/>
+        </w:rPr>
+        <w:t>&gt;</w:t>
+      </w:r>
+      <w:proofErr w:type="gramStart"/>
+      <w:r>
+        <w:rPr>
+          <w:b/>
+          <w:bCs/>
+        </w:rPr>
+        <w:t>&gt;,frequency</w:t>
+      </w:r>
+      <w:proofErr w:type="gramEnd"/>
+      <w:r>
+        <w:rPr>
+          <w:b/>
+          <w:bCs/>
+        </w:rPr>
+        <w:t>&gt;</w:t>
+      </w:r>
+    </w:p>
+    <w:p>
+      <w:pPr>
+        <w:spacing w:after="0"/>
+      </w:pPr>
+    </w:p>
+    <w:p>
+      <w:pPr>
+        <w:spacing w:after="0"/>
+      </w:pPr>
+      <w:r>
+        <w:t>→ at index “i” → you ask for map[{</w:t>
+      </w:r>
+      <w:proofErr w:type="spellStart"/>
+      <w:proofErr w:type="gramStart"/>
+      <w:r>
+        <w:t>newsum,a</w:t>
+      </w:r>
+      <w:proofErr w:type="spellEnd"/>
+      <w:proofErr w:type="gramEnd"/>
+      <w:r>
+        <w:t>[i]}] </w:t>
+      </w:r>
+    </w:p>
+    <w:p>
+      <w:pPr>
+        <w:spacing w:after="0"/>
+      </w:pPr>
+    </w:p>
+    <w:p>
+      <w:pPr>
+        <w:spacing w:after="0"/>
+      </w:pPr>
+      <w:r>
+        <w:t>→ O(</w:t>
+      </w:r>
+      <w:proofErr w:type="spellStart"/>
+      <w:r>
+        <w:t>NlogN</w:t>
+      </w:r>
+      <w:proofErr w:type="spellEnd"/>
+      <w:r>
+        <w:t>) </w:t>
+      </w:r>
+    </w:p>
+    <w:p>
+      <w:pPr>
+        <w:spacing w:after="0"/>
+      </w:pPr>
+    </w:p>
+    <w:p>
+      <w:pPr>
+        <w:spacing w:after="0"/>
+      </w:pPr>
+    </w:p>
+    <w:p>
+      <w:pPr>
+        <w:spacing w:after="0"/>
+        <w:rPr>
+          <w:b/>
+          <w:bCs/>
+          <w:color w:val="7030A0"/>
+        </w:rPr>
+      </w:pPr>
+      <w:r>
+        <w:rPr>
+          <w:b/>
+          <w:bCs/>
+          <w:color w:val="7030A0"/>
+        </w:rPr>
+        <w:t>from collections import defaultdict</w:t>
+      </w:r>
+    </w:p>
+    <w:p>
+      <w:pPr>
+        <w:spacing w:after="0"/>
+        <w:rPr>
+          <w:b/>
+          <w:bCs/>
+          <w:color w:val="7030A0"/>
+        </w:rPr>
+      </w:pPr>
+      <w:r>
+        <w:rPr>
+          <w:b/>
+          <w:bCs/>
+          <w:color w:val="7030A0"/>
+        </w:rPr>
+        <w:t>from typing import List</w:t>
+      </w:r>
+    </w:p>
+    <w:p>
+      <w:pPr>
+        <w:spacing w:after="0"/>
+        <w:rPr>
+          <w:b/>
+          <w:bCs/>
+          <w:color w:val="7030A0"/>
+        </w:rPr>
+      </w:pPr>
+    </w:p>
+    <w:p>
+      <w:pPr>
+        <w:spacing w:after="0"/>
+        <w:rPr>
+          <w:b/>
+          <w:bCs/>
+          <w:color w:val="7030A0"/>
+        </w:rPr>
+      </w:pPr>
+      <w:r>
+        <w:rPr>
+          <w:b/>
+          <w:bCs/>
+          <w:color w:val="7030A0"/>
+        </w:rPr>
+        <w:t>class Solution:</w:t>
+      </w:r>
+    </w:p>
+    <w:p>
+      <w:pPr>
+        <w:spacing w:after="0"/>
+        <w:rPr>
+          <w:b/>
+          <w:bCs/>
+          <w:color w:val="7030A0"/>
+        </w:rPr>
+      </w:pPr>
+      <w:r>
+        <w:rPr>
+          <w:b/>
+          <w:bCs/>
+          <w:color w:val="7030A0"/>
+        </w:rPr>
+        <w:t xml:space="preserve">    def </w:t>
+      </w:r>
+      <w:proofErr w:type="gramStart"/>
+      <w:r>
+        <w:rPr>
+          <w:b/>
+          <w:bCs/>
+          <w:color w:val="7030A0"/>
+        </w:rPr>
+        <w:t>countStableSubarrays(</w:t>
+      </w:r>
+      <w:proofErr w:type="gramEnd"/>
+      <w:r>
+        <w:rPr>
+          <w:b/>
+          <w:bCs/>
+          <w:color w:val="7030A0"/>
+        </w:rPr>
+        <w:t>self, capacity: List[int]) -&gt; int:</w:t>
+      </w:r>
+    </w:p>
+    <w:p>
+      <w:pPr>
+        <w:spacing w:after="0"/>
+        <w:rPr>
+          <w:b/>
+          <w:bCs/>
+          <w:color w:val="7030A0"/>
+        </w:rPr>
+      </w:pPr>
+      <w:r>
+        <w:rPr>
+          <w:b/>
+          <w:bCs/>
+          <w:color w:val="7030A0"/>
+        </w:rPr>
+        <w:t xml:space="preserve">        g = defaultdict(int)</w:t>
+      </w:r>
+    </w:p>
+    <w:p>
+      <w:pPr>
+        <w:spacing w:after="0"/>
+        <w:rPr>
+          <w:b/>
+          <w:bCs/>
+          <w:color w:val="7030A0"/>
+        </w:rPr>
+      </w:pPr>
+      <w:r>
+        <w:rPr>
+          <w:b/>
+          <w:bCs/>
+          <w:color w:val="7030A0"/>
+        </w:rPr>
+        <w:t xml:space="preserve">        total = 0</w:t>
+      </w:r>
+    </w:p>
+    <w:p>
+      <w:pPr>
+        <w:spacing w:after="0"/>
+        <w:rPr>
+          <w:b/>
+          <w:bCs/>
+          <w:color w:val="7030A0"/>
+        </w:rPr>
+      </w:pPr>
+      <w:r>
+        <w:rPr>
+          <w:b/>
+          <w:bCs/>
+          <w:color w:val="7030A0"/>
+        </w:rPr>
+        <w:t xml:space="preserve">        ans = 0</w:t>
+      </w:r>
+    </w:p>
+    <w:p>
+      <w:pPr>
+        <w:spacing w:after="0"/>
+        <w:rPr>
+          <w:b/>
+          <w:bCs/>
+          <w:color w:val="7030A0"/>
+        </w:rPr>
+      </w:pPr>
+    </w:p>
+    <w:p>
+      <w:pPr>
+        <w:spacing w:after="0"/>
+        <w:rPr>
+          <w:b/>
+          <w:bCs/>
+          <w:color w:val="7030A0"/>
+        </w:rPr>
+      </w:pPr>
+      <w:r>
+        <w:rPr>
+          <w:b/>
+          <w:bCs/>
+          <w:color w:val="7030A0"/>
+        </w:rPr>
+        <w:t xml:space="preserve">        for c in capacity:</w:t>
+      </w:r>
+    </w:p>
+    <w:p>
+      <w:pPr>
+        <w:spacing w:after="0"/>
+        <w:rPr>
+          <w:b/>
+          <w:bCs/>
+          <w:color w:val="7030A0"/>
+        </w:rPr>
+      </w:pPr>
+      <w:r>
+        <w:rPr>
+          <w:b/>
+          <w:bCs/>
+          <w:color w:val="7030A0"/>
+        </w:rPr>
+        <w:t xml:space="preserve">            total += c</w:t>
+      </w:r>
+    </w:p>
+    <w:p>
+      <w:pPr>
+        <w:spacing w:after="0"/>
+        <w:rPr>
+          <w:b/>
+          <w:bCs/>
+          <w:color w:val="7030A0"/>
+        </w:rPr>
+      </w:pPr>
+      <w:r>
+        <w:rPr>
+          <w:b/>
+          <w:bCs/>
+          <w:color w:val="7030A0"/>
+        </w:rPr>
+        <w:t xml:space="preserve">            desired_sum = total - 2 * c</w:t>
+      </w:r>
+    </w:p>
+    <w:p>
+      <w:pPr>
+        <w:spacing w:after="0"/>
+        <w:rPr>
+          <w:b/>
+          <w:bCs/>
+          <w:color w:val="7030A0"/>
+        </w:rPr>
+      </w:pPr>
+      <w:r>
+        <w:rPr>
+          <w:b/>
+          <w:bCs/>
+          <w:color w:val="7030A0"/>
+        </w:rPr>
+        <w:t xml:space="preserve">            if (desired_sum, c) in g:</w:t>
+      </w:r>
+    </w:p>
+    <w:p>
+      <w:pPr>
+        <w:spacing w:after="0"/>
+        <w:rPr>
+          <w:b/>
+          <w:bCs/>
+          <w:color w:val="7030A0"/>
+        </w:rPr>
+      </w:pPr>
+      <w:r>
+        <w:rPr>
+          <w:b/>
+          <w:bCs/>
+          <w:color w:val="7030A0"/>
+        </w:rPr>
+        <w:t xml:space="preserve">                ans += </w:t>
+      </w:r>
+      <w:proofErr w:type="gramStart"/>
+      <w:r>
+        <w:rPr>
+          <w:b/>
+          <w:bCs/>
+          <w:color w:val="7030A0"/>
+        </w:rPr>
+        <w:t>g[</w:t>
+      </w:r>
+      <w:proofErr w:type="gramEnd"/>
+      <w:r>
+        <w:rPr>
+          <w:b/>
+          <w:bCs/>
+          <w:color w:val="7030A0"/>
+        </w:rPr>
+        <w:t>(desired_sum, c)]</w:t>
+      </w:r>
+    </w:p>
+    <w:p>
+      <w:pPr>
+        <w:spacing w:after="0"/>
+        <w:rPr>
+          <w:b/>
+          <w:bCs/>
+          <w:color w:val="7030A0"/>
+        </w:rPr>
+      </w:pPr>
+      <w:r>
+        <w:rPr>
+          <w:b/>
+          <w:bCs/>
+          <w:color w:val="7030A0"/>
+        </w:rPr>
+        <w:t xml:space="preserve">            </w:t>
+      </w:r>
+      <w:proofErr w:type="gramStart"/>
+      <w:r>
+        <w:rPr>
+          <w:b/>
+          <w:bCs/>
+          <w:color w:val="7030A0"/>
+        </w:rPr>
+        <w:t>g[</w:t>
+      </w:r>
+      <w:proofErr w:type="gramEnd"/>
+      <w:r>
+        <w:rPr>
+          <w:b/>
+          <w:bCs/>
+          <w:color w:val="7030A0"/>
+        </w:rPr>
+        <w:t>(total, c)] += 1</w:t>
+      </w:r>
+    </w:p>
+    <w:p>
+      <w:pPr>
+        <w:spacing w:after="0"/>
+        <w:rPr>
+          <w:b/>
+          <w:bCs/>
+          <w:color w:val="7030A0"/>
+        </w:rPr>
+      </w:pPr>
+    </w:p>
+    <w:p>
+      <w:pPr>
+        <w:spacing w:after="0"/>
+        <w:rPr>
+          <w:b/>
+          <w:bCs/>
+          <w:color w:val="7030A0"/>
+        </w:rPr>
+      </w:pPr>
+      <w:r>
+        <w:rPr>
+          <w:b/>
+          <w:bCs/>
+          <w:color w:val="7030A0"/>
+        </w:rPr>
+        <w:t xml:space="preserve">        n = len(capacity)</w:t>
+      </w:r>
+    </w:p>
+    <w:p>
+      <w:pPr>
+        <w:spacing w:after="0"/>
+        <w:rPr>
+          <w:b/>
+          <w:bCs/>
+          <w:color w:val="7030A0"/>
+        </w:rPr>
+      </w:pPr>
+      <w:r>
+        <w:rPr>
+          <w:b/>
+          <w:bCs/>
+          <w:color w:val="7030A0"/>
+        </w:rPr>
+        <w:t xml:space="preserve">        for i in </w:t>
+      </w:r>
+      <w:proofErr w:type="gramStart"/>
+      <w:r>
+        <w:rPr>
+          <w:b/>
+          <w:bCs/>
+          <w:color w:val="7030A0"/>
+        </w:rPr>
+        <w:t>range(</w:t>
+      </w:r>
+      <w:proofErr w:type="gramEnd"/>
+      <w:r>
+        <w:rPr>
+          <w:b/>
+          <w:bCs/>
+          <w:color w:val="7030A0"/>
+        </w:rPr>
+        <w:t>n - 1):</w:t>
+      </w:r>
+    </w:p>
+    <w:p>
+      <w:pPr>
+        <w:spacing w:after="0"/>
+        <w:rPr>
+          <w:b/>
+          <w:bCs/>
+          <w:color w:val="7030A0"/>
+        </w:rPr>
+      </w:pPr>
+      <w:r>
+        <w:rPr>
+          <w:b/>
+          <w:bCs/>
+          <w:color w:val="7030A0"/>
+        </w:rPr>
+        <w:t xml:space="preserve">            # Subarrays of size 2 of type [0,0] got overcounted</w:t>
+      </w:r>
+    </w:p>
+    <w:p>
+      <w:pPr>
+        <w:spacing w:after="0"/>
+        <w:rPr>
+          <w:b/>
+          <w:bCs/>
+          <w:color w:val="7030A0"/>
+        </w:rPr>
+      </w:pPr>
+      <w:r>
+        <w:rPr>
+          <w:b/>
+          <w:bCs/>
+          <w:color w:val="7030A0"/>
+        </w:rPr>
+        <w:t xml:space="preserve">            if capacity[i] == 0 and </w:t>
+      </w:r>
+      <w:proofErr w:type="gramStart"/>
+      <w:r>
+        <w:rPr>
+          <w:b/>
+          <w:bCs/>
+          <w:color w:val="7030A0"/>
+        </w:rPr>
+        <w:t>capacity[</w:t>
+      </w:r>
+      <w:proofErr w:type="gramEnd"/>
+      <w:r>
+        <w:rPr>
+          <w:b/>
+          <w:bCs/>
+          <w:color w:val="7030A0"/>
+        </w:rPr>
+        <w:t>i + 1] == 0:</w:t>
+      </w:r>
+    </w:p>
+    <w:p>
+      <w:pPr>
+        <w:spacing w:after="0"/>
+        <w:rPr>
+          <w:b/>
+          <w:bCs/>
+          <w:color w:val="7030A0"/>
+        </w:rPr>
+      </w:pPr>
+      <w:r>
+        <w:rPr>
+          <w:b/>
+          <w:bCs/>
+          <w:color w:val="7030A0"/>
+        </w:rPr>
+        <w:t xml:space="preserve">                ans -= 1</w:t>
+      </w:r>
+    </w:p>
+    <w:p>
+      <w:pPr>
+        <w:spacing w:after="0"/>
+        <w:rPr>
+          <w:b/>
+          <w:bCs/>
+          <w:color w:val="7030A0"/>
+        </w:rPr>
+      </w:pPr>
+    </w:p>
+    <w:p>
+      <w:pPr>
+        <w:spacing w:after="0"/>
+        <w:rPr>
+          <w:b/>
+          <w:bCs/>
+          <w:color w:val="7030A0"/>
+        </w:rPr>
+      </w:pPr>
+      <w:r>
+        <w:rPr>
+          <w:b/>
+          <w:bCs/>
+          <w:color w:val="7030A0"/>
+        </w:rPr>
+        <w:t xml:space="preserve">        return ans</w:t>
+      </w:r>
+    </w:p>
+    <w:p>
+      <w:pPr>
+        <w:spacing w:after="0"/>
+        <w:rPr>
+          <w:b/>
+          <w:bCs/>
+          <w:color w:val="7030A0"/>
+        </w:rPr>
+      </w:pPr>
+    </w:p>
     <w:sectPr>
       <w:pgSz w:w="11906" w:h="16838"/>
       <w:pgMar w:top="709" w:right="1440" w:bottom="993" w:left="1440" w:header="708" w:footer="708" w:gutter="0"/>
